--- a/downloads/teacher/ai-7-week-32.docx
+++ b/downloads/teacher/ai-7-week-32.docx
@@ -1938,6 +1938,396 @@
         <w:t>For the Reproducible AI Research Study, retain an annotated worked trace and the changed-case reasoning. Connect the claim to its records, units and assumptions so another investigator can challenge or reproduce it.</w:t>
       </w:r>
     </w:p>
+    <w:p>
+      <w:pPr>
+        <w:pStyle w:val="Heading1"/>
+      </w:pPr>
+      <w:r>
+        <w:t>07. Prepare, teach and assess</w:t>
+      </w:r>
+    </w:p>
+    <w:p>
+      <w:r>
+        <w:t>Teaching target: Explain the mechanism and terminology of peer review and response</w:t>
+      </w:r>
+    </w:p>
+    <w:p>
+      <w:r>
+        <w:t>Prepare the labelled worked-case picture, the matching workbook, fictional input cards and a place for individual responses. Check a local Python 3 environment before class; have a paper-trace version ready.</w:t>
+      </w:r>
+    </w:p>
+    <w:tbl>
+      <w:tblPr>
+        <w:tblStyle w:val="LightShading-Accent1"/>
+        <w:tblW w:type="auto" w:w="0"/>
+        <w:tblLook w:firstColumn="1" w:firstRow="1" w:lastColumn="0" w:lastRow="0" w:noHBand="0" w:noVBand="1" w:val="04A0"/>
+      </w:tblPr>
+      <w:tblGrid>
+        <w:gridCol w:w="3408"/>
+        <w:gridCol w:w="3408"/>
+        <w:gridCol w:w="3408"/>
+      </w:tblGrid>
+      <w:tr>
+        <w:trPr>
+          <w:tblHeader/>
+        </w:trPr>
+        <w:tc>
+          <w:tcPr>
+            <w:tcW w:type="dxa" w:w="3408"/>
+          </w:tcPr>
+          <w:p>
+            <w:r>
+              <w:t>Session</w:t>
+            </w:r>
+          </w:p>
+        </w:tc>
+        <w:tc>
+          <w:tcPr>
+            <w:tcW w:type="dxa" w:w="3408"/>
+          </w:tcPr>
+          <w:p>
+            <w:r>
+              <w:t>Plan</w:t>
+            </w:r>
+          </w:p>
+        </w:tc>
+        <w:tc>
+          <w:tcPr>
+            <w:tcW w:type="dxa" w:w="3408"/>
+          </w:tcPr>
+          <w:p>
+            <w:r>
+              <w:t>Resources</w:t>
+            </w:r>
+          </w:p>
+        </w:tc>
+      </w:tr>
+      <w:tr>
+        <w:tc>
+          <w:tcPr>
+            <w:tcW w:type="dxa" w:w="3408"/>
+          </w:tcPr>
+          <w:p>
+            <w:r>
+              <w:t>Session 1 · Understand · 45 min</w:t>
+            </w:r>
+          </w:p>
+        </w:tc>
+        <w:tc>
+          <w:tcPr>
+            <w:tcW w:type="dxa" w:w="3408"/>
+          </w:tcPr>
+          <w:p>
+            <w:r>
+              <w:t>0–7: recall and prerequisite; 7–15: inspect the concrete case and predict; 15–30: teacher models the worked trace; 30–40: learners explain a step using the text and visual; 40–45: check the core idea.</w:t>
+            </w:r>
+          </w:p>
+        </w:tc>
+        <w:tc>
+          <w:tcPr>
+            <w:tcW w:type="dxa" w:w="3408"/>
+          </w:tcPr>
+          <w:p>
+            <w:r>
+              <w:t>Sections 1–6; record the brief recall in the workbook.</w:t>
+            </w:r>
+          </w:p>
+        </w:tc>
+      </w:tr>
+      <w:tr>
+        <w:tc>
+          <w:tcPr>
+            <w:tcW w:type="dxa" w:w="3408"/>
+          </w:tcPr>
+          <w:p>
+            <w:r>
+              <w:t>Session 2 · Practise · 45 min</w:t>
+            </w:r>
+          </w:p>
+        </w:tc>
+        <w:tc>
+          <w:tcPr>
+            <w:tcW w:type="dxa" w:w="3408"/>
+          </w:tcPr>
+          <w:p>
+            <w:r>
+              <w:t>0–5: retrieve the procedure; 5–15: W2 completion practice; 15–23: explain and check with a partner; 23–30: each learner answers the misconception check; 30–40: targeted reteaching or a harder variation; 40–45: prepare the investigation.</w:t>
+            </w:r>
+          </w:p>
+        </w:tc>
+        <w:tc>
+          <w:tcPr>
+            <w:tcW w:type="dxa" w:w="3408"/>
+          </w:tcPr>
+          <w:p>
+            <w:r>
+              <w:t>Sections 7–10; use the matching workbook W2 and misconception check.</w:t>
+            </w:r>
+          </w:p>
+        </w:tc>
+      </w:tr>
+      <w:tr>
+        <w:tc>
+          <w:tcPr>
+            <w:tcW w:type="dxa" w:w="3408"/>
+          </w:tcPr>
+          <w:p>
+            <w:r>
+              <w:t>Session 3 · Investigate and transfer · 45 min</w:t>
+            </w:r>
+          </w:p>
+        </w:tc>
+        <w:tc>
+          <w:tcPr>
+            <w:tcW w:type="dxa" w:w="3408"/>
+          </w:tcPr>
+          <w:p>
+            <w:r>
+              <w:t>0–5: retrieve the decision rule; 5–20: investigate or trace; 20–30: start the independent case; 30–38: connect the project; 38–43: act on feedback; 43–45: plan the return check.</w:t>
+            </w:r>
+          </w:p>
+        </w:tc>
+        <w:tc>
+          <w:tcPr>
+            <w:tcW w:type="dxa" w:w="3408"/>
+          </w:tcPr>
+          <w:p>
+            <w:r>
+              <w:t>Sections 9 and 11–14. Give extra time to finish the full task set; use Section 15 when the week includes a coding lab.</w:t>
+            </w:r>
+          </w:p>
+        </w:tc>
+      </w:tr>
+    </w:tbl>
+    <w:p>
+      <w:r>
+        <w:t>Before class, solve the supported practice: Reviewer asks for a fitted-line baseline; author responds that the neural network is advanced, without a comparison. Show the intermediate steps and give the conclusion with its scope.</w:t>
+      </w:r>
+    </w:p>
+    <w:p>
+      <w:r>
+        <w:t>Reasoned practice answer: Teacher explanation: The response lacks evidence. Add a fair comparison under the plan or narrow the claim to the existing baseline; record any new analysis as such.</w:t>
+      </w:r>
+    </w:p>
+    <w:p>
+      <w:r>
+        <w:t>Check every learner before discussion: Use the worked case for Peer review and response. Proposed explanation: “The worked result establishes every future case”. Decide whether this explanation is supported. Point to the step or supplied fact that decides; explain your repair if needed.</w:t>
+      </w:r>
+    </w:p>
+    <w:p>
+      <w:r>
+        <w:t>Misconception repair: Agreement with a reviewer is not required, but a disagreement needs explicit reasoning and evidence.</w:t>
+      </w:r>
+    </w:p>
+    <w:p>
+      <w:r>
+        <w:t>Support: read the exact case aloud, enlarge the labelled picture, supply input cards and model only the first deciding step. Accept a spoken explanation or drawing; retain the reasoning goal.</w:t>
+      </w:r>
+    </w:p>
+    <w:p>
+      <w:r>
+        <w:t>Extension: The team only changes "photos" to "plants" without revisiting analysis. Require a prediction and a reason before comparing. Expected result: The substantive independence issue remains unresolved. Reason: Renaming records does not change their shared source objects.</w:t>
+      </w:r>
+    </w:p>
+    <w:p>
+      <w:r>
+        <w:t>Independent assessment: withhold the reserved answer until the learner has attempted the new case. Record support separately from correctness.</w:t>
+      </w:r>
+    </w:p>
+    <w:tbl>
+      <w:tblPr>
+        <w:tblStyle w:val="LightShading-Accent1"/>
+        <w:tblW w:type="auto" w:w="0"/>
+        <w:tblLook w:firstColumn="1" w:firstRow="1" w:lastColumn="0" w:lastRow="0" w:noHBand="0" w:noVBand="1" w:val="04A0"/>
+      </w:tblPr>
+      <w:tblGrid>
+        <w:gridCol w:w="2556"/>
+        <w:gridCol w:w="2556"/>
+        <w:gridCol w:w="2556"/>
+        <w:gridCol w:w="2556"/>
+      </w:tblGrid>
+      <w:tr>
+        <w:trPr>
+          <w:tblHeader/>
+        </w:trPr>
+        <w:tc>
+          <w:tcPr>
+            <w:tcW w:type="dxa" w:w="2556"/>
+          </w:tcPr>
+          <w:p>
+            <w:r>
+              <w:t>Criterion</w:t>
+            </w:r>
+          </w:p>
+        </w:tc>
+        <w:tc>
+          <w:tcPr>
+            <w:tcW w:type="dxa" w:w="2556"/>
+          </w:tcPr>
+          <w:p>
+            <w:r>
+              <w:t>Not yet</w:t>
+            </w:r>
+          </w:p>
+        </w:tc>
+        <w:tc>
+          <w:tcPr>
+            <w:tcW w:type="dxa" w:w="2556"/>
+          </w:tcPr>
+          <w:p>
+            <w:r>
+              <w:t>With support</w:t>
+            </w:r>
+          </w:p>
+        </w:tc>
+        <w:tc>
+          <w:tcPr>
+            <w:tcW w:type="dxa" w:w="2556"/>
+          </w:tcPr>
+          <w:p>
+            <w:r>
+              <w:t>Independent</w:t>
+            </w:r>
+          </w:p>
+        </w:tc>
+      </w:tr>
+      <w:tr>
+        <w:tc>
+          <w:tcPr>
+            <w:tcW w:type="dxa" w:w="2556"/>
+          </w:tcPr>
+          <w:p>
+            <w:r>
+              <w:t>Explanation</w:t>
+            </w:r>
+          </w:p>
+        </w:tc>
+        <w:tc>
+          <w:tcPr>
+            <w:tcW w:type="dxa" w:w="2556"/>
+          </w:tcPr>
+          <w:p>
+            <w:r>
+              <w:t>Names an answer without a deciding fact</w:t>
+            </w:r>
+          </w:p>
+        </w:tc>
+        <w:tc>
+          <w:tcPr>
+            <w:tcW w:type="dxa" w:w="2556"/>
+          </w:tcPr>
+          <w:p>
+            <w:r>
+              <w:t>Uses a hint to link fact and decision</w:t>
+            </w:r>
+          </w:p>
+        </w:tc>
+        <w:tc>
+          <w:tcPr>
+            <w:tcW w:type="dxa" w:w="2556"/>
+          </w:tcPr>
+          <w:p>
+            <w:r>
+              <w:t>Explains the deciding fact in own words</w:t>
+            </w:r>
+          </w:p>
+        </w:tc>
+      </w:tr>
+      <w:tr>
+        <w:tc>
+          <w:tcPr>
+            <w:tcW w:type="dxa" w:w="2556"/>
+          </w:tcPr>
+          <w:p>
+            <w:r>
+              <w:t>Trace or test</w:t>
+            </w:r>
+          </w:p>
+        </w:tc>
+        <w:tc>
+          <w:tcPr>
+            <w:tcW w:type="dxa" w:w="2556"/>
+          </w:tcPr>
+          <w:p>
+            <w:r>
+              <w:t>Cannot connect input and result</w:t>
+            </w:r>
+          </w:p>
+        </w:tc>
+        <w:tc>
+          <w:tcPr>
+            <w:tcW w:type="dxa" w:w="2556"/>
+          </w:tcPr>
+          <w:p>
+            <w:r>
+              <w:t>Completes steps with prompts</w:t>
+            </w:r>
+          </w:p>
+        </w:tc>
+        <w:tc>
+          <w:tcPr>
+            <w:tcW w:type="dxa" w:w="2556"/>
+          </w:tcPr>
+          <w:p>
+            <w:r>
+              <w:t>Traces or tests a changed case accurately</w:t>
+            </w:r>
+          </w:p>
+        </w:tc>
+      </w:tr>
+      <w:tr>
+        <w:tc>
+          <w:tcPr>
+            <w:tcW w:type="dxa" w:w="2556"/>
+          </w:tcPr>
+          <w:p>
+            <w:r>
+              <w:t>Limits and revision</w:t>
+            </w:r>
+          </w:p>
+        </w:tc>
+        <w:tc>
+          <w:tcPr>
+            <w:tcW w:type="dxa" w:w="2556"/>
+          </w:tcPr>
+          <w:p>
+            <w:r>
+              <w:t>Claims more than evidence supports</w:t>
+            </w:r>
+          </w:p>
+        </w:tc>
+        <w:tc>
+          <w:tcPr>
+            <w:tcW w:type="dxa" w:w="2556"/>
+          </w:tcPr>
+          <w:p>
+            <w:r>
+              <w:t>Names a limit after a prompt</w:t>
+            </w:r>
+          </w:p>
+        </w:tc>
+        <w:tc>
+          <w:tcPr>
+            <w:tcW w:type="dxa" w:w="2556"/>
+          </w:tcPr>
+          <w:p>
+            <w:r>
+              <w:t>States a defensible limit and useful next test</w:t>
+            </w:r>
+          </w:p>
+        </w:tc>
+      </w:tr>
+    </w:tbl>
+    <w:p>
+      <w:r>
+        <w:t>Project checkpoint: Present and defend. Demonstrate the system, explain one failure and justify the next improvement with evidence.</w:t>
+      </w:r>
+    </w:p>
+    <w:p>
+      <w:r>
+        <w:t>Use the weekly teacher answer for topic-specific reasoning. A saved progress tick is an activity record; judge mastery from the learner’s explanation and evidence.</w:t>
+      </w:r>
+    </w:p>
     <w:sectPr>
       <w:pgSz w:w="12240" w:h="15840"/>
       <w:pgMar w:top="936" w:right="1008" w:bottom="936" w:left="1008" w:header="720" w:footer="720" w:gutter="0"/>

--- a/downloads/teacher/ai-7-week-32.docx
+++ b/downloads/teacher/ai-7-week-32.docx
@@ -2328,6 +2328,39 @@
         <w:t>Use the weekly teacher answer for topic-specific reasoning. A saved progress tick is an activity record; judge mastery from the learner’s explanation and evidence.</w:t>
       </w:r>
     </w:p>
+    <w:p>
+      <w:pPr>
+        <w:pStyle w:val="Heading1"/>
+      </w:pPr>
+      <w:r>
+        <w:t>08. Use feedback, labs and repair paths</w:t>
+      </w:r>
+    </w:p>
+    <w:p>
+      <w:r>
+        <w:t>Use the two formative questions as supported practice, not as independent mastery scores. Discuss the deciding evidence rather than accepting a guessed selection.</w:t>
+      </w:r>
+    </w:p>
+    <w:p>
+      <w:r>
+        <w:t>The feedback comes from the reviewed public worked case. Do not reveal the separately reserved independent teacher answer until the learner has attempted that case.</w:t>
+      </w:r>
+    </w:p>
+    <w:p>
+      <w:r>
+        <w:t>Ask students to predict before running code. Preserve errors and actual outputs; collect a changed test and an explanation. The branch-boundary and indexing lessons deliberately include failure cases.</w:t>
+      </w:r>
+    </w:p>
+    <w:p>
+      <w:r>
+        <w:t>Use the earlier worked-explanation links to address a specific missing building block, then return to the current question. Adapt this suggestion after observing the learner; it is not an automatic diagnosis.</w:t>
+      </w:r>
+    </w:p>
+    <w:p>
+      <w:r>
+        <w:t>Collect the completed-work portfolio as evidence. Record support separately from correctness, and assess explanation, trace/test and limitations. Progress ticks and quiz selections alone do not establish mastery.</w:t>
+      </w:r>
+    </w:p>
     <w:sectPr>
       <w:pgSz w:w="12240" w:h="15840"/>
       <w:pgMar w:top="936" w:right="1008" w:bottom="936" w:left="1008" w:header="720" w:footer="720" w:gutter="0"/>

--- a/downloads/teacher/ai-7-week-32.docx
+++ b/downloads/teacher/ai-7-week-32.docx
@@ -29,16 +29,39 @@
       </w:r>
     </w:p>
     <w:p>
-      <w:pPr>
-        <w:pStyle w:val="Heading3"/>
-      </w:pPr>
-      <w:r>
-        <w:t>Teach the learning cycle</w:t>
+      <w:r>
+        <w:t>Prepare Peer review and response: check the target, prerequisites, resources and adaptable teaching schedule.</w:t>
       </w:r>
     </w:p>
     <w:p>
-      <w:r>
-        <w:t>Primary target: Explain the mechanism and terminology of peer review and response</w:t>
+      <w:pPr>
+        <w:pStyle w:val="Heading3"/>
+      </w:pPr>
+      <w:r>
+        <w:t>Teach the learning cycle</w:t>
+      </w:r>
+    </w:p>
+    <w:p>
+      <w:pPr>
+        <w:spacing w:line="336" w:lineRule="auto" w:after="180"/>
+      </w:pPr>
+      <w:r>
+        <w:rPr>
+          <w:b w:val="0"/>
+        </w:rPr>
+        <w:t xml:space="preserve">Primary target: Explain the </w:t>
+      </w:r>
+      <w:r>
+        <w:rPr>
+          <w:b/>
+        </w:rPr>
+        <w:t>mechanism</w:t>
+      </w:r>
+      <w:r>
+        <w:rPr>
+          <w:b w:val="0"/>
+        </w:rPr>
+        <w:t xml:space="preserve"> and terminology of peer review and response</w:t>
       </w:r>
     </w:p>
     <w:tbl>
@@ -185,16 +208,37 @@
       </w:tr>
     </w:tbl>
     <w:p>
-      <w:r>
-        <w:t>This is a starting allocation of 135 minutes, not a validated duration. Preserve all named topics. Schedule extra time for connected examples, the full investigation, independent cases and project building. Repeated copies of a case share one recorded attempt; they are not new evidence.</w:t>
+      <w:pPr>
+        <w:spacing w:line="336" w:lineRule="auto" w:after="180"/>
+      </w:pPr>
+      <w:r>
+        <w:rPr>
+          <w:b w:val="0"/>
+        </w:rPr>
+        <w:t>This is a starting allocation of 135 minutes, not a validated duration. Preserve all named topics. Schedule extra time for connected examples, the full investigation, independent cases and project building.</w:t>
       </w:r>
     </w:p>
     <w:p>
       <w:pPr>
-        <w:pStyle w:val="Heading3"/>
-      </w:pPr>
-      <w:r>
-        <w:t>Retrieval answer guidance</w:t>
+        <w:spacing w:line="336" w:lineRule="auto" w:after="180"/>
+      </w:pPr>
+      <w:r>
+        <w:rPr>
+          <w:b w:val="0"/>
+        </w:rPr>
+        <w:t xml:space="preserve">Repeated copies of a case share one recorded attempt; they are not new </w:t>
+      </w:r>
+      <w:r>
+        <w:rPr>
+          <w:b/>
+        </w:rPr>
+        <w:t>evidence</w:t>
+      </w:r>
+      <w:r>
+        <w:rPr>
+          <w:b w:val="0"/>
+        </w:rPr>
+        <w:t>.</w:t>
       </w:r>
     </w:p>
     <w:p>
@@ -202,178 +246,702 @@
         <w:pStyle w:val="Heading3"/>
       </w:pPr>
       <w:r>
-        <w:t>Writing results and limitations</w:t>
+        <w:t>Retrieval answer guidance</w:t>
       </w:r>
     </w:p>
     <w:p>
-      <w:r>
-        <w:t>Without opening the old lesson, explain one key idea from Writing results and limitations. Give an example and a mistake that the idea helps you avoid.</w:t>
+      <w:pPr>
+        <w:pStyle w:val="Heading3"/>
+      </w:pPr>
+      <w:r>
+        <w:t>Writing results and limitations</w:t>
       </w:r>
     </w:p>
     <w:p>
-      <w:r>
-        <w:t>Look for: Explain the mechanism and terminology of writing results and limitations</w:t>
+      <w:pPr>
+        <w:spacing w:line="336" w:lineRule="auto" w:after="180"/>
+      </w:pPr>
+      <w:r>
+        <w:rPr>
+          <w:b w:val="0"/>
+        </w:rPr>
+        <w:t>Without opening the old lesson, explain one key idea from Writing results and limitations. Give an example and a mistake that the idea helps you avoid.</w:t>
       </w:r>
     </w:p>
     <w:p>
-      <w:r>
-        <w:t>Reference example, not the only acceptable wording: Teacher explanation: Results and limitations should state observed estimates before interpreting them. Separate measured comparisons from causal or deployment claims. Give counts, denominators, effect sizes, valid uncertainty and failed conditions. State missing evidence and preserve the original primary outcome.</w:t>
+      <w:pPr>
+        <w:spacing w:line="336" w:lineRule="auto" w:after="180"/>
+      </w:pPr>
+      <w:r>
+        <w:rPr>
+          <w:b w:val="0"/>
+        </w:rPr>
+        <w:t xml:space="preserve">Look for: Explain the </w:t>
+      </w:r>
+      <w:r>
+        <w:rPr>
+          <w:b/>
+        </w:rPr>
+        <w:t>mechanism</w:t>
+      </w:r>
+      <w:r>
+        <w:rPr>
+          <w:b w:val="0"/>
+        </w:rPr>
+        <w:t xml:space="preserve"> and terminology of writing results and limitations</w:t>
       </w:r>
     </w:p>
     <w:p>
       <w:pPr>
-        <w:pStyle w:val="Heading3"/>
-      </w:pPr>
-      <w:r>
-        <w:t>Figures that preserve evidence</w:t>
+        <w:spacing w:line="336" w:lineRule="auto" w:after="180"/>
+      </w:pPr>
+      <w:r>
+        <w:rPr>
+          <w:b w:val="0"/>
+        </w:rPr>
+        <w:t>Reference example, not the only acceptable wording: Teacher explanation: Results and limitations should state observed estimates before interpreting them. Separate measured comparisons from causal or deployment claims.</w:t>
       </w:r>
     </w:p>
     <w:p>
-      <w:r>
-        <w:t>Without opening the old lesson, explain one key idea from Figures that preserve evidence. Give an example and a mistake that the idea helps you avoid.</w:t>
+      <w:pPr>
+        <w:spacing w:line="336" w:lineRule="auto" w:after="180"/>
+      </w:pPr>
+      <w:r>
+        <w:rPr>
+          <w:b w:val="0"/>
+        </w:rPr>
+        <w:t xml:space="preserve">Give counts, denominators, effect sizes, valid uncertainty and failed conditions. State missing </w:t>
+      </w:r>
+      <w:r>
+        <w:rPr>
+          <w:b/>
+        </w:rPr>
+        <w:t>evidence</w:t>
+      </w:r>
+      <w:r>
+        <w:rPr>
+          <w:b w:val="0"/>
+        </w:rPr>
+        <w:t xml:space="preserve"> and preserve the original primary outcome.</w:t>
       </w:r>
     </w:p>
     <w:p>
-      <w:r>
-        <w:t>Look for: Explain the mechanism and terminology of figures that preserve evidence</w:t>
+      <w:pPr>
+        <w:pStyle w:val="Heading3"/>
+      </w:pPr>
+      <w:r>
+        <w:t>Figures that preserve evidence</w:t>
       </w:r>
     </w:p>
     <w:p>
-      <w:r>
-        <w:t>Reference example, not the only acceptable wording: Teacher explanation: Figures should preserve denominators, scales and uncertainty rather than exaggerate the preferred comparison. A plot is a representation of evidence, not extra evidence. Label axes, units, cases and scope. For simple comparative bars use a zero baseline or explicitly justify another plot. Show condition breakdowns and unassessed counts where relevant.</w:t>
+      <w:pPr>
+        <w:spacing w:line="336" w:lineRule="auto" w:after="180"/>
+      </w:pPr>
+      <w:r>
+        <w:rPr>
+          <w:b w:val="0"/>
+        </w:rPr>
+        <w:t xml:space="preserve">Without opening the old lesson, explain one key idea from Figures that preserve </w:t>
+      </w:r>
+      <w:r>
+        <w:rPr>
+          <w:b/>
+        </w:rPr>
+        <w:t>evidence</w:t>
+      </w:r>
+      <w:r>
+        <w:rPr>
+          <w:b w:val="0"/>
+        </w:rPr>
+        <w:t>. Give an example and a mistake that the idea helps you avoid.</w:t>
       </w:r>
     </w:p>
     <w:p>
       <w:pPr>
-        <w:pStyle w:val="Heading3"/>
-      </w:pPr>
-      <w:r>
-        <w:t>Inspecting failures and anomalies</w:t>
+        <w:spacing w:line="336" w:lineRule="auto" w:after="180"/>
+      </w:pPr>
+      <w:r>
+        <w:rPr>
+          <w:b w:val="0"/>
+        </w:rPr>
+        <w:t xml:space="preserve">Look for: Explain the </w:t>
+      </w:r>
+      <w:r>
+        <w:rPr>
+          <w:b/>
+        </w:rPr>
+        <w:t>mechanism</w:t>
+      </w:r>
+      <w:r>
+        <w:rPr>
+          <w:b w:val="0"/>
+        </w:rPr>
+        <w:t xml:space="preserve"> and terminology of figures that preserve </w:t>
+      </w:r>
+      <w:r>
+        <w:rPr>
+          <w:b/>
+        </w:rPr>
+        <w:t>evidence</w:t>
       </w:r>
     </w:p>
     <w:p>
-      <w:r>
-        <w:t>Without opening the old lesson, explain one key idea from Inspecting failures and anomalies. Give an example and a mistake that the idea helps you avoid.</w:t>
+      <w:pPr>
+        <w:spacing w:line="336" w:lineRule="auto" w:after="180"/>
+      </w:pPr>
+      <w:r>
+        <w:rPr>
+          <w:b w:val="0"/>
+        </w:rPr>
+        <w:t>Reference example, not the only acceptable wording: Teacher explanation: Figures should preserve denominators, scales and uncertainty rather than exaggerate the preferred comparison.</w:t>
       </w:r>
     </w:p>
     <w:p>
-      <w:r>
-        <w:t>Look for: Explain the mechanism and terminology of inspecting failures and anomalies</w:t>
+      <w:pPr>
+        <w:spacing w:line="336" w:lineRule="auto" w:after="180"/>
+      </w:pPr>
+      <w:r>
+        <w:rPr>
+          <w:b w:val="0"/>
+        </w:rPr>
+        <w:t xml:space="preserve">A plot is a representation of </w:t>
+      </w:r>
+      <w:r>
+        <w:rPr>
+          <w:b/>
+        </w:rPr>
+        <w:t>evidence</w:t>
+      </w:r>
+      <w:r>
+        <w:rPr>
+          <w:b w:val="0"/>
+        </w:rPr>
+        <w:t xml:space="preserve">, not extra </w:t>
+      </w:r>
+      <w:r>
+        <w:rPr>
+          <w:b/>
+        </w:rPr>
+        <w:t>evidence</w:t>
+      </w:r>
+      <w:r>
+        <w:rPr>
+          <w:b w:val="0"/>
+        </w:rPr>
+        <w:t>. Label axes, units, cases and scope. For simple comparative bars use a zero baseline or explicitly justify another plot.</w:t>
       </w:r>
     </w:p>
     <w:p>
-      <w:r>
-        <w:t>Reference example, not the only acceptable wording: Teacher explanation: Failure inspection generates explanations to test. An unusual result is not automatically a bad data point. Compare raw outputs, input validity and procedure traces. Correct demonstrable measurement errors with provenance; retain valid unusual observations. Label post-result investigations exploratory.</w:t>
+      <w:pPr>
+        <w:spacing w:line="336" w:lineRule="auto" w:after="180"/>
+      </w:pPr>
+      <w:r>
+        <w:rPr>
+          <w:b w:val="0"/>
+        </w:rPr>
+        <w:t>Show condition breakdowns and unassessed counts where relevant.</w:t>
       </w:r>
     </w:p>
     <w:p>
-      <w:r>
-        <w:t>Two 45-minute sessions. Peer review challenges evidence, method and clarity. Responses should explain changes with artifacts rather than merely defend the original wording. Use the supplied constructed scenarios to make the mechanism inspectable. Collect W4 before sharing solutions. Students should name intermediate evidence and limitations; classroom pacing and learning effectiveness remain unvalidated.</w:t>
+      <w:pPr>
+        <w:pStyle w:val="Heading3"/>
+      </w:pPr>
+      <w:r>
+        <w:t>Inspecting failures and anomalies</w:t>
       </w:r>
     </w:p>
     <w:p>
       <w:pPr>
-        <w:pStyle w:val="Heading3"/>
-      </w:pPr>
-      <w:r>
-        <w:t>Outcomes</w:t>
+        <w:spacing w:line="336" w:lineRule="auto" w:after="180"/>
+      </w:pPr>
+      <w:r>
+        <w:rPr>
+          <w:b w:val="0"/>
+        </w:rPr>
+        <w:t>Without opening the old lesson, explain one key idea from Inspecting failures and anomalies. Give an example and a mistake that the idea helps you avoid.</w:t>
       </w:r>
     </w:p>
     <w:p>
-      <w:r>
-        <w:t>Explain the mechanism and terminology of peer review and response</w:t>
+      <w:pPr>
+        <w:spacing w:line="336" w:lineRule="auto" w:after="180"/>
+      </w:pPr>
+      <w:r>
+        <w:rPr>
+          <w:b w:val="0"/>
+        </w:rPr>
+        <w:t xml:space="preserve">Look for: Explain the </w:t>
+      </w:r>
+      <w:r>
+        <w:rPr>
+          <w:b/>
+        </w:rPr>
+        <w:t>mechanism</w:t>
+      </w:r>
+      <w:r>
+        <w:rPr>
+          <w:b w:val="0"/>
+        </w:rPr>
+        <w:t xml:space="preserve"> and terminology of inspecting failures and anomalies</w:t>
       </w:r>
     </w:p>
     <w:p>
-      <w:r>
-        <w:t>Apply the stated procedure to a new case with a traceable result</w:t>
+      <w:pPr>
+        <w:spacing w:line="336" w:lineRule="auto" w:after="180"/>
+      </w:pPr>
+      <w:r>
+        <w:rPr>
+          <w:b w:val="0"/>
+        </w:rPr>
+        <w:t>Reference example, not the only acceptable wording: Teacher explanation: Failure inspection generates explanations to test. An unusual result is not automatically a bad data point.</w:t>
       </w:r>
     </w:p>
     <w:p>
-      <w:r>
-        <w:t>Identify an assumption or limitation and design a revealing follow-up</w:t>
+      <w:pPr>
+        <w:spacing w:line="336" w:lineRule="auto" w:after="180"/>
+      </w:pPr>
+      <w:r>
+        <w:rPr>
+          <w:b w:val="0"/>
+        </w:rPr>
+        <w:t xml:space="preserve">Compare raw </w:t>
+      </w:r>
+      <w:r>
+        <w:rPr>
+          <w:b/>
+        </w:rPr>
+        <w:t>output</w:t>
+      </w:r>
+      <w:r>
+        <w:rPr>
+          <w:b w:val="0"/>
+        </w:rPr>
+        <w:t xml:space="preserve">s, </w:t>
+      </w:r>
+      <w:r>
+        <w:rPr>
+          <w:b/>
+        </w:rPr>
+        <w:t>input</w:t>
+      </w:r>
+      <w:r>
+        <w:rPr>
+          <w:b w:val="0"/>
+        </w:rPr>
+        <w:t xml:space="preserve"> validity and procedure traces. Correct demonstrable measurement errors with provenance; retain valid unusual </w:t>
+      </w:r>
+      <w:r>
+        <w:rPr>
+          <w:b/>
+        </w:rPr>
+        <w:t>observation</w:t>
+      </w:r>
+      <w:r>
+        <w:rPr>
+          <w:b w:val="0"/>
+        </w:rPr>
+        <w:t>s. Label post-result investigations exploratory.</w:t>
       </w:r>
     </w:p>
     <w:p>
       <w:pPr>
-        <w:pStyle w:val="Heading3"/>
-      </w:pPr>
-      <w:r>
-        <w:t>Preparation</w:t>
+        <w:spacing w:line="336" w:lineRule="auto" w:after="180"/>
+      </w:pPr>
+      <w:r>
+        <w:rPr>
+          <w:b w:val="0"/>
+        </w:rPr>
+        <w:t xml:space="preserve">Two 45-minute sessions. Peer review challenges </w:t>
+      </w:r>
+      <w:r>
+        <w:rPr>
+          <w:b/>
+        </w:rPr>
+        <w:t>evidence</w:t>
+      </w:r>
+      <w:r>
+        <w:rPr>
+          <w:b w:val="0"/>
+        </w:rPr>
+        <w:t>, method and clarity. Responses should explain changes with artifacts rather than merely defend the original wording.</w:t>
       </w:r>
     </w:p>
     <w:p>
-      <w:r>
-        <w:t>Lesson and workbook; paper and pencil</w:t>
+      <w:pPr>
+        <w:spacing w:line="336" w:lineRule="auto" w:after="180"/>
+      </w:pPr>
+      <w:r>
+        <w:rPr>
+          <w:b w:val="0"/>
+        </w:rPr>
+        <w:t xml:space="preserve">Use the supplied constructed scenarios to make the </w:t>
+      </w:r>
+      <w:r>
+        <w:rPr>
+          <w:b/>
+        </w:rPr>
+        <w:t>mechanism</w:t>
+      </w:r>
+      <w:r>
+        <w:rPr>
+          <w:b w:val="0"/>
+        </w:rPr>
+        <w:t xml:space="preserve"> inspectable. Collect W4 before sharing solutions.</w:t>
       </w:r>
     </w:p>
     <w:p>
-      <w:r>
-        <w:t>Calculator and optional local Python 3 for arithmetic; no live API or private data</w:t>
+      <w:pPr>
+        <w:spacing w:line="336" w:lineRule="auto" w:after="180"/>
+      </w:pPr>
+      <w:r>
+        <w:rPr>
+          <w:b w:val="0"/>
+        </w:rPr>
+        <w:t xml:space="preserve">Students should name intermediate </w:t>
+      </w:r>
+      <w:r>
+        <w:rPr>
+          <w:b/>
+        </w:rPr>
+        <w:t>evidence</w:t>
+      </w:r>
+      <w:r>
+        <w:rPr>
+          <w:b w:val="0"/>
+        </w:rPr>
+        <w:t xml:space="preserve"> and limitations; classroom pacing and learning effectiveness remain unvalidated.</w:t>
       </w:r>
     </w:p>
     <w:p>
-      <w:r>
-        <w:t>Prepare the fresh retry separately and withhold its solution until after collection</w:t>
+      <w:pPr>
+        <w:pStyle w:val="Heading3"/>
+      </w:pPr>
+      <w:r>
+        <w:t>Outcomes</w:t>
       </w:r>
     </w:p>
     <w:p>
       <w:pPr>
-        <w:pStyle w:val="Heading3"/>
-      </w:pPr>
-      <w:r>
-        <w:t>Prerequisite answer</w:t>
+        <w:spacing w:line="336" w:lineRule="auto" w:after="180"/>
+      </w:pPr>
+      <w:r>
+        <w:rPr>
+          <w:b w:val="0"/>
+        </w:rPr>
+        <w:t xml:space="preserve">Explain the </w:t>
+      </w:r>
+      <w:r>
+        <w:rPr>
+          <w:b/>
+        </w:rPr>
+        <w:t>mechanism</w:t>
+      </w:r>
+      <w:r>
+        <w:rPr>
+          <w:b w:val="0"/>
+        </w:rPr>
+        <w:t xml:space="preserve"> and terminology of peer review and response</w:t>
       </w:r>
     </w:p>
     <w:p>
-      <w:r>
-        <w:t>A result depends on the inputs, procedure and conditions that produced it. Preserve data roles and distinguish observed outcomes from predictions or unmeasured conditions. If the prior concept cannot be explained, use a short retrieval activity before this chapter.</w:t>
+      <w:pPr>
+        <w:spacing w:line="336" w:lineRule="auto" w:after="180"/>
+      </w:pPr>
+      <w:r>
+        <w:rPr>
+          <w:b w:val="0"/>
+        </w:rPr>
+        <w:t>Apply the stated procedure to a new case with a traceable result</w:t>
       </w:r>
     </w:p>
     <w:p>
       <w:pPr>
-        <w:pStyle w:val="Heading3"/>
-      </w:pPr>
-      <w:r>
-        <w:t>End goal for the pictorial case</w:t>
+        <w:spacing w:line="336" w:lineRule="auto" w:after="180"/>
+      </w:pPr>
+      <w:r>
+        <w:rPr>
+          <w:b w:val="0"/>
+        </w:rPr>
+        <w:t>Identify an assumption or limitation and design a revealing follow-up</w:t>
       </w:r>
     </w:p>
     <w:p>
-      <w:r>
-        <w:t>Explain peer review and response using the records and boundaries of this fictional investigation.</w:t>
+      <w:pPr>
+        <w:pStyle w:val="Heading3"/>
+      </w:pPr>
+      <w:r>
+        <w:t>Preparation</w:t>
       </w:r>
     </w:p>
     <w:p>
-      <w:r>
-        <w:t>This added worked case illustrates the week’s main idea. Retain all original and connected topics; schedule its practice within the teaching cycle.</w:t>
+      <w:pPr>
+        <w:spacing w:line="336" w:lineRule="auto" w:after="180"/>
+      </w:pPr>
+      <w:r>
+        <w:rPr>
+          <w:b w:val="0"/>
+        </w:rPr>
+        <w:t>Lesson and workbook; paper and pencil</w:t>
       </w:r>
     </w:p>
     <w:p>
       <w:pPr>
-        <w:pStyle w:val="Heading1"/>
-      </w:pPr>
-      <w:r>
-        <w:t>02. Explain and model the mechanism</w:t>
+        <w:spacing w:line="336" w:lineRule="auto" w:after="180"/>
+      </w:pPr>
+      <w:r>
+        <w:rPr>
+          <w:b w:val="0"/>
+        </w:rPr>
+        <w:t>Calculator and optional local Python 3 for arithmetic; no live API or private data</w:t>
       </w:r>
     </w:p>
     <w:p>
-      <w:r>
-        <w:t>Peer review challenges evidence, method and clarity. Responses should explain changes with artifacts rather than merely defend the original wording.</w:t>
+      <w:pPr>
+        <w:spacing w:line="336" w:lineRule="auto" w:after="180"/>
+      </w:pPr>
+      <w:r>
+        <w:rPr>
+          <w:b w:val="0"/>
+        </w:rPr>
+        <w:t>Prepare the fresh retry separately and withhold its solution until after collection</w:t>
       </w:r>
     </w:p>
     <w:p>
-      <w:r>
-        <w:t>Begin by writing the question the procedure is intended to answer. Identify the information already supplied, the information it will produce and the information still missing. These are constructed classroom examples; they do not require live accounts, private records or an external service. Do not treat a plausible explanation as a measured outcome.</w:t>
+      <w:pPr>
+        <w:pStyle w:val="Heading3"/>
+      </w:pPr>
+      <w:r>
+        <w:t>Prerequisite answer</w:t>
       </w:r>
     </w:p>
     <w:p>
-      <w:r>
-        <w:t>For each comment record concern, response, change location and new evidence if needed. If no new evidence exists, narrow the claim instead of promising an unperformed test.</w:t>
+      <w:pPr>
+        <w:spacing w:line="336" w:lineRule="auto" w:after="180"/>
+      </w:pPr>
+      <w:r>
+        <w:rPr>
+          <w:b w:val="0"/>
+        </w:rPr>
+        <w:t xml:space="preserve">A result depends on the </w:t>
+      </w:r>
+      <w:r>
+        <w:rPr>
+          <w:b/>
+        </w:rPr>
+        <w:t>input</w:t>
+      </w:r>
+      <w:r>
+        <w:rPr>
+          <w:b w:val="0"/>
+        </w:rPr>
+        <w:t xml:space="preserve">s, procedure and conditions that produced it. Preserve data roles and distinguish observed outcomes from </w:t>
+      </w:r>
+      <w:r>
+        <w:rPr>
+          <w:b/>
+        </w:rPr>
+        <w:t>prediction</w:t>
+      </w:r>
+      <w:r>
+        <w:rPr>
+          <w:b w:val="0"/>
+        </w:rPr>
+        <w:t>s or unmeasured conditions.</w:t>
       </w:r>
     </w:p>
     <w:p>
-      <w:r>
-        <w:t>Before applying the procedure, write its units, denominator or decision boundary where relevant. A partner should be able to repeat each step using the same inputs. If a required input is absent or violates the stated contract, record that condition explicitly instead of quietly replacing it with a convenient value.</w:t>
+      <w:pPr>
+        <w:spacing w:line="336" w:lineRule="auto" w:after="180"/>
+      </w:pPr>
+      <w:r>
+        <w:rPr>
+          <w:b w:val="0"/>
+        </w:rPr>
+        <w:t>If the prior concept cannot be explained, use a short retrieval activity before this chapter.</w:t>
+      </w:r>
+    </w:p>
+    <w:p>
+      <w:pPr>
+        <w:pStyle w:val="Heading3"/>
+      </w:pPr>
+      <w:r>
+        <w:t>End goal for the pictorial case</w:t>
+      </w:r>
+    </w:p>
+    <w:p>
+      <w:pPr>
+        <w:spacing w:line="336" w:lineRule="auto" w:after="180"/>
+      </w:pPr>
+      <w:r>
+        <w:rPr>
+          <w:b w:val="0"/>
+        </w:rPr>
+        <w:t>Explain peer review and response using the records and boundaries of this fictional investigation.</w:t>
+      </w:r>
+    </w:p>
+    <w:p>
+      <w:pPr>
+        <w:spacing w:line="336" w:lineRule="auto" w:after="180"/>
+      </w:pPr>
+      <w:r>
+        <w:rPr>
+          <w:b w:val="0"/>
+        </w:rPr>
+        <w:t>This added worked case illustrates the week’s main idea. Retain all original and connected topics; schedule its practice within the teaching cycle.</w:t>
+      </w:r>
+    </w:p>
+    <w:p>
+      <w:pPr>
+        <w:pStyle w:val="Heading1"/>
+      </w:pPr>
+      <w:r>
+        <w:t>02. Explain and model the mechanism</w:t>
+      </w:r>
+    </w:p>
+    <w:p>
+      <w:r>
+        <w:t>Model Peer review and response using the supplied case, labelled mechanism and reasoning. Make the scope of each conclusion explicit.</w:t>
+      </w:r>
+    </w:p>
+    <w:p>
+      <w:pPr>
+        <w:spacing w:line="336" w:lineRule="auto" w:after="180"/>
+      </w:pPr>
+      <w:r>
+        <w:rPr>
+          <w:b w:val="0"/>
+        </w:rPr>
+        <w:t xml:space="preserve">Peer review challenges </w:t>
+      </w:r>
+      <w:r>
+        <w:rPr>
+          <w:b/>
+        </w:rPr>
+        <w:t>evidence</w:t>
+      </w:r>
+      <w:r>
+        <w:rPr>
+          <w:b w:val="0"/>
+        </w:rPr>
+        <w:t>, method and clarity. Responses should explain changes with artifacts rather than merely defend the original wording.</w:t>
+      </w:r>
+    </w:p>
+    <w:p>
+      <w:pPr>
+        <w:pStyle w:val="Heading3"/>
+      </w:pPr>
+      <w:r>
+        <w:t>Explain Peer review and response · 1</w:t>
+      </w:r>
+    </w:p>
+    <w:p>
+      <w:pPr>
+        <w:spacing w:line="336" w:lineRule="auto" w:after="180"/>
+      </w:pPr>
+      <w:r>
+        <w:rPr>
+          <w:b w:val="0"/>
+        </w:rPr>
+        <w:t>Begin by writing the question the procedure is intended to answer. Identify the information already supplied, the information it will produce and the information still missing.</w:t>
+      </w:r>
+    </w:p>
+    <w:p>
+      <w:pPr>
+        <w:spacing w:line="336" w:lineRule="auto" w:after="180"/>
+      </w:pPr>
+      <w:r>
+        <w:rPr>
+          <w:b w:val="0"/>
+        </w:rPr>
+        <w:t>These are constructed classroom examples; they do not require live accounts, private records or an external service. Do not treat a plausible explanation as a measured outcome.</w:t>
+      </w:r>
+    </w:p>
+    <w:p>
+      <w:pPr>
+        <w:spacing w:line="336" w:lineRule="auto" w:after="180"/>
+      </w:pPr>
+      <w:r>
+        <w:rPr>
+          <w:b w:val="0"/>
+        </w:rPr>
+        <w:t xml:space="preserve">For each comment record concern, response, change location and new </w:t>
+      </w:r>
+      <w:r>
+        <w:rPr>
+          <w:b/>
+        </w:rPr>
+        <w:t>evidence</w:t>
+      </w:r>
+      <w:r>
+        <w:rPr>
+          <w:b w:val="0"/>
+        </w:rPr>
+        <w:t xml:space="preserve"> if needed. If no new </w:t>
+      </w:r>
+      <w:r>
+        <w:rPr>
+          <w:b/>
+        </w:rPr>
+        <w:t>evidence</w:t>
+      </w:r>
+      <w:r>
+        <w:rPr>
+          <w:b w:val="0"/>
+        </w:rPr>
+        <w:t xml:space="preserve"> exists, narrow the claim instead of promising an unperformed test.</w:t>
+      </w:r>
+    </w:p>
+    <w:p>
+      <w:pPr>
+        <w:pStyle w:val="Heading3"/>
+      </w:pPr>
+      <w:r>
+        <w:t>Explain Peer review and response · 2</w:t>
+      </w:r>
+    </w:p>
+    <w:p>
+      <w:pPr>
+        <w:spacing w:line="336" w:lineRule="auto" w:after="180"/>
+      </w:pPr>
+      <w:r>
+        <w:rPr>
+          <w:b w:val="0"/>
+        </w:rPr>
+        <w:t xml:space="preserve">Before applying the procedure, write its units, denominator or decision boundary where relevant. A partner should be able to repeat each step using the same </w:t>
+      </w:r>
+      <w:r>
+        <w:rPr>
+          <w:b/>
+        </w:rPr>
+        <w:t>input</w:t>
+      </w:r>
+      <w:r>
+        <w:rPr>
+          <w:b w:val="0"/>
+        </w:rPr>
+        <w:t>s.</w:t>
+      </w:r>
+    </w:p>
+    <w:p>
+      <w:pPr>
+        <w:spacing w:line="336" w:lineRule="auto" w:after="180"/>
+      </w:pPr>
+      <w:r>
+        <w:rPr>
+          <w:b w:val="0"/>
+        </w:rPr>
+        <w:t xml:space="preserve">If a required </w:t>
+      </w:r>
+      <w:r>
+        <w:rPr>
+          <w:b/>
+        </w:rPr>
+        <w:t>input</w:t>
+      </w:r>
+      <w:r>
+        <w:rPr>
+          <w:b w:val="0"/>
+        </w:rPr>
+        <w:t xml:space="preserve"> is absent or violates the stated contract, record that condition explicitly instead of quietly replacing it with a convenient value.</w:t>
       </w:r>
     </w:p>
     <w:tbl>
@@ -571,36 +1139,234 @@
       </w:r>
     </w:p>
     <w:p>
-      <w:r>
-        <w:t>Guided: The response lacks evidence. Add a fair comparison under the plan or narrow the claim to the existing baseline; record any new analysis as such. Qualification: Agreement with a reviewer is not required, but a disagreement needs explicit reasoning and evidence. Exit: accept a concrete variation with its predicted outcome and a stated condition that would challenge the mechanism; reject a claim resting on unmeasured evidence.</w:t>
+      <w:pPr>
+        <w:pStyle w:val="Heading3"/>
+      </w:pPr>
+      <w:r>
+        <w:t>Explain Peer review and response · 3</w:t>
       </w:r>
     </w:p>
     <w:p>
       <w:pPr>
-        <w:pStyle w:val="Heading3"/>
-      </w:pPr>
-      <w:r>
-        <w:t>Model the reasoning aloud</w:t>
+        <w:spacing w:line="336" w:lineRule="auto" w:after="180"/>
+      </w:pPr>
+      <w:r>
+        <w:rPr>
+          <w:b w:val="0"/>
+        </w:rPr>
+        <w:t xml:space="preserve">Guided: The response lacks </w:t>
+      </w:r>
+      <w:r>
+        <w:rPr>
+          <w:b/>
+        </w:rPr>
+        <w:t>evidence</w:t>
+      </w:r>
+      <w:r>
+        <w:rPr>
+          <w:b w:val="0"/>
+        </w:rPr>
+        <w:t>. Add a fair comparison under the plan or narrow the claim to the existing baseline; record any new analysis as such.</w:t>
       </w:r>
     </w:p>
     <w:p>
-      <w:r>
-        <w:t>Use the complete worked example below before asking learners to complete W2. Reveal a small part, invite a prediction, then explain the deciding step. These teacher notes contain solutions; do not reveal the independent case answer during modelling.</w:t>
+      <w:pPr>
+        <w:spacing w:line="336" w:lineRule="auto" w:after="180"/>
+      </w:pPr>
+      <w:r>
+        <w:rPr>
+          <w:b w:val="0"/>
+        </w:rPr>
+        <w:t xml:space="preserve">Qualification: Agreement with a reviewer is not required, but a disagreement needs explicit reasoning and </w:t>
+      </w:r>
+      <w:r>
+        <w:rPr>
+          <w:b/>
+        </w:rPr>
+        <w:t>evidence</w:t>
+      </w:r>
+      <w:r>
+        <w:rPr>
+          <w:b w:val="0"/>
+        </w:rPr>
+        <w:t>.</w:t>
       </w:r>
     </w:p>
     <w:p>
-      <w:r>
-        <w:t>Reviewer asks for a fitted-line baseline; author responds that the neural network is advanced, without a comparison.</w:t>
+      <w:pPr>
+        <w:spacing w:line="336" w:lineRule="auto" w:after="180"/>
+      </w:pPr>
+      <w:r>
+        <w:rPr>
+          <w:b w:val="0"/>
+        </w:rPr>
+        <w:t xml:space="preserve">Exit: accept a concrete variation with its predicted outcome and a stated condition that would challenge the </w:t>
+      </w:r>
+      <w:r>
+        <w:rPr>
+          <w:b/>
+        </w:rPr>
+        <w:t>mechanism</w:t>
+      </w:r>
+      <w:r>
+        <w:rPr>
+          <w:b w:val="0"/>
+        </w:rPr>
+        <w:t xml:space="preserve">; reject a claim resting on unmeasured </w:t>
+      </w:r>
+      <w:r>
+        <w:rPr>
+          <w:b/>
+        </w:rPr>
+        <w:t>evidence</w:t>
+      </w:r>
+      <w:r>
+        <w:rPr>
+          <w:b w:val="0"/>
+        </w:rPr>
+        <w:t>.</w:t>
       </w:r>
     </w:p>
     <w:p>
-      <w:r>
-        <w:t>The response lacks evidence. Add a fair comparison under the plan or narrow the claim to the existing baseline; record any new analysis as such.</w:t>
+      <w:pPr>
+        <w:pStyle w:val="Heading3"/>
+      </w:pPr>
+      <w:r>
+        <w:t>Model the reasoning aloud</w:t>
       </w:r>
     </w:p>
     <w:p>
-      <w:r>
-        <w:t>Compare the intermediate evidence with the final statement. Explain why each number or decision follows from the stated inputs. The conclusion belongs to this scenario and procedure; changing the inputs, evaluation population or authority can change what it establishes. Retain the raw record so a later revision can be compared honestly.</w:t>
+      <w:pPr>
+        <w:spacing w:line="336" w:lineRule="auto" w:after="180"/>
+      </w:pPr>
+      <w:r>
+        <w:rPr>
+          <w:b w:val="0"/>
+        </w:rPr>
+        <w:t xml:space="preserve">Use the complete worked example below before asking learners to complete W2. Reveal a small part, invite a </w:t>
+      </w:r>
+      <w:r>
+        <w:rPr>
+          <w:b/>
+        </w:rPr>
+        <w:t>prediction</w:t>
+      </w:r>
+      <w:r>
+        <w:rPr>
+          <w:b w:val="0"/>
+        </w:rPr>
+        <w:t>, then explain the deciding step.</w:t>
+      </w:r>
+    </w:p>
+    <w:p>
+      <w:pPr>
+        <w:spacing w:line="336" w:lineRule="auto" w:after="180"/>
+      </w:pPr>
+      <w:r>
+        <w:rPr>
+          <w:b w:val="0"/>
+        </w:rPr>
+        <w:t>These teacher notes contain solutions; do not reveal the independent case answer during modelling.</w:t>
+      </w:r>
+    </w:p>
+    <w:p>
+      <w:pPr>
+        <w:spacing w:line="336" w:lineRule="auto" w:after="180"/>
+      </w:pPr>
+      <w:r>
+        <w:rPr>
+          <w:b w:val="0"/>
+        </w:rPr>
+        <w:t>Reviewer asks for a fitted-line baseline; author responds that the neural network is advanced, without a comparison.</w:t>
+      </w:r>
+    </w:p>
+    <w:p>
+      <w:pPr>
+        <w:spacing w:line="336" w:lineRule="auto" w:after="180"/>
+      </w:pPr>
+      <w:r>
+        <w:rPr>
+          <w:b w:val="0"/>
+        </w:rPr>
+        <w:t xml:space="preserve">The response lacks </w:t>
+      </w:r>
+      <w:r>
+        <w:rPr>
+          <w:b/>
+        </w:rPr>
+        <w:t>evidence</w:t>
+      </w:r>
+      <w:r>
+        <w:rPr>
+          <w:b w:val="0"/>
+        </w:rPr>
+        <w:t>. Add a fair comparison under the plan or narrow the claim to the existing baseline; record any new analysis as such.</w:t>
+      </w:r>
+    </w:p>
+    <w:p>
+      <w:pPr>
+        <w:pStyle w:val="Heading3"/>
+      </w:pPr>
+      <w:r>
+        <w:t>Model the reasoning aloud · 4</w:t>
+      </w:r>
+    </w:p>
+    <w:p>
+      <w:pPr>
+        <w:spacing w:line="336" w:lineRule="auto" w:after="180"/>
+      </w:pPr>
+      <w:r>
+        <w:rPr>
+          <w:b w:val="0"/>
+        </w:rPr>
+        <w:t xml:space="preserve">Compare the intermediate </w:t>
+      </w:r>
+      <w:r>
+        <w:rPr>
+          <w:b/>
+        </w:rPr>
+        <w:t>evidence</w:t>
+      </w:r>
+      <w:r>
+        <w:rPr>
+          <w:b w:val="0"/>
+        </w:rPr>
+        <w:t xml:space="preserve"> with the final statement. Explain why each number or decision follows from the stated </w:t>
+      </w:r>
+      <w:r>
+        <w:rPr>
+          <w:b/>
+        </w:rPr>
+        <w:t>input</w:t>
+      </w:r>
+      <w:r>
+        <w:rPr>
+          <w:b w:val="0"/>
+        </w:rPr>
+        <w:t>s.</w:t>
+      </w:r>
+    </w:p>
+    <w:p>
+      <w:pPr>
+        <w:spacing w:line="336" w:lineRule="auto" w:after="180"/>
+      </w:pPr>
+      <w:r>
+        <w:rPr>
+          <w:b w:val="0"/>
+        </w:rPr>
+        <w:t xml:space="preserve">The conclusion belongs to this scenario and procedure; changing the </w:t>
+      </w:r>
+      <w:r>
+        <w:rPr>
+          <w:b/>
+        </w:rPr>
+        <w:t>input</w:t>
+      </w:r>
+      <w:r>
+        <w:rPr>
+          <w:b w:val="0"/>
+        </w:rPr>
+        <w:t>s, evaluation population or authority can change what it establishes. Retain the raw record so a later revision can be compared honestly.</w:t>
       </w:r>
     </w:p>
     <w:tbl>
@@ -706,7 +1472,13 @@
       </w:tr>
     </w:tbl>
     <w:p>
-      <w:r>
+      <w:pPr>
+        <w:spacing w:line="336" w:lineRule="auto" w:after="180"/>
+      </w:pPr>
+      <w:r>
+        <w:rPr>
+          <w:b w:val="0"/>
+        </w:rPr>
         <w:t>Use the diagram and verbal explanation together. Ask learners to match a sentence to a specific visual step; do not assign learners fixed visual or auditory learning styles.</w:t>
       </w:r>
     </w:p>
@@ -719,8 +1491,26 @@
       </w:r>
     </w:p>
     <w:p>
-      <w:r>
-        <w:t>Respond to a reviewer with evidence. A reviewer asks why four photos of one plant were treated as four independent plants.</w:t>
+      <w:pPr>
+        <w:spacing w:line="336" w:lineRule="auto" w:after="180"/>
+      </w:pPr>
+      <w:r>
+        <w:rPr>
+          <w:b w:val="0"/>
+        </w:rPr>
+        <w:t xml:space="preserve">Respond to a reviewer with </w:t>
+      </w:r>
+      <w:r>
+        <w:rPr>
+          <w:b/>
+        </w:rPr>
+        <w:t>evidence</w:t>
+      </w:r>
+      <w:r>
+        <w:rPr>
+          <w:b w:val="0"/>
+        </w:rPr>
+        <w:t>. A reviewer asks why four photos of one plant were treated as four independent plants.</w:t>
       </w:r>
     </w:p>
     <w:p>
@@ -732,7 +1522,22 @@
       </w:r>
     </w:p>
     <w:p>
-      <w:r>
+      <w:pPr>
+        <w:pStyle w:val="Heading3"/>
+      </w:pPr>
+      <w:r>
+        <w:t>Supplied facts</w:t>
+      </w:r>
+    </w:p>
+    <w:p>
+      <w:pPr>
+        <w:spacing w:line="336" w:lineRule="auto" w:after="180"/>
+        <w:shd w:fill="F1F6FC"/>
+      </w:pPr>
+      <w:r>
+        <w:rPr>
+          <w:b w:val="0"/>
+        </w:rPr>
         <w:t>The original table contains four views of P1 and four views of P2: eight photos from two plants.</w:t>
       </w:r>
     </w:p>
@@ -896,21 +1701,31 @@
       </w:r>
     </w:p>
     <w:p>
-      <w:r>
-        <w:t>Peer review should connect a criticism to the actual records and a concrete correction or reasoned response. Polite language alone cannot repair a methodological error.</w:t>
+      <w:pPr>
+        <w:pStyle w:val="Heading3"/>
+      </w:pPr>
+      <w:r>
+        <w:t>Why the result follows</w:t>
       </w:r>
     </w:p>
     <w:p>
       <w:pPr>
-        <w:pStyle w:val="Heading3"/>
-      </w:pPr>
-      <w:r>
-        <w:t>What this example does not establish</w:t>
+        <w:spacing w:line="336" w:lineRule="auto" w:after="180"/>
+        <w:shd w:fill="F1F6FC"/>
+      </w:pPr>
+      <w:r>
+        <w:rPr>
+          <w:b w:val="0"/>
+        </w:rPr>
+        <w:t>Peer review should connect a criticism to the actual records and a concrete correction or reasoned response. Polite language alone cannot repair a methodological error.</w:t>
       </w:r>
     </w:p>
     <w:p>
-      <w:r>
-        <w:t>Two plants provide limited coverage; grouping correctly does not create more independent evidence.</w:t>
+      <w:pPr>
+        <w:pStyle w:val="Heading3"/>
+      </w:pPr>
+      <w:r>
+        <w:t>What this example does not establish</w:t>
       </w:r>
     </w:p>
     <w:p>
@@ -918,43 +1733,180 @@
         <w:pStyle w:val="Heading3"/>
       </w:pPr>
       <w:r>
-        <w:t>Change one thing in the pictured case</w:t>
+        <w:t>Keep the stated limit</w:t>
       </w:r>
     </w:p>
     <w:p>
-      <w:r>
-        <w:t>Change: The team only changes "photos" to "plants" without revisiting analysis.</w:t>
+      <w:pPr>
+        <w:spacing w:line="336" w:lineRule="auto" w:after="180"/>
+        <w:shd w:fill="FFF5E6"/>
+      </w:pPr>
+      <w:r>
+        <w:rPr>
+          <w:b w:val="0"/>
+        </w:rPr>
+        <w:t xml:space="preserve">Two plants provide limited coverage; grouping correctly does not create more independent </w:t>
+      </w:r>
+      <w:r>
+        <w:rPr>
+          <w:b/>
+        </w:rPr>
+        <w:t>evidence</w:t>
+      </w:r>
+      <w:r>
+        <w:rPr>
+          <w:b w:val="0"/>
+        </w:rPr>
+        <w:t>.</w:t>
       </w:r>
     </w:p>
     <w:p>
-      <w:r>
-        <w:t>Prediction: The substantive independence issue remains unresolved.</w:t>
+      <w:pPr>
+        <w:pStyle w:val="Heading3"/>
+      </w:pPr>
+      <w:r>
+        <w:t>Change one thing in the pictured case</w:t>
       </w:r>
     </w:p>
     <w:p>
-      <w:r>
-        <w:t>Reason: Renaming records does not change their shared source objects.</w:t>
+      <w:pPr>
+        <w:pStyle w:val="Heading3"/>
+      </w:pPr>
+      <w:r>
+        <w:t>Change one thing</w:t>
       </w:r>
     </w:p>
     <w:p>
       <w:pPr>
-        <w:pStyle w:val="Heading3"/>
-      </w:pPr>
-      <w:r>
-        <w:t>Ask while showing the picture</w:t>
+        <w:spacing w:line="336" w:lineRule="auto" w:after="180"/>
+        <w:shd w:fill="F5F1FB"/>
+      </w:pPr>
+      <w:r>
+        <w:rPr>
+          <w:b w:val="0"/>
+        </w:rPr>
+        <w:t>Change: The team only changes "photos" to "plants" without revisiting analysis.</w:t>
       </w:r>
     </w:p>
     <w:p>
-      <w:r>
-        <w:t>Cover the result. Ask learners to name the inputs and predict the next step. Uncover one step, connect the icon to the actual procedure, and explain its evidence. Then change the supplied condition and compare. The picture is a representation; it does not document execution of a real AI model.</w:t>
+      <w:pPr>
+        <w:pStyle w:val="Heading3"/>
+      </w:pPr>
+      <w:r>
+        <w:t>Predicted result</w:t>
       </w:r>
     </w:p>
     <w:p>
       <w:pPr>
+        <w:spacing w:line="336" w:lineRule="auto" w:after="180"/>
+        <w:shd w:fill="F1F6FC"/>
+      </w:pPr>
+      <w:r>
+        <w:rPr>
+          <w:b/>
+        </w:rPr>
+        <w:t>Prediction</w:t>
+      </w:r>
+      <w:r>
+        <w:rPr>
+          <w:b w:val="0"/>
+        </w:rPr>
+        <w:t>: The substantive independence issue remains unresolved.</w:t>
+      </w:r>
+    </w:p>
+    <w:p>
+      <w:pPr>
+        <w:pStyle w:val="Heading3"/>
+      </w:pPr>
+      <w:r>
+        <w:t>Why the result follows</w:t>
+      </w:r>
+    </w:p>
+    <w:p>
+      <w:pPr>
+        <w:spacing w:line="336" w:lineRule="auto" w:after="180"/>
+        <w:shd w:fill="F1F6FC"/>
+      </w:pPr>
+      <w:r>
+        <w:rPr>
+          <w:b w:val="0"/>
+        </w:rPr>
+        <w:t>Reason: Renaming records does not change their shared source objects.</w:t>
+      </w:r>
+    </w:p>
+    <w:p>
+      <w:pPr>
+        <w:pStyle w:val="Heading3"/>
+      </w:pPr>
+      <w:r>
+        <w:t>Ask while showing the picture</w:t>
+      </w:r>
+    </w:p>
+    <w:p>
+      <w:pPr>
+        <w:pStyle w:val="Heading3"/>
+      </w:pPr>
+      <w:r>
+        <w:t>Ask while showing the picture · 5</w:t>
+      </w:r>
+    </w:p>
+    <w:p>
+      <w:pPr>
+        <w:spacing w:line="336" w:lineRule="auto" w:after="180"/>
+      </w:pPr>
+      <w:r>
+        <w:rPr>
+          <w:b w:val="0"/>
+        </w:rPr>
+        <w:t xml:space="preserve">Cover the result. Ask learners to name the </w:t>
+      </w:r>
+      <w:r>
+        <w:rPr>
+          <w:b/>
+        </w:rPr>
+        <w:t>input</w:t>
+      </w:r>
+      <w:r>
+        <w:rPr>
+          <w:b w:val="0"/>
+        </w:rPr>
+        <w:t xml:space="preserve">s and predict the next step. Uncover one step, connect the icon to the actual procedure, and explain its </w:t>
+      </w:r>
+      <w:r>
+        <w:rPr>
+          <w:b/>
+        </w:rPr>
+        <w:t>evidence</w:t>
+      </w:r>
+      <w:r>
+        <w:rPr>
+          <w:b w:val="0"/>
+        </w:rPr>
+        <w:t>. Then change the supplied condition and compare.</w:t>
+      </w:r>
+    </w:p>
+    <w:p>
+      <w:pPr>
+        <w:spacing w:line="336" w:lineRule="auto" w:after="180"/>
+      </w:pPr>
+      <w:r>
+        <w:rPr>
+          <w:b w:val="0"/>
+        </w:rPr>
+        <w:t>The picture is a representation; it does not document execution of a real AI model.</w:t>
+      </w:r>
+    </w:p>
+    <w:p>
+      <w:pPr>
         <w:pStyle w:val="Heading1"/>
       </w:pPr>
       <w:r>
         <w:t>03. Demonstrate and guide practice</w:t>
+      </w:r>
+    </w:p>
+    <w:p>
+      <w:r>
+        <w:t>Demonstrate Peer review and response, reduce support deliberately and check individual reasoning before discussing answers.</w:t>
       </w:r>
     </w:p>
     <w:tbl>
@@ -1170,36 +2122,100 @@
       </w:tr>
     </w:tbl>
     <w:p>
-      <w:r>
-        <w:t>Use the worked example in Sections 3 and 6. Collect a prediction before revealing its result; ask the learner to point to each intermediate fact.</w:t>
+      <w:pPr>
+        <w:spacing w:line="336" w:lineRule="auto" w:after="180"/>
+      </w:pPr>
+      <w:r>
+        <w:rPr>
+          <w:b w:val="0"/>
+        </w:rPr>
+        <w:t xml:space="preserve">Use the worked example in Sections 3 and 6. Collect a </w:t>
+      </w:r>
+      <w:r>
+        <w:rPr>
+          <w:b/>
+        </w:rPr>
+        <w:t>prediction</w:t>
+      </w:r>
+      <w:r>
+        <w:rPr>
+          <w:b w:val="0"/>
+        </w:rPr>
+        <w:t xml:space="preserve"> before revealing its result; ask the learner to point to each intermediate fact.</w:t>
       </w:r>
     </w:p>
     <w:p>
-      <w:r>
-        <w:t>Provide an input/procedure/result/limit frame and a calculator when needed. Ask students to identify the first step before completing the whole trace. Extension: compare two concrete variants of this mechanism while holding unrelated conditions fixed; report both successful and unsuccessful outcomes.</w:t>
+      <w:pPr>
+        <w:spacing w:line="336" w:lineRule="auto" w:after="180"/>
+      </w:pPr>
+      <w:r>
+        <w:rPr>
+          <w:b w:val="0"/>
+        </w:rPr>
+        <w:t xml:space="preserve">Provide an </w:t>
+      </w:r>
+      <w:r>
+        <w:rPr>
+          <w:b/>
+        </w:rPr>
+        <w:t>input</w:t>
+      </w:r>
+      <w:r>
+        <w:rPr>
+          <w:b w:val="0"/>
+        </w:rPr>
+        <w:t>/procedure/result/limit frame and a calculator when needed. Ask students to identify the first step before completing the whole trace.</w:t>
       </w:r>
     </w:p>
     <w:p>
       <w:pPr>
-        <w:pStyle w:val="Heading3"/>
-      </w:pPr>
-      <w:r>
-        <w:t>Reduce help deliberately</w:t>
+        <w:spacing w:line="336" w:lineRule="auto" w:after="180"/>
+      </w:pPr>
+      <w:r>
+        <w:rPr>
+          <w:b w:val="0"/>
+        </w:rPr>
+        <w:t xml:space="preserve">Extension: compare two concrete variants of this </w:t>
+      </w:r>
+      <w:r>
+        <w:rPr>
+          <w:b/>
+        </w:rPr>
+        <w:t>mechanism</w:t>
+      </w:r>
+      <w:r>
+        <w:rPr>
+          <w:b w:val="0"/>
+        </w:rPr>
+        <w:t xml:space="preserve"> while holding unrelated conditions fixed; report both successful and unsuccessful outcomes.</w:t>
       </w:r>
     </w:p>
     <w:p>
-      <w:r>
-        <w:t>Completion task: Reviewer asks for a fitted-line baseline; author responds that the neural network is advanced, without a comparison. Show the intermediate steps and give the conclusion with its scope.</w:t>
+      <w:pPr>
+        <w:pStyle w:val="Heading3"/>
+      </w:pPr>
+      <w:r>
+        <w:t>Reduce help deliberately</w:t>
       </w:r>
     </w:p>
     <w:p>
-      <w:r>
-        <w:t>Teacher check: Teacher explanation: The response lacks evidence. Add a fair comparison under the plan or narrow the claim to the existing baseline; record any new analysis as such.</w:t>
+      <w:pPr>
+        <w:pStyle w:val="Heading3"/>
+      </w:pPr>
+      <w:r>
+        <w:t>Completion practice</w:t>
       </w:r>
     </w:p>
     <w:p>
-      <w:r>
-        <w:t>Start by identifying the given inputs together. Leave the intermediate steps blank. If needed, model one step, then withdraw that help on the next step. Move to a full trace only when the partial trace is understood. For partners, alternate explainer and checker; collect a response from every learner before discussion.</w:t>
+      <w:pPr>
+        <w:spacing w:line="336" w:lineRule="auto" w:after="180"/>
+        <w:shd w:fill="F5F1FB"/>
+      </w:pPr>
+      <w:r>
+        <w:rPr>
+          <w:b w:val="0"/>
+        </w:rPr>
+        <w:t>Completion task: Reviewer asks for a fitted-line baseline; author responds that the neural network is advanced, without a comparison. Show the intermediate steps and give the conclusion with its scope.</w:t>
       </w:r>
     </w:p>
     <w:p>
@@ -1207,22 +2223,65 @@
         <w:pStyle w:val="Heading3"/>
       </w:pPr>
       <w:r>
-        <w:t>Individual reasoning check</w:t>
+        <w:t>Reasoning to listen for</w:t>
       </w:r>
     </w:p>
     <w:p>
-      <w:r>
-        <w:t>Use the worked case for Peer review and response. Proposed explanation: “The worked result establishes every future case”. Decide whether this explanation is supported. Point to the step or supplied fact that decides; explain your repair if needed.</w:t>
+      <w:pPr>
+        <w:spacing w:line="336" w:lineRule="auto" w:after="180"/>
+        <w:shd w:fill="F1F6FC"/>
+      </w:pPr>
+      <w:r>
+        <w:rPr>
+          <w:b w:val="0"/>
+        </w:rPr>
+        <w:t xml:space="preserve">Teacher check: Teacher explanation: The response lacks </w:t>
+      </w:r>
+      <w:r>
+        <w:rPr>
+          <w:b/>
+        </w:rPr>
+        <w:t>evidence</w:t>
+      </w:r>
+      <w:r>
+        <w:rPr>
+          <w:b w:val="0"/>
+        </w:rPr>
+        <w:t>. Add a fair comparison under the plan or narrow the claim to the existing baseline; record any new analysis as such.</w:t>
       </w:r>
     </w:p>
     <w:p>
-      <w:r>
-        <w:t>Expected correction: Agreement with a reviewer is not required, but a disagreement needs explicit reasoning and evidence.</w:t>
+      <w:pPr>
+        <w:spacing w:line="336" w:lineRule="auto" w:after="180"/>
+      </w:pPr>
+      <w:r>
+        <w:rPr>
+          <w:b w:val="0"/>
+        </w:rPr>
+        <w:t xml:space="preserve">Start by identifying the given </w:t>
+      </w:r>
+      <w:r>
+        <w:rPr>
+          <w:b/>
+        </w:rPr>
+        <w:t>input</w:t>
+      </w:r>
+      <w:r>
+        <w:rPr>
+          <w:b w:val="0"/>
+        </w:rPr>
+        <w:t>s together. Leave the intermediate steps blank. If needed, model one step, then withdraw that help on the next step. Move to a full trace only when the partial trace is understood.</w:t>
       </w:r>
     </w:p>
     <w:p>
-      <w:r>
-        <w:t>Collect explanations, not only yes/no votes. If a misunderstanding is common, re-model the relevant step for the class. If it affects a few learners, give a short targeted group explanation while others solve a more demanding variation.</w:t>
+      <w:pPr>
+        <w:spacing w:line="336" w:lineRule="auto" w:after="180"/>
+      </w:pPr>
+      <w:r>
+        <w:rPr>
+          <w:b w:val="0"/>
+        </w:rPr>
+        <w:t>For partners, alternate explainer and checker; collect a response from every learner before discussion.</w:t>
       </w:r>
     </w:p>
     <w:p>
@@ -1230,63 +2289,308 @@
         <w:pStyle w:val="Heading3"/>
       </w:pPr>
       <w:r>
-        <w:t>Pictorial practice question</w:t>
+        <w:t>Individual reasoning check</w:t>
       </w:r>
     </w:p>
     <w:p>
-      <w:r>
-        <w:t>Count photos and underlying plants in the reviewer’s concern. What analysis assumption needs revision, and why does changing only the word photos to plants fail to repair it?</w:t>
+      <w:pPr>
+        <w:spacing w:line="336" w:lineRule="auto" w:after="180"/>
+      </w:pPr>
+      <w:r>
+        <w:rPr>
+          <w:b w:val="0"/>
+        </w:rPr>
+        <w:t>Use the worked case for Peer review and response. Proposed explanation: “The worked result establishes every future case”. Decide whether this explanation is supported.</w:t>
       </w:r>
     </w:p>
     <w:p>
       <w:pPr>
-        <w:pStyle w:val="Heading3"/>
-      </w:pPr>
-      <w:r>
-        <w:t>Reasoned teacher answer</w:t>
+        <w:spacing w:line="336" w:lineRule="auto" w:after="180"/>
+      </w:pPr>
+      <w:r>
+        <w:rPr>
+          <w:b w:val="0"/>
+        </w:rPr>
+        <w:t>Point to the step or supplied fact that decides; explain your repair if needed.</w:t>
       </w:r>
     </w:p>
     <w:p>
-      <w:r>
-        <w:t>The reviewer questions the unit of analysis. Plant identifiers confirm two plants, not eight independent plants. Correct the description and revise any analysis that assumed independence. Changed case: The substantive independence issue remains unresolved. Renaming records does not change their shared source objects.</w:t>
+      <w:pPr>
+        <w:pStyle w:val="Heading3"/>
+      </w:pPr>
+      <w:r>
+        <w:t>Expected repair</w:t>
       </w:r>
     </w:p>
     <w:p>
-      <w:r>
-        <w:t>Changed-case reasoning: The substantive independence issue remains unresolved. Renaming records does not change their shared source objects.</w:t>
+      <w:pPr>
+        <w:spacing w:line="336" w:lineRule="auto" w:after="180"/>
+        <w:shd w:fill="F1F6FC"/>
+      </w:pPr>
+      <w:r>
+        <w:rPr>
+          <w:b w:val="0"/>
+        </w:rPr>
+        <w:t xml:space="preserve">Expected correction: Agreement with a reviewer is not required, but a disagreement needs explicit reasoning and </w:t>
+      </w:r>
+      <w:r>
+        <w:rPr>
+          <w:b/>
+        </w:rPr>
+        <w:t>evidence</w:t>
+      </w:r>
+      <w:r>
+        <w:rPr>
+          <w:b w:val="0"/>
+        </w:rPr>
+        <w:t>.</w:t>
       </w:r>
     </w:p>
     <w:p>
-      <w:r>
-        <w:t>Collect each learner’s explanation before discussion. Use the first missing connection between input, deciding step and result to choose support. This question is worked-case practice, not fresh mastery evidence.</w:t>
+      <w:pPr>
+        <w:spacing w:line="336" w:lineRule="auto" w:after="180"/>
+      </w:pPr>
+      <w:r>
+        <w:rPr>
+          <w:b w:val="0"/>
+        </w:rPr>
+        <w:t>Collect explanations, not only yes/no votes. If a misunderstanding is common, re-model the relevant step for the class.</w:t>
       </w:r>
     </w:p>
     <w:p>
       <w:pPr>
-        <w:pStyle w:val="Heading1"/>
-      </w:pPr>
-      <w:r>
-        <w:t>04. Run the investigation and diagnose misconceptions</w:t>
+        <w:spacing w:line="336" w:lineRule="auto" w:after="180"/>
+      </w:pPr>
+      <w:r>
+        <w:rPr>
+          <w:b w:val="0"/>
+        </w:rPr>
+        <w:t>If it affects a few learners, give a short targeted group explanation while others solve a more demanding variation.</w:t>
       </w:r>
     </w:p>
     <w:p>
-      <w:r>
-        <w:t>The worked result establishes every future case: Agreement with a reviewer is not required, but a disagreement needs explicit reasoning and evidence.</w:t>
+      <w:pPr>
+        <w:pStyle w:val="Heading3"/>
+      </w:pPr>
+      <w:r>
+        <w:t>Pictorial practice question</w:t>
       </w:r>
     </w:p>
     <w:p>
-      <w:r>
-        <w:t>A missing input may be replaced without recording the change: A replacement changes the evidence or contract. Record the change and its justification; do not silently turn unknown into a measured value.</w:t>
+      <w:pPr>
+        <w:spacing w:line="336" w:lineRule="auto" w:after="180"/>
+        <w:shd w:fill="F5F1FB"/>
+      </w:pPr>
+      <w:r>
+        <w:rPr>
+          <w:b w:val="0"/>
+        </w:rPr>
+        <w:t>Count photos and underlying plants in the reviewer’s concern. What analysis assumption needs revision, and why does changing only the word photos to plants fail to repair it?</w:t>
       </w:r>
     </w:p>
     <w:p>
-      <w:r>
-        <w:t>Repeating an assessed case is new independent evidence: A replay checks consistency. An example used for feedback or revision cannot later be described as untouched final evaluation.</w:t>
+      <w:pPr>
+        <w:pStyle w:val="Heading3"/>
+      </w:pPr>
+      <w:r>
+        <w:t>Reasoned teacher answer</w:t>
       </w:r>
     </w:p>
     <w:p>
-      <w:r>
-        <w:t>Use Section 9 for the evidence ledger. Add a boundary or missing-input case and record the expected response before checking. More successful repeats of one case do not establish wider coverage.</w:t>
+      <w:pPr>
+        <w:spacing w:line="336" w:lineRule="auto" w:after="180"/>
+      </w:pPr>
+      <w:r>
+        <w:rPr>
+          <w:b w:val="0"/>
+        </w:rPr>
+        <w:t>The reviewer questions the unit of analysis. Plant identifiers confirm two plants, not eight independent plants. Correct the description and revise any analysis that assumed independence.</w:t>
+      </w:r>
+    </w:p>
+    <w:p>
+      <w:pPr>
+        <w:spacing w:line="336" w:lineRule="auto" w:after="180"/>
+      </w:pPr>
+      <w:r>
+        <w:rPr>
+          <w:b w:val="0"/>
+        </w:rPr>
+        <w:t>Changed case: The substantive independence issue remains unresolved. Renaming records does not change their shared source objects.</w:t>
+      </w:r>
+    </w:p>
+    <w:p>
+      <w:pPr>
+        <w:spacing w:line="336" w:lineRule="auto" w:after="180"/>
+      </w:pPr>
+      <w:r>
+        <w:rPr>
+          <w:b w:val="0"/>
+        </w:rPr>
+        <w:t>Changed-case reasoning: The substantive independence issue remains unresolved. Renaming records does not change their shared source objects.</w:t>
+      </w:r>
+    </w:p>
+    <w:p>
+      <w:pPr>
+        <w:spacing w:line="336" w:lineRule="auto" w:after="180"/>
+      </w:pPr>
+      <w:r>
+        <w:rPr>
+          <w:b w:val="0"/>
+        </w:rPr>
+        <w:t xml:space="preserve">Collect each learner’s explanation before discussion. Use the first missing connection between </w:t>
+      </w:r>
+      <w:r>
+        <w:rPr>
+          <w:b/>
+        </w:rPr>
+        <w:t>input</w:t>
+      </w:r>
+      <w:r>
+        <w:rPr>
+          <w:b w:val="0"/>
+        </w:rPr>
+        <w:t xml:space="preserve">, deciding step and result to choose support. This question is worked-case practice, not fresh mastery </w:t>
+      </w:r>
+      <w:r>
+        <w:rPr>
+          <w:b/>
+        </w:rPr>
+        <w:t>evidence</w:t>
+      </w:r>
+      <w:r>
+        <w:rPr>
+          <w:b w:val="0"/>
+        </w:rPr>
+        <w:t>.</w:t>
+      </w:r>
+    </w:p>
+    <w:p>
+      <w:pPr>
+        <w:pStyle w:val="Heading1"/>
+      </w:pPr>
+      <w:r>
+        <w:t>04. Run the investigation and diagnose misconceptions</w:t>
+      </w:r>
+    </w:p>
+    <w:p>
+      <w:r>
+        <w:t>Run the Peer review and response investigation and use the first unsupported step to choose a teaching response.</w:t>
+      </w:r>
+    </w:p>
+    <w:p>
+      <w:pPr>
+        <w:spacing w:line="336" w:lineRule="auto" w:after="180"/>
+      </w:pPr>
+      <w:r>
+        <w:rPr>
+          <w:b w:val="0"/>
+        </w:rPr>
+        <w:t xml:space="preserve">The worked result establishes every future case: Agreement with a reviewer is not required, but a disagreement needs explicit reasoning and </w:t>
+      </w:r>
+      <w:r>
+        <w:rPr>
+          <w:b/>
+        </w:rPr>
+        <w:t>evidence</w:t>
+      </w:r>
+      <w:r>
+        <w:rPr>
+          <w:b w:val="0"/>
+        </w:rPr>
+        <w:t>.</w:t>
+      </w:r>
+    </w:p>
+    <w:p>
+      <w:pPr>
+        <w:spacing w:line="336" w:lineRule="auto" w:after="180"/>
+      </w:pPr>
+      <w:r>
+        <w:rPr>
+          <w:b w:val="0"/>
+        </w:rPr>
+        <w:t xml:space="preserve">A missing </w:t>
+      </w:r>
+      <w:r>
+        <w:rPr>
+          <w:b/>
+        </w:rPr>
+        <w:t>input</w:t>
+      </w:r>
+      <w:r>
+        <w:rPr>
+          <w:b w:val="0"/>
+        </w:rPr>
+        <w:t xml:space="preserve"> may be replaced without recording the change: A replacement changes the </w:t>
+      </w:r>
+      <w:r>
+        <w:rPr>
+          <w:b/>
+        </w:rPr>
+        <w:t>evidence</w:t>
+      </w:r>
+      <w:r>
+        <w:rPr>
+          <w:b w:val="0"/>
+        </w:rPr>
+        <w:t xml:space="preserve"> or contract. Record the change and its justification; do not silently turn unknown into a measured value.</w:t>
+      </w:r>
+    </w:p>
+    <w:p>
+      <w:pPr>
+        <w:spacing w:line="336" w:lineRule="auto" w:after="180"/>
+      </w:pPr>
+      <w:r>
+        <w:rPr>
+          <w:b w:val="0"/>
+        </w:rPr>
+        <w:t xml:space="preserve">Repeating an assessed case is new independent </w:t>
+      </w:r>
+      <w:r>
+        <w:rPr>
+          <w:b/>
+        </w:rPr>
+        <w:t>evidence</w:t>
+      </w:r>
+      <w:r>
+        <w:rPr>
+          <w:b w:val="0"/>
+        </w:rPr>
+        <w:t>: A replay checks consistency. An example used for feedback or revision cannot later be described as untouched final evaluation.</w:t>
+      </w:r>
+    </w:p>
+    <w:p>
+      <w:pPr>
+        <w:spacing w:line="336" w:lineRule="auto" w:after="180"/>
+      </w:pPr>
+      <w:r>
+        <w:rPr>
+          <w:b w:val="0"/>
+        </w:rPr>
+        <w:t xml:space="preserve">Use Section 9 for the </w:t>
+      </w:r>
+      <w:r>
+        <w:rPr>
+          <w:b/>
+        </w:rPr>
+        <w:t>evidence</w:t>
+      </w:r>
+      <w:r>
+        <w:rPr>
+          <w:b w:val="0"/>
+        </w:rPr>
+        <w:t xml:space="preserve"> ledger. Add a boundary or missing-</w:t>
+      </w:r>
+      <w:r>
+        <w:rPr>
+          <w:b/>
+        </w:rPr>
+        <w:t>input</w:t>
+      </w:r>
+      <w:r>
+        <w:rPr>
+          <w:b w:val="0"/>
+        </w:rPr>
+        <w:t xml:space="preserve"> case and record the expected response before checking. More successful repeats of one case do not establish wider coverage.</w:t>
       </w:r>
     </w:p>
     <w:p>
@@ -1444,29 +2748,38 @@
       </w:tr>
     </w:tbl>
     <w:p>
-      <w:r>
-        <w:t>Offer an oral explanation, drawing, enlarged visual or fewer examples when that removes a reading/writing barrier. Keep the same reasoning goal. Stretch secure learners by changing a boundary or assumption and asking them to defend the effect, not simply by assigning more of the same questions.</w:t>
+      <w:pPr>
+        <w:spacing w:line="336" w:lineRule="auto" w:after="180"/>
+      </w:pPr>
+      <w:r>
+        <w:rPr>
+          <w:b w:val="0"/>
+        </w:rPr>
+        <w:t>Offer an oral explanation, drawing, enlarged visual or fewer examples when that removes a reading/writing barrier. Keep the same reasoning goal.</w:t>
       </w:r>
     </w:p>
     <w:p>
       <w:pPr>
-        <w:pStyle w:val="Heading1"/>
-      </w:pPr>
-      <w:r>
-        <w:t>05. Assess and explain the answers</w:t>
+        <w:spacing w:line="336" w:lineRule="auto" w:after="180"/>
+      </w:pPr>
+      <w:r>
+        <w:rPr>
+          <w:b w:val="0"/>
+        </w:rPr>
+        <w:t>Stretch secure learners by changing a boundary or assumption and asking them to defend the effect, not simply by assigning more of the same questions.</w:t>
       </w:r>
     </w:p>
     <w:p>
       <w:pPr>
-        <w:pStyle w:val="Heading3"/>
-      </w:pPr>
-      <w:r>
-        <w:t>Guided and exit questions</w:t>
+        <w:pStyle w:val="Heading1"/>
+      </w:pPr>
+      <w:r>
+        <w:t>05. Assess and explain the answers</w:t>
       </w:r>
     </w:p>
     <w:p>
       <w:r>
-        <w:t>Guided: The response lacks evidence. Add a fair comparison under the plan or narrow the claim to the existing baseline; record any new analysis as such. Qualification: Agreement with a reviewer is not required, but a disagreement needs explicit reasoning and evidence. Exit: accept a concrete variation with its predicted outcome and a stated condition that would challenge the mechanism; reject a claim resting on unmeasured evidence.</w:t>
+        <w:t>Use the Peer review and response questions, teacher keys and criteria after the relevant attempts. Previously discussed cases are practice; protect the separately selected independent task.</w:t>
       </w:r>
     </w:p>
     <w:p>
@@ -1474,89 +2787,280 @@
         <w:pStyle w:val="Heading3"/>
       </w:pPr>
       <w:r>
-        <w:t>W1 Explain the mechanism</w:t>
+        <w:t>Guided and exit questions</w:t>
       </w:r>
     </w:p>
     <w:p>
-      <w:r>
-        <w:t>Explain the weekly mechanism in your own words. Use the worked scenario to name its input, decision rule and output.</w:t>
+      <w:pPr>
+        <w:spacing w:line="336" w:lineRule="auto" w:after="180"/>
+      </w:pPr>
+      <w:r>
+        <w:rPr>
+          <w:b w:val="0"/>
+        </w:rPr>
+        <w:t xml:space="preserve">Guided: The response lacks </w:t>
+      </w:r>
+      <w:r>
+        <w:rPr>
+          <w:b/>
+        </w:rPr>
+        <w:t>evidence</w:t>
+      </w:r>
+      <w:r>
+        <w:rPr>
+          <w:b w:val="0"/>
+        </w:rPr>
+        <w:t>. Add a fair comparison under the plan or narrow the claim to the existing baseline; record any new analysis as such.</w:t>
       </w:r>
     </w:p>
     <w:p>
-      <w:r>
-        <w:t>Teacher explanation: Peer review challenges evidence, method and clarity. Responses should explain changes with artifacts rather than merely defend the original wording. For each comment record concern, response, change location and new evidence if needed. If no new evidence exists, narrow the claim instead of promising an unperformed test.</w:t>
+      <w:pPr>
+        <w:spacing w:line="336" w:lineRule="auto" w:after="180"/>
+      </w:pPr>
+      <w:r>
+        <w:rPr>
+          <w:b w:val="0"/>
+        </w:rPr>
+        <w:t xml:space="preserve">Qualification: Agreement with a reviewer is not required, but a disagreement needs explicit reasoning and </w:t>
+      </w:r>
+      <w:r>
+        <w:rPr>
+          <w:b/>
+        </w:rPr>
+        <w:t>evidence</w:t>
+      </w:r>
+      <w:r>
+        <w:rPr>
+          <w:b w:val="0"/>
+        </w:rPr>
+        <w:t>.</w:t>
       </w:r>
     </w:p>
     <w:p>
       <w:pPr>
-        <w:pStyle w:val="Heading3"/>
-      </w:pPr>
-      <w:r>
-        <w:t>W2 Trace the worked case</w:t>
+        <w:spacing w:line="336" w:lineRule="auto" w:after="180"/>
+      </w:pPr>
+      <w:r>
+        <w:rPr>
+          <w:b w:val="0"/>
+        </w:rPr>
+        <w:t xml:space="preserve">Exit: accept a concrete variation with its predicted outcome and a stated condition that would challenge the </w:t>
+      </w:r>
+      <w:r>
+        <w:rPr>
+          <w:b/>
+        </w:rPr>
+        <w:t>mechanism</w:t>
+      </w:r>
+      <w:r>
+        <w:rPr>
+          <w:b w:val="0"/>
+        </w:rPr>
+        <w:t xml:space="preserve">; reject a claim resting on unmeasured </w:t>
+      </w:r>
+      <w:r>
+        <w:rPr>
+          <w:b/>
+        </w:rPr>
+        <w:t>evidence</w:t>
+      </w:r>
+      <w:r>
+        <w:rPr>
+          <w:b w:val="0"/>
+        </w:rPr>
+        <w:t>.</w:t>
       </w:r>
     </w:p>
     <w:p>
-      <w:r>
-        <w:t>Reviewer asks for a fitted-line baseline; author responds that the neural network is advanced, without a comparison. Show the intermediate steps and give the conclusion with its scope.</w:t>
+      <w:pPr>
+        <w:pStyle w:val="Heading3"/>
+      </w:pPr>
+      <w:r>
+        <w:t>W1 Explain the mechanism</w:t>
       </w:r>
     </w:p>
     <w:p>
-      <w:r>
-        <w:t>Teacher explanation: The response lacks evidence. Add a fair comparison under the plan or narrow the claim to the existing baseline; record any new analysis as such.</w:t>
+      <w:pPr>
+        <w:pStyle w:val="Heading3"/>
+      </w:pPr>
+      <w:r>
+        <w:t>Workbook question · W1</w:t>
       </w:r>
     </w:p>
     <w:p>
       <w:pPr>
-        <w:pStyle w:val="Heading3"/>
-      </w:pPr>
-      <w:r>
-        <w:t>W3 Audit the limit</w:t>
+        <w:spacing w:line="336" w:lineRule="auto" w:after="180"/>
+        <w:shd w:fill="F5F1FB"/>
+      </w:pPr>
+      <w:r>
+        <w:rPr>
+          <w:b w:val="0"/>
+        </w:rPr>
+        <w:t xml:space="preserve">Explain the weekly </w:t>
+      </w:r>
+      <w:r>
+        <w:rPr>
+          <w:b/>
+        </w:rPr>
+        <w:t>mechanism</w:t>
+      </w:r>
+      <w:r>
+        <w:rPr>
+          <w:b w:val="0"/>
+        </w:rPr>
+        <w:t xml:space="preserve"> in your own words. Use the worked scenario to name its </w:t>
+      </w:r>
+      <w:r>
+        <w:rPr>
+          <w:b/>
+        </w:rPr>
+        <w:t>input</w:t>
+      </w:r>
+      <w:r>
+        <w:rPr>
+          <w:b w:val="0"/>
+        </w:rPr>
+        <w:t xml:space="preserve">, decision rule and </w:t>
+      </w:r>
+      <w:r>
+        <w:rPr>
+          <w:b/>
+        </w:rPr>
+        <w:t>output</w:t>
+      </w:r>
+      <w:r>
+        <w:rPr>
+          <w:b w:val="0"/>
+        </w:rPr>
+        <w:t>.</w:t>
       </w:r>
     </w:p>
     <w:p>
-      <w:r>
-        <w:t>A report omits this qualification: Agreement with a reviewer is not required, but a disagreement needs explicit reasoning and evidence. Explain how omitting it could change a reader's interpretation, and write an accurate replacement.</w:t>
+      <w:pPr>
+        <w:pStyle w:val="Heading3"/>
+      </w:pPr>
+      <w:r>
+        <w:t>Teacher reasoning · W1</w:t>
       </w:r>
     </w:p>
     <w:p>
-      <w:r>
-        <w:t>Teacher explanation: Agreement with a reviewer is not required, but a disagreement needs explicit reasoning and evidence. State the observed result separately from the unverified or out-of-scope claim; preserve the original evidence rather than inventing a missing fact.</w:t>
+      <w:pPr>
+        <w:spacing w:line="336" w:lineRule="auto" w:after="180"/>
+        <w:shd w:fill="F1F6FC"/>
+      </w:pPr>
+      <w:r>
+        <w:rPr>
+          <w:b w:val="0"/>
+        </w:rPr>
+        <w:t xml:space="preserve">Teacher explanation: Peer review challenges </w:t>
+      </w:r>
+      <w:r>
+        <w:rPr>
+          <w:b/>
+        </w:rPr>
+        <w:t>evidence</w:t>
+      </w:r>
+      <w:r>
+        <w:rPr>
+          <w:b w:val="0"/>
+        </w:rPr>
+        <w:t>, method and clarity. Responses should explain changes with artifacts rather than merely defend the original wording.</w:t>
       </w:r>
     </w:p>
     <w:p>
       <w:pPr>
-        <w:pStyle w:val="Heading3"/>
-      </w:pPr>
-      <w:r>
-        <w:t>W4 Apply a new case independently</w:t>
+        <w:spacing w:line="336" w:lineRule="auto" w:after="180"/>
+        <w:shd w:fill="F1F6FC"/>
+      </w:pPr>
+      <w:r>
+        <w:rPr>
+          <w:b w:val="0"/>
+        </w:rPr>
+        <w:t xml:space="preserve">For each comment record concern, response, change location and new </w:t>
+      </w:r>
+      <w:r>
+        <w:rPr>
+          <w:b/>
+        </w:rPr>
+        <w:t>evidence</w:t>
+      </w:r>
+      <w:r>
+        <w:rPr>
+          <w:b w:val="0"/>
+        </w:rPr>
+        <w:t xml:space="preserve"> if needed. If no new </w:t>
+      </w:r>
+      <w:r>
+        <w:rPr>
+          <w:b/>
+        </w:rPr>
+        <w:t>evidence</w:t>
+      </w:r>
+      <w:r>
+        <w:rPr>
+          <w:b w:val="0"/>
+        </w:rPr>
+        <w:t xml:space="preserve"> exists, narrow the claim instead of promising an unperformed test.</w:t>
       </w:r>
     </w:p>
     <w:p>
-      <w:r>
-        <w:t>Reviewer notes missing failure counts; author deletes the limitation paragraph. What is an adequate response?</w:t>
+      <w:pPr>
+        <w:pStyle w:val="Heading3"/>
+      </w:pPr>
+      <w:r>
+        <w:t>W2 Trace the worked case</w:t>
       </w:r>
     </w:p>
     <w:p>
-      <w:r>
-        <w:t>Teacher explanation: Supply counts and denominators with raw evidence, retain the limitation and revise the claim. Deleting criticism does not resolve the evidence gap.</w:t>
+      <w:pPr>
+        <w:pStyle w:val="Heading3"/>
+      </w:pPr>
+      <w:r>
+        <w:t>Workbook question · W2</w:t>
       </w:r>
     </w:p>
     <w:p>
       <w:pPr>
-        <w:pStyle w:val="Heading3"/>
-      </w:pPr>
-      <w:r>
-        <w:t>W5 Design a revealing follow-up</w:t>
+        <w:spacing w:line="336" w:lineRule="auto" w:after="180"/>
+        <w:shd w:fill="F5F1FB"/>
+      </w:pPr>
+      <w:r>
+        <w:rPr>
+          <w:b w:val="0"/>
+        </w:rPr>
+        <w:t>Reviewer asks for a fitted-line baseline; author responds that the neural network is advanced, without a comparison. Show the intermediate steps and give the conclusion with its scope.</w:t>
       </w:r>
     </w:p>
     <w:p>
-      <w:r>
-        <w:t>For the worked scenario, propose one additional case that could reveal a failure, describe its expected outcome before running it, and explain what would need to remain fixed for a fair comparison. Do not reuse W4 as a new final test after receiving feedback.</w:t>
+      <w:pPr>
+        <w:pStyle w:val="Heading3"/>
+      </w:pPr>
+      <w:r>
+        <w:t>Teacher reasoning · W2</w:t>
       </w:r>
     </w:p>
     <w:p>
-      <w:r>
-        <w:t>Teacher explanation: Accept a concrete variant of the worked input or a missing/conflicting/boundary condition, with an expectation derived from the declared procedure. Require preserved settings, original outputs and data roles. Agreement with a reviewer is not required, but a disagreement needs explicit reasoning and evidence. The new case should test this particular mechanism rather than merely restate the original result.</w:t>
+      <w:pPr>
+        <w:spacing w:line="336" w:lineRule="auto" w:after="180"/>
+        <w:shd w:fill="F1F6FC"/>
+      </w:pPr>
+      <w:r>
+        <w:rPr>
+          <w:b w:val="0"/>
+        </w:rPr>
+        <w:t xml:space="preserve">Teacher explanation: The response lacks </w:t>
+      </w:r>
+      <w:r>
+        <w:rPr>
+          <w:b/>
+        </w:rPr>
+        <w:t>evidence</w:t>
+      </w:r>
+      <w:r>
+        <w:rPr>
+          <w:b w:val="0"/>
+        </w:rPr>
+        <w:t>. Add a fair comparison under the plan or narrow the claim to the existing baseline; record any new analysis as such.</w:t>
       </w:r>
     </w:p>
     <w:p>
@@ -1564,25 +3068,51 @@
         <w:pStyle w:val="Heading3"/>
       </w:pPr>
       <w:r>
-        <w:t>Independent assessment and fresh retry</w:t>
+        <w:t>W3 Audit the limit</w:t>
       </w:r>
     </w:p>
     <w:p>
-      <w:r>
-        <w:t>W4: Supply counts and denominators with raw evidence, retain the limitation and revise the claim. Deleting criticism does not resolve the evidence gap. Require intermediate reasoning and the stated scope. Fresh retry: Reviewer asks whether timing includes retrieval; record does not specify. Expected reasoning: State the timing boundary if recoverable from records; otherwise mark speed comparison unresolved and narrow the claim. If students need support, record it and reassess with another new case rather than awarding independence to a copied answer.</w:t>
+      <w:pPr>
+        <w:pStyle w:val="Heading3"/>
+      </w:pPr>
+      <w:r>
+        <w:t>Workbook question · W3</w:t>
       </w:r>
     </w:p>
     <w:p>
       <w:pPr>
-        <w:pStyle w:val="Heading3"/>
-      </w:pPr>
-      <w:r>
-        <w:t>Assess independent transfer</w:t>
+        <w:spacing w:line="336" w:lineRule="auto" w:after="180"/>
+        <w:shd w:fill="F5F1FB"/>
+      </w:pPr>
+      <w:r>
+        <w:rPr>
+          <w:b w:val="0"/>
+        </w:rPr>
+        <w:t xml:space="preserve">A report omits this qualification: Agreement with a reviewer is not required, but a disagreement needs explicit reasoning and </w:t>
+      </w:r>
+      <w:r>
+        <w:rPr>
+          <w:b/>
+        </w:rPr>
+        <w:t>evidence</w:t>
+      </w:r>
+      <w:r>
+        <w:rPr>
+          <w:b w:val="0"/>
+        </w:rPr>
+        <w:t>.</w:t>
       </w:r>
     </w:p>
     <w:p>
-      <w:r>
-        <w:t>Selected case: Reviewer notes missing failure counts; author deletes the limitation paragraph. What is an adequate response?</w:t>
+      <w:pPr>
+        <w:spacing w:line="336" w:lineRule="auto" w:after="180"/>
+        <w:shd w:fill="F5F1FB"/>
+      </w:pPr>
+      <w:r>
+        <w:rPr>
+          <w:b w:val="0"/>
+        </w:rPr>
+        <w:t>Explain how omitting it could change a reader's interpretation, and write an accurate replacement.</w:t>
       </w:r>
     </w:p>
     <w:p>
@@ -1590,12 +3120,415 @@
         <w:pStyle w:val="Heading3"/>
       </w:pPr>
       <w:r>
-        <w:t>Selected case answer</w:t>
+        <w:t>Teacher reasoning · W3</w:t>
       </w:r>
     </w:p>
     <w:p>
-      <w:r>
-        <w:t>Teacher explanation: Supply counts and denominators with raw evidence, retain the limitation and revise the claim. Deleting criticism does not resolve the evidence gap.</w:t>
+      <w:pPr>
+        <w:spacing w:line="336" w:lineRule="auto" w:after="180"/>
+        <w:shd w:fill="F1F6FC"/>
+      </w:pPr>
+      <w:r>
+        <w:rPr>
+          <w:b w:val="0"/>
+        </w:rPr>
+        <w:t xml:space="preserve">Teacher explanation: Agreement with a reviewer is not required, but a disagreement needs explicit reasoning and </w:t>
+      </w:r>
+      <w:r>
+        <w:rPr>
+          <w:b/>
+        </w:rPr>
+        <w:t>evidence</w:t>
+      </w:r>
+      <w:r>
+        <w:rPr>
+          <w:b w:val="0"/>
+        </w:rPr>
+        <w:t>.</w:t>
+      </w:r>
+    </w:p>
+    <w:p>
+      <w:pPr>
+        <w:spacing w:line="336" w:lineRule="auto" w:after="180"/>
+        <w:shd w:fill="F1F6FC"/>
+      </w:pPr>
+      <w:r>
+        <w:rPr>
+          <w:b w:val="0"/>
+        </w:rPr>
+        <w:t xml:space="preserve">State the observed result separately from the unverified or out-of-scope claim; preserve the original </w:t>
+      </w:r>
+      <w:r>
+        <w:rPr>
+          <w:b/>
+        </w:rPr>
+        <w:t>evidence</w:t>
+      </w:r>
+      <w:r>
+        <w:rPr>
+          <w:b w:val="0"/>
+        </w:rPr>
+        <w:t xml:space="preserve"> rather than inventing a missing fact.</w:t>
+      </w:r>
+    </w:p>
+    <w:p>
+      <w:pPr>
+        <w:pStyle w:val="Heading3"/>
+      </w:pPr>
+      <w:r>
+        <w:t>W4 Apply a new case independently</w:t>
+      </w:r>
+    </w:p>
+    <w:p>
+      <w:pPr>
+        <w:pStyle w:val="Heading3"/>
+      </w:pPr>
+      <w:r>
+        <w:t>Workbook question · W4</w:t>
+      </w:r>
+    </w:p>
+    <w:p>
+      <w:pPr>
+        <w:spacing w:line="336" w:lineRule="auto" w:after="180"/>
+        <w:shd w:fill="F5F1FB"/>
+      </w:pPr>
+      <w:r>
+        <w:rPr>
+          <w:b w:val="0"/>
+        </w:rPr>
+        <w:t>Reviewer notes missing failure counts; author deletes the limitation paragraph. What is an adequate response?</w:t>
+      </w:r>
+    </w:p>
+    <w:p>
+      <w:pPr>
+        <w:pStyle w:val="Heading3"/>
+      </w:pPr>
+      <w:r>
+        <w:t>Teacher reasoning · W4</w:t>
+      </w:r>
+    </w:p>
+    <w:p>
+      <w:pPr>
+        <w:spacing w:line="336" w:lineRule="auto" w:after="180"/>
+        <w:shd w:fill="F1F6FC"/>
+      </w:pPr>
+      <w:r>
+        <w:rPr>
+          <w:b w:val="0"/>
+        </w:rPr>
+        <w:t xml:space="preserve">Teacher explanation: Supply counts and denominators with raw </w:t>
+      </w:r>
+      <w:r>
+        <w:rPr>
+          <w:b/>
+        </w:rPr>
+        <w:t>evidence</w:t>
+      </w:r>
+      <w:r>
+        <w:rPr>
+          <w:b w:val="0"/>
+        </w:rPr>
+        <w:t xml:space="preserve">, retain the limitation and revise the claim. Deleting criticism does not resolve the </w:t>
+      </w:r>
+      <w:r>
+        <w:rPr>
+          <w:b/>
+        </w:rPr>
+        <w:t>evidence</w:t>
+      </w:r>
+      <w:r>
+        <w:rPr>
+          <w:b w:val="0"/>
+        </w:rPr>
+        <w:t xml:space="preserve"> gap.</w:t>
+      </w:r>
+    </w:p>
+    <w:p>
+      <w:pPr>
+        <w:pStyle w:val="Heading3"/>
+      </w:pPr>
+      <w:r>
+        <w:t>W5 Design a revealing follow-up</w:t>
+      </w:r>
+    </w:p>
+    <w:p>
+      <w:pPr>
+        <w:pStyle w:val="Heading3"/>
+      </w:pPr>
+      <w:r>
+        <w:t>Workbook question · W5</w:t>
+      </w:r>
+    </w:p>
+    <w:p>
+      <w:pPr>
+        <w:spacing w:line="336" w:lineRule="auto" w:after="180"/>
+        <w:shd w:fill="F5F1FB"/>
+      </w:pPr>
+      <w:r>
+        <w:rPr>
+          <w:b w:val="0"/>
+        </w:rPr>
+        <w:t>For the worked scenario, propose one additional case that could reveal a failure, describe its expected outcome before running it, and explain what would need to remain fixed for a fair comparison.</w:t>
+      </w:r>
+    </w:p>
+    <w:p>
+      <w:pPr>
+        <w:spacing w:line="336" w:lineRule="auto" w:after="180"/>
+        <w:shd w:fill="F5F1FB"/>
+      </w:pPr>
+      <w:r>
+        <w:rPr>
+          <w:b w:val="0"/>
+        </w:rPr>
+        <w:t>Do not reuse W4 as a new final test after receiving feedback.</w:t>
+      </w:r>
+    </w:p>
+    <w:p>
+      <w:pPr>
+        <w:pStyle w:val="Heading3"/>
+      </w:pPr>
+      <w:r>
+        <w:t>Teacher reasoning · W5</w:t>
+      </w:r>
+    </w:p>
+    <w:p>
+      <w:pPr>
+        <w:spacing w:line="336" w:lineRule="auto" w:after="180"/>
+        <w:shd w:fill="F1F6FC"/>
+      </w:pPr>
+      <w:r>
+        <w:rPr>
+          <w:b w:val="0"/>
+        </w:rPr>
+        <w:t xml:space="preserve">Teacher explanation: Accept a concrete variant of the worked </w:t>
+      </w:r>
+      <w:r>
+        <w:rPr>
+          <w:b/>
+        </w:rPr>
+        <w:t>input</w:t>
+      </w:r>
+      <w:r>
+        <w:rPr>
+          <w:b w:val="0"/>
+        </w:rPr>
+        <w:t xml:space="preserve"> or a missing/conflicting/boundary condition, with an expectation derived from the declared procedure.</w:t>
+      </w:r>
+    </w:p>
+    <w:p>
+      <w:pPr>
+        <w:spacing w:line="336" w:lineRule="auto" w:after="180"/>
+        <w:shd w:fill="F1F6FC"/>
+      </w:pPr>
+      <w:r>
+        <w:rPr>
+          <w:b w:val="0"/>
+        </w:rPr>
+        <w:t xml:space="preserve">Require preserved settings, original </w:t>
+      </w:r>
+      <w:r>
+        <w:rPr>
+          <w:b/>
+        </w:rPr>
+        <w:t>output</w:t>
+      </w:r>
+      <w:r>
+        <w:rPr>
+          <w:b w:val="0"/>
+        </w:rPr>
+        <w:t xml:space="preserve">s and data roles. Agreement with a reviewer is not required, but a disagreement needs explicit reasoning and </w:t>
+      </w:r>
+      <w:r>
+        <w:rPr>
+          <w:b/>
+        </w:rPr>
+        <w:t>evidence</w:t>
+      </w:r>
+      <w:r>
+        <w:rPr>
+          <w:b w:val="0"/>
+        </w:rPr>
+        <w:t>.</w:t>
+      </w:r>
+    </w:p>
+    <w:p>
+      <w:pPr>
+        <w:spacing w:line="336" w:lineRule="auto" w:after="180"/>
+        <w:shd w:fill="F1F6FC"/>
+      </w:pPr>
+      <w:r>
+        <w:rPr>
+          <w:b w:val="0"/>
+        </w:rPr>
+        <w:t xml:space="preserve">The new case should test this particular </w:t>
+      </w:r>
+      <w:r>
+        <w:rPr>
+          <w:b/>
+        </w:rPr>
+        <w:t>mechanism</w:t>
+      </w:r>
+      <w:r>
+        <w:rPr>
+          <w:b w:val="0"/>
+        </w:rPr>
+        <w:t xml:space="preserve"> rather than merely restate the original result.</w:t>
+      </w:r>
+    </w:p>
+    <w:p>
+      <w:pPr>
+        <w:pStyle w:val="Heading3"/>
+      </w:pPr>
+      <w:r>
+        <w:t>Independent assessment and fresh retry</w:t>
+      </w:r>
+    </w:p>
+    <w:p>
+      <w:pPr>
+        <w:pStyle w:val="Heading3"/>
+      </w:pPr>
+      <w:r>
+        <w:t>Teacher key · Independent assessment and fresh retry</w:t>
+      </w:r>
+    </w:p>
+    <w:p>
+      <w:pPr>
+        <w:spacing w:line="336" w:lineRule="auto" w:after="180"/>
+        <w:shd w:fill="F1F6FC"/>
+      </w:pPr>
+      <w:r>
+        <w:rPr>
+          <w:b w:val="0"/>
+        </w:rPr>
+        <w:t xml:space="preserve">W4: Supply counts and denominators with raw </w:t>
+      </w:r>
+      <w:r>
+        <w:rPr>
+          <w:b/>
+        </w:rPr>
+        <w:t>evidence</w:t>
+      </w:r>
+      <w:r>
+        <w:rPr>
+          <w:b w:val="0"/>
+        </w:rPr>
+        <w:t xml:space="preserve">, retain the limitation and revise the claim. Deleting criticism does not resolve the </w:t>
+      </w:r>
+      <w:r>
+        <w:rPr>
+          <w:b/>
+        </w:rPr>
+        <w:t>evidence</w:t>
+      </w:r>
+      <w:r>
+        <w:rPr>
+          <w:b w:val="0"/>
+        </w:rPr>
+        <w:t xml:space="preserve"> gap. Require intermediate reasoning and the stated scope.</w:t>
+      </w:r>
+    </w:p>
+    <w:p>
+      <w:pPr>
+        <w:spacing w:line="336" w:lineRule="auto" w:after="180"/>
+        <w:shd w:fill="F1F6FC"/>
+      </w:pPr>
+      <w:r>
+        <w:rPr>
+          <w:b w:val="0"/>
+        </w:rPr>
+        <w:t>Fresh retry: Reviewer asks whether timing includes retrieval; record does not specify. Expected reasoning: State the timing boundary if recoverable from records; otherwise mark speed comparison unresolved and narrow the claim.</w:t>
+      </w:r>
+    </w:p>
+    <w:p>
+      <w:pPr>
+        <w:spacing w:line="336" w:lineRule="auto" w:after="180"/>
+        <w:shd w:fill="F1F6FC"/>
+      </w:pPr>
+      <w:r>
+        <w:rPr>
+          <w:b w:val="0"/>
+        </w:rPr>
+        <w:t>If students need support, record it and reassess with another new case rather than awarding independence to a copied answer.</w:t>
+      </w:r>
+    </w:p>
+    <w:p>
+      <w:pPr>
+        <w:pStyle w:val="Heading3"/>
+      </w:pPr>
+      <w:r>
+        <w:t>Assess independent transfer</w:t>
+      </w:r>
+    </w:p>
+    <w:p>
+      <w:pPr>
+        <w:pStyle w:val="Heading3"/>
+      </w:pPr>
+      <w:r>
+        <w:t>Independent question · withhold the key</w:t>
+      </w:r>
+    </w:p>
+    <w:p>
+      <w:pPr>
+        <w:spacing w:line="336" w:lineRule="auto" w:after="180"/>
+        <w:shd w:fill="F5F1FB"/>
+      </w:pPr>
+      <w:r>
+        <w:rPr>
+          <w:b w:val="0"/>
+        </w:rPr>
+        <w:t>Selected case: Reviewer notes missing failure counts; author deletes the limitation paragraph. What is an adequate response?</w:t>
+      </w:r>
+    </w:p>
+    <w:p>
+      <w:pPr>
+        <w:pStyle w:val="Heading3"/>
+      </w:pPr>
+      <w:r>
+        <w:t>Selected case answer</w:t>
+      </w:r>
+    </w:p>
+    <w:p>
+      <w:pPr>
+        <w:pStyle w:val="Heading3"/>
+      </w:pPr>
+      <w:r>
+        <w:t>Teacher key · Selected case answer</w:t>
+      </w:r>
+    </w:p>
+    <w:p>
+      <w:pPr>
+        <w:spacing w:line="336" w:lineRule="auto" w:after="180"/>
+        <w:shd w:fill="F1F6FC"/>
+      </w:pPr>
+      <w:r>
+        <w:rPr>
+          <w:b w:val="0"/>
+        </w:rPr>
+        <w:t xml:space="preserve">Teacher explanation: Supply counts and denominators with raw </w:t>
+      </w:r>
+      <w:r>
+        <w:rPr>
+          <w:b/>
+        </w:rPr>
+        <w:t>evidence</w:t>
+      </w:r>
+      <w:r>
+        <w:rPr>
+          <w:b w:val="0"/>
+        </w:rPr>
+        <w:t xml:space="preserve">, retain the limitation and revise the claim. Deleting criticism does not resolve the </w:t>
+      </w:r>
+      <w:r>
+        <w:rPr>
+          <w:b/>
+        </w:rPr>
+        <w:t>evidence</w:t>
+      </w:r>
+      <w:r>
+        <w:rPr>
+          <w:b w:val="0"/>
+        </w:rPr>
+        <w:t xml:space="preserve"> gap.</w:t>
       </w:r>
     </w:p>
     <w:tbl>
@@ -1701,67 +3634,281 @@
       </w:tr>
     </w:tbl>
     <w:p>
-      <w:r>
-        <w:t>Record each dimension as not yet, with support, or independent. Accept a valid alternative procedure with a defensible trace. Do not penalise an honestly recorded model failure if the learner correctly explains its evidence and limits.</w:t>
+      <w:pPr>
+        <w:pStyle w:val="Heading3"/>
+      </w:pPr>
+      <w:r>
+        <w:t>Teacher key · Selected case answer</w:t>
       </w:r>
     </w:p>
     <w:p>
       <w:pPr>
-        <w:pStyle w:val="Heading3"/>
-      </w:pPr>
-      <w:r>
-        <w:t>Feedback that the learner uses</w:t>
+        <w:spacing w:line="336" w:lineRule="auto" w:after="180"/>
+        <w:shd w:fill="F1F6FC"/>
+      </w:pPr>
+      <w:r>
+        <w:rPr>
+          <w:b w:val="0"/>
+        </w:rPr>
+        <w:t>Record each dimension as not yet, with support, or independent. Accept a valid alternative procedure with a defensible trace.</w:t>
       </w:r>
     </w:p>
     <w:p>
-      <w:r>
-        <w:t>Name the earliest unsupported step and give one action to repair it. Have the learner make that repair now and explain why. Then assess the relevant skill on a fresh, fully specified case. Confirm it was not previously practised with feedback; solve and check the new case before assigning it. A follow-up design prompt is a starting brief, not automatically an equivalent test.</w:t>
+      <w:pPr>
+        <w:spacing w:line="336" w:lineRule="auto" w:after="180"/>
+        <w:shd w:fill="F1F6FC"/>
+      </w:pPr>
+      <w:r>
+        <w:rPr>
+          <w:b w:val="0"/>
+        </w:rPr>
+        <w:t xml:space="preserve">Do not penalise an honestly recorded model failure if the learner correctly explains its </w:t>
+      </w:r>
+      <w:r>
+        <w:rPr>
+          <w:b/>
+        </w:rPr>
+        <w:t>evidence</w:t>
+      </w:r>
+      <w:r>
+        <w:rPr>
+          <w:b w:val="0"/>
+        </w:rPr>
+        <w:t xml:space="preserve"> and limits.</w:t>
       </w:r>
     </w:p>
     <w:p>
       <w:pPr>
-        <w:pStyle w:val="Heading1"/>
-      </w:pPr>
-      <w:r>
-        <w:t>06. Connect the project, support and next lesson</w:t>
+        <w:pStyle w:val="Heading3"/>
+      </w:pPr>
+      <w:r>
+        <w:t>Feedback that the learner uses</w:t>
       </w:r>
     </w:p>
     <w:p>
-      <w:r>
-        <w:t>Add a labelled peer review and response evidence sheet to Reproducible AI Research Study. Show how you can explain the mechanism and terminology of peer review and response. Use the supplied fictional case and keep its inputs, intermediate steps, calculation or prediction, and limitation. Connect this record to last week’s record; a matching answer without a trace is insufficient.</w:t>
+      <w:pPr>
+        <w:spacing w:line="336" w:lineRule="auto" w:after="180"/>
+      </w:pPr>
+      <w:r>
+        <w:rPr>
+          <w:b w:val="0"/>
+        </w:rPr>
+        <w:t>Name the earliest unsupported step and give one action to repair it. Have the learner make that repair now and explain why. Then assess the relevant skill on a fresh, fully specified case.</w:t>
       </w:r>
     </w:p>
     <w:p>
-      <w:r>
-        <w:t>Provide an input/procedure/result/limit frame and a calculator when needed. Ask students to identify the first step before completing the whole trace. Extension: compare two concrete variants of this mechanism while holding unrelated conditions fixed; report both successful and unsuccessful outcomes.</w:t>
+      <w:pPr>
+        <w:spacing w:line="336" w:lineRule="auto" w:after="180"/>
+      </w:pPr>
+      <w:r>
+        <w:rPr>
+          <w:b w:val="0"/>
+        </w:rPr>
+        <w:t>Confirm it was not previously practised with feedback; solve and check the new case before assigning it. A follow-up design prompt is a starting brief, not automatically an equivalent test.</w:t>
       </w:r>
     </w:p>
     <w:p>
-      <w:r>
-        <w:t>Next connection: Independent reproduction check. Preserve the current case record and retrieve its evidence boundary before moving on.</w:t>
+      <w:pPr>
+        <w:pStyle w:val="Heading1"/>
+      </w:pPr>
+      <w:r>
+        <w:t>06. Connect the project, support and next lesson</w:t>
       </w:r>
     </w:p>
     <w:p>
       <w:r>
-        <w:t>Retain the project ledger and assess a changed case after support. Check the relevant prerequisite before carrying this component forward.</w:t>
+        <w:t>Connect Peer review and response to Reproducible AI Research Study, adapt support and plan a later changed-case check.</w:t>
       </w:r>
     </w:p>
     <w:p>
       <w:pPr>
-        <w:pStyle w:val="Heading3"/>
-      </w:pPr>
-      <w:r>
-        <w:t>Plan the delayed return</w:t>
+        <w:spacing w:line="336" w:lineRule="auto" w:after="180"/>
+      </w:pPr>
+      <w:r>
+        <w:rPr>
+          <w:b w:val="0"/>
+        </w:rPr>
+        <w:t xml:space="preserve">Add a labelled peer review and response </w:t>
+      </w:r>
+      <w:r>
+        <w:rPr>
+          <w:b/>
+        </w:rPr>
+        <w:t>evidence</w:t>
+      </w:r>
+      <w:r>
+        <w:rPr>
+          <w:b w:val="0"/>
+        </w:rPr>
+        <w:t xml:space="preserve"> sheet to Reproducible AI Research Study. Show how you can explain the </w:t>
+      </w:r>
+      <w:r>
+        <w:rPr>
+          <w:b/>
+        </w:rPr>
+        <w:t>mechanism</w:t>
+      </w:r>
+      <w:r>
+        <w:rPr>
+          <w:b w:val="0"/>
+        </w:rPr>
+        <w:t xml:space="preserve"> and terminology of peer review and response.</w:t>
       </w:r>
     </w:p>
     <w:p>
-      <w:r>
-        <w:t>Suggested return points in this level: ai-7/33, ai-7/35. Use actual classroom dates, adjusting for holidays and gaps. One, three and six teaching weeks are scheduling choices, not a claimed optimal spacing.</w:t>
+      <w:pPr>
+        <w:spacing w:line="336" w:lineRule="auto" w:after="180"/>
+      </w:pPr>
+      <w:r>
+        <w:rPr>
+          <w:b w:val="0"/>
+        </w:rPr>
+        <w:t xml:space="preserve">Use the supplied fictional case and keep its </w:t>
+      </w:r>
+      <w:r>
+        <w:rPr>
+          <w:b/>
+        </w:rPr>
+        <w:t>input</w:t>
+      </w:r>
+      <w:r>
+        <w:rPr>
+          <w:b w:val="0"/>
+        </w:rPr>
+        <w:t xml:space="preserve">s, intermediate steps, calculation or </w:t>
+      </w:r>
+      <w:r>
+        <w:rPr>
+          <w:b/>
+        </w:rPr>
+        <w:t>prediction</w:t>
+      </w:r>
+      <w:r>
+        <w:rPr>
+          <w:b w:val="0"/>
+        </w:rPr>
+        <w:t>, and limitation. Connect this record to last week’s record; a matching answer without a trace is insufficient.</w:t>
       </w:r>
     </w:p>
     <w:p>
-      <w:r>
-        <w:t>At a delayed check, ask for the idea from memory and a changed application. Compare with the earlier independent response and record support used. For a new level, revisit the previous capstone before checking the new prerequisites.</w:t>
+      <w:pPr>
+        <w:spacing w:line="336" w:lineRule="auto" w:after="180"/>
+      </w:pPr>
+      <w:r>
+        <w:rPr>
+          <w:b w:val="0"/>
+        </w:rPr>
+        <w:t xml:space="preserve">Provide an </w:t>
+      </w:r>
+      <w:r>
+        <w:rPr>
+          <w:b/>
+        </w:rPr>
+        <w:t>input</w:t>
+      </w:r>
+      <w:r>
+        <w:rPr>
+          <w:b w:val="0"/>
+        </w:rPr>
+        <w:t>/procedure/result/limit frame and a calculator when needed. Ask students to identify the first step before completing the whole trace.</w:t>
+      </w:r>
+    </w:p>
+    <w:p>
+      <w:pPr>
+        <w:spacing w:line="336" w:lineRule="auto" w:after="180"/>
+      </w:pPr>
+      <w:r>
+        <w:rPr>
+          <w:b w:val="0"/>
+        </w:rPr>
+        <w:t xml:space="preserve">Extension: compare two concrete variants of this </w:t>
+      </w:r>
+      <w:r>
+        <w:rPr>
+          <w:b/>
+        </w:rPr>
+        <w:t>mechanism</w:t>
+      </w:r>
+      <w:r>
+        <w:rPr>
+          <w:b w:val="0"/>
+        </w:rPr>
+        <w:t xml:space="preserve"> while holding unrelated conditions fixed; report both successful and unsuccessful outcomes.</w:t>
+      </w:r>
+    </w:p>
+    <w:p>
+      <w:pPr>
+        <w:spacing w:line="336" w:lineRule="auto" w:after="180"/>
+      </w:pPr>
+      <w:r>
+        <w:rPr>
+          <w:b w:val="0"/>
+        </w:rPr>
+        <w:t xml:space="preserve">Next connection: Independent reproduction check. Preserve the current case record and retrieve its </w:t>
+      </w:r>
+      <w:r>
+        <w:rPr>
+          <w:b/>
+        </w:rPr>
+        <w:t>evidence</w:t>
+      </w:r>
+      <w:r>
+        <w:rPr>
+          <w:b w:val="0"/>
+        </w:rPr>
+        <w:t xml:space="preserve"> boundary before moving on.</w:t>
+      </w:r>
+    </w:p>
+    <w:p>
+      <w:pPr>
+        <w:spacing w:line="336" w:lineRule="auto" w:after="180"/>
+      </w:pPr>
+      <w:r>
+        <w:rPr>
+          <w:b w:val="0"/>
+        </w:rPr>
+        <w:t>Retain the project ledger and assess a changed case after support. Check the relevant prerequisite before carrying this component forward.</w:t>
+      </w:r>
+    </w:p>
+    <w:p>
+      <w:pPr>
+        <w:pStyle w:val="Heading3"/>
+      </w:pPr>
+      <w:r>
+        <w:t>Plan the delayed return</w:t>
+      </w:r>
+    </w:p>
+    <w:p>
+      <w:pPr>
+        <w:spacing w:line="336" w:lineRule="auto" w:after="180"/>
+      </w:pPr>
+      <w:r>
+        <w:rPr>
+          <w:b w:val="0"/>
+        </w:rPr>
+        <w:t>Suggested return points in this level: ai-7/33, ai-7/35. Use actual classroom dates, adjusting for holidays and gaps. One, three and six teaching weeks are scheduling choices, not a claimed optimal spacing.</w:t>
+      </w:r>
+    </w:p>
+    <w:p>
+      <w:pPr>
+        <w:spacing w:line="336" w:lineRule="auto" w:after="180"/>
+      </w:pPr>
+      <w:r>
+        <w:rPr>
+          <w:b w:val="0"/>
+        </w:rPr>
+        <w:t>At a delayed check, ask for the idea from memory and a changed application. Compare with the earlier independent response and record support used.</w:t>
+      </w:r>
+    </w:p>
+    <w:p>
+      <w:pPr>
+        <w:spacing w:line="336" w:lineRule="auto" w:after="180"/>
+      </w:pPr>
+      <w:r>
+        <w:rPr>
+          <w:b w:val="0"/>
+        </w:rPr>
+        <w:t>For a new level, revisit the previous capstone before checking the new prerequisites.</w:t>
       </w:r>
     </w:p>
     <w:tbl>
@@ -1921,8 +4068,26 @@
       </w:tr>
     </w:tbl>
     <w:p>
-      <w:r>
-        <w:t>Use the evidence to choose reteaching or the next step. A completed page, confidence rating or attractive project does not by itself demonstrate understanding.</w:t>
+      <w:pPr>
+        <w:spacing w:line="336" w:lineRule="auto" w:after="180"/>
+      </w:pPr>
+      <w:r>
+        <w:rPr>
+          <w:b w:val="0"/>
+        </w:rPr>
+        <w:t xml:space="preserve">Use the </w:t>
+      </w:r>
+      <w:r>
+        <w:rPr>
+          <w:b/>
+        </w:rPr>
+        <w:t>evidence</w:t>
+      </w:r>
+      <w:r>
+        <w:rPr>
+          <w:b w:val="0"/>
+        </w:rPr>
+        <w:t xml:space="preserve"> to choose reteaching or the next step. A completed page, confidence rating or attractive project does not by itself demonstrate understanding.</w:t>
       </w:r>
     </w:p>
     <w:p>
@@ -1934,7 +4099,13 @@
       </w:r>
     </w:p>
     <w:p>
-      <w:r>
+      <w:pPr>
+        <w:spacing w:line="336" w:lineRule="auto" w:after="180"/>
+      </w:pPr>
+      <w:r>
+        <w:rPr>
+          <w:b w:val="0"/>
+        </w:rPr>
         <w:t>For the Reproducible AI Research Study, retain an annotated worked trace and the changed-case reasoning. Connect the claim to its records, units and assumptions so another investigator can challenge or reproduce it.</w:t>
       </w:r>
     </w:p>
@@ -1948,12 +4119,62 @@
     </w:p>
     <w:p>
       <w:r>
-        <w:t>Teaching target: Explain the mechanism and terminology of peer review and response</w:t>
+        <w:t>Use this preparation summary alongside the detailed Peer review and response lesson; it is a checklist rather than a replacement for the full sequence.</w:t>
       </w:r>
     </w:p>
     <w:p>
-      <w:r>
-        <w:t>Prepare the labelled worked-case picture, the matching workbook, fictional input cards and a place for individual responses. Check a local Python 3 environment before class; have a paper-trace version ready.</w:t>
+      <w:pPr>
+        <w:pStyle w:val="Heading3"/>
+      </w:pPr>
+      <w:r>
+        <w:t>Teaching target</w:t>
+      </w:r>
+    </w:p>
+    <w:p>
+      <w:pPr>
+        <w:spacing w:line="336" w:lineRule="auto" w:after="180"/>
+        <w:shd w:fill="EDF7F3"/>
+      </w:pPr>
+      <w:r>
+        <w:rPr>
+          <w:b w:val="0"/>
+        </w:rPr>
+        <w:t xml:space="preserve">Teaching target: Explain the </w:t>
+      </w:r>
+      <w:r>
+        <w:rPr>
+          <w:b/>
+        </w:rPr>
+        <w:t>mechanism</w:t>
+      </w:r>
+      <w:r>
+        <w:rPr>
+          <w:b w:val="0"/>
+        </w:rPr>
+        <w:t xml:space="preserve"> and terminology of peer review and response</w:t>
+      </w:r>
+    </w:p>
+    <w:p>
+      <w:pPr>
+        <w:spacing w:line="336" w:lineRule="auto" w:after="180"/>
+      </w:pPr>
+      <w:r>
+        <w:rPr>
+          <w:b w:val="0"/>
+        </w:rPr>
+        <w:t xml:space="preserve">Prepare the labelled worked-case picture, the matching workbook, fictional </w:t>
+      </w:r>
+      <w:r>
+        <w:rPr>
+          <w:b/>
+        </w:rPr>
+        <w:t>input</w:t>
+      </w:r>
+      <w:r>
+        <w:rPr>
+          <w:b w:val="0"/>
+        </w:rPr>
+        <w:t xml:space="preserve"> cards and a place for individual responses. Check a local Python 3 environment before class; have a paper-trace version ready.</w:t>
       </w:r>
     </w:p>
     <w:tbl>
@@ -2100,37 +4321,206 @@
       </w:tr>
     </w:tbl>
     <w:p>
-      <w:r>
-        <w:t>Before class, solve the supported practice: Reviewer asks for a fitted-line baseline; author responds that the neural network is advanced, without a comparison. Show the intermediate steps and give the conclusion with its scope.</w:t>
+      <w:pPr>
+        <w:spacing w:line="336" w:lineRule="auto" w:after="180"/>
+      </w:pPr>
+      <w:r>
+        <w:rPr>
+          <w:b w:val="0"/>
+        </w:rPr>
+        <w:t>Before class, solve the supported practice: Reviewer asks for a fitted-line baseline; author responds that the neural network is advanced, without a comparison.</w:t>
       </w:r>
     </w:p>
     <w:p>
-      <w:r>
-        <w:t>Reasoned practice answer: Teacher explanation: The response lacks evidence. Add a fair comparison under the plan or narrow the claim to the existing baseline; record any new analysis as such.</w:t>
+      <w:pPr>
+        <w:spacing w:line="336" w:lineRule="auto" w:after="180"/>
+      </w:pPr>
+      <w:r>
+        <w:rPr>
+          <w:b w:val="0"/>
+        </w:rPr>
+        <w:t>Show the intermediate steps and give the conclusion with its scope.</w:t>
       </w:r>
     </w:p>
     <w:p>
-      <w:r>
-        <w:t>Check every learner before discussion: Use the worked case for Peer review and response. Proposed explanation: “The worked result establishes every future case”. Decide whether this explanation is supported. Point to the step or supplied fact that decides; explain your repair if needed.</w:t>
+      <w:pPr>
+        <w:pStyle w:val="Heading3"/>
+      </w:pPr>
+      <w:r>
+        <w:t>Supported practice answer</w:t>
       </w:r>
     </w:p>
     <w:p>
-      <w:r>
-        <w:t>Misconception repair: Agreement with a reviewer is not required, but a disagreement needs explicit reasoning and evidence.</w:t>
+      <w:pPr>
+        <w:spacing w:line="336" w:lineRule="auto" w:after="180"/>
+        <w:shd w:fill="F1F6FC"/>
+      </w:pPr>
+      <w:r>
+        <w:rPr>
+          <w:b w:val="0"/>
+        </w:rPr>
+        <w:t xml:space="preserve">Reasoned practice answer: Teacher explanation: The response lacks </w:t>
+      </w:r>
+      <w:r>
+        <w:rPr>
+          <w:b/>
+        </w:rPr>
+        <w:t>evidence</w:t>
+      </w:r>
+      <w:r>
+        <w:rPr>
+          <w:b w:val="0"/>
+        </w:rPr>
+        <w:t>. Add a fair comparison under the plan or narrow the claim to the existing baseline; record any new analysis as such.</w:t>
       </w:r>
     </w:p>
     <w:p>
-      <w:r>
-        <w:t>Support: read the exact case aloud, enlarge the labelled picture, supply input cards and model only the first deciding step. Accept a spoken explanation or drawing; retain the reasoning goal.</w:t>
+      <w:pPr>
+        <w:spacing w:line="336" w:lineRule="auto" w:after="180"/>
+      </w:pPr>
+      <w:r>
+        <w:rPr>
+          <w:b w:val="0"/>
+        </w:rPr>
+        <w:t>Check every learner before discussion: Use the worked case for Peer review and response. Proposed explanation: “The worked result establishes every future case”. Decide whether this explanation is supported.</w:t>
       </w:r>
     </w:p>
     <w:p>
-      <w:r>
-        <w:t>Extension: The team only changes "photos" to "plants" without revisiting analysis. Require a prediction and a reason before comparing. Expected result: The substantive independence issue remains unresolved. Reason: Renaming records does not change their shared source objects.</w:t>
+      <w:pPr>
+        <w:spacing w:line="336" w:lineRule="auto" w:after="180"/>
+      </w:pPr>
+      <w:r>
+        <w:rPr>
+          <w:b w:val="0"/>
+        </w:rPr>
+        <w:t>Point to the step or supplied fact that decides; explain your repair if needed.</w:t>
       </w:r>
     </w:p>
     <w:p>
-      <w:r>
+      <w:pPr>
+        <w:pStyle w:val="Heading3"/>
+      </w:pPr>
+      <w:r>
+        <w:t>Repair the misconception</w:t>
+      </w:r>
+    </w:p>
+    <w:p>
+      <w:pPr>
+        <w:spacing w:line="336" w:lineRule="auto" w:after="180"/>
+        <w:shd w:fill="FFF5E6"/>
+      </w:pPr>
+      <w:r>
+        <w:rPr>
+          <w:b w:val="0"/>
+        </w:rPr>
+        <w:t xml:space="preserve">Misconception repair: Agreement with a reviewer is not required, but a disagreement needs explicit reasoning and </w:t>
+      </w:r>
+      <w:r>
+        <w:rPr>
+          <w:b/>
+        </w:rPr>
+        <w:t>evidence</w:t>
+      </w:r>
+      <w:r>
+        <w:rPr>
+          <w:b w:val="0"/>
+        </w:rPr>
+        <w:t>.</w:t>
+      </w:r>
+    </w:p>
+    <w:p>
+      <w:pPr>
+        <w:pStyle w:val="Heading3"/>
+      </w:pPr>
+      <w:r>
+        <w:t>Support without giving away the answer</w:t>
+      </w:r>
+    </w:p>
+    <w:p>
+      <w:pPr>
+        <w:spacing w:line="336" w:lineRule="auto" w:after="180"/>
+        <w:shd w:fill="F1F6F8"/>
+      </w:pPr>
+      <w:r>
+        <w:rPr>
+          <w:b w:val="0"/>
+        </w:rPr>
+        <w:t xml:space="preserve">Support: read the exact case aloud, enlarge the labelled picture, supply </w:t>
+      </w:r>
+      <w:r>
+        <w:rPr>
+          <w:b/>
+        </w:rPr>
+        <w:t>input</w:t>
+      </w:r>
+      <w:r>
+        <w:rPr>
+          <w:b w:val="0"/>
+        </w:rPr>
+        <w:t xml:space="preserve"> cards and model only the first deciding step. Accept a spoken explanation or drawing; retain the reasoning goal.</w:t>
+      </w:r>
+    </w:p>
+    <w:p>
+      <w:pPr>
+        <w:pStyle w:val="Heading3"/>
+      </w:pPr>
+      <w:r>
+        <w:t>Extend the reasoning</w:t>
+      </w:r>
+    </w:p>
+    <w:p>
+      <w:pPr>
+        <w:spacing w:line="336" w:lineRule="auto" w:after="180"/>
+        <w:shd w:fill="F5F1FB"/>
+      </w:pPr>
+      <w:r>
+        <w:rPr>
+          <w:b w:val="0"/>
+        </w:rPr>
+        <w:t xml:space="preserve">Extension: The team only changes "photos" to "plants" without revisiting analysis. Require a </w:t>
+      </w:r>
+      <w:r>
+        <w:rPr>
+          <w:b/>
+        </w:rPr>
+        <w:t>prediction</w:t>
+      </w:r>
+      <w:r>
+        <w:rPr>
+          <w:b w:val="0"/>
+        </w:rPr>
+        <w:t xml:space="preserve"> and a reason before comparing. Expected result: The substantive independence issue remains unresolved.</w:t>
+      </w:r>
+    </w:p>
+    <w:p>
+      <w:pPr>
+        <w:spacing w:line="336" w:lineRule="auto" w:after="180"/>
+        <w:shd w:fill="F5F1FB"/>
+      </w:pPr>
+      <w:r>
+        <w:rPr>
+          <w:b w:val="0"/>
+        </w:rPr>
+        <w:t>Reason: Renaming records does not change their shared source objects.</w:t>
+      </w:r>
+    </w:p>
+    <w:p>
+      <w:pPr>
+        <w:pStyle w:val="Heading3"/>
+      </w:pPr>
+      <w:r>
+        <w:t>Protect the independent attempt</w:t>
+      </w:r>
+    </w:p>
+    <w:p>
+      <w:pPr>
+        <w:spacing w:line="336" w:lineRule="auto" w:after="180"/>
+        <w:shd w:fill="FFF5E6"/>
+      </w:pPr>
+      <w:r>
+        <w:rPr>
+          <w:b w:val="0"/>
+        </w:rPr>
         <w:t>Independent assessment: withhold the reserved answer until the learner has attempted the new case. Record support separately from correctness.</w:t>
       </w:r>
     </w:p>
@@ -2319,46 +4709,1014 @@
       </w:tr>
     </w:tbl>
     <w:p>
-      <w:r>
-        <w:t>Project checkpoint: Present and defend. Demonstrate the system, explain one failure and justify the next improvement with evidence.</w:t>
+      <w:pPr>
+        <w:pStyle w:val="Heading3"/>
+      </w:pPr>
+      <w:r>
+        <w:t>Project checkpoint</w:t>
       </w:r>
     </w:p>
     <w:p>
-      <w:r>
-        <w:t>Use the weekly teacher answer for topic-specific reasoning. A saved progress tick is an activity record; judge mastery from the learner’s explanation and evidence.</w:t>
+      <w:pPr>
+        <w:spacing w:line="336" w:lineRule="auto" w:after="180"/>
+        <w:shd w:fill="EDF7F3"/>
+      </w:pPr>
+      <w:r>
+        <w:rPr>
+          <w:b w:val="0"/>
+        </w:rPr>
+        <w:t xml:space="preserve">Project checkpoint: Present and defend. Demonstrate the system, explain one failure and justify the next improvement with </w:t>
+      </w:r>
+      <w:r>
+        <w:rPr>
+          <w:b/>
+        </w:rPr>
+        <w:t>evidence</w:t>
+      </w:r>
+      <w:r>
+        <w:rPr>
+          <w:b w:val="0"/>
+        </w:rPr>
+        <w:t>.</w:t>
       </w:r>
     </w:p>
     <w:p>
       <w:pPr>
-        <w:pStyle w:val="Heading1"/>
-      </w:pPr>
-      <w:r>
-        <w:t>08. Use feedback, labs and repair paths</w:t>
+        <w:spacing w:line="336" w:lineRule="auto" w:after="180"/>
+      </w:pPr>
+      <w:r>
+        <w:rPr>
+          <w:b w:val="0"/>
+        </w:rPr>
+        <w:t xml:space="preserve">Use the weekly teacher answer for topic-specific reasoning. A saved progress tick is an activity record; judge mastery from the learner’s explanation and </w:t>
+      </w:r>
+      <w:r>
+        <w:rPr>
+          <w:b/>
+        </w:rPr>
+        <w:t>evidence</w:t>
+      </w:r>
+      <w:r>
+        <w:rPr>
+          <w:b w:val="0"/>
+        </w:rPr>
+        <w:t>.</w:t>
       </w:r>
     </w:p>
     <w:p>
-      <w:r>
-        <w:t>Use the two formative questions as supported practice, not as independent mastery scores. Discuss the deciding evidence rather than accepting a guessed selection.</w:t>
+      <w:pPr>
+        <w:pStyle w:val="Heading1"/>
+      </w:pPr>
+      <w:r>
+        <w:t>08. Use feedback, labs and repair paths</w:t>
       </w:r>
     </w:p>
     <w:p>
       <w:r>
-        <w:t>The feedback comes from the reviewed public worked case. Do not reveal the separately reserved independent teacher answer until the learner has attempted that case.</w:t>
+        <w:t>Use feedback, earlier review and portfolios purposefully. Apply the coding routine only when this lesson has an executable lab.</w:t>
       </w:r>
     </w:p>
     <w:p>
-      <w:r>
-        <w:t>Ask students to predict before running code. Preserve errors and actual outputs; collect a changed test and an explanation. The branch-boundary and indexing lessons deliberately include failure cases.</w:t>
+      <w:pPr>
+        <w:spacing w:line="336" w:lineRule="auto" w:after="180"/>
+      </w:pPr>
+      <w:r>
+        <w:rPr>
+          <w:b w:val="0"/>
+        </w:rPr>
+        <w:t xml:space="preserve">Use the two formative questions as supported practice, not as independent mastery scores. Discuss the deciding </w:t>
+      </w:r>
+      <w:r>
+        <w:rPr>
+          <w:b/>
+        </w:rPr>
+        <w:t>evidence</w:t>
+      </w:r>
+      <w:r>
+        <w:rPr>
+          <w:b w:val="0"/>
+        </w:rPr>
+        <w:t xml:space="preserve"> rather than accepting a guessed selection.</w:t>
       </w:r>
     </w:p>
     <w:p>
-      <w:r>
-        <w:t>Use the earlier worked-explanation links to address a specific missing building block, then return to the current question. Adapt this suggestion after observing the learner; it is not an automatic diagnosis.</w:t>
+      <w:pPr>
+        <w:spacing w:line="336" w:lineRule="auto" w:after="180"/>
+      </w:pPr>
+      <w:r>
+        <w:rPr>
+          <w:b w:val="0"/>
+        </w:rPr>
+        <w:t>The feedback comes from the reviewed public worked case. Do not reveal the separately reserved independent teacher answer until the learner has attempted that case.</w:t>
       </w:r>
     </w:p>
     <w:p>
-      <w:r>
-        <w:t>Collect the completed-work portfolio as evidence. Record support separately from correctness, and assess explanation, trace/test and limitations. Progress ticks and quiz selections alone do not establish mastery.</w:t>
+      <w:pPr>
+        <w:pStyle w:val="Heading3"/>
+      </w:pPr>
+      <w:r>
+        <w:t>For later coding lessons</w:t>
+      </w:r>
+    </w:p>
+    <w:p>
+      <w:r>
+        <w:t>This week has no code block. Use this routine when a later lesson includes an executable lab.</w:t>
+      </w:r>
+    </w:p>
+    <w:p>
+      <w:pPr>
+        <w:spacing w:line="336" w:lineRule="auto" w:after="180"/>
+        <w:shd w:fill="F1F6F8"/>
+      </w:pPr>
+      <w:r>
+        <w:rPr>
+          <w:b w:val="0"/>
+        </w:rPr>
+        <w:t xml:space="preserve">Ask students to predict before running code. Preserve errors and actual </w:t>
+      </w:r>
+      <w:r>
+        <w:rPr>
+          <w:b/>
+        </w:rPr>
+        <w:t>output</w:t>
+      </w:r>
+      <w:r>
+        <w:rPr>
+          <w:b w:val="0"/>
+        </w:rPr>
+        <w:t>s; collect a changed test and an explanation. The branch-boundary and indexing lessons deliberately include failure cases.</w:t>
+      </w:r>
+    </w:p>
+    <w:p>
+      <w:pPr>
+        <w:spacing w:line="336" w:lineRule="auto" w:after="180"/>
+      </w:pPr>
+      <w:r>
+        <w:rPr>
+          <w:b w:val="0"/>
+        </w:rPr>
+        <w:t>Use the earlier worked-explanation links to address a specific missing building block, then return to the current question. Adapt this suggestion after observing the learner; it is not an automatic diagnosis.</w:t>
+      </w:r>
+    </w:p>
+    <w:p>
+      <w:pPr>
+        <w:spacing w:line="336" w:lineRule="auto" w:after="180"/>
+      </w:pPr>
+      <w:r>
+        <w:rPr>
+          <w:b w:val="0"/>
+        </w:rPr>
+        <w:t xml:space="preserve">Collect the completed-work portfolio as </w:t>
+      </w:r>
+      <w:r>
+        <w:rPr>
+          <w:b/>
+        </w:rPr>
+        <w:t>evidence</w:t>
+      </w:r>
+      <w:r>
+        <w:rPr>
+          <w:b w:val="0"/>
+        </w:rPr>
+        <w:t>. Record support separately from correctness, and assess explanation, trace/test and limitations. Progress ticks and quiz selections alone do not establish mastery.</w:t>
+      </w:r>
+    </w:p>
+    <w:p>
+      <w:pPr>
+        <w:pStyle w:val="Heading1"/>
+      </w:pPr>
+      <w:r>
+        <w:t>09. Visual concept journey</w:t>
+      </w:r>
+    </w:p>
+    <w:p>
+      <w:r>
+        <w:t>Show one Peer review and response graphic at a time, request a prediction and discuss its trace before the independent assessment.</w:t>
+      </w:r>
+    </w:p>
+    <w:p>
+      <w:pPr>
+        <w:spacing w:line="336" w:lineRule="auto" w:after="180"/>
+      </w:pPr>
+      <w:r>
+        <w:rPr>
+          <w:b w:val="0"/>
+        </w:rPr>
+        <w:t xml:space="preserve">Use one picture at a time. Hide a worked result before asking for a </w:t>
+      </w:r>
+      <w:r>
+        <w:rPr>
+          <w:b/>
+        </w:rPr>
+        <w:t>prediction</w:t>
+      </w:r>
+      <w:r>
+        <w:rPr>
+          <w:b w:val="0"/>
+        </w:rPr>
+        <w:t>, then reveal it for feedback. These are supported teaching cases; retain the separate independent assessment for a fresh first attempt.</w:t>
+      </w:r>
+    </w:p>
+    <w:p>
+      <w:pPr>
+        <w:pStyle w:val="Heading3"/>
+      </w:pPr>
+      <w:r>
+        <w:t>01. Peer review and response: the case</w:t>
+      </w:r>
+    </w:p>
+    <w:p>
+      <w:r>
+        <w:drawing>
+          <wp:inline xmlns:a="http://schemas.openxmlformats.org/drawingml/2006/main" xmlns:pic="http://schemas.openxmlformats.org/drawingml/2006/picture">
+            <wp:extent cx="5486400" cy="2834640"/>
+            <wp:docPr id="2" name="Picture 2" descr="Respond to a reviewer with evidence. A reviewer asks why four photos of one plant were treated as four independent plants. Supplied facts: The original table contains four views of P1 and four views of P2: eight photos from two plants."/>
+            <wp:cNvGraphicFramePr>
+              <a:graphicFrameLocks noChangeAspect="1"/>
+            </wp:cNvGraphicFramePr>
+            <a:graphic>
+              <a:graphicData uri="http://schemas.openxmlformats.org/drawingml/2006/picture">
+                <pic:pic>
+                  <pic:nvPicPr>
+                    <pic:cNvPr id="0" name="academy-story-ai-7-32-01.png"/>
+                    <pic:cNvPicPr/>
+                  </pic:nvPicPr>
+                  <pic:blipFill>
+                    <a:blip r:embed="rId10"/>
+                    <a:stretch>
+                      <a:fillRect/>
+                    </a:stretch>
+                  </pic:blipFill>
+                  <pic:spPr>
+                    <a:xfrm>
+                      <a:off x="0" y="0"/>
+                      <a:ext cx="5486400" cy="2834640"/>
+                    </a:xfrm>
+                    <a:prstGeom prst="rect"/>
+                  </pic:spPr>
+                </pic:pic>
+              </a:graphicData>
+            </a:graphic>
+          </wp:inline>
+        </w:drawing>
+      </w:r>
+    </w:p>
+    <w:p>
+      <w:pPr>
+        <w:spacing w:line="336" w:lineRule="auto" w:after="180"/>
+      </w:pPr>
+      <w:r>
+        <w:rPr>
+          <w:b w:val="0"/>
+        </w:rPr>
+        <w:t xml:space="preserve">Respond to a reviewer with </w:t>
+      </w:r>
+      <w:r>
+        <w:rPr>
+          <w:b/>
+        </w:rPr>
+        <w:t>evidence</w:t>
+      </w:r>
+      <w:r>
+        <w:rPr>
+          <w:b w:val="0"/>
+        </w:rPr>
+        <w:t>. A reviewer asks why four photos of one plant were treated as four independent plants.</w:t>
+      </w:r>
+    </w:p>
+    <w:p>
+      <w:pPr>
+        <w:spacing w:line="336" w:lineRule="auto" w:after="180"/>
+      </w:pPr>
+      <w:r>
+        <w:rPr>
+          <w:b w:val="0"/>
+        </w:rPr>
+        <w:t>Supplied facts: The original table contains four views of P1 and four views of P2: eight photos from two plants.</w:t>
+      </w:r>
+    </w:p>
+    <w:p>
+      <w:pPr>
+        <w:spacing w:line="336" w:lineRule="auto" w:after="180"/>
+        <w:shd w:fill="F5F1FB"/>
+      </w:pPr>
+      <w:r>
+        <w:rPr>
+          <w:b w:val="0"/>
+        </w:rPr>
+        <w:t>Point to the given fact that matters most. Explain why it matters.</w:t>
+      </w:r>
+    </w:p>
+    <w:p>
+      <w:pPr>
+        <w:pStyle w:val="Heading3"/>
+      </w:pPr>
+      <w:r>
+        <w:t>Discuss while showing the picture</w:t>
+      </w:r>
+    </w:p>
+    <w:p>
+      <w:pPr>
+        <w:spacing w:line="336" w:lineRule="auto" w:after="180"/>
+        <w:shd w:fill="F1F6F8"/>
+      </w:pPr>
+      <w:r>
+        <w:rPr>
+          <w:b w:val="0"/>
+        </w:rPr>
+        <w:t>Teacher prompt: Point to the given fact that matters most. Explain why it matters. Ask learners to describe one label or arrow in ordinary words. Use the adjacent transcript if the image is difficult to see.</w:t>
+      </w:r>
+    </w:p>
+    <w:p>
+      <w:pPr>
+        <w:pStyle w:val="Heading3"/>
+      </w:pPr>
+      <w:r>
+        <w:t>02. Follow the deciding steps</w:t>
+      </w:r>
+    </w:p>
+    <w:p>
+      <w:r>
+        <w:drawing>
+          <wp:inline xmlns:a="http://schemas.openxmlformats.org/drawingml/2006/main" xmlns:pic="http://schemas.openxmlformats.org/drawingml/2006/picture">
+            <wp:extent cx="5486400" cy="3182112"/>
+            <wp:docPr id="3" name="Picture 3" descr="Identify the concern: The reviewer questions the unit of analysis. → Check the records: Plant identifiers confirm two plants, not eight independent plants. → Revise transparently: Correct the description and revise any analysis that assumed independence."/>
+            <wp:cNvGraphicFramePr>
+              <a:graphicFrameLocks noChangeAspect="1"/>
+            </wp:cNvGraphicFramePr>
+            <a:graphic>
+              <a:graphicData uri="http://schemas.openxmlformats.org/drawingml/2006/picture">
+                <pic:pic>
+                  <pic:nvPicPr>
+                    <pic:cNvPr id="0" name="academy-story-ai-7-32-02.png"/>
+                    <pic:cNvPicPr/>
+                  </pic:nvPicPr>
+                  <pic:blipFill>
+                    <a:blip r:embed="rId11"/>
+                    <a:stretch>
+                      <a:fillRect/>
+                    </a:stretch>
+                  </pic:blipFill>
+                  <pic:spPr>
+                    <a:xfrm>
+                      <a:off x="0" y="0"/>
+                      <a:ext cx="5486400" cy="3182112"/>
+                    </a:xfrm>
+                    <a:prstGeom prst="rect"/>
+                  </pic:spPr>
+                </pic:pic>
+              </a:graphicData>
+            </a:graphic>
+          </wp:inline>
+        </w:drawing>
+      </w:r>
+    </w:p>
+    <w:p>
+      <w:pPr>
+        <w:spacing w:line="336" w:lineRule="auto" w:after="180"/>
+      </w:pPr>
+      <w:r>
+        <w:rPr>
+          <w:b w:val="0"/>
+        </w:rPr>
+        <w:t>Identify the concern: The reviewer questions the unit of analysis. → Check the records: Plant identifiers confirm two plants, not eight independent plants. → Revise transparently: Correct the description and revise any analysis that assumed independence.</w:t>
+      </w:r>
+    </w:p>
+    <w:p>
+      <w:pPr>
+        <w:spacing w:line="336" w:lineRule="auto" w:after="180"/>
+        <w:shd w:fill="F5F1FB"/>
+      </w:pPr>
+      <w:r>
+        <w:rPr>
+          <w:b w:val="0"/>
+        </w:rPr>
+        <w:t xml:space="preserve">Point to each numbered stage and explain which recorded </w:t>
+      </w:r>
+      <w:r>
+        <w:rPr>
+          <w:b/>
+        </w:rPr>
+        <w:t>input</w:t>
+      </w:r>
+      <w:r>
+        <w:rPr>
+          <w:b w:val="0"/>
+        </w:rPr>
+        <w:t xml:space="preserve"> it uses.</w:t>
+      </w:r>
+    </w:p>
+    <w:p>
+      <w:pPr>
+        <w:pStyle w:val="Heading3"/>
+      </w:pPr>
+      <w:r>
+        <w:t>Discuss while showing the picture</w:t>
+      </w:r>
+    </w:p>
+    <w:p>
+      <w:pPr>
+        <w:spacing w:line="336" w:lineRule="auto" w:after="180"/>
+        <w:shd w:fill="F1F6F8"/>
+      </w:pPr>
+      <w:r>
+        <w:rPr>
+          <w:b w:val="0"/>
+        </w:rPr>
+        <w:t xml:space="preserve">Teacher prompt: Point to each numbered stage and explain which recorded </w:t>
+      </w:r>
+      <w:r>
+        <w:rPr>
+          <w:b/>
+        </w:rPr>
+        <w:t>input</w:t>
+      </w:r>
+      <w:r>
+        <w:rPr>
+          <w:b w:val="0"/>
+        </w:rPr>
+        <w:t xml:space="preserve"> it uses. Ask learners to describe one label or arrow in ordinary words. Use the adjacent transcript if the image is difficult to see.</w:t>
+      </w:r>
+    </w:p>
+    <w:p>
+      <w:pPr>
+        <w:pStyle w:val="Heading3"/>
+      </w:pPr>
+      <w:r>
+        <w:t>03. Peer review and response — evidence trace</w:t>
+      </w:r>
+    </w:p>
+    <w:p>
+      <w:r>
+        <w:drawing>
+          <wp:inline xmlns:a="http://schemas.openxmlformats.org/drawingml/2006/main" xmlns:pic="http://schemas.openxmlformats.org/drawingml/2006/picture">
+            <wp:extent cx="5486400" cy="2996184"/>
+            <wp:docPr id="4" name="Picture 4" descr="Peer review and response — evidence trace. Reviewer asks for a fitted-line baseline; author responds that the neural network is advanced, without a comparison. | For each comment record concern, response, change location and new evidence if needed. If no new evidence exists, narrow the claim instead of promising an unperformed test. | The response lacks evidence. Add a fair comparison under the plan or narrow the claim to the existing baseline; record any new analysis as such."/>
+            <wp:cNvGraphicFramePr>
+              <a:graphicFrameLocks noChangeAspect="1"/>
+            </wp:cNvGraphicFramePr>
+            <a:graphic>
+              <a:graphicData uri="http://schemas.openxmlformats.org/drawingml/2006/picture">
+                <pic:pic>
+                  <pic:nvPicPr>
+                    <pic:cNvPr id="0" name="academy-story-ai-7-32-03.png"/>
+                    <pic:cNvPicPr/>
+                  </pic:nvPicPr>
+                  <pic:blipFill>
+                    <a:blip r:embed="rId12"/>
+                    <a:stretch>
+                      <a:fillRect/>
+                    </a:stretch>
+                  </pic:blipFill>
+                  <pic:spPr>
+                    <a:xfrm>
+                      <a:off x="0" y="0"/>
+                      <a:ext cx="5486400" cy="2996184"/>
+                    </a:xfrm>
+                    <a:prstGeom prst="rect"/>
+                  </pic:spPr>
+                </pic:pic>
+              </a:graphicData>
+            </a:graphic>
+          </wp:inline>
+        </w:drawing>
+      </w:r>
+    </w:p>
+    <w:p>
+      <w:pPr>
+        <w:spacing w:line="336" w:lineRule="auto" w:after="180"/>
+      </w:pPr>
+      <w:r>
+        <w:rPr>
+          <w:b w:val="0"/>
+        </w:rPr>
+        <w:t xml:space="preserve">Peer review and response — </w:t>
+      </w:r>
+      <w:r>
+        <w:rPr>
+          <w:b/>
+        </w:rPr>
+        <w:t>evidence</w:t>
+      </w:r>
+      <w:r>
+        <w:rPr>
+          <w:b w:val="0"/>
+        </w:rPr>
+        <w:t xml:space="preserve"> trace.</w:t>
+      </w:r>
+    </w:p>
+    <w:p>
+      <w:pPr>
+        <w:spacing w:line="336" w:lineRule="auto" w:after="180"/>
+      </w:pPr>
+      <w:r>
+        <w:rPr>
+          <w:b w:val="0"/>
+        </w:rPr>
+        <w:t xml:space="preserve">Reviewer asks for a fitted-line baseline; author responds that the neural network is advanced, without a comparison. | For each comment record concern, response, change location and new </w:t>
+      </w:r>
+      <w:r>
+        <w:rPr>
+          <w:b/>
+        </w:rPr>
+        <w:t>evidence</w:t>
+      </w:r>
+      <w:r>
+        <w:rPr>
+          <w:b w:val="0"/>
+        </w:rPr>
+        <w:t xml:space="preserve"> if needed.</w:t>
+      </w:r>
+    </w:p>
+    <w:p>
+      <w:pPr>
+        <w:spacing w:line="336" w:lineRule="auto" w:after="180"/>
+      </w:pPr>
+      <w:r>
+        <w:rPr>
+          <w:b w:val="0"/>
+        </w:rPr>
+        <w:t xml:space="preserve">If no new </w:t>
+      </w:r>
+      <w:r>
+        <w:rPr>
+          <w:b/>
+        </w:rPr>
+        <w:t>evidence</w:t>
+      </w:r>
+      <w:r>
+        <w:rPr>
+          <w:b w:val="0"/>
+        </w:rPr>
+        <w:t xml:space="preserve"> exists, narrow the claim instead of promising an unperformed test. | The response lacks </w:t>
+      </w:r>
+      <w:r>
+        <w:rPr>
+          <w:b/>
+        </w:rPr>
+        <w:t>evidence</w:t>
+      </w:r>
+      <w:r>
+        <w:rPr>
+          <w:b w:val="0"/>
+        </w:rPr>
+        <w:t>.</w:t>
+      </w:r>
+    </w:p>
+    <w:p>
+      <w:pPr>
+        <w:spacing w:line="336" w:lineRule="auto" w:after="180"/>
+      </w:pPr>
+      <w:r>
+        <w:rPr>
+          <w:b w:val="0"/>
+        </w:rPr>
+        <w:t>Add a fair comparison under the plan or narrow the claim to the existing baseline; record any new analysis as such.</w:t>
+      </w:r>
+    </w:p>
+    <w:p>
+      <w:pPr>
+        <w:spacing w:line="336" w:lineRule="auto" w:after="180"/>
+        <w:shd w:fill="F5F1FB"/>
+      </w:pPr>
+      <w:r>
+        <w:rPr>
+          <w:b w:val="0"/>
+        </w:rPr>
+        <w:t>Read the labels and values. Explain the relationship the model shows.</w:t>
+      </w:r>
+    </w:p>
+    <w:p>
+      <w:pPr>
+        <w:pStyle w:val="Heading3"/>
+      </w:pPr>
+      <w:r>
+        <w:t>Discuss while showing the picture</w:t>
+      </w:r>
+    </w:p>
+    <w:p>
+      <w:pPr>
+        <w:spacing w:line="336" w:lineRule="auto" w:after="180"/>
+        <w:shd w:fill="F1F6F8"/>
+      </w:pPr>
+      <w:r>
+        <w:rPr>
+          <w:b w:val="0"/>
+        </w:rPr>
+        <w:t>Teacher prompt: Read the labels and values. Explain the relationship the model shows. Ask learners to describe one label or arrow in ordinary words. Use the adjacent transcript if the image is difficult to see.</w:t>
+      </w:r>
+    </w:p>
+    <w:p>
+      <w:pPr>
+        <w:pStyle w:val="Heading3"/>
+      </w:pPr>
+      <w:r>
+        <w:t>04. Change one thing. Trace what follows.</w:t>
+      </w:r>
+    </w:p>
+    <w:p>
+      <w:r>
+        <w:drawing>
+          <wp:inline xmlns:a="http://schemas.openxmlformats.org/drawingml/2006/main" xmlns:pic="http://schemas.openxmlformats.org/drawingml/2006/picture">
+            <wp:extent cx="5486400" cy="3026664"/>
+            <wp:docPr id="5" name="Picture 5" descr="Original case: Correct the description and revise any analysis that assumed independence. Changed condition: The team only changes &quot;photos&quot; to &quot;plants&quot; without revisiting analysis. Expected result: The substantive independence issue remains unresolved. Reason: Renaming records does not change their shared source objects."/>
+            <wp:cNvGraphicFramePr>
+              <a:graphicFrameLocks noChangeAspect="1"/>
+            </wp:cNvGraphicFramePr>
+            <a:graphic>
+              <a:graphicData uri="http://schemas.openxmlformats.org/drawingml/2006/picture">
+                <pic:pic>
+                  <pic:nvPicPr>
+                    <pic:cNvPr id="0" name="academy-story-ai-7-32-04.png"/>
+                    <pic:cNvPicPr/>
+                  </pic:nvPicPr>
+                  <pic:blipFill>
+                    <a:blip r:embed="rId13"/>
+                    <a:stretch>
+                      <a:fillRect/>
+                    </a:stretch>
+                  </pic:blipFill>
+                  <pic:spPr>
+                    <a:xfrm>
+                      <a:off x="0" y="0"/>
+                      <a:ext cx="5486400" cy="3026664"/>
+                    </a:xfrm>
+                    <a:prstGeom prst="rect"/>
+                  </pic:spPr>
+                </pic:pic>
+              </a:graphicData>
+            </a:graphic>
+          </wp:inline>
+        </w:drawing>
+      </w:r>
+    </w:p>
+    <w:p>
+      <w:pPr>
+        <w:spacing w:line="336" w:lineRule="auto" w:after="180"/>
+      </w:pPr>
+      <w:r>
+        <w:rPr>
+          <w:b w:val="0"/>
+        </w:rPr>
+        <w:t>Original case: Correct the description and revise any analysis that assumed independence. Changed condition: The team only changes "photos" to "plants" without revisiting analysis.</w:t>
+      </w:r>
+    </w:p>
+    <w:p>
+      <w:pPr>
+        <w:spacing w:line="336" w:lineRule="auto" w:after="180"/>
+      </w:pPr>
+      <w:r>
+        <w:rPr>
+          <w:b w:val="0"/>
+        </w:rPr>
+        <w:t>Expected result: The substantive independence issue remains unresolved. Reason: Renaming records does not change their shared source objects.</w:t>
+      </w:r>
+    </w:p>
+    <w:p>
+      <w:pPr>
+        <w:spacing w:line="336" w:lineRule="auto" w:after="180"/>
+        <w:shd w:fill="F5F1FB"/>
+      </w:pPr>
+      <w:r>
+        <w:rPr>
+          <w:b w:val="0"/>
+        </w:rPr>
+        <w:t>Predict before checking the worked changed-case result. Name what changed and what the supplied facts allow you to conclude.</w:t>
+      </w:r>
+    </w:p>
+    <w:p>
+      <w:pPr>
+        <w:pStyle w:val="Heading3"/>
+      </w:pPr>
+      <w:r>
+        <w:t>Discuss while showing the picture</w:t>
+      </w:r>
+    </w:p>
+    <w:p>
+      <w:pPr>
+        <w:spacing w:line="336" w:lineRule="auto" w:after="180"/>
+        <w:shd w:fill="F1F6F8"/>
+      </w:pPr>
+      <w:r>
+        <w:rPr>
+          <w:b w:val="0"/>
+        </w:rPr>
+        <w:t>Teacher prompt: Predict before checking the worked changed-case result. Name what changed and what the supplied facts allow you to conclude. Ask learners to describe one label or arrow in ordinary words.</w:t>
+      </w:r>
+    </w:p>
+    <w:p>
+      <w:pPr>
+        <w:spacing w:line="336" w:lineRule="auto" w:after="180"/>
+        <w:shd w:fill="F1F6F8"/>
+      </w:pPr>
+      <w:r>
+        <w:rPr>
+          <w:b w:val="0"/>
+        </w:rPr>
+        <w:t>Use the adjacent transcript if the image is difficult to see. Changed-case reasoning: Renaming records does not change their shared source objects.</w:t>
+      </w:r>
+    </w:p>
+    <w:p>
+      <w:pPr>
+        <w:pStyle w:val="Heading3"/>
+      </w:pPr>
+      <w:r>
+        <w:t>05. Connect the explanation to its limit</w:t>
+      </w:r>
+    </w:p>
+    <w:p>
+      <w:r>
+        <w:drawing>
+          <wp:inline xmlns:a="http://schemas.openxmlformats.org/drawingml/2006/main" xmlns:pic="http://schemas.openxmlformats.org/drawingml/2006/picture">
+            <wp:extent cx="5486400" cy="2834640"/>
+            <wp:docPr id="6" name="Picture 6" descr="Peer review should connect a criticism to the actual records and a concrete correction or reasoned response. Polite language alone cannot repair a methodological error. Limit: Two plants provide limited coverage; grouping correctly does not create more independent evidence."/>
+            <wp:cNvGraphicFramePr>
+              <a:graphicFrameLocks noChangeAspect="1"/>
+            </wp:cNvGraphicFramePr>
+            <a:graphic>
+              <a:graphicData uri="http://schemas.openxmlformats.org/drawingml/2006/picture">
+                <pic:pic>
+                  <pic:nvPicPr>
+                    <pic:cNvPr id="0" name="academy-story-ai-7-32-05.png"/>
+                    <pic:cNvPicPr/>
+                  </pic:nvPicPr>
+                  <pic:blipFill>
+                    <a:blip r:embed="rId14"/>
+                    <a:stretch>
+                      <a:fillRect/>
+                    </a:stretch>
+                  </pic:blipFill>
+                  <pic:spPr>
+                    <a:xfrm>
+                      <a:off x="0" y="0"/>
+                      <a:ext cx="5486400" cy="2834640"/>
+                    </a:xfrm>
+                    <a:prstGeom prst="rect"/>
+                  </pic:spPr>
+                </pic:pic>
+              </a:graphicData>
+            </a:graphic>
+          </wp:inline>
+        </w:drawing>
+      </w:r>
+    </w:p>
+    <w:p>
+      <w:pPr>
+        <w:spacing w:line="336" w:lineRule="auto" w:after="180"/>
+      </w:pPr>
+      <w:r>
+        <w:rPr>
+          <w:b w:val="0"/>
+        </w:rPr>
+        <w:t>Peer review should connect a criticism to the actual records and a concrete correction or reasoned response. Polite language alone cannot repair a methodological error.</w:t>
+      </w:r>
+    </w:p>
+    <w:p>
+      <w:pPr>
+        <w:spacing w:line="336" w:lineRule="auto" w:after="180"/>
+      </w:pPr>
+      <w:r>
+        <w:rPr>
+          <w:b w:val="0"/>
+        </w:rPr>
+        <w:t xml:space="preserve">Limit: Two plants provide limited coverage; grouping correctly does not create more independent </w:t>
+      </w:r>
+      <w:r>
+        <w:rPr>
+          <w:b/>
+        </w:rPr>
+        <w:t>evidence</w:t>
+      </w:r>
+      <w:r>
+        <w:rPr>
+          <w:b w:val="0"/>
+        </w:rPr>
+        <w:t>.</w:t>
+      </w:r>
+    </w:p>
+    <w:p>
+      <w:pPr>
+        <w:spacing w:line="336" w:lineRule="auto" w:after="180"/>
+        <w:shd w:fill="F5F1FB"/>
+      </w:pPr>
+      <w:r>
+        <w:rPr>
+          <w:b w:val="0"/>
+        </w:rPr>
+        <w:t>Explain the case, then point to a limit on the claim.</w:t>
+      </w:r>
+    </w:p>
+    <w:p>
+      <w:pPr>
+        <w:pStyle w:val="Heading3"/>
+      </w:pPr>
+      <w:r>
+        <w:t>Discuss while showing the picture</w:t>
+      </w:r>
+    </w:p>
+    <w:p>
+      <w:pPr>
+        <w:spacing w:line="336" w:lineRule="auto" w:after="180"/>
+        <w:shd w:fill="F1F6F8"/>
+      </w:pPr>
+      <w:r>
+        <w:rPr>
+          <w:b w:val="0"/>
+        </w:rPr>
+        <w:t>Teacher prompt: Explain the case, then point to a limit on the claim. Ask learners to describe one label or arrow in ordinary words. Use the adjacent transcript if the image is difficult to see.</w:t>
+      </w:r>
+    </w:p>
+    <w:p>
+      <w:pPr>
+        <w:spacing w:line="336" w:lineRule="auto" w:after="180"/>
+        <w:shd w:fill="F1F6F8"/>
+      </w:pPr>
+      <w:r>
+        <w:rPr>
+          <w:b w:val="0"/>
+        </w:rPr>
+        <w:t xml:space="preserve">Keep the stated scope: Two plants provide limited coverage; grouping correctly does not create more independent </w:t>
+      </w:r>
+      <w:r>
+        <w:rPr>
+          <w:b/>
+        </w:rPr>
+        <w:t>evidence</w:t>
+      </w:r>
+      <w:r>
+        <w:rPr>
+          <w:b w:val="0"/>
+        </w:rPr>
+        <w:t>.</w:t>
+      </w:r>
+    </w:p>
+    <w:p>
+      <w:pPr>
+        <w:pStyle w:val="Heading3"/>
+      </w:pPr>
+      <w:r>
+        <w:t>06. Make the idea visible in your project</w:t>
+      </w:r>
+    </w:p>
+    <w:p>
+      <w:r>
+        <w:drawing>
+          <wp:inline xmlns:a="http://schemas.openxmlformats.org/drawingml/2006/main" xmlns:pic="http://schemas.openxmlformats.org/drawingml/2006/picture">
+            <wp:extent cx="5486400" cy="3681984"/>
+            <wp:docPr id="7" name="Picture 7" descr="For the Reproducible AI Research Study, retain an annotated worked trace and the changed-case reasoning. Connect the claim to its records, units and assumptions so another investigator can challenge or reproduce it. Draw your input, deciding step, result and limit. Supported question: Count photos and underlying plants in the reviewer’s concern. What analysis assumption needs revision, and why does changing only the word photos to plants fail to repair it?"/>
+            <wp:cNvGraphicFramePr>
+              <a:graphicFrameLocks noChangeAspect="1"/>
+            </wp:cNvGraphicFramePr>
+            <a:graphic>
+              <a:graphicData uri="http://schemas.openxmlformats.org/drawingml/2006/picture">
+                <pic:pic>
+                  <pic:nvPicPr>
+                    <pic:cNvPr id="0" name="academy-story-ai-7-32-06.png"/>
+                    <pic:cNvPicPr/>
+                  </pic:nvPicPr>
+                  <pic:blipFill>
+                    <a:blip r:embed="rId15"/>
+                    <a:stretch>
+                      <a:fillRect/>
+                    </a:stretch>
+                  </pic:blipFill>
+                  <pic:spPr>
+                    <a:xfrm>
+                      <a:off x="0" y="0"/>
+                      <a:ext cx="5486400" cy="3681984"/>
+                    </a:xfrm>
+                    <a:prstGeom prst="rect"/>
+                  </pic:spPr>
+                </pic:pic>
+              </a:graphicData>
+            </a:graphic>
+          </wp:inline>
+        </w:drawing>
+      </w:r>
+    </w:p>
+    <w:p>
+      <w:pPr>
+        <w:spacing w:line="336" w:lineRule="auto" w:after="180"/>
+      </w:pPr>
+      <w:r>
+        <w:rPr>
+          <w:b w:val="0"/>
+        </w:rPr>
+        <w:t>For the Reproducible AI Research Study, retain an annotated worked trace and the changed-case reasoning. Connect the claim to its records, units and assumptions so another investigator can challenge or reproduce it.</w:t>
+      </w:r>
+    </w:p>
+    <w:p>
+      <w:pPr>
+        <w:spacing w:line="336" w:lineRule="auto" w:after="180"/>
+      </w:pPr>
+      <w:r>
+        <w:rPr>
+          <w:b w:val="0"/>
+        </w:rPr>
+        <w:t xml:space="preserve">Draw your </w:t>
+      </w:r>
+      <w:r>
+        <w:rPr>
+          <w:b/>
+        </w:rPr>
+        <w:t>input</w:t>
+      </w:r>
+      <w:r>
+        <w:rPr>
+          <w:b w:val="0"/>
+        </w:rPr>
+        <w:t>, deciding step, result and limit. Supported question: Count photos and underlying plants in the reviewer’s concern.</w:t>
+      </w:r>
+    </w:p>
+    <w:p>
+      <w:pPr>
+        <w:spacing w:line="336" w:lineRule="auto" w:after="180"/>
+      </w:pPr>
+      <w:r>
+        <w:rPr>
+          <w:b w:val="0"/>
+        </w:rPr>
+        <w:t>What analysis assumption needs revision, and why does changing only the word photos to plants fail to repair it?</w:t>
+      </w:r>
+    </w:p>
+    <w:p>
+      <w:pPr>
+        <w:spacing w:line="336" w:lineRule="auto" w:after="180"/>
+        <w:shd w:fill="F5F1FB"/>
+      </w:pPr>
+      <w:r>
+        <w:rPr>
+          <w:b w:val="0"/>
+        </w:rPr>
+        <w:t xml:space="preserve">Draw your project trace and justify the deciding step using </w:t>
+      </w:r>
+      <w:r>
+        <w:rPr>
+          <w:b/>
+        </w:rPr>
+        <w:t>evidence</w:t>
+      </w:r>
+      <w:r>
+        <w:rPr>
+          <w:b w:val="0"/>
+        </w:rPr>
+        <w:t>.</w:t>
+      </w:r>
+    </w:p>
+    <w:p>
+      <w:pPr>
+        <w:pStyle w:val="Heading3"/>
+      </w:pPr>
+      <w:r>
+        <w:t>Discuss while showing the picture</w:t>
+      </w:r>
+    </w:p>
+    <w:p>
+      <w:pPr>
+        <w:spacing w:line="336" w:lineRule="auto" w:after="180"/>
+        <w:shd w:fill="F1F6F8"/>
+      </w:pPr>
+      <w:r>
+        <w:rPr>
+          <w:b w:val="0"/>
+        </w:rPr>
+        <w:t xml:space="preserve">Teacher prompt: Draw your project trace and justify the deciding step using </w:t>
+      </w:r>
+      <w:r>
+        <w:rPr>
+          <w:b/>
+        </w:rPr>
+        <w:t>evidence</w:t>
+      </w:r>
+      <w:r>
+        <w:rPr>
+          <w:b w:val="0"/>
+        </w:rPr>
+        <w:t>. Ask learners to describe one label or arrow in ordinary words. Use the adjacent transcript if the image is difficult to see.</w:t>
+      </w:r>
+    </w:p>
+    <w:p>
+      <w:pPr>
+        <w:spacing w:line="336" w:lineRule="auto" w:after="180"/>
+        <w:shd w:fill="F1F6F8"/>
+      </w:pPr>
+      <w:r>
+        <w:rPr>
+          <w:b w:val="0"/>
+        </w:rPr>
+        <w:t>Supported practice key: The reviewer questions the unit of analysis. Plant identifiers confirm two plants, not eight independent plants. Correct the description and revise any analysis that assumed independence.</w:t>
+      </w:r>
+    </w:p>
+    <w:p>
+      <w:pPr>
+        <w:spacing w:line="336" w:lineRule="auto" w:after="180"/>
+        <w:shd w:fill="F1F6F8"/>
+      </w:pPr>
+      <w:r>
+        <w:rPr>
+          <w:b w:val="0"/>
+        </w:rPr>
+        <w:t>Changed case: The substantive independence issue remains unresolved. Renaming records does not change their shared source objects.</w:t>
       </w:r>
     </w:p>
     <w:sectPr>

--- a/downloads/teacher/ai-7-week-32.docx
+++ b/downloads/teacher/ai-7-week-32.docx
@@ -137,7 +137,7 @@
           </w:tcPr>
           <w:p>
             <w:r>
-              <w:t>Sections 1–6; record the brief recall in the workbook.</w:t>
+              <w:t>Use Your mission, Notice the evidence, See how it works, Words that unlock the idea and Follow a worked example; record the brief recall in the workbook.</w:t>
             </w:r>
           </w:p>
         </w:tc>
@@ -169,7 +169,7 @@
           </w:tcPr>
           <w:p>
             <w:r>
-              <w:t>Sections 7–10; use the matching workbook W2 and misconception check.</w:t>
+              <w:t>Use Find and repair a mistake, Practise together and Run the investigation, with workbook W2 and Individual reasoning check.</w:t>
             </w:r>
           </w:p>
         </w:tc>
@@ -201,7 +201,7 @@
           </w:tcPr>
           <w:p>
             <w:r>
-              <w:t>Sections 9 and 11–14. Give extra time to finish the full task set; use Section 15 when the week includes a coding lab.</w:t>
+              <w:t>Use Run the investigation, Build your understanding, Connect your project and Show what you know. Reserve further time for the full task set. Use a code example only where one is actually supplied.</w:t>
             </w:r>
           </w:p>
         </w:tc>
@@ -550,7 +550,7 @@
         <w:rPr>
           <w:b w:val="0"/>
         </w:rPr>
-        <w:t xml:space="preserve">Two 45-minute sessions. Peer review challenges </w:t>
+        <w:t xml:space="preserve">Compact alternative: two 45-minute sessions for the core explanation and W1–W5 only. The main plan uses three sessions; schedule further time for the complete investigation, project, visual journey and any code examples. Peer review challenges </w:t>
       </w:r>
       <w:r>
         <w:rPr>
@@ -1983,7 +1983,7 @@
           </w:tcPr>
           <w:p>
             <w:r>
-              <w:t>Explain section 1 and vocabulary. Complete W1 with a mechanism-based explanation.</w:t>
+              <w:t>Explain See how it works and Words that unlock the idea. Complete W1 with a mechanism-based explanation.</w:t>
             </w:r>
           </w:p>
         </w:tc>
@@ -4250,7 +4250,7 @@
           </w:tcPr>
           <w:p>
             <w:r>
-              <w:t>Sections 1–6; record the brief recall in the workbook.</w:t>
+              <w:t>Use Your mission, Notice the evidence, See how it works, Words that unlock the idea and Follow a worked example; record the brief recall in the workbook.</w:t>
             </w:r>
           </w:p>
         </w:tc>
@@ -4282,7 +4282,7 @@
           </w:tcPr>
           <w:p>
             <w:r>
-              <w:t>Sections 7–10; use the matching workbook W2 and misconception check.</w:t>
+              <w:t>Use Find and repair a mistake, Practise together and Run the investigation, with workbook W2 and Individual reasoning check.</w:t>
             </w:r>
           </w:p>
         </w:tc>
@@ -4314,7 +4314,7 @@
           </w:tcPr>
           <w:p>
             <w:r>
-              <w:t>Sections 9 and 11–14. Give extra time to finish the full task set; use Section 15 when the week includes a coding lab.</w:t>
+              <w:t>Use Run the investigation, Build your understanding, Connect your project and Show what you know. Reserve further time for the full task set. Use a code example only where one is actually supplied.</w:t>
             </w:r>
           </w:p>
         </w:tc>

--- a/downloads/teacher/ai-7-week-32.docx
+++ b/downloads/teacher/ai-7-week-32.docx
@@ -25,20 +25,38 @@
         <w:pStyle w:val="Heading1"/>
       </w:pPr>
       <w:r>
-        <w:t>01. Prepare the purpose, prerequisites and materials</w:t>
+        <w:t>Teach the evidence-to-conclusion chain for Peer review and response</w:t>
       </w:r>
     </w:p>
     <w:p>
       <w:r>
-        <w:t>Prepare Peer review and response: check the target, prerequisites, resources and adaptable teaching schedule.</w:t>
+        <w:t>Address the concern, preserve original records and distinguish proposed analysis from completed evidence.</w:t>
       </w:r>
     </w:p>
     <w:p>
-      <w:pPr>
-        <w:pStyle w:val="Heading3"/>
-      </w:pPr>
-      <w:r>
-        <w:t>Teach the learning cycle</w:t>
+      <w:r>
+        <w:t>Model the main case → reveal the picture gradually → probe limits → assess independent reasoning → plan a changed-case return.</w:t>
+      </w:r>
+    </w:p>
+    <w:p>
+      <w:pPr>
+        <w:pStyle w:val="Heading1"/>
+      </w:pPr>
+      <w:r>
+        <w:t>01. Prepare the connected research investigation</w:t>
+      </w:r>
+    </w:p>
+    <w:p>
+      <w:r>
+        <w:t>Keep modelling, shared practice and independent evidence distinct.</w:t>
+      </w:r>
+    </w:p>
+    <w:p>
+      <w:pPr>
+        <w:pStyle w:val="Heading2"/>
+      </w:pPr>
+      <w:r>
+        <w:t>Target and main teaching plan</w:t>
       </w:r>
     </w:p>
     <w:p>
@@ -243,18 +261,21 @@
     </w:p>
     <w:p>
       <w:pPr>
-        <w:pStyle w:val="Heading3"/>
-      </w:pPr>
-      <w:r>
-        <w:t>Retrieval answer guidance</w:t>
+        <w:pStyle w:val="Heading2"/>
+      </w:pPr>
+      <w:r>
+        <w:t>Preparation and prerequisite</w:t>
       </w:r>
     </w:p>
     <w:p>
       <w:pPr>
-        <w:pStyle w:val="Heading3"/>
-      </w:pPr>
-      <w:r>
-        <w:t>Writing results and limitations</w:t>
+        <w:spacing w:line="336" w:lineRule="auto" w:after="180"/>
+      </w:pPr>
+      <w:r>
+        <w:rPr>
+          <w:b w:val="0"/>
+        </w:rPr>
+        <w:t>Lesson and workbook; paper and pencil</w:t>
       </w:r>
     </w:p>
     <w:p>
@@ -265,7 +286,7 @@
         <w:rPr>
           <w:b w:val="0"/>
         </w:rPr>
-        <w:t>Without opening the old lesson, explain one key idea from Writing results and limitations. Give an example and a mistake that the idea helps you avoid.</w:t>
+        <w:t>Calculator and optional local Python 3 for arithmetic; no live API or private data</w:t>
       </w:r>
     </w:p>
     <w:p>
@@ -276,19 +297,7 @@
         <w:rPr>
           <w:b w:val="0"/>
         </w:rPr>
-        <w:t xml:space="preserve">Look for: Explain the </w:t>
-      </w:r>
-      <w:r>
-        <w:rPr>
-          <w:b/>
-        </w:rPr>
-        <w:t>mechanism</w:t>
-      </w:r>
-      <w:r>
-        <w:rPr>
-          <w:b w:val="0"/>
-        </w:rPr>
-        <w:t xml:space="preserve"> and terminology of writing results and limitations</w:t>
+        <w:t>Prepare the fresh retry separately and withhold its solution until after collection</w:t>
       </w:r>
     </w:p>
     <w:p>
@@ -299,7 +308,31 @@
         <w:rPr>
           <w:b w:val="0"/>
         </w:rPr>
-        <w:t>Reference example, not the only acceptable wording: Teacher explanation: Results and limitations should state observed estimates before interpreting them. Separate measured comparisons from causal or deployment claims.</w:t>
+        <w:t xml:space="preserve">A result depends on the </w:t>
+      </w:r>
+      <w:r>
+        <w:rPr>
+          <w:b/>
+        </w:rPr>
+        <w:t>input</w:t>
+      </w:r>
+      <w:r>
+        <w:rPr>
+          <w:b w:val="0"/>
+        </w:rPr>
+        <w:t xml:space="preserve">s, procedure and conditions that produced it. Preserve data roles and distinguish observed outcomes from </w:t>
+      </w:r>
+      <w:r>
+        <w:rPr>
+          <w:b/>
+        </w:rPr>
+        <w:t>prediction</w:t>
+      </w:r>
+      <w:r>
+        <w:rPr>
+          <w:b w:val="0"/>
+        </w:rPr>
+        <w:t>s or unmeasured conditions.</w:t>
       </w:r>
     </w:p>
     <w:p>
@@ -310,27 +343,15 @@
         <w:rPr>
           <w:b w:val="0"/>
         </w:rPr>
-        <w:t xml:space="preserve">Give counts, denominators, effect sizes, valid uncertainty and failed conditions. State missing </w:t>
-      </w:r>
-      <w:r>
-        <w:rPr>
-          <w:b/>
-        </w:rPr>
-        <w:t>evidence</w:t>
-      </w:r>
-      <w:r>
-        <w:rPr>
-          <w:b w:val="0"/>
-        </w:rPr>
-        <w:t xml:space="preserve"> and preserve the original primary outcome.</w:t>
+        <w:t>If the prior concept cannot be explained, use a short retrieval activity before this chapter.</w:t>
       </w:r>
     </w:p>
     <w:p>
       <w:pPr>
-        <w:pStyle w:val="Heading3"/>
-      </w:pPr>
-      <w:r>
-        <w:t>Figures that preserve evidence</w:t>
+        <w:pStyle w:val="Heading2"/>
+      </w:pPr>
+      <w:r>
+        <w:t>Opening retrieval</w:t>
       </w:r>
     </w:p>
     <w:p>
@@ -341,19 +362,7 @@
         <w:rPr>
           <w:b w:val="0"/>
         </w:rPr>
-        <w:t xml:space="preserve">Without opening the old lesson, explain one key idea from Figures that preserve </w:t>
-      </w:r>
-      <w:r>
-        <w:rPr>
-          <w:b/>
-        </w:rPr>
-        <w:t>evidence</w:t>
-      </w:r>
-      <w:r>
-        <w:rPr>
-          <w:b w:val="0"/>
-        </w:rPr>
-        <w:t>. Give an example and a mistake that the idea helps you avoid.</w:t>
+        <w:t>Without opening the old lesson, explain one key idea from Writing results and limitations. Give an example and a mistake that the idea helps you avoid.</w:t>
       </w:r>
     </w:p>
     <w:p>
@@ -376,13 +385,7 @@
         <w:rPr>
           <w:b w:val="0"/>
         </w:rPr>
-        <w:t xml:space="preserve"> and terminology of figures that preserve </w:t>
-      </w:r>
-      <w:r>
-        <w:rPr>
-          <w:b/>
-        </w:rPr>
-        <w:t>evidence</w:t>
+        <w:t xml:space="preserve"> and terminology of writing results and limitations</w:t>
       </w:r>
     </w:p>
     <w:p>
@@ -393,7 +396,7 @@
         <w:rPr>
           <w:b w:val="0"/>
         </w:rPr>
-        <w:t>Reference example, not the only acceptable wording: Teacher explanation: Figures should preserve denominators, scales and uncertainty rather than exaggerate the preferred comparison.</w:t>
+        <w:t>Reference example, not the only acceptable wording: Teacher explanation: Results and limitations should state observed estimates before interpreting them. Separate measured comparisons from causal or deployment claims.</w:t>
       </w:r>
     </w:p>
     <w:p>
@@ -404,7 +407,7 @@
         <w:rPr>
           <w:b w:val="0"/>
         </w:rPr>
-        <w:t xml:space="preserve">A plot is a representation of </w:t>
+        <w:t xml:space="preserve">Give counts, denominators, effect sizes, valid uncertainty and failed conditions. State missing </w:t>
       </w:r>
       <w:r>
         <w:rPr>
@@ -416,19 +419,7 @@
         <w:rPr>
           <w:b w:val="0"/>
         </w:rPr>
-        <w:t xml:space="preserve">, not extra </w:t>
-      </w:r>
-      <w:r>
-        <w:rPr>
-          <w:b/>
-        </w:rPr>
-        <w:t>evidence</w:t>
-      </w:r>
-      <w:r>
-        <w:rPr>
-          <w:b w:val="0"/>
-        </w:rPr>
-        <w:t>. Label axes, units, cases and scope. For simple comparative bars use a zero baseline or explicitly justify another plot.</w:t>
+        <w:t xml:space="preserve"> and preserve the original primary outcome.</w:t>
       </w:r>
     </w:p>
     <w:p>
@@ -439,15 +430,48 @@
         <w:rPr>
           <w:b w:val="0"/>
         </w:rPr>
-        <w:t>Show condition breakdowns and unassessed counts where relevant.</w:t>
+        <w:t xml:space="preserve">Without opening the old lesson, explain one key idea from Figures that preserve </w:t>
+      </w:r>
+      <w:r>
+        <w:rPr>
+          <w:b/>
+        </w:rPr>
+        <w:t>evidence</w:t>
+      </w:r>
+      <w:r>
+        <w:rPr>
+          <w:b w:val="0"/>
+        </w:rPr>
+        <w:t>. Give an example and a mistake that the idea helps you avoid.</w:t>
       </w:r>
     </w:p>
     <w:p>
       <w:pPr>
-        <w:pStyle w:val="Heading3"/>
-      </w:pPr>
-      <w:r>
-        <w:t>Inspecting failures and anomalies</w:t>
+        <w:spacing w:line="336" w:lineRule="auto" w:after="180"/>
+      </w:pPr>
+      <w:r>
+        <w:rPr>
+          <w:b w:val="0"/>
+        </w:rPr>
+        <w:t xml:space="preserve">Look for: Explain the </w:t>
+      </w:r>
+      <w:r>
+        <w:rPr>
+          <w:b/>
+        </w:rPr>
+        <w:t>mechanism</w:t>
+      </w:r>
+      <w:r>
+        <w:rPr>
+          <w:b w:val="0"/>
+        </w:rPr>
+        <w:t xml:space="preserve"> and terminology of figures that preserve </w:t>
+      </w:r>
+      <w:r>
+        <w:rPr>
+          <w:b/>
+        </w:rPr>
+        <w:t>evidence</w:t>
       </w:r>
     </w:p>
     <w:p>
@@ -458,7 +482,7 @@
         <w:rPr>
           <w:b w:val="0"/>
         </w:rPr>
-        <w:t>Without opening the old lesson, explain one key idea from Inspecting failures and anomalies. Give an example and a mistake that the idea helps you avoid.</w:t>
+        <w:t>Reference example, not the only acceptable wording: Teacher explanation: Figures should preserve denominators, scales and uncertainty rather than exaggerate the preferred comparison.</w:t>
       </w:r>
     </w:p>
     <w:p>
@@ -469,19 +493,31 @@
         <w:rPr>
           <w:b w:val="0"/>
         </w:rPr>
-        <w:t xml:space="preserve">Look for: Explain the </w:t>
+        <w:t xml:space="preserve">A plot is a representation of </w:t>
       </w:r>
       <w:r>
         <w:rPr>
           <w:b/>
         </w:rPr>
-        <w:t>mechanism</w:t>
+        <w:t>evidence</w:t>
       </w:r>
       <w:r>
         <w:rPr>
           <w:b w:val="0"/>
         </w:rPr>
-        <w:t xml:space="preserve"> and terminology of inspecting failures and anomalies</w:t>
+        <w:t xml:space="preserve">, not extra </w:t>
+      </w:r>
+      <w:r>
+        <w:rPr>
+          <w:b/>
+        </w:rPr>
+        <w:t>evidence</w:t>
+      </w:r>
+      <w:r>
+        <w:rPr>
+          <w:b w:val="0"/>
+        </w:rPr>
+        <w:t>. Label axes, units, cases and scope. For simple comparative bars use a zero baseline or explicitly justify another plot.</w:t>
       </w:r>
     </w:p>
     <w:p>
@@ -492,7 +528,7 @@
         <w:rPr>
           <w:b w:val="0"/>
         </w:rPr>
-        <w:t>Reference example, not the only acceptable wording: Teacher explanation: Failure inspection generates explanations to test. An unusual result is not automatically a bad data point.</w:t>
+        <w:t>Show condition breakdowns and unassessed counts where relevant.</w:t>
       </w:r>
     </w:p>
     <w:p>
@@ -503,43 +539,7 @@
         <w:rPr>
           <w:b w:val="0"/>
         </w:rPr>
-        <w:t xml:space="preserve">Compare raw </w:t>
-      </w:r>
-      <w:r>
-        <w:rPr>
-          <w:b/>
-        </w:rPr>
-        <w:t>output</w:t>
-      </w:r>
-      <w:r>
-        <w:rPr>
-          <w:b w:val="0"/>
-        </w:rPr>
-        <w:t xml:space="preserve">s, </w:t>
-      </w:r>
-      <w:r>
-        <w:rPr>
-          <w:b/>
-        </w:rPr>
-        <w:t>input</w:t>
-      </w:r>
-      <w:r>
-        <w:rPr>
-          <w:b w:val="0"/>
-        </w:rPr>
-        <w:t xml:space="preserve"> validity and procedure traces. Correct demonstrable measurement errors with provenance; retain valid unusual </w:t>
-      </w:r>
-      <w:r>
-        <w:rPr>
-          <w:b/>
-        </w:rPr>
-        <w:t>observation</w:t>
-      </w:r>
-      <w:r>
-        <w:rPr>
-          <w:b w:val="0"/>
-        </w:rPr>
-        <w:t>s. Label post-result investigations exploratory.</w:t>
+        <w:t>Without opening the old lesson, explain one key idea from Inspecting failures and anomalies. Give an example and a mistake that the idea helps you avoid.</w:t>
       </w:r>
     </w:p>
     <w:p>
@@ -550,19 +550,19 @@
         <w:rPr>
           <w:b w:val="0"/>
         </w:rPr>
-        <w:t xml:space="preserve">Compact alternative: two 45-minute sessions for the core explanation and W1–W5 only. The main plan uses three sessions; schedule further time for the complete investigation, project, visual journey and any code examples. Peer review challenges </w:t>
+        <w:t xml:space="preserve">Look for: Explain the </w:t>
       </w:r>
       <w:r>
         <w:rPr>
           <w:b/>
         </w:rPr>
-        <w:t>evidence</w:t>
+        <w:t>mechanism</w:t>
       </w:r>
       <w:r>
         <w:rPr>
           <w:b w:val="0"/>
         </w:rPr>
-        <w:t>, method and clarity. Responses should explain changes with artifacts rather than merely defend the original wording.</w:t>
+        <w:t xml:space="preserve"> and terminology of inspecting failures and anomalies</w:t>
       </w:r>
     </w:p>
     <w:p>
@@ -573,19 +573,7 @@
         <w:rPr>
           <w:b w:val="0"/>
         </w:rPr>
-        <w:t xml:space="preserve">Use the supplied constructed scenarios to make the </w:t>
-      </w:r>
-      <w:r>
-        <w:rPr>
-          <w:b/>
-        </w:rPr>
-        <w:t>mechanism</w:t>
-      </w:r>
-      <w:r>
-        <w:rPr>
-          <w:b w:val="0"/>
-        </w:rPr>
-        <w:t xml:space="preserve"> inspectable. Collect W4 before sharing solutions.</w:t>
+        <w:t>Reference example, not the only acceptable wording: Teacher explanation: Failure inspection generates explanations to test. An unusual result is not automatically a bad data point.</w:t>
       </w:r>
     </w:p>
     <w:p>
@@ -596,27 +584,51 @@
         <w:rPr>
           <w:b w:val="0"/>
         </w:rPr>
-        <w:t xml:space="preserve">Students should name intermediate </w:t>
+        <w:t xml:space="preserve">Compare raw </w:t>
       </w:r>
       <w:r>
         <w:rPr>
           <w:b/>
         </w:rPr>
-        <w:t>evidence</w:t>
+        <w:t>output</w:t>
       </w:r>
       <w:r>
         <w:rPr>
           <w:b w:val="0"/>
         </w:rPr>
-        <w:t xml:space="preserve"> and limitations; classroom pacing and learning effectiveness remain unvalidated.</w:t>
+        <w:t xml:space="preserve">s, </w:t>
+      </w:r>
+      <w:r>
+        <w:rPr>
+          <w:b/>
+        </w:rPr>
+        <w:t>input</w:t>
+      </w:r>
+      <w:r>
+        <w:rPr>
+          <w:b w:val="0"/>
+        </w:rPr>
+        <w:t xml:space="preserve"> validity and procedure traces. Correct demonstrable measurement errors with provenance; retain valid unusual </w:t>
+      </w:r>
+      <w:r>
+        <w:rPr>
+          <w:b/>
+        </w:rPr>
+        <w:t>observation</w:t>
+      </w:r>
+      <w:r>
+        <w:rPr>
+          <w:b w:val="0"/>
+        </w:rPr>
+        <w:t>s. Label post-result investigations exploratory.</w:t>
       </w:r>
     </w:p>
     <w:p>
       <w:pPr>
-        <w:pStyle w:val="Heading3"/>
-      </w:pPr>
-      <w:r>
-        <w:t>Outcomes</w:t>
+        <w:pStyle w:val="Heading2"/>
+      </w:pPr>
+      <w:r>
+        <w:t>Pictured end goal</w:t>
       </w:r>
     </w:p>
     <w:p>
@@ -627,41 +639,23 @@
         <w:rPr>
           <w:b w:val="0"/>
         </w:rPr>
-        <w:t xml:space="preserve">Explain the </w:t>
-      </w:r>
-      <w:r>
-        <w:rPr>
-          <w:b/>
-        </w:rPr>
-        <w:t>mechanism</w:t>
-      </w:r>
-      <w:r>
-        <w:rPr>
-          <w:b w:val="0"/>
-        </w:rPr>
-        <w:t xml:space="preserve"> and terminology of peer review and response</w:t>
+        <w:t>Explain peer review and response using the records and boundaries of this fictional investigation.</w:t>
       </w:r>
     </w:p>
     <w:p>
       <w:pPr>
-        <w:spacing w:line="336" w:lineRule="auto" w:after="180"/>
-      </w:pPr>
-      <w:r>
-        <w:rPr>
-          <w:b w:val="0"/>
-        </w:rPr>
-        <w:t>Apply the stated procedure to a new case with a traceable result</w:t>
+        <w:pStyle w:val="Heading2"/>
+      </w:pPr>
+      <w:r>
+        <w:t>Earlier wording, alternatives and picture transcripts · reference / check after trying</w:t>
       </w:r>
     </w:p>
     <w:p>
       <w:pPr>
-        <w:spacing w:line="336" w:lineRule="auto" w:after="180"/>
-      </w:pPr>
-      <w:r>
-        <w:rPr>
-          <w:b w:val="0"/>
-        </w:rPr>
-        <w:t>Identify an assumption or limitation and design a revealing follow-up</w:t>
+        <w:pStyle w:val="Heading3"/>
+      </w:pPr>
+      <w:r>
+        <w:t>Teach the learning cycle</w:t>
       </w:r>
     </w:p>
     <w:p>
@@ -669,48 +663,54 @@
         <w:pStyle w:val="Heading3"/>
       </w:pPr>
       <w:r>
-        <w:t>Preparation</w:t>
+        <w:t>Retrieval answer guidance</w:t>
       </w:r>
     </w:p>
     <w:p>
       <w:pPr>
-        <w:spacing w:line="336" w:lineRule="auto" w:after="180"/>
-      </w:pPr>
-      <w:r>
-        <w:rPr>
-          <w:b w:val="0"/>
-        </w:rPr>
-        <w:t>Lesson and workbook; paper and pencil</w:t>
+        <w:pStyle w:val="Heading3"/>
+      </w:pPr>
+      <w:r>
+        <w:t>Writing results and limitations</w:t>
       </w:r>
     </w:p>
     <w:p>
       <w:pPr>
-        <w:spacing w:line="336" w:lineRule="auto" w:after="180"/>
-      </w:pPr>
-      <w:r>
-        <w:rPr>
-          <w:b w:val="0"/>
-        </w:rPr>
-        <w:t>Calculator and optional local Python 3 for arithmetic; no live API or private data</w:t>
+        <w:pStyle w:val="Heading3"/>
+      </w:pPr>
+      <w:r>
+        <w:t>Figures that preserve evidence</w:t>
       </w:r>
     </w:p>
     <w:p>
       <w:pPr>
-        <w:spacing w:line="336" w:lineRule="auto" w:after="180"/>
-      </w:pPr>
-      <w:r>
-        <w:rPr>
-          <w:b w:val="0"/>
-        </w:rPr>
-        <w:t>Prepare the fresh retry separately and withhold its solution until after collection</w:t>
+        <w:pStyle w:val="Heading3"/>
+      </w:pPr>
+      <w:r>
+        <w:t>Inspecting failures and anomalies</w:t>
       </w:r>
     </w:p>
     <w:p>
       <w:pPr>
-        <w:pStyle w:val="Heading3"/>
-      </w:pPr>
-      <w:r>
-        <w:t>Prerequisite answer</w:t>
+        <w:spacing w:line="336" w:lineRule="auto" w:after="180"/>
+      </w:pPr>
+      <w:r>
+        <w:rPr>
+          <w:b w:val="0"/>
+        </w:rPr>
+        <w:t xml:space="preserve">Compact alternative: two 45-minute sessions for the core explanation and W1–W5 only. The main plan uses three sessions; schedule further time for the complete investigation, project, visual journey and any code examples. Peer review challenges </w:t>
+      </w:r>
+      <w:r>
+        <w:rPr>
+          <w:b/>
+        </w:rPr>
+        <w:t>evidence</w:t>
+      </w:r>
+      <w:r>
+        <w:rPr>
+          <w:b w:val="0"/>
+        </w:rPr>
+        <w:t>, method and clarity. Responses should explain changes with artifacts rather than merely defend the original wording.</w:t>
       </w:r>
     </w:p>
     <w:p>
@@ -721,31 +721,19 @@
         <w:rPr>
           <w:b w:val="0"/>
         </w:rPr>
-        <w:t xml:space="preserve">A result depends on the </w:t>
+        <w:t xml:space="preserve">Use the supplied constructed scenarios to make the </w:t>
       </w:r>
       <w:r>
         <w:rPr>
           <w:b/>
         </w:rPr>
-        <w:t>input</w:t>
+        <w:t>mechanism</w:t>
       </w:r>
       <w:r>
         <w:rPr>
           <w:b w:val="0"/>
         </w:rPr>
-        <w:t xml:space="preserve">s, procedure and conditions that produced it. Preserve data roles and distinguish observed outcomes from </w:t>
-      </w:r>
-      <w:r>
-        <w:rPr>
-          <w:b/>
-        </w:rPr>
-        <w:t>prediction</w:t>
-      </w:r>
-      <w:r>
-        <w:rPr>
-          <w:b w:val="0"/>
-        </w:rPr>
-        <w:t>s or unmeasured conditions.</w:t>
+        <w:t xml:space="preserve"> inspectable. Collect W4 before sharing solutions.</w:t>
       </w:r>
     </w:p>
     <w:p>
@@ -756,7 +744,19 @@
         <w:rPr>
           <w:b w:val="0"/>
         </w:rPr>
-        <w:t>If the prior concept cannot be explained, use a short retrieval activity before this chapter.</w:t>
+        <w:t xml:space="preserve">Students should name intermediate </w:t>
+      </w:r>
+      <w:r>
+        <w:rPr>
+          <w:b/>
+        </w:rPr>
+        <w:t>evidence</w:t>
+      </w:r>
+      <w:r>
+        <w:rPr>
+          <w:b w:val="0"/>
+        </w:rPr>
+        <w:t xml:space="preserve"> and limitations; classroom pacing and learning effectiveness remain unvalidated.</w:t>
       </w:r>
     </w:p>
     <w:p>
@@ -764,7 +764,7 @@
         <w:pStyle w:val="Heading3"/>
       </w:pPr>
       <w:r>
-        <w:t>End goal for the pictorial case</w:t>
+        <w:t>Outcomes</w:t>
       </w:r>
     </w:p>
     <w:p>
@@ -775,7 +775,19 @@
         <w:rPr>
           <w:b w:val="0"/>
         </w:rPr>
-        <w:t>Explain peer review and response using the records and boundaries of this fictional investigation.</w:t>
+        <w:t xml:space="preserve">Explain the </w:t>
+      </w:r>
+      <w:r>
+        <w:rPr>
+          <w:b/>
+        </w:rPr>
+        <w:t>mechanism</w:t>
+      </w:r>
+      <w:r>
+        <w:rPr>
+          <w:b w:val="0"/>
+        </w:rPr>
+        <w:t xml:space="preserve"> and terminology of peer review and response</w:t>
       </w:r>
     </w:p>
     <w:p>
@@ -786,43 +798,34 @@
         <w:rPr>
           <w:b w:val="0"/>
         </w:rPr>
-        <w:t>This added worked case illustrates the week’s main idea. Retain all original and connected topics; schedule its practice within the teaching cycle.</w:t>
+        <w:t>Apply the stated procedure to a new case with a traceable result</w:t>
       </w:r>
     </w:p>
     <w:p>
       <w:pPr>
-        <w:pStyle w:val="Heading1"/>
-      </w:pPr>
-      <w:r>
-        <w:t>02. Explain and model the mechanism</w:t>
+        <w:spacing w:line="336" w:lineRule="auto" w:after="180"/>
+      </w:pPr>
+      <w:r>
+        <w:rPr>
+          <w:b w:val="0"/>
+        </w:rPr>
+        <w:t>Identify an assumption or limitation and design a revealing follow-up</w:t>
       </w:r>
     </w:p>
     <w:p>
-      <w:r>
-        <w:t>Model Peer review and response using the supplied case, labelled mechanism and reasoning. Make the scope of each conclusion explicit.</w:t>
+      <w:pPr>
+        <w:pStyle w:val="Heading3"/>
+      </w:pPr>
+      <w:r>
+        <w:t>Preparation</w:t>
       </w:r>
     </w:p>
     <w:p>
       <w:pPr>
-        <w:spacing w:line="336" w:lineRule="auto" w:after="180"/>
-      </w:pPr>
-      <w:r>
-        <w:rPr>
-          <w:b w:val="0"/>
-        </w:rPr>
-        <w:t xml:space="preserve">Peer review challenges </w:t>
-      </w:r>
-      <w:r>
-        <w:rPr>
-          <w:b/>
-        </w:rPr>
-        <w:t>evidence</w:t>
-      </w:r>
-      <w:r>
-        <w:rPr>
-          <w:b w:val="0"/>
-        </w:rPr>
-        <w:t>, method and clarity. Responses should explain changes with artifacts rather than merely defend the original wording.</w:t>
+        <w:pStyle w:val="Heading3"/>
+      </w:pPr>
+      <w:r>
+        <w:t>Prerequisite answer</w:t>
       </w:r>
     </w:p>
     <w:p>
@@ -830,7 +833,7 @@
         <w:pStyle w:val="Heading3"/>
       </w:pPr>
       <w:r>
-        <w:t>Explain Peer review and response · 1</w:t>
+        <w:t>End goal for the pictorial case</w:t>
       </w:r>
     </w:p>
     <w:p>
@@ -841,61 +844,1604 @@
         <w:rPr>
           <w:b w:val="0"/>
         </w:rPr>
-        <w:t>Begin by writing the question the procedure is intended to answer. Identify the information already supplied, the information it will produce and the information still missing.</w:t>
+        <w:t>This added worked case illustrates the week’s main idea. Retain all original and connected topics; schedule its practice within the teaching cycle.</w:t>
       </w:r>
     </w:p>
     <w:p>
       <w:pPr>
-        <w:spacing w:line="336" w:lineRule="auto" w:after="180"/>
-      </w:pPr>
-      <w:r>
-        <w:rPr>
-          <w:b w:val="0"/>
-        </w:rPr>
-        <w:t>These are constructed classroom examples; they do not require live accounts, private records or an external service. Do not treat a plausible explanation as a measured outcome.</w:t>
+        <w:pStyle w:val="Heading1"/>
+      </w:pPr>
+      <w:r>
+        <w:t>02. Model the whole case and check each inference</w:t>
       </w:r>
     </w:p>
     <w:p>
-      <w:pPr>
-        <w:spacing w:line="336" w:lineRule="auto" w:after="180"/>
-      </w:pPr>
-      <w:r>
-        <w:rPr>
-          <w:b w:val="0"/>
-        </w:rPr>
-        <w:t xml:space="preserve">For each comment record concern, response, change location and new </w:t>
-      </w:r>
-      <w:r>
-        <w:rPr>
-          <w:b/>
-        </w:rPr>
-        <w:t>evidence</w:t>
-      </w:r>
-      <w:r>
-        <w:rPr>
-          <w:b w:val="0"/>
-        </w:rPr>
-        <w:t xml:space="preserve"> if needed. If no new </w:t>
-      </w:r>
-      <w:r>
-        <w:rPr>
-          <w:b/>
-        </w:rPr>
-        <w:t>evidence</w:t>
-      </w:r>
-      <w:r>
-        <w:rPr>
-          <w:b w:val="0"/>
-        </w:rPr>
-        <w:t xml:space="preserve"> exists, narrow the claim instead of promising an unperformed test.</w:t>
+      <w:r>
+        <w:t>Keep the independent answer private until after the first attempt.</w:t>
       </w:r>
     </w:p>
     <w:p>
       <w:pPr>
+        <w:pStyle w:val="Heading2"/>
+      </w:pPr>
+      <w:r>
+        <w:t>Definitions and complete contract</w:t>
+      </w:r>
+    </w:p>
+    <w:p>
+      <w:pPr>
+        <w:spacing w:line="336" w:lineRule="auto" w:after="180"/>
+      </w:pPr>
+      <w:r>
+        <w:rPr>
+          <w:b w:val="0"/>
+        </w:rPr>
+        <w:t xml:space="preserve">Peer review challenges </w:t>
+      </w:r>
+      <w:r>
+        <w:rPr>
+          <w:b/>
+        </w:rPr>
+        <w:t>evidence</w:t>
+      </w:r>
+      <w:r>
+        <w:rPr>
+          <w:b w:val="0"/>
+        </w:rPr>
+        <w:t>, method and clarity. Responses should explain changes with artifacts rather than merely defend the original wording.</w:t>
+      </w:r>
+    </w:p>
+    <w:p>
+      <w:pPr>
+        <w:spacing w:line="336" w:lineRule="auto" w:after="180"/>
+      </w:pPr>
+      <w:r>
+        <w:rPr>
+          <w:b w:val="0"/>
+        </w:rPr>
+        <w:t xml:space="preserve">For each comment record concern, response, change location and new </w:t>
+      </w:r>
+      <w:r>
+        <w:rPr>
+          <w:b/>
+        </w:rPr>
+        <w:t>evidence</w:t>
+      </w:r>
+      <w:r>
+        <w:rPr>
+          <w:b w:val="0"/>
+        </w:rPr>
+        <w:t xml:space="preserve"> if needed. If no new </w:t>
+      </w:r>
+      <w:r>
+        <w:rPr>
+          <w:b/>
+        </w:rPr>
+        <w:t>evidence</w:t>
+      </w:r>
+      <w:r>
+        <w:rPr>
+          <w:b w:val="0"/>
+        </w:rPr>
+        <w:t xml:space="preserve"> exists, narrow the claim instead of promising an unperformed test.</w:t>
+      </w:r>
+    </w:p>
+    <w:tbl>
+      <w:tblPr>
+        <w:tblStyle w:val="LightShading-Accent1"/>
+        <w:tblW w:type="auto" w:w="0"/>
+        <w:tblLook w:firstColumn="1" w:firstRow="1" w:lastColumn="0" w:lastRow="0" w:noHBand="0" w:noVBand="1" w:val="04A0"/>
+      </w:tblPr>
+      <w:tblGrid>
+        <w:gridCol w:w="5112"/>
+        <w:gridCol w:w="5112"/>
+      </w:tblGrid>
+      <w:tr>
+        <w:trPr>
+          <w:tblHeader/>
+        </w:trPr>
+        <w:tc>
+          <w:tcPr>
+            <w:tcW w:type="dxa" w:w="5112"/>
+          </w:tcPr>
+          <w:p>
+            <w:r>
+              <w:t>Review item</w:t>
+            </w:r>
+          </w:p>
+        </w:tc>
+        <w:tc>
+          <w:tcPr>
+            <w:tcW w:type="dxa" w:w="5112"/>
+          </w:tcPr>
+          <w:p>
+            <w:r>
+              <w:t>Complete supplied exercise contract</w:t>
+            </w:r>
+          </w:p>
+        </w:tc>
+      </w:tr>
+      <w:tr>
+        <w:tc>
+          <w:tcPr>
+            <w:tcW w:type="dxa" w:w="5112"/>
+          </w:tcPr>
+          <w:p>
+            <w:r>
+              <w:t>Main concern</w:t>
+            </w:r>
+          </w:p>
+        </w:tc>
+        <w:tc>
+          <w:tcPr>
+            <w:tcW w:type="dxa" w:w="5112"/>
+          </w:tcPr>
+          <w:p>
+            <w:r>
+              <w:t>Fitted-line baseline comparison is missing</w:t>
+            </w:r>
+          </w:p>
+        </w:tc>
+      </w:tr>
+      <w:tr>
+        <w:tc>
+          <w:tcPr>
+            <w:tcW w:type="dxa" w:w="5112"/>
+          </w:tcPr>
+          <w:p>
+            <w:r>
+              <w:t>Main response</w:t>
+            </w:r>
+          </w:p>
+        </w:tc>
+        <w:tc>
+          <w:tcPr>
+            <w:tcW w:type="dxa" w:w="5112"/>
+          </w:tcPr>
+          <w:p>
+            <w:r>
+              <w:t>Neural network is advanced, without comparison results</w:t>
+            </w:r>
+          </w:p>
+        </w:tc>
+      </w:tr>
+      <w:tr>
+        <w:tc>
+          <w:tcPr>
+            <w:tcW w:type="dxa" w:w="5112"/>
+          </w:tcPr>
+          <w:p>
+            <w:r>
+              <w:t>Evidence status</w:t>
+            </w:r>
+          </w:p>
+        </w:tc>
+        <w:tc>
+          <w:tcPr>
+            <w:tcW w:type="dxa" w:w="5112"/>
+          </w:tcPr>
+          <w:p>
+            <w:r>
+              <w:t>No new baseline counts, design or raw outcomes supplied</w:t>
+            </w:r>
+          </w:p>
+        </w:tc>
+      </w:tr>
+      <w:tr>
+        <w:tc>
+          <w:tcPr>
+            <w:tcW w:type="dxa" w:w="5112"/>
+          </w:tcPr>
+          <w:p>
+            <w:r>
+              <w:t>Main repair options</w:t>
+            </w:r>
+          </w:p>
+        </w:tc>
+        <w:tc>
+          <w:tcPr>
+            <w:tcW w:type="dxa" w:w="5112"/>
+          </w:tcPr>
+          <w:p>
+            <w:r>
+              <w:t>Fair comparison under an explicit plan, labelled new analysis; or narrower claim</w:t>
+            </w:r>
+          </w:p>
+        </w:tc>
+      </w:tr>
+      <w:tr>
+        <w:tc>
+          <w:tcPr>
+            <w:tcW w:type="dxa" w:w="5112"/>
+          </w:tcPr>
+          <w:p>
+            <w:r>
+              <w:t>Separate picture</w:t>
+            </w:r>
+          </w:p>
+        </w:tc>
+        <w:tc>
+          <w:tcPr>
+            <w:tcW w:type="dxa" w:w="5112"/>
+          </w:tcPr>
+          <w:p>
+            <w:r>
+              <w:t>Four views of P1 plus four views of P2</w:t>
+            </w:r>
+          </w:p>
+        </w:tc>
+      </w:tr>
+      <w:tr>
+        <w:tc>
+          <w:tcPr>
+            <w:tcW w:type="dxa" w:w="5112"/>
+          </w:tcPr>
+          <w:p>
+            <w:r>
+              <w:t>Underlying source identities</w:t>
+            </w:r>
+          </w:p>
+        </w:tc>
+        <w:tc>
+          <w:tcPr>
+            <w:tcW w:type="dxa" w:w="5112"/>
+          </w:tcPr>
+          <w:p>
+            <w:r>
+              <w:t>Eight photos, two plants; not eight independent plants</w:t>
+            </w:r>
+          </w:p>
+        </w:tc>
+      </w:tr>
+      <w:tr>
+        <w:tc>
+          <w:tcPr>
+            <w:tcW w:type="dxa" w:w="5112"/>
+          </w:tcPr>
+          <w:p>
+            <w:r>
+              <w:t>Review artifact</w:t>
+            </w:r>
+          </w:p>
+        </w:tc>
+        <w:tc>
+          <w:tcPr>
+            <w:tcW w:type="dxa" w:w="5112"/>
+          </w:tcPr>
+          <w:p>
+            <w:r>
+              <w:t>Concern, response, change location, evidence and status</w:t>
+            </w:r>
+          </w:p>
+        </w:tc>
+      </w:tr>
+      <w:tr>
+        <w:tc>
+          <w:tcPr>
+            <w:tcW w:type="dxa" w:w="5112"/>
+          </w:tcPr>
+          <w:p>
+            <w:r>
+              <w:t>Limits</w:t>
+            </w:r>
+          </w:p>
+        </w:tc>
+        <w:tc>
+          <w:tcPr>
+            <w:tcW w:type="dxa" w:w="5112"/>
+          </w:tcPr>
+          <w:p>
+            <w:r>
+              <w:t>No actual reviewer communication, new experiment or source-independence proof</w:t>
+            </w:r>
+          </w:p>
+        </w:tc>
+      </w:tr>
+    </w:tbl>
+    <w:p>
+      <w:pPr>
+        <w:pStyle w:val="Heading2"/>
+      </w:pPr>
+      <w:r>
+        <w:t>Main evidence ledger and checked key</w:t>
+      </w:r>
+    </w:p>
+    <w:tbl>
+      <w:tblPr>
+        <w:tblStyle w:val="LightShading-Accent1"/>
+        <w:tblW w:type="auto" w:w="0"/>
+        <w:tblLook w:firstColumn="1" w:firstRow="1" w:lastColumn="0" w:lastRow="0" w:noHBand="0" w:noVBand="1" w:val="04A0"/>
+      </w:tblPr>
+      <w:tblGrid>
+        <w:gridCol w:w="5112"/>
+        <w:gridCol w:w="5112"/>
+      </w:tblGrid>
+      <w:tr>
+        <w:trPr>
+          <w:tblHeader/>
+        </w:trPr>
+        <w:tc>
+          <w:tcPr>
+            <w:tcW w:type="dxa" w:w="5112"/>
+          </w:tcPr>
+          <w:p>
+            <w:r>
+              <w:t>Main response step</w:t>
+            </w:r>
+          </w:p>
+        </w:tc>
+        <w:tc>
+          <w:tcPr>
+            <w:tcW w:type="dxa" w:w="5112"/>
+          </w:tcPr>
+          <w:p>
+            <w:r>
+              <w:t>Evidence-grounded alternative</w:t>
+            </w:r>
+          </w:p>
+        </w:tc>
+      </w:tr>
+      <w:tr>
+        <w:tc>
+          <w:tcPr>
+            <w:tcW w:type="dxa" w:w="5112"/>
+          </w:tcPr>
+          <w:p>
+            <w:r>
+              <w:t>Identify concern</w:t>
+            </w:r>
+          </w:p>
+        </w:tc>
+        <w:tc>
+          <w:tcPr>
+            <w:tcW w:type="dxa" w:w="5112"/>
+          </w:tcPr>
+          <w:p>
+            <w:r>
+              <w:t>Does performance differ from a fitted-line baseline under aligned conditions?</w:t>
+            </w:r>
+          </w:p>
+        </w:tc>
+      </w:tr>
+      <w:tr>
+        <w:tc>
+          <w:tcPr>
+            <w:tcW w:type="dxa" w:w="5112"/>
+          </w:tcPr>
+          <w:p>
+            <w:r>
+              <w:t>Reject unsupported defense</w:t>
+            </w:r>
+          </w:p>
+        </w:tc>
+        <w:tc>
+          <w:tcPr>
+            <w:tcW w:type="dxa" w:w="5112"/>
+          </w:tcPr>
+          <w:p>
+            <w:r>
+              <w:t>Advanced architecture is not comparative evidence</w:t>
+            </w:r>
+          </w:p>
+        </w:tc>
+      </w:tr>
+      <w:tr>
+        <w:tc>
+          <w:tcPr>
+            <w:tcW w:type="dxa" w:w="5112"/>
+          </w:tcPr>
+          <w:p>
+            <w:r>
+              <w:t>If no comparison exists</w:t>
+            </w:r>
+          </w:p>
+        </w:tc>
+        <w:tc>
+          <w:tcPr>
+            <w:tcW w:type="dxa" w:w="5112"/>
+          </w:tcPr>
+          <w:p>
+            <w:r>
+              <w:t>Narrow the claim to the actual recorded comparison</w:t>
+            </w:r>
+          </w:p>
+        </w:tc>
+      </w:tr>
+      <w:tr>
+        <w:tc>
+          <w:tcPr>
+            <w:tcW w:type="dxa" w:w="5112"/>
+          </w:tcPr>
+          <w:p>
+            <w:r>
+              <w:t>If new comparison is proposed</w:t>
+            </w:r>
+          </w:p>
+        </w:tc>
+        <w:tc>
+          <w:tcPr>
+            <w:tcW w:type="dxa" w:w="5112"/>
+          </w:tcPr>
+          <w:p>
+            <w:r>
+              <w:t>Specify aligned cases/metric/eligibility and label new analysis</w:t>
+            </w:r>
+          </w:p>
+        </w:tc>
+      </w:tr>
+      <w:tr>
+        <w:tc>
+          <w:tcPr>
+            <w:tcW w:type="dxa" w:w="5112"/>
+          </w:tcPr>
+          <w:p>
+            <w:r>
+              <w:t>Change location</w:t>
+            </w:r>
+          </w:p>
+        </w:tc>
+        <w:tc>
+          <w:tcPr>
+            <w:tcW w:type="dxa" w:w="5112"/>
+          </w:tcPr>
+          <w:p>
+            <w:r>
+              <w:t>Identify the actual manuscript section/artifact when revised; do not invent it</w:t>
+            </w:r>
+          </w:p>
+        </w:tc>
+      </w:tr>
+      <w:tr>
+        <w:tc>
+          <w:tcPr>
+            <w:tcW w:type="dxa" w:w="5112"/>
+          </w:tcPr>
+          <w:p>
+            <w:r>
+              <w:t>Status</w:t>
+            </w:r>
+          </w:p>
+        </w:tc>
+        <w:tc>
+          <w:tcPr>
+            <w:tcW w:type="dxa" w:w="5112"/>
+          </w:tcPr>
+          <w:p>
+            <w:r>
+              <w:t>Proposed, completed or blocked, with corresponding evidence</w:t>
+            </w:r>
+          </w:p>
+        </w:tc>
+      </w:tr>
+      <w:tr>
+        <w:tc>
+          <w:tcPr>
+            <w:tcW w:type="dxa" w:w="5112"/>
+          </w:tcPr>
+          <w:p>
+            <w:r>
+              <w:t>Preserve history</w:t>
+            </w:r>
+          </w:p>
+        </w:tc>
+        <w:tc>
+          <w:tcPr>
+            <w:tcW w:type="dxa" w:w="5112"/>
+          </w:tcPr>
+          <w:p>
+            <w:r>
+              <w:t>Original claim, response and later analysis remain distinguishable</w:t>
+            </w:r>
+          </w:p>
+        </w:tc>
+      </w:tr>
+    </w:tbl>
+    <w:p>
+      <w:pPr>
+        <w:spacing w:line="336" w:lineRule="auto" w:after="180"/>
+      </w:pPr>
+      <w:r>
+        <w:rPr>
+          <w:b w:val="0"/>
+        </w:rPr>
+        <w:t>Main advanced-network wording does not answer the baseline request. Require a fair documented comparison labelled new work, or a narrower claim using actual evidence; do not fabricate results. Picture has eight photos but only two plant IDs: four views each. Revisit grouping, role allocation and uncertainty assumptions that treated views as independent plants. Word replacement alone fails.</w:t>
+      </w:r>
+    </w:p>
+    <w:p>
+      <w:pPr>
+        <w:spacing w:line="336" w:lineRule="auto" w:after="180"/>
+      </w:pPr>
+      <w:r>
+        <w:rPr>
+          <w:b w:val="0"/>
+        </w:rPr>
+        <w:t>No revised outcome rate or actual split leakage is supplied. Independent response should report actual failure counts with denominators, locations and evidence, preserve relevant limitations and disclose any missing records. Deleting limitations does not answer the concern. No actual communication, completed experiment or independence guarantee occurs.</w:t>
+      </w:r>
+    </w:p>
+    <w:p>
+      <w:pPr>
         <w:pStyle w:val="Heading3"/>
       </w:pPr>
       <w:r>
-        <w:t>Explain Peer review and response · 2</w:t>
+        <w:t>Peer review and response — evidence trace</w:t>
+      </w:r>
+    </w:p>
+    <w:tbl>
+      <w:tblPr>
+        <w:tblStyle w:val="LightShading-Accent1"/>
+        <w:tblW w:type="auto" w:w="0"/>
+        <w:tblLook w:firstColumn="1" w:firstRow="1" w:lastColumn="0" w:lastRow="0" w:noHBand="0" w:noVBand="1" w:val="04A0"/>
+      </w:tblPr>
+      <w:tblGrid>
+        <w:gridCol w:w="3408"/>
+        <w:gridCol w:w="3408"/>
+        <w:gridCol w:w="3408"/>
+      </w:tblGrid>
+      <w:tr>
+        <w:trPr>
+          <w:tblHeader/>
+        </w:trPr>
+        <w:tc>
+          <w:tcPr>
+            <w:tcW w:type="dxa" w:w="3408"/>
+          </w:tcPr>
+          <w:p>
+            <w:r>
+              <w:t>Input and scope</w:t>
+            </w:r>
+          </w:p>
+        </w:tc>
+        <w:tc>
+          <w:tcPr>
+            <w:tcW w:type="dxa" w:w="3408"/>
+          </w:tcPr>
+          <w:p>
+            <w:r>
+              <w:t>Check or calculation</w:t>
+            </w:r>
+          </w:p>
+        </w:tc>
+        <w:tc>
+          <w:tcPr>
+            <w:tcW w:type="dxa" w:w="3408"/>
+          </w:tcPr>
+          <w:p>
+            <w:r>
+              <w:t>Conclusion and limit</w:t>
+            </w:r>
+          </w:p>
+        </w:tc>
+      </w:tr>
+      <w:tr>
+        <w:tc>
+          <w:tcPr>
+            <w:tcW w:type="dxa" w:w="3408"/>
+          </w:tcPr>
+          <w:p>
+            <w:r>
+              <w:t>Reviewer asks for a fitted-line baseline; author responds that the neural network is advanced, without a comparison.</w:t>
+            </w:r>
+          </w:p>
+        </w:tc>
+        <w:tc>
+          <w:tcPr>
+            <w:tcW w:type="dxa" w:w="3408"/>
+          </w:tcPr>
+          <w:p>
+            <w:r>
+              <w:t>For each comment record concern, response, change location and new evidence if needed. If no new evidence exists, narrow the claim instead of promising an unperformed test.</w:t>
+            </w:r>
+          </w:p>
+        </w:tc>
+        <w:tc>
+          <w:tcPr>
+            <w:tcW w:type="dxa" w:w="3408"/>
+          </w:tcPr>
+          <w:p>
+            <w:r>
+              <w:t>The response lacks evidence. Add a fair comparison under the plan or narrow the claim to the existing baseline; record any new analysis as such.</w:t>
+            </w:r>
+          </w:p>
+        </w:tc>
+      </w:tr>
+    </w:tbl>
+    <w:p>
+      <w:r>
+        <w:t>The figure connects this chapter's worked input, declared procedure and result. Read the complete worked reasoning for qualifiers and intermediate steps; the abbreviated labels do not replace that reasoning.</w:t>
+      </w:r>
+    </w:p>
+    <w:p>
+      <w:pPr>
+        <w:spacing w:line="336" w:lineRule="auto" w:after="180"/>
+      </w:pPr>
+      <w:r>
+        <w:rPr>
+          <w:b w:val="0"/>
+        </w:rPr>
+        <w:t xml:space="preserve">Guided: The response lacks </w:t>
+      </w:r>
+      <w:r>
+        <w:rPr>
+          <w:b/>
+        </w:rPr>
+        <w:t>evidence</w:t>
+      </w:r>
+      <w:r>
+        <w:rPr>
+          <w:b w:val="0"/>
+        </w:rPr>
+        <w:t>. Add a fair comparison under the plan or narrow the claim to the existing baseline; record any new analysis as such.</w:t>
+      </w:r>
+    </w:p>
+    <w:p>
+      <w:pPr>
+        <w:spacing w:line="336" w:lineRule="auto" w:after="180"/>
+      </w:pPr>
+      <w:r>
+        <w:rPr>
+          <w:b w:val="0"/>
+        </w:rPr>
+        <w:t xml:space="preserve">Qualification: Agreement with a reviewer is not required, but a disagreement needs explicit reasoning and </w:t>
+      </w:r>
+      <w:r>
+        <w:rPr>
+          <w:b/>
+        </w:rPr>
+        <w:t>evidence</w:t>
+      </w:r>
+      <w:r>
+        <w:rPr>
+          <w:b w:val="0"/>
+        </w:rPr>
+        <w:t>.</w:t>
+      </w:r>
+    </w:p>
+    <w:p>
+      <w:pPr>
+        <w:spacing w:line="336" w:lineRule="auto" w:after="180"/>
+      </w:pPr>
+      <w:r>
+        <w:rPr>
+          <w:b w:val="0"/>
+        </w:rPr>
+        <w:t xml:space="preserve">Exit: accept a concrete variation with its predicted outcome and a stated condition that would challenge the </w:t>
+      </w:r>
+      <w:r>
+        <w:rPr>
+          <w:b/>
+        </w:rPr>
+        <w:t>mechanism</w:t>
+      </w:r>
+      <w:r>
+        <w:rPr>
+          <w:b w:val="0"/>
+        </w:rPr>
+        <w:t xml:space="preserve">; reject a claim resting on unmeasured </w:t>
+      </w:r>
+      <w:r>
+        <w:rPr>
+          <w:b/>
+        </w:rPr>
+        <w:t>evidence</w:t>
+      </w:r>
+      <w:r>
+        <w:rPr>
+          <w:b w:val="0"/>
+        </w:rPr>
+        <w:t>.</w:t>
+      </w:r>
+    </w:p>
+    <w:p>
+      <w:pPr>
+        <w:spacing w:line="336" w:lineRule="auto" w:after="180"/>
+      </w:pPr>
+      <w:r>
+        <w:rPr>
+          <w:b w:val="0"/>
+        </w:rPr>
+        <w:t>Reviewer asks for a fitted-line baseline; author responds that the neural network is advanced, without a comparison.</w:t>
+      </w:r>
+    </w:p>
+    <w:p>
+      <w:pPr>
+        <w:spacing w:line="336" w:lineRule="auto" w:after="180"/>
+      </w:pPr>
+      <w:r>
+        <w:rPr>
+          <w:b w:val="0"/>
+        </w:rPr>
+        <w:t xml:space="preserve">The response lacks </w:t>
+      </w:r>
+      <w:r>
+        <w:rPr>
+          <w:b/>
+        </w:rPr>
+        <w:t>evidence</w:t>
+      </w:r>
+      <w:r>
+        <w:rPr>
+          <w:b w:val="0"/>
+        </w:rPr>
+        <w:t>. Add a fair comparison under the plan or narrow the claim to the existing baseline; record any new analysis as such.</w:t>
+      </w:r>
+    </w:p>
+    <w:p>
+      <w:pPr>
+        <w:spacing w:line="336" w:lineRule="auto" w:after="180"/>
+      </w:pPr>
+      <w:r>
+        <w:rPr>
+          <w:b w:val="0"/>
+        </w:rPr>
+        <w:t xml:space="preserve">Compare the intermediate </w:t>
+      </w:r>
+      <w:r>
+        <w:rPr>
+          <w:b/>
+        </w:rPr>
+        <w:t>evidence</w:t>
+      </w:r>
+      <w:r>
+        <w:rPr>
+          <w:b w:val="0"/>
+        </w:rPr>
+        <w:t xml:space="preserve"> with the final statement. Explain why each number or decision follows from the stated </w:t>
+      </w:r>
+      <w:r>
+        <w:rPr>
+          <w:b/>
+        </w:rPr>
+        <w:t>input</w:t>
+      </w:r>
+      <w:r>
+        <w:rPr>
+          <w:b w:val="0"/>
+        </w:rPr>
+        <w:t>s.</w:t>
+      </w:r>
+    </w:p>
+    <w:p>
+      <w:pPr>
+        <w:spacing w:line="336" w:lineRule="auto" w:after="180"/>
+      </w:pPr>
+      <w:r>
+        <w:rPr>
+          <w:b w:val="0"/>
+        </w:rPr>
+        <w:t xml:space="preserve">The conclusion belongs to this scenario and procedure; changing the </w:t>
+      </w:r>
+      <w:r>
+        <w:rPr>
+          <w:b/>
+        </w:rPr>
+        <w:t>input</w:t>
+      </w:r>
+      <w:r>
+        <w:rPr>
+          <w:b w:val="0"/>
+        </w:rPr>
+        <w:t>s, evaluation population or authority can change what it establishes. Retain the raw record so a later revision can be compared honestly.</w:t>
+      </w:r>
+    </w:p>
+    <w:p>
+      <w:pPr>
+        <w:pStyle w:val="Heading2"/>
+      </w:pPr>
+      <w:r>
+        <w:t>Boundary and misconception probes</w:t>
+      </w:r>
+    </w:p>
+    <w:tbl>
+      <w:tblPr>
+        <w:tblStyle w:val="LightShading-Accent1"/>
+        <w:tblW w:type="auto" w:w="0"/>
+        <w:tblLook w:firstColumn="1" w:firstRow="1" w:lastColumn="0" w:lastRow="0" w:noHBand="0" w:noVBand="1" w:val="04A0"/>
+      </w:tblPr>
+      <w:tblGrid>
+        <w:gridCol w:w="5112"/>
+        <w:gridCol w:w="5112"/>
+      </w:tblGrid>
+      <w:tr>
+        <w:trPr>
+          <w:tblHeader/>
+        </w:trPr>
+        <w:tc>
+          <w:tcPr>
+            <w:tcW w:type="dxa" w:w="5112"/>
+          </w:tcPr>
+          <w:p>
+            <w:r>
+              <w:t>Review-response audit</w:t>
+            </w:r>
+          </w:p>
+        </w:tc>
+        <w:tc>
+          <w:tcPr>
+            <w:tcW w:type="dxa" w:w="5112"/>
+          </w:tcPr>
+          <w:p>
+            <w:r>
+              <w:t>Checked interpretation</w:t>
+            </w:r>
+          </w:p>
+        </w:tc>
+      </w:tr>
+      <w:tr>
+        <w:tc>
+          <w:tcPr>
+            <w:tcW w:type="dxa" w:w="5112"/>
+          </w:tcPr>
+          <w:p>
+            <w:r>
+              <w:t>Reviewer asks for baseline</w:t>
+            </w:r>
+          </w:p>
+        </w:tc>
+        <w:tc>
+          <w:tcPr>
+            <w:tcW w:type="dxa" w:w="5112"/>
+          </w:tcPr>
+          <w:p>
+            <w:r>
+              <w:t>Answer with a comparison or a narrower claim</w:t>
+            </w:r>
+          </w:p>
+        </w:tc>
+      </w:tr>
+      <w:tr>
+        <w:tc>
+          <w:tcPr>
+            <w:tcW w:type="dxa" w:w="5112"/>
+          </w:tcPr>
+          <w:p>
+            <w:r>
+              <w:t>Author says advanced</w:t>
+            </w:r>
+          </w:p>
+        </w:tc>
+        <w:tc>
+          <w:tcPr>
+            <w:tcW w:type="dxa" w:w="5112"/>
+          </w:tcPr>
+          <w:p>
+            <w:r>
+              <w:t>Architecture praise is not evidence</w:t>
+            </w:r>
+          </w:p>
+        </w:tc>
+      </w:tr>
+      <w:tr>
+        <w:tc>
+          <w:tcPr>
+            <w:tcW w:type="dxa" w:w="5112"/>
+          </w:tcPr>
+          <w:p>
+            <w:r>
+              <w:t>New analysis planned</w:t>
+            </w:r>
+          </w:p>
+        </w:tc>
+        <w:tc>
+          <w:tcPr>
+            <w:tcW w:type="dxa" w:w="5112"/>
+          </w:tcPr>
+          <w:p>
+            <w:r>
+              <w:t>Keep status proposed until artifacts/results exist</w:t>
+            </w:r>
+          </w:p>
+        </w:tc>
+      </w:tr>
+      <w:tr>
+        <w:tc>
+          <w:tcPr>
+            <w:tcW w:type="dxa" w:w="5112"/>
+          </w:tcPr>
+          <w:p>
+            <w:r>
+              <w:t>Eight photos from two plants</w:t>
+            </w:r>
+          </w:p>
+        </w:tc>
+        <w:tc>
+          <w:tcPr>
+            <w:tcW w:type="dxa" w:w="5112"/>
+          </w:tcPr>
+          <w:p>
+            <w:r>
+              <w:t>Do not count eight independent plants</w:t>
+            </w:r>
+          </w:p>
+        </w:tc>
+      </w:tr>
+      <w:tr>
+        <w:tc>
+          <w:tcPr>
+            <w:tcW w:type="dxa" w:w="5112"/>
+          </w:tcPr>
+          <w:p>
+            <w:r>
+              <w:t>Correct the word only</w:t>
+            </w:r>
+          </w:p>
+        </w:tc>
+        <w:tc>
+          <w:tcPr>
+            <w:tcW w:type="dxa" w:w="5112"/>
+          </w:tcPr>
+          <w:p>
+            <w:r>
+              <w:t>Does not repair downstream unit assumptions</w:t>
+            </w:r>
+          </w:p>
+        </w:tc>
+      </w:tr>
+      <w:tr>
+        <w:tc>
+          <w:tcPr>
+            <w:tcW w:type="dxa" w:w="5112"/>
+          </w:tcPr>
+          <w:p>
+            <w:r>
+              <w:t>Two plant IDs</w:t>
+            </w:r>
+          </w:p>
+        </w:tc>
+        <w:tc>
+          <w:tcPr>
+            <w:tcW w:type="dxa" w:w="5112"/>
+          </w:tcPr>
+          <w:p>
+            <w:r>
+              <w:t>Not proof of independent sampling</w:t>
+            </w:r>
+          </w:p>
+        </w:tc>
+      </w:tr>
+      <w:tr>
+        <w:tc>
+          <w:tcPr>
+            <w:tcW w:type="dxa" w:w="5112"/>
+          </w:tcPr>
+          <w:p>
+            <w:r>
+              <w:t>Missing failure counts</w:t>
+            </w:r>
+          </w:p>
+        </w:tc>
+        <w:tc>
+          <w:tcPr>
+            <w:tcW w:type="dxa" w:w="5112"/>
+          </w:tcPr>
+          <w:p>
+            <w:r>
+              <w:t>Provide actual counts/denominators or disclose absence</w:t>
+            </w:r>
+          </w:p>
+        </w:tc>
+      </w:tr>
+      <w:tr>
+        <w:tc>
+          <w:tcPr>
+            <w:tcW w:type="dxa" w:w="5112"/>
+          </w:tcPr>
+          <w:p>
+            <w:r>
+              <w:t>Delete limitation paragraph</w:t>
+            </w:r>
+          </w:p>
+        </w:tc>
+        <w:tc>
+          <w:tcPr>
+            <w:tcW w:type="dxa" w:w="5112"/>
+          </w:tcPr>
+          <w:p>
+            <w:r>
+              <w:t>Hides concern rather than resolving it</w:t>
+            </w:r>
+          </w:p>
+        </w:tc>
+      </w:tr>
+    </w:tbl>
+    <w:p>
+      <w:pPr>
+        <w:pStyle w:val="Heading2"/>
+      </w:pPr>
+      <w:r>
+        <w:t>Separate pictured facts and full reasoning</w:t>
+      </w:r>
+    </w:p>
+    <w:p>
+      <w:pPr>
+        <w:spacing w:line="336" w:lineRule="auto" w:after="180"/>
+      </w:pPr>
+      <w:r>
+        <w:rPr>
+          <w:b w:val="0"/>
+        </w:rPr>
+        <w:t xml:space="preserve">Respond to a reviewer with </w:t>
+      </w:r>
+      <w:r>
+        <w:rPr>
+          <w:b/>
+        </w:rPr>
+        <w:t>evidence</w:t>
+      </w:r>
+      <w:r>
+        <w:rPr>
+          <w:b w:val="0"/>
+        </w:rPr>
+        <w:t>. A reviewer asks why four photos of one plant were treated as four independent plants.</w:t>
+      </w:r>
+    </w:p>
+    <w:p>
+      <w:pPr>
+        <w:spacing w:line="336" w:lineRule="auto" w:after="180"/>
+      </w:pPr>
+      <w:r>
+        <w:rPr>
+          <w:b w:val="0"/>
+        </w:rPr>
+        <w:t>The original table contains four views of P1 and four views of P2: eight photos from two plants.</w:t>
+      </w:r>
+    </w:p>
+    <w:p>
+      <w:pPr>
+        <w:spacing w:line="336" w:lineRule="auto" w:after="180"/>
+      </w:pPr>
+      <w:r>
+        <w:rPr>
+          <w:b w:val="0"/>
+        </w:rPr>
+        <w:t>The separate picture has four views of plant P1 and four of P2, so eight photos represent two distinct plant IDs. A claim of eight independent plants is unsupported. Changing the word photos to plants does not change the source structure. Revisit the sampling/inference unit, group allocation across data roles and any uncertainty calculation that assumed eight independent plant observations.</w:t>
+      </w:r>
+    </w:p>
+    <w:p>
+      <w:pPr>
+        <w:spacing w:line="336" w:lineRule="auto" w:after="180"/>
+      </w:pPr>
+      <w:r>
+        <w:rPr>
+          <w:b w:val="0"/>
+        </w:rPr>
+        <w:t>The picture supplies no correctness labels or split assignment, so neither a revised accuracy nor actual leakage can be inferred. Correct grouping does not create more plants, and two different IDs do not prove independent sampling.</w:t>
+      </w:r>
+    </w:p>
+    <w:tbl>
+      <w:tblPr>
+        <w:tblStyle w:val="LightShading-Accent1"/>
+        <w:tblW w:type="auto" w:w="0"/>
+        <w:tblLook w:firstColumn="1" w:firstRow="1" w:lastColumn="0" w:lastRow="0" w:noHBand="0" w:noVBand="1" w:val="04A0"/>
+      </w:tblPr>
+      <w:tblGrid>
+        <w:gridCol w:w="3408"/>
+        <w:gridCol w:w="3408"/>
+        <w:gridCol w:w="3408"/>
+      </w:tblGrid>
+      <w:tr>
+        <w:trPr>
+          <w:tblHeader/>
+        </w:trPr>
+        <w:tc>
+          <w:tcPr>
+            <w:tcW w:type="dxa" w:w="3408"/>
+          </w:tcPr>
+          <w:p>
+            <w:r>
+              <w:t>Source grouping</w:t>
+            </w:r>
+          </w:p>
+        </w:tc>
+        <w:tc>
+          <w:tcPr>
+            <w:tcW w:type="dxa" w:w="3408"/>
+          </w:tcPr>
+          <w:p>
+            <w:r>
+              <w:t>Photo views</w:t>
+            </w:r>
+          </w:p>
+        </w:tc>
+        <w:tc>
+          <w:tcPr>
+            <w:tcW w:type="dxa" w:w="3408"/>
+          </w:tcPr>
+          <w:p>
+            <w:r>
+              <w:t>Plant identities</w:t>
+            </w:r>
+          </w:p>
+        </w:tc>
+      </w:tr>
+      <w:tr>
+        <w:tc>
+          <w:tcPr>
+            <w:tcW w:type="dxa" w:w="3408"/>
+          </w:tcPr>
+          <w:p>
+            <w:r>
+              <w:t>P1</w:t>
+            </w:r>
+          </w:p>
+        </w:tc>
+        <w:tc>
+          <w:tcPr>
+            <w:tcW w:type="dxa" w:w="3408"/>
+          </w:tcPr>
+          <w:p>
+            <w:r>
+              <w:t>V1, V2, V3, V4</w:t>
+            </w:r>
+          </w:p>
+        </w:tc>
+        <w:tc>
+          <w:tcPr>
+            <w:tcW w:type="dxa" w:w="3408"/>
+          </w:tcPr>
+          <w:p>
+            <w:r>
+              <w:t>One</w:t>
+            </w:r>
+          </w:p>
+        </w:tc>
+      </w:tr>
+      <w:tr>
+        <w:tc>
+          <w:tcPr>
+            <w:tcW w:type="dxa" w:w="3408"/>
+          </w:tcPr>
+          <w:p>
+            <w:r>
+              <w:t>P2</w:t>
+            </w:r>
+          </w:p>
+        </w:tc>
+        <w:tc>
+          <w:tcPr>
+            <w:tcW w:type="dxa" w:w="3408"/>
+          </w:tcPr>
+          <w:p>
+            <w:r>
+              <w:t>V1, V2, V3, V4</w:t>
+            </w:r>
+          </w:p>
+        </w:tc>
+        <w:tc>
+          <w:tcPr>
+            <w:tcW w:type="dxa" w:w="3408"/>
+          </w:tcPr>
+          <w:p>
+            <w:r>
+              <w:t>One</w:t>
+            </w:r>
+          </w:p>
+        </w:tc>
+      </w:tr>
+      <w:tr>
+        <w:tc>
+          <w:tcPr>
+            <w:tcW w:type="dxa" w:w="3408"/>
+          </w:tcPr>
+          <w:p>
+            <w:r>
+              <w:t>Total</w:t>
+            </w:r>
+          </w:p>
+        </w:tc>
+        <w:tc>
+          <w:tcPr>
+            <w:tcW w:type="dxa" w:w="3408"/>
+          </w:tcPr>
+          <w:p>
+            <w:r>
+              <w:t>Eight photos</w:t>
+            </w:r>
+          </w:p>
+        </w:tc>
+        <w:tc>
+          <w:tcPr>
+            <w:tcW w:type="dxa" w:w="3408"/>
+          </w:tcPr>
+          <w:p>
+            <w:r>
+              <w:t>Two distinct plant IDs</w:t>
+            </w:r>
+          </w:p>
+        </w:tc>
+      </w:tr>
+      <w:tr>
+        <w:tc>
+          <w:tcPr>
+            <w:tcW w:type="dxa" w:w="3408"/>
+          </w:tcPr>
+          <w:p>
+            <w:r>
+              <w:t>Unsupported analysis premise</w:t>
+            </w:r>
+          </w:p>
+        </w:tc>
+        <w:tc>
+          <w:tcPr>
+            <w:tcW w:type="dxa" w:w="3408"/>
+          </w:tcPr>
+          <w:p>
+            <w:r>
+              <w:t>Eight independent plants</w:t>
+            </w:r>
+          </w:p>
+        </w:tc>
+        <w:tc>
+          <w:tcPr>
+            <w:tcW w:type="dxa" w:w="3408"/>
+          </w:tcPr>
+          <w:p>
+            <w:r>
+              <w:t>Source structure contradicts this count</w:t>
+            </w:r>
+          </w:p>
+        </w:tc>
+      </w:tr>
+      <w:tr>
+        <w:tc>
+          <w:tcPr>
+            <w:tcW w:type="dxa" w:w="3408"/>
+          </w:tcPr>
+          <w:p>
+            <w:r>
+              <w:t>Required reconsideration</w:t>
+            </w:r>
+          </w:p>
+        </w:tc>
+        <w:tc>
+          <w:tcPr>
+            <w:tcW w:type="dxa" w:w="3408"/>
+          </w:tcPr>
+          <w:p>
+            <w:r>
+              <w:t>Grouping, split roles and uncertainty assumptions</w:t>
+            </w:r>
+          </w:p>
+        </w:tc>
+        <w:tc>
+          <w:tcPr>
+            <w:tcW w:type="dxa" w:w="3408"/>
+          </w:tcPr>
+          <w:p>
+            <w:r>
+              <w:t>Not just a word replacement</w:t>
+            </w:r>
+          </w:p>
+        </w:tc>
+      </w:tr>
+      <w:tr>
+        <w:tc>
+          <w:tcPr>
+            <w:tcW w:type="dxa" w:w="3408"/>
+          </w:tcPr>
+          <w:p>
+            <w:r>
+              <w:t>Outcome/split evidence</w:t>
+            </w:r>
+          </w:p>
+        </w:tc>
+        <w:tc>
+          <w:tcPr>
+            <w:tcW w:type="dxa" w:w="3408"/>
+          </w:tcPr>
+          <w:p>
+            <w:r>
+              <w:t>Not supplied</w:t>
+            </w:r>
+          </w:p>
+        </w:tc>
+        <w:tc>
+          <w:tcPr>
+            <w:tcW w:type="dxa" w:w="3408"/>
+          </w:tcPr>
+          <w:p>
+            <w:r>
+              <w:t>No invented revised score or known leakage</w:t>
+            </w:r>
+          </w:p>
+        </w:tc>
+      </w:tr>
+    </w:tbl>
+    <w:p>
+      <w:r>
+        <w:drawing>
+          <wp:inline xmlns:a="http://schemas.openxmlformats.org/drawingml/2006/main" xmlns:pic="http://schemas.openxmlformats.org/drawingml/2006/picture">
+            <wp:extent cx="5486400" cy="3029913"/>
+            <wp:docPr id="1" name="Picture 1" descr="Plant P1 has four photo views, and plant P2 has four. Eight photos represent two distinct plant identities, not eight independent plants. Review grouping, data roles and uncertainty assumptions; changing wording alone does not repair the analysis. No outcome labels or split assignments are supplied."/>
+            <wp:cNvGraphicFramePr>
+              <a:graphicFrameLocks noChangeAspect="1"/>
+            </wp:cNvGraphicFramePr>
+            <a:graphic>
+              <a:graphicData uri="http://schemas.openxmlformats.org/drawingml/2006/picture">
+                <pic:pic>
+                  <pic:nvPicPr>
+                    <pic:cNvPr id="0" name="ai-7-32-review-units.png"/>
+                    <pic:cNvPicPr/>
+                  </pic:nvPicPr>
+                  <pic:blipFill>
+                    <a:blip r:embed="rId9"/>
+                    <a:stretch>
+                      <a:fillRect/>
+                    </a:stretch>
+                  </pic:blipFill>
+                  <pic:spPr>
+                    <a:xfrm>
+                      <a:off x="0" y="0"/>
+                      <a:ext cx="5486400" cy="3029913"/>
+                    </a:xfrm>
+                    <a:prstGeom prst="rect"/>
+                  </pic:spPr>
+                </pic:pic>
+              </a:graphicData>
+            </a:graphic>
+          </wp:inline>
+        </w:drawing>
+      </w:r>
+    </w:p>
+    <w:p>
+      <w:pPr>
+        <w:pStyle w:val="Heading2"/>
+      </w:pPr>
+      <w:r>
+        <w:t>Picture trace and changed-condition key</w:t>
+      </w:r>
+    </w:p>
+    <w:p>
+      <w:r>
+        <w:drawing>
+          <wp:inline xmlns:a="http://schemas.openxmlformats.org/drawingml/2006/main" xmlns:pic="http://schemas.openxmlformats.org/drawingml/2006/picture">
+            <wp:extent cx="5486400" cy="3182112"/>
+            <wp:docPr id="2" name="Picture 2" descr="Identify the concern: The reviewer questions the unit of analysis. → Check the records: Plant identifiers confirm two plants, not eight independent plants. → Revise transparently: Correct the description and revise any analysis that assumed independence."/>
+            <wp:cNvGraphicFramePr>
+              <a:graphicFrameLocks noChangeAspect="1"/>
+            </wp:cNvGraphicFramePr>
+            <a:graphic>
+              <a:graphicData uri="http://schemas.openxmlformats.org/drawingml/2006/picture">
+                <pic:pic>
+                  <pic:nvPicPr>
+                    <pic:cNvPr id="0" name="academy-story-ai-7-32-02.png"/>
+                    <pic:cNvPicPr/>
+                  </pic:nvPicPr>
+                  <pic:blipFill>
+                    <a:blip r:embed="rId10"/>
+                    <a:stretch>
+                      <a:fillRect/>
+                    </a:stretch>
+                  </pic:blipFill>
+                  <pic:spPr>
+                    <a:xfrm>
+                      <a:off x="0" y="0"/>
+                      <a:ext cx="5486400" cy="3182112"/>
+                    </a:xfrm>
+                    <a:prstGeom prst="rect"/>
+                  </pic:spPr>
+                </pic:pic>
+              </a:graphicData>
+            </a:graphic>
+          </wp:inline>
+        </w:drawing>
+      </w:r>
+    </w:p>
+    <w:p>
+      <w:pPr>
+        <w:pStyle w:val="Heading3"/>
+      </w:pPr>
+      <w:r>
+        <w:t>Read the picture one step at a time</w:t>
+      </w:r>
+    </w:p>
+    <w:tbl>
+      <w:tblPr>
+        <w:tblStyle w:val="LightShading-Accent1"/>
+        <w:tblW w:type="auto" w:w="0"/>
+        <w:tblLook w:firstColumn="1" w:firstRow="1" w:lastColumn="0" w:lastRow="0" w:noHBand="0" w:noVBand="1" w:val="04A0"/>
+      </w:tblPr>
+      <w:tblGrid>
+        <w:gridCol w:w="5112"/>
+        <w:gridCol w:w="5112"/>
+      </w:tblGrid>
+      <w:tr>
+        <w:trPr>
+          <w:tblHeader/>
+        </w:trPr>
+        <w:tc>
+          <w:tcPr>
+            <w:tcW w:type="dxa" w:w="5112"/>
+          </w:tcPr>
+          <w:p>
+            <w:r>
+              <w:t>Step</w:t>
+            </w:r>
+          </w:p>
+        </w:tc>
+        <w:tc>
+          <w:tcPr>
+            <w:tcW w:type="dxa" w:w="5112"/>
+          </w:tcPr>
+          <w:p>
+            <w:r>
+              <w:t>What happens and why</w:t>
+            </w:r>
+          </w:p>
+        </w:tc>
+      </w:tr>
+      <w:tr>
+        <w:tc>
+          <w:tcPr>
+            <w:tcW w:type="dxa" w:w="5112"/>
+          </w:tcPr>
+          <w:p>
+            <w:r>
+              <w:t>1. Identify the concern</w:t>
+            </w:r>
+          </w:p>
+        </w:tc>
+        <w:tc>
+          <w:tcPr>
+            <w:tcW w:type="dxa" w:w="5112"/>
+          </w:tcPr>
+          <w:p>
+            <w:r>
+              <w:t>The reviewer questions the unit of analysis.</w:t>
+            </w:r>
+          </w:p>
+        </w:tc>
+      </w:tr>
+      <w:tr>
+        <w:tc>
+          <w:tcPr>
+            <w:tcW w:type="dxa" w:w="5112"/>
+          </w:tcPr>
+          <w:p>
+            <w:r>
+              <w:t>2. Check the records</w:t>
+            </w:r>
+          </w:p>
+        </w:tc>
+        <w:tc>
+          <w:tcPr>
+            <w:tcW w:type="dxa" w:w="5112"/>
+          </w:tcPr>
+          <w:p>
+            <w:r>
+              <w:t>Plant identifiers confirm two plants, not eight independent plants.</w:t>
+            </w:r>
+          </w:p>
+        </w:tc>
+      </w:tr>
+      <w:tr>
+        <w:tc>
+          <w:tcPr>
+            <w:tcW w:type="dxa" w:w="5112"/>
+          </w:tcPr>
+          <w:p>
+            <w:r>
+              <w:t>3. Revise transparently</w:t>
+            </w:r>
+          </w:p>
+        </w:tc>
+        <w:tc>
+          <w:tcPr>
+            <w:tcW w:type="dxa" w:w="5112"/>
+          </w:tcPr>
+          <w:p>
+            <w:r>
+              <w:t>Correct the description and revise any analysis that assumed independence.</w:t>
+            </w:r>
+          </w:p>
+        </w:tc>
+      </w:tr>
+    </w:tbl>
+    <w:p>
+      <w:r>
+        <w:t>Match each pictured step to the supplied facts. This is a worked teaching case, not an independent assessment.</w:t>
+      </w:r>
+    </w:p>
+    <w:p>
+      <w:pPr>
+        <w:spacing w:line="336" w:lineRule="auto" w:after="180"/>
+      </w:pPr>
+      <w:r>
+        <w:rPr>
+          <w:b w:val="0"/>
+        </w:rPr>
+        <w:t>Peer review should connect a criticism to the actual records and a concrete correction or reasoned response. Polite language alone cannot repair a methodological error.</w:t>
+      </w:r>
+    </w:p>
+    <w:p>
+      <w:pPr>
+        <w:spacing w:line="336" w:lineRule="auto" w:after="180"/>
+      </w:pPr>
+      <w:r>
+        <w:rPr>
+          <w:b w:val="0"/>
+        </w:rPr>
+        <w:t xml:space="preserve">Two plants provide limited coverage; grouping correctly does not create more independent </w:t>
+      </w:r>
+      <w:r>
+        <w:rPr>
+          <w:b/>
+        </w:rPr>
+        <w:t>evidence</w:t>
+      </w:r>
+      <w:r>
+        <w:rPr>
+          <w:b w:val="0"/>
+        </w:rPr>
+        <w:t>.</w:t>
+      </w:r>
+    </w:p>
+    <w:p>
+      <w:pPr>
+        <w:spacing w:line="336" w:lineRule="auto" w:after="180"/>
+      </w:pPr>
+      <w:r>
+        <w:rPr>
+          <w:b w:val="0"/>
+        </w:rPr>
+        <w:t>Change: The team only changes "photos" to "plants" without revisiting analysis.</w:t>
+      </w:r>
+    </w:p>
+    <w:p>
+      <w:pPr>
+        <w:spacing w:line="336" w:lineRule="auto" w:after="180"/>
+      </w:pPr>
+      <w:r>
+        <w:rPr>
+          <w:b/>
+        </w:rPr>
+        <w:t>Prediction</w:t>
+      </w:r>
+      <w:r>
+        <w:rPr>
+          <w:b w:val="0"/>
+        </w:rPr>
+        <w:t>: The substantive independence issue remains unresolved.</w:t>
+      </w:r>
+    </w:p>
+    <w:p>
+      <w:pPr>
+        <w:spacing w:line="336" w:lineRule="auto" w:after="180"/>
+      </w:pPr>
+      <w:r>
+        <w:rPr>
+          <w:b w:val="0"/>
+        </w:rPr>
+        <w:t>Reason: Renaming records does not change their shared source objects.</w:t>
+      </w:r>
+    </w:p>
+    <w:p>
+      <w:pPr>
+        <w:pStyle w:val="Heading2"/>
+      </w:pPr>
+      <w:r>
+        <w:t>Earlier wording, alternatives and picture transcripts · reference / check after trying</w:t>
+      </w:r>
+    </w:p>
+    <w:p>
+      <w:pPr>
+        <w:spacing w:line="336" w:lineRule="auto" w:after="180"/>
+      </w:pPr>
+      <w:r>
+        <w:rPr>
+          <w:b w:val="0"/>
+        </w:rPr>
+        <w:t>Begin by writing the question the procedure is intended to answer. Identify the information already supplied, the information it will produce and the information still missing.</w:t>
+      </w:r>
+    </w:p>
+    <w:p>
+      <w:pPr>
+        <w:spacing w:line="336" w:lineRule="auto" w:after="180"/>
+      </w:pPr>
+      <w:r>
+        <w:rPr>
+          <w:b w:val="0"/>
+        </w:rPr>
+        <w:t>These are constructed classroom examples; they do not require live accounts, private records or an external service. Do not treat a plausible explanation as a measured outcome.</w:t>
       </w:r>
     </w:p>
     <w:p>
@@ -1051,99 +2597,30 @@
         <w:pStyle w:val="Heading3"/>
       </w:pPr>
       <w:r>
-        <w:t>Peer review and response — evidence trace</w:t>
-      </w:r>
-    </w:p>
-    <w:tbl>
-      <w:tblPr>
-        <w:tblStyle w:val="LightShading-Accent1"/>
-        <w:tblW w:type="auto" w:w="0"/>
-        <w:tblLook w:firstColumn="1" w:firstRow="1" w:lastColumn="0" w:lastRow="0" w:noHBand="0" w:noVBand="1" w:val="04A0"/>
-      </w:tblPr>
-      <w:tblGrid>
-        <w:gridCol w:w="3408"/>
-        <w:gridCol w:w="3408"/>
-        <w:gridCol w:w="3408"/>
-      </w:tblGrid>
-      <w:tr>
-        <w:trPr>
-          <w:tblHeader/>
-        </w:trPr>
-        <w:tc>
-          <w:tcPr>
-            <w:tcW w:type="dxa" w:w="3408"/>
-          </w:tcPr>
-          <w:p>
-            <w:r>
-              <w:t>Input and scope</w:t>
-            </w:r>
-          </w:p>
-        </w:tc>
-        <w:tc>
-          <w:tcPr>
-            <w:tcW w:type="dxa" w:w="3408"/>
-          </w:tcPr>
-          <w:p>
-            <w:r>
-              <w:t>Check or calculation</w:t>
-            </w:r>
-          </w:p>
-        </w:tc>
-        <w:tc>
-          <w:tcPr>
-            <w:tcW w:type="dxa" w:w="3408"/>
-          </w:tcPr>
-          <w:p>
-            <w:r>
-              <w:t>Conclusion and limit</w:t>
-            </w:r>
-          </w:p>
-        </w:tc>
-      </w:tr>
-      <w:tr>
-        <w:tc>
-          <w:tcPr>
-            <w:tcW w:type="dxa" w:w="3408"/>
-          </w:tcPr>
-          <w:p>
-            <w:r>
-              <w:t>Reviewer asks for a fitted-line baseline; author responds that the neural network is advanced, without a comparison.</w:t>
-            </w:r>
-          </w:p>
-        </w:tc>
-        <w:tc>
-          <w:tcPr>
-            <w:tcW w:type="dxa" w:w="3408"/>
-          </w:tcPr>
-          <w:p>
-            <w:r>
-              <w:t>For each comment record concern, response, change location and new evidence if needed. If no new evidence exists, narrow the claim instead of promising an unperformed test.</w:t>
-            </w:r>
-          </w:p>
-        </w:tc>
-        <w:tc>
-          <w:tcPr>
-            <w:tcW w:type="dxa" w:w="3408"/>
-          </w:tcPr>
-          <w:p>
-            <w:r>
-              <w:t>The response lacks evidence. Add a fair comparison under the plan or narrow the claim to the existing baseline; record any new analysis as such.</w:t>
-            </w:r>
-          </w:p>
-        </w:tc>
-      </w:tr>
-    </w:tbl>
-    <w:p>
-      <w:r>
-        <w:t>The figure connects this chapter's worked input, declared procedure and result. Read the complete worked reasoning for qualifiers and intermediate steps; the abbreviated labels do not replace that reasoning.</w:t>
+        <w:t>Model the reasoning aloud</w:t>
       </w:r>
     </w:p>
     <w:p>
       <w:pPr>
-        <w:pStyle w:val="Heading3"/>
-      </w:pPr>
-      <w:r>
-        <w:t>Explain Peer review and response · 3</w:t>
+        <w:spacing w:line="336" w:lineRule="auto" w:after="180"/>
+      </w:pPr>
+      <w:r>
+        <w:rPr>
+          <w:b w:val="0"/>
+        </w:rPr>
+        <w:t xml:space="preserve">Use the complete worked example below before asking learners to complete W2. Reveal a small part, invite a </w:t>
+      </w:r>
+      <w:r>
+        <w:rPr>
+          <w:b/>
+        </w:rPr>
+        <w:t>prediction</w:t>
+      </w:r>
+      <w:r>
+        <w:rPr>
+          <w:b w:val="0"/>
+        </w:rPr>
+        <w:t>, then explain the deciding step.</w:t>
       </w:r>
     </w:p>
     <w:p>
@@ -1154,219 +2631,7 @@
         <w:rPr>
           <w:b w:val="0"/>
         </w:rPr>
-        <w:t xml:space="preserve">Guided: The response lacks </w:t>
-      </w:r>
-      <w:r>
-        <w:rPr>
-          <w:b/>
-        </w:rPr>
-        <w:t>evidence</w:t>
-      </w:r>
-      <w:r>
-        <w:rPr>
-          <w:b w:val="0"/>
-        </w:rPr>
-        <w:t>. Add a fair comparison under the plan or narrow the claim to the existing baseline; record any new analysis as such.</w:t>
-      </w:r>
-    </w:p>
-    <w:p>
-      <w:pPr>
-        <w:spacing w:line="336" w:lineRule="auto" w:after="180"/>
-      </w:pPr>
-      <w:r>
-        <w:rPr>
-          <w:b w:val="0"/>
-        </w:rPr>
-        <w:t xml:space="preserve">Qualification: Agreement with a reviewer is not required, but a disagreement needs explicit reasoning and </w:t>
-      </w:r>
-      <w:r>
-        <w:rPr>
-          <w:b/>
-        </w:rPr>
-        <w:t>evidence</w:t>
-      </w:r>
-      <w:r>
-        <w:rPr>
-          <w:b w:val="0"/>
-        </w:rPr>
-        <w:t>.</w:t>
-      </w:r>
-    </w:p>
-    <w:p>
-      <w:pPr>
-        <w:spacing w:line="336" w:lineRule="auto" w:after="180"/>
-      </w:pPr>
-      <w:r>
-        <w:rPr>
-          <w:b w:val="0"/>
-        </w:rPr>
-        <w:t xml:space="preserve">Exit: accept a concrete variation with its predicted outcome and a stated condition that would challenge the </w:t>
-      </w:r>
-      <w:r>
-        <w:rPr>
-          <w:b/>
-        </w:rPr>
-        <w:t>mechanism</w:t>
-      </w:r>
-      <w:r>
-        <w:rPr>
-          <w:b w:val="0"/>
-        </w:rPr>
-        <w:t xml:space="preserve">; reject a claim resting on unmeasured </w:t>
-      </w:r>
-      <w:r>
-        <w:rPr>
-          <w:b/>
-        </w:rPr>
-        <w:t>evidence</w:t>
-      </w:r>
-      <w:r>
-        <w:rPr>
-          <w:b w:val="0"/>
-        </w:rPr>
-        <w:t>.</w:t>
-      </w:r>
-    </w:p>
-    <w:p>
-      <w:pPr>
-        <w:pStyle w:val="Heading3"/>
-      </w:pPr>
-      <w:r>
-        <w:t>Model the reasoning aloud</w:t>
-      </w:r>
-    </w:p>
-    <w:p>
-      <w:pPr>
-        <w:spacing w:line="336" w:lineRule="auto" w:after="180"/>
-      </w:pPr>
-      <w:r>
-        <w:rPr>
-          <w:b w:val="0"/>
-        </w:rPr>
-        <w:t xml:space="preserve">Use the complete worked example below before asking learners to complete W2. Reveal a small part, invite a </w:t>
-      </w:r>
-      <w:r>
-        <w:rPr>
-          <w:b/>
-        </w:rPr>
-        <w:t>prediction</w:t>
-      </w:r>
-      <w:r>
-        <w:rPr>
-          <w:b w:val="0"/>
-        </w:rPr>
-        <w:t>, then explain the deciding step.</w:t>
-      </w:r>
-    </w:p>
-    <w:p>
-      <w:pPr>
-        <w:spacing w:line="336" w:lineRule="auto" w:after="180"/>
-      </w:pPr>
-      <w:r>
-        <w:rPr>
-          <w:b w:val="0"/>
-        </w:rPr>
         <w:t>These teacher notes contain solutions; do not reveal the independent case answer during modelling.</w:t>
-      </w:r>
-    </w:p>
-    <w:p>
-      <w:pPr>
-        <w:spacing w:line="336" w:lineRule="auto" w:after="180"/>
-      </w:pPr>
-      <w:r>
-        <w:rPr>
-          <w:b w:val="0"/>
-        </w:rPr>
-        <w:t>Reviewer asks for a fitted-line baseline; author responds that the neural network is advanced, without a comparison.</w:t>
-      </w:r>
-    </w:p>
-    <w:p>
-      <w:pPr>
-        <w:spacing w:line="336" w:lineRule="auto" w:after="180"/>
-      </w:pPr>
-      <w:r>
-        <w:rPr>
-          <w:b w:val="0"/>
-        </w:rPr>
-        <w:t xml:space="preserve">The response lacks </w:t>
-      </w:r>
-      <w:r>
-        <w:rPr>
-          <w:b/>
-        </w:rPr>
-        <w:t>evidence</w:t>
-      </w:r>
-      <w:r>
-        <w:rPr>
-          <w:b w:val="0"/>
-        </w:rPr>
-        <w:t>. Add a fair comparison under the plan or narrow the claim to the existing baseline; record any new analysis as such.</w:t>
-      </w:r>
-    </w:p>
-    <w:p>
-      <w:pPr>
-        <w:pStyle w:val="Heading3"/>
-      </w:pPr>
-      <w:r>
-        <w:t>Model the reasoning aloud · 4</w:t>
-      </w:r>
-    </w:p>
-    <w:p>
-      <w:pPr>
-        <w:spacing w:line="336" w:lineRule="auto" w:after="180"/>
-      </w:pPr>
-      <w:r>
-        <w:rPr>
-          <w:b w:val="0"/>
-        </w:rPr>
-        <w:t xml:space="preserve">Compare the intermediate </w:t>
-      </w:r>
-      <w:r>
-        <w:rPr>
-          <w:b/>
-        </w:rPr>
-        <w:t>evidence</w:t>
-      </w:r>
-      <w:r>
-        <w:rPr>
-          <w:b w:val="0"/>
-        </w:rPr>
-        <w:t xml:space="preserve"> with the final statement. Explain why each number or decision follows from the stated </w:t>
-      </w:r>
-      <w:r>
-        <w:rPr>
-          <w:b/>
-        </w:rPr>
-        <w:t>input</w:t>
-      </w:r>
-      <w:r>
-        <w:rPr>
-          <w:b w:val="0"/>
-        </w:rPr>
-        <w:t>s.</w:t>
-      </w:r>
-    </w:p>
-    <w:p>
-      <w:pPr>
-        <w:spacing w:line="336" w:lineRule="auto" w:after="180"/>
-      </w:pPr>
-      <w:r>
-        <w:rPr>
-          <w:b w:val="0"/>
-        </w:rPr>
-        <w:t xml:space="preserve">The conclusion belongs to this scenario and procedure; changing the </w:t>
-      </w:r>
-      <w:r>
-        <w:rPr>
-          <w:b/>
-        </w:rPr>
-        <w:t>input</w:t>
-      </w:r>
-      <w:r>
-        <w:rPr>
-          <w:b w:val="0"/>
-        </w:rPr>
-        <w:t>s, evaluation population or authority can change what it establishes. Retain the raw record so a later revision can be compared honestly.</w:t>
       </w:r>
     </w:p>
     <w:tbl>
@@ -1492,53 +2757,10 @@
     </w:p>
     <w:p>
       <w:pPr>
-        <w:spacing w:line="336" w:lineRule="auto" w:after="180"/>
-      </w:pPr>
-      <w:r>
-        <w:rPr>
-          <w:b w:val="0"/>
-        </w:rPr>
-        <w:t xml:space="preserve">Respond to a reviewer with </w:t>
-      </w:r>
-      <w:r>
-        <w:rPr>
-          <w:b/>
-        </w:rPr>
-        <w:t>evidence</w:t>
-      </w:r>
-      <w:r>
-        <w:rPr>
-          <w:b w:val="0"/>
-        </w:rPr>
-        <w:t>. A reviewer asks why four photos of one plant were treated as four independent plants.</w:t>
-      </w:r>
-    </w:p>
-    <w:p>
-      <w:pPr>
         <w:pStyle w:val="Heading3"/>
       </w:pPr>
       <w:r>
         <w:t>The facts we will use</w:t>
-      </w:r>
-    </w:p>
-    <w:p>
-      <w:pPr>
-        <w:pStyle w:val="Heading3"/>
-      </w:pPr>
-      <w:r>
-        <w:t>Supplied facts</w:t>
-      </w:r>
-    </w:p>
-    <w:p>
-      <w:pPr>
-        <w:spacing w:line="336" w:lineRule="auto" w:after="180"/>
-        <w:shd w:fill="F1F6FC"/>
-      </w:pPr>
-      <w:r>
-        <w:rPr>
-          <w:b w:val="0"/>
-        </w:rPr>
-        <w:t>The original table contains four views of P1 and four views of P2: eight photos from two plants.</w:t>
       </w:r>
     </w:p>
     <w:p>
@@ -1546,7 +2768,7 @@
         <w:drawing>
           <wp:inline xmlns:a="http://schemas.openxmlformats.org/drawingml/2006/main" xmlns:pic="http://schemas.openxmlformats.org/drawingml/2006/picture">
             <wp:extent cx="5486400" cy="5225143"/>
-            <wp:docPr id="1" name="Picture 1" descr="Peer review and response. Identify the concern: The reviewer questions the unit of analysis.. Check the records: Plant identifiers confirm two plants, not eight independent plants.. Revise transparently: Correct the description and revise any analysis that assumed independence."/>
+            <wp:docPr id="3" name="Picture 3" descr="Peer review and response. Identify the concern: The reviewer questions the unit of analysis.. Check the records: Plant identifiers confirm two plants, not eight independent plants.. Revise transparently: Correct the description and revise any analysis that assumed independence."/>
             <wp:cNvGraphicFramePr>
               <a:graphicFrameLocks noChangeAspect="1"/>
             </wp:cNvGraphicFramePr>
@@ -1558,7 +2780,7 @@
                     <pic:cNvPicPr/>
                   </pic:nvPicPr>
                   <pic:blipFill>
-                    <a:blip r:embed="rId9"/>
+                    <a:blip r:embed="rId11"/>
                     <a:stretch>
                       <a:fillRect/>
                     </a:stretch>
@@ -1582,114 +2804,7 @@
         <w:pStyle w:val="Heading3"/>
       </w:pPr>
       <w:r>
-        <w:t>Read the picture one step at a time</w:t>
-      </w:r>
-    </w:p>
-    <w:tbl>
-      <w:tblPr>
-        <w:tblStyle w:val="LightShading-Accent1"/>
-        <w:tblW w:type="auto" w:w="0"/>
-        <w:tblLook w:firstColumn="1" w:firstRow="1" w:lastColumn="0" w:lastRow="0" w:noHBand="0" w:noVBand="1" w:val="04A0"/>
-      </w:tblPr>
-      <w:tblGrid>
-        <w:gridCol w:w="5112"/>
-        <w:gridCol w:w="5112"/>
-      </w:tblGrid>
-      <w:tr>
-        <w:trPr>
-          <w:tblHeader/>
-        </w:trPr>
-        <w:tc>
-          <w:tcPr>
-            <w:tcW w:type="dxa" w:w="5112"/>
-          </w:tcPr>
-          <w:p>
-            <w:r>
-              <w:t>Step</w:t>
-            </w:r>
-          </w:p>
-        </w:tc>
-        <w:tc>
-          <w:tcPr>
-            <w:tcW w:type="dxa" w:w="5112"/>
-          </w:tcPr>
-          <w:p>
-            <w:r>
-              <w:t>What happens and why</w:t>
-            </w:r>
-          </w:p>
-        </w:tc>
-      </w:tr>
-      <w:tr>
-        <w:tc>
-          <w:tcPr>
-            <w:tcW w:type="dxa" w:w="5112"/>
-          </w:tcPr>
-          <w:p>
-            <w:r>
-              <w:t>1. Identify the concern</w:t>
-            </w:r>
-          </w:p>
-        </w:tc>
-        <w:tc>
-          <w:tcPr>
-            <w:tcW w:type="dxa" w:w="5112"/>
-          </w:tcPr>
-          <w:p>
-            <w:r>
-              <w:t>The reviewer questions the unit of analysis.</w:t>
-            </w:r>
-          </w:p>
-        </w:tc>
-      </w:tr>
-      <w:tr>
-        <w:tc>
-          <w:tcPr>
-            <w:tcW w:type="dxa" w:w="5112"/>
-          </w:tcPr>
-          <w:p>
-            <w:r>
-              <w:t>2. Check the records</w:t>
-            </w:r>
-          </w:p>
-        </w:tc>
-        <w:tc>
-          <w:tcPr>
-            <w:tcW w:type="dxa" w:w="5112"/>
-          </w:tcPr>
-          <w:p>
-            <w:r>
-              <w:t>Plant identifiers confirm two plants, not eight independent plants.</w:t>
-            </w:r>
-          </w:p>
-        </w:tc>
-      </w:tr>
-      <w:tr>
-        <w:tc>
-          <w:tcPr>
-            <w:tcW w:type="dxa" w:w="5112"/>
-          </w:tcPr>
-          <w:p>
-            <w:r>
-              <w:t>3. Revise transparently</w:t>
-            </w:r>
-          </w:p>
-        </w:tc>
-        <w:tc>
-          <w:tcPr>
-            <w:tcW w:type="dxa" w:w="5112"/>
-          </w:tcPr>
-          <w:p>
-            <w:r>
-              <w:t>Correct the description and revise any analysis that assumed independence.</w:t>
-            </w:r>
-          </w:p>
-        </w:tc>
-      </w:tr>
-    </w:tbl>
-    <w:p>
-      <w:r>
-        <w:t>Match each pictured step to the supplied facts. This is a worked teaching case, not an independent assessment.</w:t>
+        <w:t>Why this result follows</w:t>
       </w:r>
     </w:p>
     <w:p>
@@ -1697,7 +2812,7 @@
         <w:pStyle w:val="Heading3"/>
       </w:pPr>
       <w:r>
-        <w:t>Why this result follows</w:t>
+        <w:t>What this example does not establish</w:t>
       </w:r>
     </w:p>
     <w:p>
@@ -1705,149 +2820,180 @@
         <w:pStyle w:val="Heading3"/>
       </w:pPr>
       <w:r>
-        <w:t>Why the result follows</w:t>
+        <w:t>Change one thing in the pictured case</w:t>
       </w:r>
     </w:p>
     <w:p>
       <w:pPr>
-        <w:spacing w:line="336" w:lineRule="auto" w:after="180"/>
-        <w:shd w:fill="F1F6FC"/>
-      </w:pPr>
-      <w:r>
-        <w:rPr>
-          <w:b w:val="0"/>
-        </w:rPr>
-        <w:t>Peer review should connect a criticism to the actual records and a concrete correction or reasoned response. Polite language alone cannot repair a methodological error.</w:t>
+        <w:pStyle w:val="Heading3"/>
+      </w:pPr>
+      <w:r>
+        <w:t>Ask while showing the picture</w:t>
       </w:r>
     </w:p>
     <w:p>
       <w:pPr>
-        <w:pStyle w:val="Heading3"/>
-      </w:pPr>
-      <w:r>
-        <w:t>What this example does not establish</w:t>
+        <w:spacing w:line="336" w:lineRule="auto" w:after="180"/>
+      </w:pPr>
+      <w:r>
+        <w:rPr>
+          <w:b w:val="0"/>
+        </w:rPr>
+        <w:t xml:space="preserve">Cover the result. Ask learners to name the </w:t>
+      </w:r>
+      <w:r>
+        <w:rPr>
+          <w:b/>
+        </w:rPr>
+        <w:t>input</w:t>
+      </w:r>
+      <w:r>
+        <w:rPr>
+          <w:b w:val="0"/>
+        </w:rPr>
+        <w:t xml:space="preserve">s and predict the next step. Uncover one step, connect the icon to the actual procedure, and explain its </w:t>
+      </w:r>
+      <w:r>
+        <w:rPr>
+          <w:b/>
+        </w:rPr>
+        <w:t>evidence</w:t>
+      </w:r>
+      <w:r>
+        <w:rPr>
+          <w:b w:val="0"/>
+        </w:rPr>
+        <w:t>. Then change the supplied condition and compare.</w:t>
       </w:r>
     </w:p>
     <w:p>
       <w:pPr>
-        <w:pStyle w:val="Heading3"/>
-      </w:pPr>
-      <w:r>
-        <w:t>Keep the stated limit</w:t>
+        <w:spacing w:line="336" w:lineRule="auto" w:after="180"/>
+      </w:pPr>
+      <w:r>
+        <w:rPr>
+          <w:b w:val="0"/>
+        </w:rPr>
+        <w:t>The picture is a representation; it does not document execution of a real AI model.</w:t>
       </w:r>
     </w:p>
     <w:p>
       <w:pPr>
-        <w:spacing w:line="336" w:lineRule="auto" w:after="180"/>
-        <w:shd w:fill="FFF5E6"/>
-      </w:pPr>
-      <w:r>
-        <w:rPr>
-          <w:b w:val="0"/>
-        </w:rPr>
-        <w:t xml:space="preserve">Two plants provide limited coverage; grouping correctly does not create more independent </w:t>
-      </w:r>
-      <w:r>
-        <w:rPr>
-          <w:b/>
-        </w:rPr>
-        <w:t>evidence</w:t>
-      </w:r>
-      <w:r>
-        <w:rPr>
-          <w:b w:val="0"/>
-        </w:rPr>
-        <w:t>.</w:t>
+        <w:pStyle w:val="Heading1"/>
+      </w:pPr>
+      <w:r>
+        <w:t>03. Model a step,then remove help</w:t>
       </w:r>
     </w:p>
     <w:p>
-      <w:pPr>
-        <w:pStyle w:val="Heading3"/>
-      </w:pPr>
-      <w:r>
-        <w:t>Change one thing in the pictured case</w:t>
+      <w:r>
+        <w:t>Collect each learner’s reasoning before showing a key.</w:t>
       </w:r>
     </w:p>
     <w:p>
       <w:pPr>
-        <w:pStyle w:val="Heading3"/>
-      </w:pPr>
-      <w:r>
-        <w:t>Change one thing</w:t>
+        <w:pStyle w:val="Heading2"/>
+      </w:pPr>
+      <w:r>
+        <w:t>Current completion task and checked reasoning</w:t>
       </w:r>
     </w:p>
     <w:p>
       <w:pPr>
         <w:spacing w:line="336" w:lineRule="auto" w:after="180"/>
-        <w:shd w:fill="F5F1FB"/>
       </w:pPr>
       <w:r>
         <w:rPr>
           <w:b w:val="0"/>
         </w:rPr>
-        <w:t>Change: The team only changes "photos" to "plants" without revisiting analysis.</w:t>
+        <w:t>Completion task: Reviewer asks for a fitted-line baseline; author responds that the neural network is advanced, without a comparison. Show the intermediate steps and give the conclusion with its scope.</w:t>
       </w:r>
     </w:p>
     <w:p>
       <w:pPr>
-        <w:pStyle w:val="Heading3"/>
-      </w:pPr>
-      <w:r>
-        <w:t>Predicted result</w:t>
+        <w:spacing w:line="336" w:lineRule="auto" w:after="180"/>
+      </w:pPr>
+      <w:r>
+        <w:rPr>
+          <w:b w:val="0"/>
+        </w:rPr>
+        <w:t xml:space="preserve">Teacher check: Teacher explanation: The response lacks </w:t>
+      </w:r>
+      <w:r>
+        <w:rPr>
+          <w:b/>
+        </w:rPr>
+        <w:t>evidence</w:t>
+      </w:r>
+      <w:r>
+        <w:rPr>
+          <w:b w:val="0"/>
+        </w:rPr>
+        <w:t>. Add a fair comparison under the plan or narrow the claim to the existing baseline; record any new analysis as such.</w:t>
       </w:r>
     </w:p>
     <w:p>
       <w:pPr>
         <w:spacing w:line="336" w:lineRule="auto" w:after="180"/>
-        <w:shd w:fill="F1F6FC"/>
-      </w:pPr>
+      </w:pPr>
+      <w:r>
+        <w:rPr>
+          <w:b w:val="0"/>
+        </w:rPr>
+        <w:t xml:space="preserve">Start by identifying the given </w:t>
+      </w:r>
       <w:r>
         <w:rPr>
           <w:b/>
         </w:rPr>
-        <w:t>Prediction</w:t>
+        <w:t>input</w:t>
       </w:r>
       <w:r>
         <w:rPr>
           <w:b w:val="0"/>
         </w:rPr>
-        <w:t>: The substantive independence issue remains unresolved.</w:t>
+        <w:t>s together. Leave the intermediate steps blank. If needed, model one step, then withdraw that help on the next step. Move to a full trace only when the partial trace is understood.</w:t>
       </w:r>
     </w:p>
     <w:p>
       <w:pPr>
-        <w:pStyle w:val="Heading3"/>
-      </w:pPr>
-      <w:r>
-        <w:t>Why the result follows</w:t>
+        <w:spacing w:line="336" w:lineRule="auto" w:after="180"/>
+      </w:pPr>
+      <w:r>
+        <w:rPr>
+          <w:b w:val="0"/>
+        </w:rPr>
+        <w:t>For partners, alternate explainer and checker; collect a response from every learner before discussion.</w:t>
       </w:r>
     </w:p>
     <w:p>
       <w:pPr>
-        <w:spacing w:line="336" w:lineRule="auto" w:after="180"/>
-        <w:shd w:fill="F1F6FC"/>
-      </w:pPr>
-      <w:r>
-        <w:rPr>
-          <w:b w:val="0"/>
-        </w:rPr>
-        <w:t>Reason: Renaming records does not change their shared source objects.</w:t>
+        <w:pStyle w:val="Heading2"/>
+      </w:pPr>
+      <w:r>
+        <w:t>Individual misconception check</w:t>
       </w:r>
     </w:p>
     <w:p>
       <w:pPr>
-        <w:pStyle w:val="Heading3"/>
-      </w:pPr>
-      <w:r>
-        <w:t>Ask while showing the picture</w:t>
+        <w:spacing w:line="336" w:lineRule="auto" w:after="180"/>
+      </w:pPr>
+      <w:r>
+        <w:rPr>
+          <w:b w:val="0"/>
+        </w:rPr>
+        <w:t>Use the worked case for Peer review and response. Proposed explanation: “The worked result establishes every future case”. Decide whether this explanation is supported.</w:t>
       </w:r>
     </w:p>
     <w:p>
       <w:pPr>
-        <w:pStyle w:val="Heading3"/>
-      </w:pPr>
-      <w:r>
-        <w:t>Ask while showing the picture · 5</w:t>
+        <w:spacing w:line="336" w:lineRule="auto" w:after="180"/>
+      </w:pPr>
+      <w:r>
+        <w:rPr>
+          <w:b w:val="0"/>
+        </w:rPr>
+        <w:t>Point to the step or supplied fact that decides; explain your repair if needed.</w:t>
       </w:r>
     </w:p>
     <w:p>
@@ -1858,31 +3004,19 @@
         <w:rPr>
           <w:b w:val="0"/>
         </w:rPr>
-        <w:t xml:space="preserve">Cover the result. Ask learners to name the </w:t>
+        <w:t xml:space="preserve">Expected correction: Agreement with a reviewer is not required, but a disagreement needs explicit reasoning and </w:t>
       </w:r>
       <w:r>
         <w:rPr>
           <w:b/>
         </w:rPr>
-        <w:t>input</w:t>
+        <w:t>evidence</w:t>
       </w:r>
       <w:r>
         <w:rPr>
           <w:b w:val="0"/>
         </w:rPr>
-        <w:t xml:space="preserve">s and predict the next step. Uncover one step, connect the icon to the actual procedure, and explain its </w:t>
-      </w:r>
-      <w:r>
-        <w:rPr>
-          <w:b/>
-        </w:rPr>
-        <w:t>evidence</w:t>
-      </w:r>
-      <w:r>
-        <w:rPr>
-          <w:b w:val="0"/>
-        </w:rPr>
-        <w:t>. Then change the supplied condition and compare.</w:t>
+        <w:t>.</w:t>
       </w:r>
     </w:p>
     <w:p>
@@ -1893,20 +3027,190 @@
         <w:rPr>
           <w:b w:val="0"/>
         </w:rPr>
-        <w:t>The picture is a representation; it does not document execution of a real AI model.</w:t>
+        <w:t>Collect explanations, not only yes/no votes. If a misunderstanding is common, re-model the relevant step for the class.</w:t>
       </w:r>
     </w:p>
     <w:p>
       <w:pPr>
-        <w:pStyle w:val="Heading1"/>
-      </w:pPr>
-      <w:r>
-        <w:t>03. Demonstrate and guide practice</w:t>
+        <w:spacing w:line="336" w:lineRule="auto" w:after="180"/>
+      </w:pPr>
+      <w:r>
+        <w:rPr>
+          <w:b w:val="0"/>
+        </w:rPr>
+        <w:t>If it affects a few learners, give a short targeted group explanation while others solve a more demanding variation.</w:t>
       </w:r>
     </w:p>
     <w:p>
-      <w:r>
-        <w:t>Demonstrate Peer review and response, reduce support deliberately and check individual reasoning before discussing answers.</w:t>
+      <w:pPr>
+        <w:pStyle w:val="Heading2"/>
+      </w:pPr>
+      <w:r>
+        <w:t>Pictured reasoning and changed case</w:t>
+      </w:r>
+    </w:p>
+    <w:p>
+      <w:pPr>
+        <w:spacing w:line="336" w:lineRule="auto" w:after="180"/>
+      </w:pPr>
+      <w:r>
+        <w:rPr>
+          <w:b w:val="0"/>
+        </w:rPr>
+        <w:t>Count photos and underlying plants in the reviewer’s concern. What analysis assumption needs revision, and why does changing only the word photos to plants fail to repair it?</w:t>
+      </w:r>
+    </w:p>
+    <w:p>
+      <w:pPr>
+        <w:spacing w:line="336" w:lineRule="auto" w:after="180"/>
+      </w:pPr>
+      <w:r>
+        <w:rPr>
+          <w:b w:val="0"/>
+        </w:rPr>
+        <w:t>The reviewer questions the unit of analysis. Plant identifiers confirm two plants, not eight independent plants. Correct the description and revise any analysis that assumed independence.</w:t>
+      </w:r>
+    </w:p>
+    <w:p>
+      <w:pPr>
+        <w:spacing w:line="336" w:lineRule="auto" w:after="180"/>
+      </w:pPr>
+      <w:r>
+        <w:rPr>
+          <w:b w:val="0"/>
+        </w:rPr>
+        <w:t>Changed case: The substantive independence issue remains unresolved. Renaming records does not change their shared source objects.</w:t>
+      </w:r>
+    </w:p>
+    <w:p>
+      <w:pPr>
+        <w:spacing w:line="336" w:lineRule="auto" w:after="180"/>
+      </w:pPr>
+      <w:r>
+        <w:rPr>
+          <w:b w:val="0"/>
+        </w:rPr>
+        <w:t>Changed-case reasoning: The substantive independence issue remains unresolved. Renaming records does not change their shared source objects.</w:t>
+      </w:r>
+    </w:p>
+    <w:p>
+      <w:pPr>
+        <w:spacing w:line="336" w:lineRule="auto" w:after="180"/>
+      </w:pPr>
+      <w:r>
+        <w:rPr>
+          <w:b w:val="0"/>
+        </w:rPr>
+        <w:t xml:space="preserve">Collect each learner’s explanation before discussion. Use the first missing connection between </w:t>
+      </w:r>
+      <w:r>
+        <w:rPr>
+          <w:b/>
+        </w:rPr>
+        <w:t>input</w:t>
+      </w:r>
+      <w:r>
+        <w:rPr>
+          <w:b w:val="0"/>
+        </w:rPr>
+        <w:t xml:space="preserve">, deciding step and result to choose support. This question is worked-case practice, not fresh mastery </w:t>
+      </w:r>
+      <w:r>
+        <w:rPr>
+          <w:b/>
+        </w:rPr>
+        <w:t>evidence</w:t>
+      </w:r>
+      <w:r>
+        <w:rPr>
+          <w:b w:val="0"/>
+        </w:rPr>
+        <w:t>.</w:t>
+      </w:r>
+    </w:p>
+    <w:p>
+      <w:pPr>
+        <w:pStyle w:val="Heading2"/>
+      </w:pPr>
+      <w:r>
+        <w:t>Accessible support and extension</w:t>
+      </w:r>
+    </w:p>
+    <w:p>
+      <w:pPr>
+        <w:spacing w:line="336" w:lineRule="auto" w:after="180"/>
+      </w:pPr>
+      <w:r>
+        <w:rPr>
+          <w:b w:val="0"/>
+        </w:rPr>
+        <w:t xml:space="preserve">Use the worked example in Sections 3 and 6. Collect a </w:t>
+      </w:r>
+      <w:r>
+        <w:rPr>
+          <w:b/>
+        </w:rPr>
+        <w:t>prediction</w:t>
+      </w:r>
+      <w:r>
+        <w:rPr>
+          <w:b w:val="0"/>
+        </w:rPr>
+        <w:t xml:space="preserve"> before revealing its result; ask the learner to point to each intermediate fact.</w:t>
+      </w:r>
+    </w:p>
+    <w:p>
+      <w:pPr>
+        <w:spacing w:line="336" w:lineRule="auto" w:after="180"/>
+      </w:pPr>
+      <w:r>
+        <w:rPr>
+          <w:b w:val="0"/>
+        </w:rPr>
+        <w:t xml:space="preserve">Provide an </w:t>
+      </w:r>
+      <w:r>
+        <w:rPr>
+          <w:b/>
+        </w:rPr>
+        <w:t>input</w:t>
+      </w:r>
+      <w:r>
+        <w:rPr>
+          <w:b w:val="0"/>
+        </w:rPr>
+        <w:t>/procedure/result/limit frame and a calculator when needed. Ask students to identify the first step before completing the whole trace.</w:t>
+      </w:r>
+    </w:p>
+    <w:p>
+      <w:pPr>
+        <w:spacing w:line="336" w:lineRule="auto" w:after="180"/>
+      </w:pPr>
+      <w:r>
+        <w:rPr>
+          <w:b w:val="0"/>
+        </w:rPr>
+        <w:t xml:space="preserve">Extension: compare two concrete variants of this </w:t>
+      </w:r>
+      <w:r>
+        <w:rPr>
+          <w:b/>
+        </w:rPr>
+        <w:t>mechanism</w:t>
+      </w:r>
+      <w:r>
+        <w:rPr>
+          <w:b w:val="0"/>
+        </w:rPr>
+        <w:t xml:space="preserve"> while holding unrelated conditions fixed; report both successful and unsuccessful outcomes.</w:t>
+      </w:r>
+    </w:p>
+    <w:p>
+      <w:pPr>
+        <w:pStyle w:val="Heading2"/>
+      </w:pPr>
+      <w:r>
+        <w:t>Earlier wording, alternatives and picture transcripts · reference / check after trying</w:t>
       </w:r>
     </w:p>
     <w:tbl>
@@ -2123,71 +3427,26 @@
     </w:tbl>
     <w:p>
       <w:pPr>
-        <w:spacing w:line="336" w:lineRule="auto" w:after="180"/>
-      </w:pPr>
-      <w:r>
-        <w:rPr>
-          <w:b w:val="0"/>
-        </w:rPr>
-        <w:t xml:space="preserve">Use the worked example in Sections 3 and 6. Collect a </w:t>
-      </w:r>
-      <w:r>
-        <w:rPr>
-          <w:b/>
-        </w:rPr>
-        <w:t>prediction</w:t>
-      </w:r>
-      <w:r>
-        <w:rPr>
-          <w:b w:val="0"/>
-        </w:rPr>
-        <w:t xml:space="preserve"> before revealing its result; ask the learner to point to each intermediate fact.</w:t>
+        <w:pStyle w:val="Heading3"/>
+      </w:pPr>
+      <w:r>
+        <w:t>Reduce help deliberately</w:t>
       </w:r>
     </w:p>
     <w:p>
       <w:pPr>
-        <w:spacing w:line="336" w:lineRule="auto" w:after="180"/>
-      </w:pPr>
-      <w:r>
-        <w:rPr>
-          <w:b w:val="0"/>
-        </w:rPr>
-        <w:t xml:space="preserve">Provide an </w:t>
-      </w:r>
-      <w:r>
-        <w:rPr>
-          <w:b/>
-        </w:rPr>
-        <w:t>input</w:t>
-      </w:r>
-      <w:r>
-        <w:rPr>
-          <w:b w:val="0"/>
-        </w:rPr>
-        <w:t>/procedure/result/limit frame and a calculator when needed. Ask students to identify the first step before completing the whole trace.</w:t>
+        <w:pStyle w:val="Heading3"/>
+      </w:pPr>
+      <w:r>
+        <w:t>Individual reasoning check</w:t>
       </w:r>
     </w:p>
     <w:p>
       <w:pPr>
-        <w:spacing w:line="336" w:lineRule="auto" w:after="180"/>
-      </w:pPr>
-      <w:r>
-        <w:rPr>
-          <w:b w:val="0"/>
-        </w:rPr>
-        <w:t xml:space="preserve">Extension: compare two concrete variants of this </w:t>
-      </w:r>
-      <w:r>
-        <w:rPr>
-          <w:b/>
-        </w:rPr>
-        <w:t>mechanism</w:t>
-      </w:r>
-      <w:r>
-        <w:rPr>
-          <w:b w:val="0"/>
-        </w:rPr>
-        <w:t xml:space="preserve"> while holding unrelated conditions fixed; report both successful and unsuccessful outcomes.</w:t>
+        <w:pStyle w:val="Heading3"/>
+      </w:pPr>
+      <w:r>
+        <w:t>Pictorial practice question</w:t>
       </w:r>
     </w:p>
     <w:p>
@@ -2195,59 +3454,39 @@
         <w:pStyle w:val="Heading3"/>
       </w:pPr>
       <w:r>
-        <w:t>Reduce help deliberately</w:t>
+        <w:t>Reasoned teacher answer</w:t>
       </w:r>
     </w:p>
     <w:p>
       <w:pPr>
-        <w:pStyle w:val="Heading3"/>
-      </w:pPr>
-      <w:r>
-        <w:t>Completion practice</w:t>
+        <w:pStyle w:val="Heading1"/>
+      </w:pPr>
+      <w:r>
+        <w:t>04. Run the complete supplied investigation</w:t>
       </w:r>
     </w:p>
     <w:p>
-      <w:pPr>
-        <w:spacing w:line="336" w:lineRule="auto" w:after="180"/>
-        <w:shd w:fill="F5F1FB"/>
-      </w:pPr>
-      <w:r>
-        <w:rPr>
-          <w:b w:val="0"/>
-        </w:rPr>
-        <w:t>Completion task: Reviewer asks for a fitted-line baseline; author responds that the neural network is advanced, without a comparison. Show the intermediate steps and give the conclusion with its scope.</w:t>
+      <w:r>
+        <w:t>Separate predictions,actual runs and paper traces.</w:t>
       </w:r>
     </w:p>
     <w:p>
       <w:pPr>
-        <w:pStyle w:val="Heading3"/>
-      </w:pPr>
-      <w:r>
-        <w:t>Reasoning to listen for</w:t>
+        <w:pStyle w:val="Heading2"/>
+      </w:pPr>
+      <w:r>
+        <w:t>Complete inputs,expected results and limits</w:t>
       </w:r>
     </w:p>
     <w:p>
       <w:pPr>
         <w:spacing w:line="336" w:lineRule="auto" w:after="180"/>
-        <w:shd w:fill="F1F6FC"/>
       </w:pPr>
       <w:r>
         <w:rPr>
           <w:b w:val="0"/>
         </w:rPr>
-        <w:t xml:space="preserve">Teacher check: Teacher explanation: The response lacks </w:t>
-      </w:r>
-      <w:r>
-        <w:rPr>
-          <w:b/>
-        </w:rPr>
-        <w:t>evidence</w:t>
-      </w:r>
-      <w:r>
-        <w:rPr>
-          <w:b w:val="0"/>
-        </w:rPr>
-        <w:t>. Add a fair comparison under the plan or narrow the claim to the existing baseline; record any new analysis as such.</w:t>
+        <w:t>Main advanced-network wording does not answer the baseline request. Require a fair documented comparison labelled new work, or a narrower claim using actual evidence; do not fabricate results. Picture has eight photos but only two plant IDs: four views each. Revisit grouping, role allocation and uncertainty assumptions that treated views as independent plants. Word replacement alone fails.</w:t>
       </w:r>
     </w:p>
     <w:p>
@@ -2258,38 +3497,38 @@
         <w:rPr>
           <w:b w:val="0"/>
         </w:rPr>
-        <w:t xml:space="preserve">Start by identifying the given </w:t>
-      </w:r>
-      <w:r>
-        <w:rPr>
-          <w:b/>
-        </w:rPr>
-        <w:t>input</w:t>
-      </w:r>
-      <w:r>
-        <w:rPr>
-          <w:b w:val="0"/>
-        </w:rPr>
-        <w:t>s together. Leave the intermediate steps blank. If needed, model one step, then withdraw that help on the next step. Move to a full trace only when the partial trace is understood.</w:t>
+        <w:t>No revised outcome rate or actual split leakage is supplied. Independent response should report actual failure counts with denominators, locations and evidence, preserve relevant limitations and disclose any missing records. Deleting limitations does not answer the concern. No actual communication, completed experiment or independence guarantee occurs.</w:t>
       </w:r>
     </w:p>
     <w:p>
       <w:pPr>
-        <w:spacing w:line="336" w:lineRule="auto" w:after="180"/>
-      </w:pPr>
-      <w:r>
-        <w:rPr>
-          <w:b w:val="0"/>
-        </w:rPr>
-        <w:t>For partners, alternate explainer and checker; collect a response from every learner before discussion.</w:t>
+        <w:pStyle w:val="Heading2"/>
+      </w:pPr>
+      <w:r>
+        <w:t>Diagnose the current misconceptions</w:t>
       </w:r>
     </w:p>
     <w:p>
       <w:pPr>
-        <w:pStyle w:val="Heading3"/>
-      </w:pPr>
-      <w:r>
-        <w:t>Individual reasoning check</w:t>
+        <w:spacing w:line="336" w:lineRule="auto" w:after="180"/>
+      </w:pPr>
+      <w:r>
+        <w:rPr>
+          <w:b w:val="0"/>
+        </w:rPr>
+        <w:t xml:space="preserve">The worked result establishes every future case: Agreement with a reviewer is not required, but a disagreement needs explicit reasoning and </w:t>
+      </w:r>
+      <w:r>
+        <w:rPr>
+          <w:b/>
+        </w:rPr>
+        <w:t>evidence</w:t>
+      </w:r>
+      <w:r>
+        <w:rPr>
+          <w:b w:val="0"/>
+        </w:rPr>
+        <w:t>.</w:t>
       </w:r>
     </w:p>
     <w:p>
@@ -2300,7 +3539,31 @@
         <w:rPr>
           <w:b w:val="0"/>
         </w:rPr>
-        <w:t>Use the worked case for Peer review and response. Proposed explanation: “The worked result establishes every future case”. Decide whether this explanation is supported.</w:t>
+        <w:t xml:space="preserve">A missing </w:t>
+      </w:r>
+      <w:r>
+        <w:rPr>
+          <w:b/>
+        </w:rPr>
+        <w:t>input</w:t>
+      </w:r>
+      <w:r>
+        <w:rPr>
+          <w:b w:val="0"/>
+        </w:rPr>
+        <w:t xml:space="preserve"> may be replaced without recording the change: A replacement changes the </w:t>
+      </w:r>
+      <w:r>
+        <w:rPr>
+          <w:b/>
+        </w:rPr>
+        <w:t>evidence</w:t>
+      </w:r>
+      <w:r>
+        <w:rPr>
+          <w:b w:val="0"/>
+        </w:rPr>
+        <w:t xml:space="preserve"> or contract. Record the change and its justification; do not silently turn unknown into a measured value.</w:t>
       </w:r>
     </w:p>
     <w:p>
@@ -2311,294 +3574,62 @@
         <w:rPr>
           <w:b w:val="0"/>
         </w:rPr>
-        <w:t>Point to the step or supplied fact that decides; explain your repair if needed.</w:t>
+        <w:t xml:space="preserve">Repeating an assessed case is new independent </w:t>
+      </w:r>
+      <w:r>
+        <w:rPr>
+          <w:b/>
+        </w:rPr>
+        <w:t>evidence</w:t>
+      </w:r>
+      <w:r>
+        <w:rPr>
+          <w:b w:val="0"/>
+        </w:rPr>
+        <w:t>: A replay checks consistency. An example used for feedback or revision cannot later be described as untouched final evaluation.</w:t>
       </w:r>
     </w:p>
     <w:p>
       <w:pPr>
-        <w:pStyle w:val="Heading3"/>
-      </w:pPr>
-      <w:r>
-        <w:t>Expected repair</w:t>
+        <w:spacing w:line="336" w:lineRule="auto" w:after="180"/>
+      </w:pPr>
+      <w:r>
+        <w:rPr>
+          <w:b w:val="0"/>
+        </w:rPr>
+        <w:t xml:space="preserve">Use Section 9 for the </w:t>
+      </w:r>
+      <w:r>
+        <w:rPr>
+          <w:b/>
+        </w:rPr>
+        <w:t>evidence</w:t>
+      </w:r>
+      <w:r>
+        <w:rPr>
+          <w:b w:val="0"/>
+        </w:rPr>
+        <w:t xml:space="preserve"> ledger. Add a boundary or missing-</w:t>
+      </w:r>
+      <w:r>
+        <w:rPr>
+          <w:b/>
+        </w:rPr>
+        <w:t>input</w:t>
+      </w:r>
+      <w:r>
+        <w:rPr>
+          <w:b w:val="0"/>
+        </w:rPr>
+        <w:t xml:space="preserve"> case and record the expected response before checking. More successful repeats of one case do not establish wider coverage.</w:t>
       </w:r>
     </w:p>
     <w:p>
       <w:pPr>
-        <w:spacing w:line="336" w:lineRule="auto" w:after="180"/>
-        <w:shd w:fill="F1F6FC"/>
-      </w:pPr>
-      <w:r>
-        <w:rPr>
-          <w:b w:val="0"/>
-        </w:rPr>
-        <w:t xml:space="preserve">Expected correction: Agreement with a reviewer is not required, but a disagreement needs explicit reasoning and </w:t>
-      </w:r>
-      <w:r>
-        <w:rPr>
-          <w:b/>
-        </w:rPr>
-        <w:t>evidence</w:t>
-      </w:r>
-      <w:r>
-        <w:rPr>
-          <w:b w:val="0"/>
-        </w:rPr>
-        <w:t>.</w:t>
-      </w:r>
-    </w:p>
-    <w:p>
-      <w:pPr>
-        <w:spacing w:line="336" w:lineRule="auto" w:after="180"/>
-      </w:pPr>
-      <w:r>
-        <w:rPr>
-          <w:b w:val="0"/>
-        </w:rPr>
-        <w:t>Collect explanations, not only yes/no votes. If a misunderstanding is common, re-model the relevant step for the class.</w:t>
-      </w:r>
-    </w:p>
-    <w:p>
-      <w:pPr>
-        <w:spacing w:line="336" w:lineRule="auto" w:after="180"/>
-      </w:pPr>
-      <w:r>
-        <w:rPr>
-          <w:b w:val="0"/>
-        </w:rPr>
-        <w:t>If it affects a few learners, give a short targeted group explanation while others solve a more demanding variation.</w:t>
-      </w:r>
-    </w:p>
-    <w:p>
-      <w:pPr>
-        <w:pStyle w:val="Heading3"/>
-      </w:pPr>
-      <w:r>
-        <w:t>Pictorial practice question</w:t>
-      </w:r>
-    </w:p>
-    <w:p>
-      <w:pPr>
-        <w:spacing w:line="336" w:lineRule="auto" w:after="180"/>
-        <w:shd w:fill="F5F1FB"/>
-      </w:pPr>
-      <w:r>
-        <w:rPr>
-          <w:b w:val="0"/>
-        </w:rPr>
-        <w:t>Count photos and underlying plants in the reviewer’s concern. What analysis assumption needs revision, and why does changing only the word photos to plants fail to repair it?</w:t>
-      </w:r>
-    </w:p>
-    <w:p>
-      <w:pPr>
-        <w:pStyle w:val="Heading3"/>
-      </w:pPr>
-      <w:r>
-        <w:t>Reasoned teacher answer</w:t>
-      </w:r>
-    </w:p>
-    <w:p>
-      <w:pPr>
-        <w:spacing w:line="336" w:lineRule="auto" w:after="180"/>
-      </w:pPr>
-      <w:r>
-        <w:rPr>
-          <w:b w:val="0"/>
-        </w:rPr>
-        <w:t>The reviewer questions the unit of analysis. Plant identifiers confirm two plants, not eight independent plants. Correct the description and revise any analysis that assumed independence.</w:t>
-      </w:r>
-    </w:p>
-    <w:p>
-      <w:pPr>
-        <w:spacing w:line="336" w:lineRule="auto" w:after="180"/>
-      </w:pPr>
-      <w:r>
-        <w:rPr>
-          <w:b w:val="0"/>
-        </w:rPr>
-        <w:t>Changed case: The substantive independence issue remains unresolved. Renaming records does not change their shared source objects.</w:t>
-      </w:r>
-    </w:p>
-    <w:p>
-      <w:pPr>
-        <w:spacing w:line="336" w:lineRule="auto" w:after="180"/>
-      </w:pPr>
-      <w:r>
-        <w:rPr>
-          <w:b w:val="0"/>
-        </w:rPr>
-        <w:t>Changed-case reasoning: The substantive independence issue remains unresolved. Renaming records does not change their shared source objects.</w:t>
-      </w:r>
-    </w:p>
-    <w:p>
-      <w:pPr>
-        <w:spacing w:line="336" w:lineRule="auto" w:after="180"/>
-      </w:pPr>
-      <w:r>
-        <w:rPr>
-          <w:b w:val="0"/>
-        </w:rPr>
-        <w:t xml:space="preserve">Collect each learner’s explanation before discussion. Use the first missing connection between </w:t>
-      </w:r>
-      <w:r>
-        <w:rPr>
-          <w:b/>
-        </w:rPr>
-        <w:t>input</w:t>
-      </w:r>
-      <w:r>
-        <w:rPr>
-          <w:b w:val="0"/>
-        </w:rPr>
-        <w:t xml:space="preserve">, deciding step and result to choose support. This question is worked-case practice, not fresh mastery </w:t>
-      </w:r>
-      <w:r>
-        <w:rPr>
-          <w:b/>
-        </w:rPr>
-        <w:t>evidence</w:t>
-      </w:r>
-      <w:r>
-        <w:rPr>
-          <w:b w:val="0"/>
-        </w:rPr>
-        <w:t>.</w:t>
-      </w:r>
-    </w:p>
-    <w:p>
-      <w:pPr>
-        <w:pStyle w:val="Heading1"/>
-      </w:pPr>
-      <w:r>
-        <w:t>04. Run the investigation and diagnose misconceptions</w:t>
-      </w:r>
-    </w:p>
-    <w:p>
-      <w:r>
-        <w:t>Run the Peer review and response investigation and use the first unsupported step to choose a teaching response.</w:t>
-      </w:r>
-    </w:p>
-    <w:p>
-      <w:pPr>
-        <w:spacing w:line="336" w:lineRule="auto" w:after="180"/>
-      </w:pPr>
-      <w:r>
-        <w:rPr>
-          <w:b w:val="0"/>
-        </w:rPr>
-        <w:t xml:space="preserve">The worked result establishes every future case: Agreement with a reviewer is not required, but a disagreement needs explicit reasoning and </w:t>
-      </w:r>
-      <w:r>
-        <w:rPr>
-          <w:b/>
-        </w:rPr>
-        <w:t>evidence</w:t>
-      </w:r>
-      <w:r>
-        <w:rPr>
-          <w:b w:val="0"/>
-        </w:rPr>
-        <w:t>.</w:t>
-      </w:r>
-    </w:p>
-    <w:p>
-      <w:pPr>
-        <w:spacing w:line="336" w:lineRule="auto" w:after="180"/>
-      </w:pPr>
-      <w:r>
-        <w:rPr>
-          <w:b w:val="0"/>
-        </w:rPr>
-        <w:t xml:space="preserve">A missing </w:t>
-      </w:r>
-      <w:r>
-        <w:rPr>
-          <w:b/>
-        </w:rPr>
-        <w:t>input</w:t>
-      </w:r>
-      <w:r>
-        <w:rPr>
-          <w:b w:val="0"/>
-        </w:rPr>
-        <w:t xml:space="preserve"> may be replaced without recording the change: A replacement changes the </w:t>
-      </w:r>
-      <w:r>
-        <w:rPr>
-          <w:b/>
-        </w:rPr>
-        <w:t>evidence</w:t>
-      </w:r>
-      <w:r>
-        <w:rPr>
-          <w:b w:val="0"/>
-        </w:rPr>
-        <w:t xml:space="preserve"> or contract. Record the change and its justification; do not silently turn unknown into a measured value.</w:t>
-      </w:r>
-    </w:p>
-    <w:p>
-      <w:pPr>
-        <w:spacing w:line="336" w:lineRule="auto" w:after="180"/>
-      </w:pPr>
-      <w:r>
-        <w:rPr>
-          <w:b w:val="0"/>
-        </w:rPr>
-        <w:t xml:space="preserve">Repeating an assessed case is new independent </w:t>
-      </w:r>
-      <w:r>
-        <w:rPr>
-          <w:b/>
-        </w:rPr>
-        <w:t>evidence</w:t>
-      </w:r>
-      <w:r>
-        <w:rPr>
-          <w:b w:val="0"/>
-        </w:rPr>
-        <w:t>: A replay checks consistency. An example used for feedback or revision cannot later be described as untouched final evaluation.</w:t>
-      </w:r>
-    </w:p>
-    <w:p>
-      <w:pPr>
-        <w:spacing w:line="336" w:lineRule="auto" w:after="180"/>
-      </w:pPr>
-      <w:r>
-        <w:rPr>
-          <w:b w:val="0"/>
-        </w:rPr>
-        <w:t xml:space="preserve">Use Section 9 for the </w:t>
-      </w:r>
-      <w:r>
-        <w:rPr>
-          <w:b/>
-        </w:rPr>
-        <w:t>evidence</w:t>
-      </w:r>
-      <w:r>
-        <w:rPr>
-          <w:b w:val="0"/>
-        </w:rPr>
-        <w:t xml:space="preserve"> ledger. Add a boundary or missing-</w:t>
-      </w:r>
-      <w:r>
-        <w:rPr>
-          <w:b/>
-        </w:rPr>
-        <w:t>input</w:t>
-      </w:r>
-      <w:r>
-        <w:rPr>
-          <w:b w:val="0"/>
-        </w:rPr>
-        <w:t xml:space="preserve"> case and record the expected response before checking. More successful repeats of one case do not establish wider coverage.</w:t>
-      </w:r>
-    </w:p>
-    <w:p>
-      <w:pPr>
-        <w:pStyle w:val="Heading3"/>
-      </w:pPr>
-      <w:r>
-        <w:t>Match the support to the first error</w:t>
+        <w:pStyle w:val="Heading2"/>
+      </w:pPr>
+      <w:r>
+        <w:t>Choose accessible support</w:t>
       </w:r>
     </w:p>
     <w:tbl>
@@ -2771,69 +3802,39 @@
     </w:p>
     <w:p>
       <w:pPr>
-        <w:pStyle w:val="Heading1"/>
-      </w:pPr>
-      <w:r>
-        <w:t>05. Assess and explain the answers</w:t>
+        <w:pStyle w:val="Heading2"/>
+      </w:pPr>
+      <w:r>
+        <w:t>Earlier wording, alternatives and picture transcripts · reference / check after trying</w:t>
       </w:r>
     </w:p>
     <w:p>
-      <w:r>
-        <w:t>Use the Peer review and response questions, teacher keys and criteria after the relevant attempts. Previously discussed cases are practice; protect the separately selected independent task.</w:t>
+      <w:pPr>
+        <w:pStyle w:val="Heading3"/>
+      </w:pPr>
+      <w:r>
+        <w:t>Match the support to the first error</w:t>
       </w:r>
     </w:p>
     <w:p>
       <w:pPr>
-        <w:pStyle w:val="Heading3"/>
-      </w:pPr>
-      <w:r>
-        <w:t>Guided and exit questions</w:t>
+        <w:pStyle w:val="Heading1"/>
+      </w:pPr>
+      <w:r>
+        <w:t>05. Assess the new research scenario</w:t>
       </w:r>
     </w:p>
     <w:p>
-      <w:pPr>
-        <w:spacing w:line="336" w:lineRule="auto" w:after="180"/>
-      </w:pPr>
-      <w:r>
-        <w:rPr>
-          <w:b w:val="0"/>
-        </w:rPr>
-        <w:t xml:space="preserve">Guided: The response lacks </w:t>
-      </w:r>
-      <w:r>
-        <w:rPr>
-          <w:b/>
-        </w:rPr>
-        <w:t>evidence</w:t>
-      </w:r>
-      <w:r>
-        <w:rPr>
-          <w:b w:val="0"/>
-        </w:rPr>
-        <w:t>. Add a fair comparison under the plan or narrow the claim to the existing baseline; record any new analysis as such.</w:t>
+      <w:r>
+        <w:t>Keep the selected answer private until after a first attempt.</w:t>
       </w:r>
     </w:p>
     <w:p>
       <w:pPr>
-        <w:spacing w:line="336" w:lineRule="auto" w:after="180"/>
-      </w:pPr>
-      <w:r>
-        <w:rPr>
-          <w:b w:val="0"/>
-        </w:rPr>
-        <w:t xml:space="preserve">Qualification: Agreement with a reviewer is not required, but a disagreement needs explicit reasoning and </w:t>
-      </w:r>
-      <w:r>
-        <w:rPr>
-          <w:b/>
-        </w:rPr>
-        <w:t>evidence</w:t>
-      </w:r>
-      <w:r>
-        <w:rPr>
-          <w:b w:val="0"/>
-        </w:rPr>
-        <w:t>.</w:t>
+        <w:pStyle w:val="Heading2"/>
+      </w:pPr>
+      <w:r>
+        <w:t>Selected independent task and checked answer</w:t>
       </w:r>
     </w:p>
     <w:p>
@@ -2844,691 +3845,50 @@
         <w:rPr>
           <w:b w:val="0"/>
         </w:rPr>
-        <w:t xml:space="preserve">Exit: accept a concrete variation with its predicted outcome and a stated condition that would challenge the </w:t>
-      </w:r>
-      <w:r>
-        <w:rPr>
-          <w:b/>
-        </w:rPr>
-        <w:t>mechanism</w:t>
-      </w:r>
-      <w:r>
-        <w:rPr>
-          <w:b w:val="0"/>
-        </w:rPr>
-        <w:t xml:space="preserve">; reject a claim resting on unmeasured </w:t>
-      </w:r>
-      <w:r>
-        <w:rPr>
-          <w:b/>
-        </w:rPr>
-        <w:t>evidence</w:t>
-      </w:r>
-      <w:r>
-        <w:rPr>
-          <w:b w:val="0"/>
-        </w:rPr>
-        <w:t>.</w:t>
+        <w:t>Selected case: Reviewer notes missing failure counts; author deletes the limitation paragraph. What is an adequate response?</w:t>
       </w:r>
     </w:p>
     <w:p>
       <w:pPr>
-        <w:pStyle w:val="Heading3"/>
-      </w:pPr>
-      <w:r>
-        <w:t>W1 Explain the mechanism</w:t>
+        <w:spacing w:line="336" w:lineRule="auto" w:after="180"/>
+      </w:pPr>
+      <w:r>
+        <w:rPr>
+          <w:b w:val="0"/>
+        </w:rPr>
+        <w:t xml:space="preserve">Teacher explanation: Supply counts and denominators with raw </w:t>
+      </w:r>
+      <w:r>
+        <w:rPr>
+          <w:b/>
+        </w:rPr>
+        <w:t>evidence</w:t>
+      </w:r>
+      <w:r>
+        <w:rPr>
+          <w:b w:val="0"/>
+        </w:rPr>
+        <w:t xml:space="preserve">, retain the limitation and revise the claim. Deleting criticism does not resolve the </w:t>
+      </w:r>
+      <w:r>
+        <w:rPr>
+          <w:b/>
+        </w:rPr>
+        <w:t>evidence</w:t>
+      </w:r>
+      <w:r>
+        <w:rPr>
+          <w:b w:val="0"/>
+        </w:rPr>
+        <w:t xml:space="preserve"> gap.</w:t>
       </w:r>
     </w:p>
     <w:p>
       <w:pPr>
-        <w:pStyle w:val="Heading3"/>
-      </w:pPr>
-      <w:r>
-        <w:t>Workbook question · W1</w:t>
-      </w:r>
-    </w:p>
-    <w:p>
-      <w:pPr>
-        <w:spacing w:line="336" w:lineRule="auto" w:after="180"/>
-        <w:shd w:fill="F5F1FB"/>
-      </w:pPr>
-      <w:r>
-        <w:rPr>
-          <w:b w:val="0"/>
-        </w:rPr>
-        <w:t xml:space="preserve">Explain the weekly </w:t>
-      </w:r>
-      <w:r>
-        <w:rPr>
-          <w:b/>
-        </w:rPr>
-        <w:t>mechanism</w:t>
-      </w:r>
-      <w:r>
-        <w:rPr>
-          <w:b w:val="0"/>
-        </w:rPr>
-        <w:t xml:space="preserve"> in your own words. Use the worked scenario to name its </w:t>
-      </w:r>
-      <w:r>
-        <w:rPr>
-          <w:b/>
-        </w:rPr>
-        <w:t>input</w:t>
-      </w:r>
-      <w:r>
-        <w:rPr>
-          <w:b w:val="0"/>
-        </w:rPr>
-        <w:t xml:space="preserve">, decision rule and </w:t>
-      </w:r>
-      <w:r>
-        <w:rPr>
-          <w:b/>
-        </w:rPr>
-        <w:t>output</w:t>
-      </w:r>
-      <w:r>
-        <w:rPr>
-          <w:b w:val="0"/>
-        </w:rPr>
-        <w:t>.</w:t>
-      </w:r>
-    </w:p>
-    <w:p>
-      <w:pPr>
-        <w:pStyle w:val="Heading3"/>
-      </w:pPr>
-      <w:r>
-        <w:t>Teacher reasoning · W1</w:t>
-      </w:r>
-    </w:p>
-    <w:p>
-      <w:pPr>
-        <w:spacing w:line="336" w:lineRule="auto" w:after="180"/>
-        <w:shd w:fill="F1F6FC"/>
-      </w:pPr>
-      <w:r>
-        <w:rPr>
-          <w:b w:val="0"/>
-        </w:rPr>
-        <w:t xml:space="preserve">Teacher explanation: Peer review challenges </w:t>
-      </w:r>
-      <w:r>
-        <w:rPr>
-          <w:b/>
-        </w:rPr>
-        <w:t>evidence</w:t>
-      </w:r>
-      <w:r>
-        <w:rPr>
-          <w:b w:val="0"/>
-        </w:rPr>
-        <w:t>, method and clarity. Responses should explain changes with artifacts rather than merely defend the original wording.</w:t>
-      </w:r>
-    </w:p>
-    <w:p>
-      <w:pPr>
-        <w:spacing w:line="336" w:lineRule="auto" w:after="180"/>
-        <w:shd w:fill="F1F6FC"/>
-      </w:pPr>
-      <w:r>
-        <w:rPr>
-          <w:b w:val="0"/>
-        </w:rPr>
-        <w:t xml:space="preserve">For each comment record concern, response, change location and new </w:t>
-      </w:r>
-      <w:r>
-        <w:rPr>
-          <w:b/>
-        </w:rPr>
-        <w:t>evidence</w:t>
-      </w:r>
-      <w:r>
-        <w:rPr>
-          <w:b w:val="0"/>
-        </w:rPr>
-        <w:t xml:space="preserve"> if needed. If no new </w:t>
-      </w:r>
-      <w:r>
-        <w:rPr>
-          <w:b/>
-        </w:rPr>
-        <w:t>evidence</w:t>
-      </w:r>
-      <w:r>
-        <w:rPr>
-          <w:b w:val="0"/>
-        </w:rPr>
-        <w:t xml:space="preserve"> exists, narrow the claim instead of promising an unperformed test.</w:t>
-      </w:r>
-    </w:p>
-    <w:p>
-      <w:pPr>
-        <w:pStyle w:val="Heading3"/>
-      </w:pPr>
-      <w:r>
-        <w:t>W2 Trace the worked case</w:t>
-      </w:r>
-    </w:p>
-    <w:p>
-      <w:pPr>
-        <w:pStyle w:val="Heading3"/>
-      </w:pPr>
-      <w:r>
-        <w:t>Workbook question · W2</w:t>
-      </w:r>
-    </w:p>
-    <w:p>
-      <w:pPr>
-        <w:spacing w:line="336" w:lineRule="auto" w:after="180"/>
-        <w:shd w:fill="F5F1FB"/>
-      </w:pPr>
-      <w:r>
-        <w:rPr>
-          <w:b w:val="0"/>
-        </w:rPr>
-        <w:t>Reviewer asks for a fitted-line baseline; author responds that the neural network is advanced, without a comparison. Show the intermediate steps and give the conclusion with its scope.</w:t>
-      </w:r>
-    </w:p>
-    <w:p>
-      <w:pPr>
-        <w:pStyle w:val="Heading3"/>
-      </w:pPr>
-      <w:r>
-        <w:t>Teacher reasoning · W2</w:t>
-      </w:r>
-    </w:p>
-    <w:p>
-      <w:pPr>
-        <w:spacing w:line="336" w:lineRule="auto" w:after="180"/>
-        <w:shd w:fill="F1F6FC"/>
-      </w:pPr>
-      <w:r>
-        <w:rPr>
-          <w:b w:val="0"/>
-        </w:rPr>
-        <w:t xml:space="preserve">Teacher explanation: The response lacks </w:t>
-      </w:r>
-      <w:r>
-        <w:rPr>
-          <w:b/>
-        </w:rPr>
-        <w:t>evidence</w:t>
-      </w:r>
-      <w:r>
-        <w:rPr>
-          <w:b w:val="0"/>
-        </w:rPr>
-        <w:t>. Add a fair comparison under the plan or narrow the claim to the existing baseline; record any new analysis as such.</w:t>
-      </w:r>
-    </w:p>
-    <w:p>
-      <w:pPr>
-        <w:pStyle w:val="Heading3"/>
-      </w:pPr>
-      <w:r>
-        <w:t>W3 Audit the limit</w:t>
-      </w:r>
-    </w:p>
-    <w:p>
-      <w:pPr>
-        <w:pStyle w:val="Heading3"/>
-      </w:pPr>
-      <w:r>
-        <w:t>Workbook question · W3</w:t>
-      </w:r>
-    </w:p>
-    <w:p>
-      <w:pPr>
-        <w:spacing w:line="336" w:lineRule="auto" w:after="180"/>
-        <w:shd w:fill="F5F1FB"/>
-      </w:pPr>
-      <w:r>
-        <w:rPr>
-          <w:b w:val="0"/>
-        </w:rPr>
-        <w:t xml:space="preserve">A report omits this qualification: Agreement with a reviewer is not required, but a disagreement needs explicit reasoning and </w:t>
-      </w:r>
-      <w:r>
-        <w:rPr>
-          <w:b/>
-        </w:rPr>
-        <w:t>evidence</w:t>
-      </w:r>
-      <w:r>
-        <w:rPr>
-          <w:b w:val="0"/>
-        </w:rPr>
-        <w:t>.</w:t>
-      </w:r>
-    </w:p>
-    <w:p>
-      <w:pPr>
-        <w:spacing w:line="336" w:lineRule="auto" w:after="180"/>
-        <w:shd w:fill="F5F1FB"/>
-      </w:pPr>
-      <w:r>
-        <w:rPr>
-          <w:b w:val="0"/>
-        </w:rPr>
-        <w:t>Explain how omitting it could change a reader's interpretation, and write an accurate replacement.</w:t>
-      </w:r>
-    </w:p>
-    <w:p>
-      <w:pPr>
-        <w:pStyle w:val="Heading3"/>
-      </w:pPr>
-      <w:r>
-        <w:t>Teacher reasoning · W3</w:t>
-      </w:r>
-    </w:p>
-    <w:p>
-      <w:pPr>
-        <w:spacing w:line="336" w:lineRule="auto" w:after="180"/>
-        <w:shd w:fill="F1F6FC"/>
-      </w:pPr>
-      <w:r>
-        <w:rPr>
-          <w:b w:val="0"/>
-        </w:rPr>
-        <w:t xml:space="preserve">Teacher explanation: Agreement with a reviewer is not required, but a disagreement needs explicit reasoning and </w:t>
-      </w:r>
-      <w:r>
-        <w:rPr>
-          <w:b/>
-        </w:rPr>
-        <w:t>evidence</w:t>
-      </w:r>
-      <w:r>
-        <w:rPr>
-          <w:b w:val="0"/>
-        </w:rPr>
-        <w:t>.</w:t>
-      </w:r>
-    </w:p>
-    <w:p>
-      <w:pPr>
-        <w:spacing w:line="336" w:lineRule="auto" w:after="180"/>
-        <w:shd w:fill="F1F6FC"/>
-      </w:pPr>
-      <w:r>
-        <w:rPr>
-          <w:b w:val="0"/>
-        </w:rPr>
-        <w:t xml:space="preserve">State the observed result separately from the unverified or out-of-scope claim; preserve the original </w:t>
-      </w:r>
-      <w:r>
-        <w:rPr>
-          <w:b/>
-        </w:rPr>
-        <w:t>evidence</w:t>
-      </w:r>
-      <w:r>
-        <w:rPr>
-          <w:b w:val="0"/>
-        </w:rPr>
-        <w:t xml:space="preserve"> rather than inventing a missing fact.</w:t>
-      </w:r>
-    </w:p>
-    <w:p>
-      <w:pPr>
-        <w:pStyle w:val="Heading3"/>
-      </w:pPr>
-      <w:r>
-        <w:t>W4 Apply a new case independently</w:t>
-      </w:r>
-    </w:p>
-    <w:p>
-      <w:pPr>
-        <w:pStyle w:val="Heading3"/>
-      </w:pPr>
-      <w:r>
-        <w:t>Workbook question · W4</w:t>
-      </w:r>
-    </w:p>
-    <w:p>
-      <w:pPr>
-        <w:spacing w:line="336" w:lineRule="auto" w:after="180"/>
-        <w:shd w:fill="F5F1FB"/>
-      </w:pPr>
-      <w:r>
-        <w:rPr>
-          <w:b w:val="0"/>
-        </w:rPr>
-        <w:t>Reviewer notes missing failure counts; author deletes the limitation paragraph. What is an adequate response?</w:t>
-      </w:r>
-    </w:p>
-    <w:p>
-      <w:pPr>
-        <w:pStyle w:val="Heading3"/>
-      </w:pPr>
-      <w:r>
-        <w:t>Teacher reasoning · W4</w:t>
-      </w:r>
-    </w:p>
-    <w:p>
-      <w:pPr>
-        <w:spacing w:line="336" w:lineRule="auto" w:after="180"/>
-        <w:shd w:fill="F1F6FC"/>
-      </w:pPr>
-      <w:r>
-        <w:rPr>
-          <w:b w:val="0"/>
-        </w:rPr>
-        <w:t xml:space="preserve">Teacher explanation: Supply counts and denominators with raw </w:t>
-      </w:r>
-      <w:r>
-        <w:rPr>
-          <w:b/>
-        </w:rPr>
-        <w:t>evidence</w:t>
-      </w:r>
-      <w:r>
-        <w:rPr>
-          <w:b w:val="0"/>
-        </w:rPr>
-        <w:t xml:space="preserve">, retain the limitation and revise the claim. Deleting criticism does not resolve the </w:t>
-      </w:r>
-      <w:r>
-        <w:rPr>
-          <w:b/>
-        </w:rPr>
-        <w:t>evidence</w:t>
-      </w:r>
-      <w:r>
-        <w:rPr>
-          <w:b w:val="0"/>
-        </w:rPr>
-        <w:t xml:space="preserve"> gap.</w:t>
-      </w:r>
-    </w:p>
-    <w:p>
-      <w:pPr>
-        <w:pStyle w:val="Heading3"/>
-      </w:pPr>
-      <w:r>
-        <w:t>W5 Design a revealing follow-up</w:t>
-      </w:r>
-    </w:p>
-    <w:p>
-      <w:pPr>
-        <w:pStyle w:val="Heading3"/>
-      </w:pPr>
-      <w:r>
-        <w:t>Workbook question · W5</w:t>
-      </w:r>
-    </w:p>
-    <w:p>
-      <w:pPr>
-        <w:spacing w:line="336" w:lineRule="auto" w:after="180"/>
-        <w:shd w:fill="F5F1FB"/>
-      </w:pPr>
-      <w:r>
-        <w:rPr>
-          <w:b w:val="0"/>
-        </w:rPr>
-        <w:t>For the worked scenario, propose one additional case that could reveal a failure, describe its expected outcome before running it, and explain what would need to remain fixed for a fair comparison.</w:t>
-      </w:r>
-    </w:p>
-    <w:p>
-      <w:pPr>
-        <w:spacing w:line="336" w:lineRule="auto" w:after="180"/>
-        <w:shd w:fill="F5F1FB"/>
-      </w:pPr>
-      <w:r>
-        <w:rPr>
-          <w:b w:val="0"/>
-        </w:rPr>
-        <w:t>Do not reuse W4 as a new final test after receiving feedback.</w:t>
-      </w:r>
-    </w:p>
-    <w:p>
-      <w:pPr>
-        <w:pStyle w:val="Heading3"/>
-      </w:pPr>
-      <w:r>
-        <w:t>Teacher reasoning · W5</w:t>
-      </w:r>
-    </w:p>
-    <w:p>
-      <w:pPr>
-        <w:spacing w:line="336" w:lineRule="auto" w:after="180"/>
-        <w:shd w:fill="F1F6FC"/>
-      </w:pPr>
-      <w:r>
-        <w:rPr>
-          <w:b w:val="0"/>
-        </w:rPr>
-        <w:t xml:space="preserve">Teacher explanation: Accept a concrete variant of the worked </w:t>
-      </w:r>
-      <w:r>
-        <w:rPr>
-          <w:b/>
-        </w:rPr>
-        <w:t>input</w:t>
-      </w:r>
-      <w:r>
-        <w:rPr>
-          <w:b w:val="0"/>
-        </w:rPr>
-        <w:t xml:space="preserve"> or a missing/conflicting/boundary condition, with an expectation derived from the declared procedure.</w:t>
-      </w:r>
-    </w:p>
-    <w:p>
-      <w:pPr>
-        <w:spacing w:line="336" w:lineRule="auto" w:after="180"/>
-        <w:shd w:fill="F1F6FC"/>
-      </w:pPr>
-      <w:r>
-        <w:rPr>
-          <w:b w:val="0"/>
-        </w:rPr>
-        <w:t xml:space="preserve">Require preserved settings, original </w:t>
-      </w:r>
-      <w:r>
-        <w:rPr>
-          <w:b/>
-        </w:rPr>
-        <w:t>output</w:t>
-      </w:r>
-      <w:r>
-        <w:rPr>
-          <w:b w:val="0"/>
-        </w:rPr>
-        <w:t xml:space="preserve">s and data roles. Agreement with a reviewer is not required, but a disagreement needs explicit reasoning and </w:t>
-      </w:r>
-      <w:r>
-        <w:rPr>
-          <w:b/>
-        </w:rPr>
-        <w:t>evidence</w:t>
-      </w:r>
-      <w:r>
-        <w:rPr>
-          <w:b w:val="0"/>
-        </w:rPr>
-        <w:t>.</w:t>
-      </w:r>
-    </w:p>
-    <w:p>
-      <w:pPr>
-        <w:spacing w:line="336" w:lineRule="auto" w:after="180"/>
-        <w:shd w:fill="F1F6FC"/>
-      </w:pPr>
-      <w:r>
-        <w:rPr>
-          <w:b w:val="0"/>
-        </w:rPr>
-        <w:t xml:space="preserve">The new case should test this particular </w:t>
-      </w:r>
-      <w:r>
-        <w:rPr>
-          <w:b/>
-        </w:rPr>
-        <w:t>mechanism</w:t>
-      </w:r>
-      <w:r>
-        <w:rPr>
-          <w:b w:val="0"/>
-        </w:rPr>
-        <w:t xml:space="preserve"> rather than merely restate the original result.</w:t>
-      </w:r>
-    </w:p>
-    <w:p>
-      <w:pPr>
-        <w:pStyle w:val="Heading3"/>
-      </w:pPr>
-      <w:r>
-        <w:t>Independent assessment and fresh retry</w:t>
-      </w:r>
-    </w:p>
-    <w:p>
-      <w:pPr>
-        <w:pStyle w:val="Heading3"/>
-      </w:pPr>
-      <w:r>
-        <w:t>Teacher key · Independent assessment and fresh retry</w:t>
-      </w:r>
-    </w:p>
-    <w:p>
-      <w:pPr>
-        <w:spacing w:line="336" w:lineRule="auto" w:after="180"/>
-        <w:shd w:fill="F1F6FC"/>
-      </w:pPr>
-      <w:r>
-        <w:rPr>
-          <w:b w:val="0"/>
-        </w:rPr>
-        <w:t xml:space="preserve">W4: Supply counts and denominators with raw </w:t>
-      </w:r>
-      <w:r>
-        <w:rPr>
-          <w:b/>
-        </w:rPr>
-        <w:t>evidence</w:t>
-      </w:r>
-      <w:r>
-        <w:rPr>
-          <w:b w:val="0"/>
-        </w:rPr>
-        <w:t xml:space="preserve">, retain the limitation and revise the claim. Deleting criticism does not resolve the </w:t>
-      </w:r>
-      <w:r>
-        <w:rPr>
-          <w:b/>
-        </w:rPr>
-        <w:t>evidence</w:t>
-      </w:r>
-      <w:r>
-        <w:rPr>
-          <w:b w:val="0"/>
-        </w:rPr>
-        <w:t xml:space="preserve"> gap. Require intermediate reasoning and the stated scope.</w:t>
-      </w:r>
-    </w:p>
-    <w:p>
-      <w:pPr>
-        <w:spacing w:line="336" w:lineRule="auto" w:after="180"/>
-        <w:shd w:fill="F1F6FC"/>
-      </w:pPr>
-      <w:r>
-        <w:rPr>
-          <w:b w:val="0"/>
-        </w:rPr>
-        <w:t>Fresh retry: Reviewer asks whether timing includes retrieval; record does not specify. Expected reasoning: State the timing boundary if recoverable from records; otherwise mark speed comparison unresolved and narrow the claim.</w:t>
-      </w:r>
-    </w:p>
-    <w:p>
-      <w:pPr>
-        <w:spacing w:line="336" w:lineRule="auto" w:after="180"/>
-        <w:shd w:fill="F1F6FC"/>
-      </w:pPr>
-      <w:r>
-        <w:rPr>
-          <w:b w:val="0"/>
-        </w:rPr>
-        <w:t>If students need support, record it and reassess with another new case rather than awarding independence to a copied answer.</w:t>
-      </w:r>
-    </w:p>
-    <w:p>
-      <w:pPr>
-        <w:pStyle w:val="Heading3"/>
-      </w:pPr>
-      <w:r>
-        <w:t>Assess independent transfer</w:t>
-      </w:r>
-    </w:p>
-    <w:p>
-      <w:pPr>
-        <w:pStyle w:val="Heading3"/>
-      </w:pPr>
-      <w:r>
-        <w:t>Independent question · withhold the key</w:t>
-      </w:r>
-    </w:p>
-    <w:p>
-      <w:pPr>
-        <w:spacing w:line="336" w:lineRule="auto" w:after="180"/>
-        <w:shd w:fill="F5F1FB"/>
-      </w:pPr>
-      <w:r>
-        <w:rPr>
-          <w:b w:val="0"/>
-        </w:rPr>
-        <w:t>Selected case: Reviewer notes missing failure counts; author deletes the limitation paragraph. What is an adequate response?</w:t>
-      </w:r>
-    </w:p>
-    <w:p>
-      <w:pPr>
-        <w:pStyle w:val="Heading3"/>
-      </w:pPr>
-      <w:r>
-        <w:t>Selected case answer</w:t>
-      </w:r>
-    </w:p>
-    <w:p>
-      <w:pPr>
-        <w:pStyle w:val="Heading3"/>
-      </w:pPr>
-      <w:r>
-        <w:t>Teacher key · Selected case answer</w:t>
-      </w:r>
-    </w:p>
-    <w:p>
-      <w:pPr>
-        <w:spacing w:line="336" w:lineRule="auto" w:after="180"/>
-        <w:shd w:fill="F1F6FC"/>
-      </w:pPr>
-      <w:r>
-        <w:rPr>
-          <w:b w:val="0"/>
-        </w:rPr>
-        <w:t xml:space="preserve">Teacher explanation: Supply counts and denominators with raw </w:t>
-      </w:r>
-      <w:r>
-        <w:rPr>
-          <w:b/>
-        </w:rPr>
-        <w:t>evidence</w:t>
-      </w:r>
-      <w:r>
-        <w:rPr>
-          <w:b w:val="0"/>
-        </w:rPr>
-        <w:t xml:space="preserve">, retain the limitation and revise the claim. Deleting criticism does not resolve the </w:t>
-      </w:r>
-      <w:r>
-        <w:rPr>
-          <w:b/>
-        </w:rPr>
-        <w:t>evidence</w:t>
-      </w:r>
-      <w:r>
-        <w:rPr>
-          <w:b w:val="0"/>
-        </w:rPr>
-        <w:t xml:space="preserve"> gap.</w:t>
+        <w:pStyle w:val="Heading2"/>
+      </w:pPr>
+      <w:r>
+        <w:t>Judge explanation,trace and limits</w:t>
       </w:r>
     </w:p>
     <w:tbl>
@@ -3635,54 +3995,55 @@
     </w:tbl>
     <w:p>
       <w:pPr>
-        <w:pStyle w:val="Heading3"/>
-      </w:pPr>
-      <w:r>
-        <w:t>Teacher key · Selected case answer</w:t>
+        <w:spacing w:line="336" w:lineRule="auto" w:after="180"/>
+      </w:pPr>
+      <w:r>
+        <w:rPr>
+          <w:b w:val="0"/>
+        </w:rPr>
+        <w:t>Record each dimension as not yet, with support, or independent. Accept a valid alternative procedure with a defensible trace.</w:t>
       </w:r>
     </w:p>
     <w:p>
       <w:pPr>
         <w:spacing w:line="336" w:lineRule="auto" w:after="180"/>
-        <w:shd w:fill="F1F6FC"/>
       </w:pPr>
       <w:r>
         <w:rPr>
           <w:b w:val="0"/>
         </w:rPr>
-        <w:t>Record each dimension as not yet, with support, or independent. Accept a valid alternative procedure with a defensible trace.</w:t>
+        <w:t xml:space="preserve">Do not penalise an honestly recorded model failure if the learner correctly explains its </w:t>
+      </w:r>
+      <w:r>
+        <w:rPr>
+          <w:b/>
+        </w:rPr>
+        <w:t>evidence</w:t>
+      </w:r>
+      <w:r>
+        <w:rPr>
+          <w:b w:val="0"/>
+        </w:rPr>
+        <w:t xml:space="preserve"> and limits.</w:t>
       </w:r>
     </w:p>
     <w:p>
       <w:pPr>
-        <w:spacing w:line="336" w:lineRule="auto" w:after="180"/>
-        <w:shd w:fill="F1F6FC"/>
-      </w:pPr>
-      <w:r>
-        <w:rPr>
-          <w:b w:val="0"/>
-        </w:rPr>
-        <w:t xml:space="preserve">Do not penalise an honestly recorded model failure if the learner correctly explains its </w:t>
-      </w:r>
-      <w:r>
-        <w:rPr>
-          <w:b/>
-        </w:rPr>
-        <w:t>evidence</w:t>
-      </w:r>
-      <w:r>
-        <w:rPr>
-          <w:b w:val="0"/>
-        </w:rPr>
-        <w:t xml:space="preserve"> and limits.</w:t>
+        <w:pStyle w:val="Heading2"/>
+      </w:pPr>
+      <w:r>
+        <w:t>Give one usable repair</w:t>
       </w:r>
     </w:p>
     <w:p>
       <w:pPr>
-        <w:pStyle w:val="Heading3"/>
-      </w:pPr>
-      <w:r>
-        <w:t>Feedback that the learner uses</w:t>
+        <w:spacing w:line="336" w:lineRule="auto" w:after="180"/>
+      </w:pPr>
+      <w:r>
+        <w:rPr>
+          <w:b w:val="0"/>
+        </w:rPr>
+        <w:t>Name the earliest unsupported step and give one action to repair it. Have the learner make that repair now and explain why. Then assess the relevant skill on a fresh, fully specified case.</w:t>
       </w:r>
     </w:p>
     <w:p>
@@ -3693,31 +4054,85 @@
         <w:rPr>
           <w:b w:val="0"/>
         </w:rPr>
-        <w:t>Name the earliest unsupported step and give one action to repair it. Have the learner make that repair now and explain why. Then assess the relevant skill on a fresh, fully specified case.</w:t>
+        <w:t>Confirm it was not previously practised with feedback; solve and check the new case before assigning it. A follow-up design prompt is a starting brief, not automatically an equivalent test.</w:t>
       </w:r>
     </w:p>
     <w:p>
       <w:pPr>
-        <w:spacing w:line="336" w:lineRule="auto" w:after="180"/>
-      </w:pPr>
-      <w:r>
-        <w:rPr>
-          <w:b w:val="0"/>
-        </w:rPr>
-        <w:t>Confirm it was not previously practised with feedback; solve and check the new case before assigning it. A follow-up design prompt is a starting brief, not automatically an equivalent test.</w:t>
+        <w:pStyle w:val="Heading2"/>
+      </w:pPr>
+      <w:r>
+        <w:t>W1 Explain the mechanism</w:t>
       </w:r>
     </w:p>
     <w:p>
       <w:pPr>
-        <w:pStyle w:val="Heading1"/>
-      </w:pPr>
-      <w:r>
-        <w:t>06. Connect the project, support and next lesson</w:t>
+        <w:spacing w:line="336" w:lineRule="auto" w:after="180"/>
+      </w:pPr>
+      <w:r>
+        <w:rPr>
+          <w:b w:val="0"/>
+        </w:rPr>
+        <w:t xml:space="preserve">Explain the weekly </w:t>
+      </w:r>
+      <w:r>
+        <w:rPr>
+          <w:b/>
+        </w:rPr>
+        <w:t>mechanism</w:t>
+      </w:r>
+      <w:r>
+        <w:rPr>
+          <w:b w:val="0"/>
+        </w:rPr>
+        <w:t xml:space="preserve"> in your own words. Use the worked scenario to name its </w:t>
+      </w:r>
+      <w:r>
+        <w:rPr>
+          <w:b/>
+        </w:rPr>
+        <w:t>input</w:t>
+      </w:r>
+      <w:r>
+        <w:rPr>
+          <w:b w:val="0"/>
+        </w:rPr>
+        <w:t xml:space="preserve">, decision rule and </w:t>
+      </w:r>
+      <w:r>
+        <w:rPr>
+          <w:b/>
+        </w:rPr>
+        <w:t>output</w:t>
+      </w:r>
+      <w:r>
+        <w:rPr>
+          <w:b w:val="0"/>
+        </w:rPr>
+        <w:t>.</w:t>
       </w:r>
     </w:p>
     <w:p>
-      <w:r>
-        <w:t>Connect Peer review and response to Reproducible AI Research Study, adapt support and plan a later changed-case check.</w:t>
+      <w:pPr>
+        <w:spacing w:line="336" w:lineRule="auto" w:after="180"/>
+      </w:pPr>
+      <w:r>
+        <w:rPr>
+          <w:b w:val="0"/>
+        </w:rPr>
+        <w:t xml:space="preserve">Teacher explanation: Peer review challenges </w:t>
+      </w:r>
+      <w:r>
+        <w:rPr>
+          <w:b/>
+        </w:rPr>
+        <w:t>evidence</w:t>
+      </w:r>
+      <w:r>
+        <w:rPr>
+          <w:b w:val="0"/>
+        </w:rPr>
+        <w:t>, method and clarity. Responses should explain changes with artifacts rather than merely defend the original wording.</w:t>
       </w:r>
     </w:p>
     <w:p>
@@ -3728,7 +4143,7 @@
         <w:rPr>
           <w:b w:val="0"/>
         </w:rPr>
-        <w:t xml:space="preserve">Add a labelled peer review and response </w:t>
+        <w:t xml:space="preserve">For each comment record concern, response, change location and new </w:t>
       </w:r>
       <w:r>
         <w:rPr>
@@ -3740,54 +4155,27 @@
         <w:rPr>
           <w:b w:val="0"/>
         </w:rPr>
-        <w:t xml:space="preserve"> sheet to Reproducible AI Research Study. Show how you can explain the </w:t>
+        <w:t xml:space="preserve"> if needed. If no new </w:t>
       </w:r>
       <w:r>
         <w:rPr>
           <w:b/>
         </w:rPr>
-        <w:t>mechanism</w:t>
+        <w:t>evidence</w:t>
       </w:r>
       <w:r>
         <w:rPr>
           <w:b w:val="0"/>
         </w:rPr>
-        <w:t xml:space="preserve"> and terminology of peer review and response.</w:t>
+        <w:t xml:space="preserve"> exists, narrow the claim instead of promising an unperformed test.</w:t>
       </w:r>
     </w:p>
     <w:p>
       <w:pPr>
-        <w:spacing w:line="336" w:lineRule="auto" w:after="180"/>
-      </w:pPr>
-      <w:r>
-        <w:rPr>
-          <w:b w:val="0"/>
-        </w:rPr>
-        <w:t xml:space="preserve">Use the supplied fictional case and keep its </w:t>
-      </w:r>
-      <w:r>
-        <w:rPr>
-          <w:b/>
-        </w:rPr>
-        <w:t>input</w:t>
-      </w:r>
-      <w:r>
-        <w:rPr>
-          <w:b w:val="0"/>
-        </w:rPr>
-        <w:t xml:space="preserve">s, intermediate steps, calculation or </w:t>
-      </w:r>
-      <w:r>
-        <w:rPr>
-          <w:b/>
-        </w:rPr>
-        <w:t>prediction</w:t>
-      </w:r>
-      <w:r>
-        <w:rPr>
-          <w:b w:val="0"/>
-        </w:rPr>
-        <w:t>, and limitation. Connect this record to last week’s record; a matching answer without a trace is insufficient.</w:t>
+        <w:pStyle w:val="Heading2"/>
+      </w:pPr>
+      <w:r>
+        <w:t>W2 Trace the worked case</w:t>
       </w:r>
     </w:p>
     <w:p>
@@ -3798,19 +4186,7 @@
         <w:rPr>
           <w:b w:val="0"/>
         </w:rPr>
-        <w:t xml:space="preserve">Provide an </w:t>
-      </w:r>
-      <w:r>
-        <w:rPr>
-          <w:b/>
-        </w:rPr>
-        <w:t>input</w:t>
-      </w:r>
-      <w:r>
-        <w:rPr>
-          <w:b w:val="0"/>
-        </w:rPr>
-        <w:t>/procedure/result/limit frame and a calculator when needed. Ask students to identify the first step before completing the whole trace.</w:t>
+        <w:t>Reviewer asks for a fitted-line baseline; author responds that the neural network is advanced, without a comparison. Show the intermediate steps and give the conclusion with its scope.</w:t>
       </w:r>
     </w:p>
     <w:p>
@@ -3821,42 +4197,27 @@
         <w:rPr>
           <w:b w:val="0"/>
         </w:rPr>
-        <w:t xml:space="preserve">Extension: compare two concrete variants of this </w:t>
+        <w:t xml:space="preserve">Teacher explanation: The response lacks </w:t>
       </w:r>
       <w:r>
         <w:rPr>
           <w:b/>
         </w:rPr>
-        <w:t>mechanism</w:t>
+        <w:t>evidence</w:t>
       </w:r>
       <w:r>
         <w:rPr>
           <w:b w:val="0"/>
         </w:rPr>
-        <w:t xml:space="preserve"> while holding unrelated conditions fixed; report both successful and unsuccessful outcomes.</w:t>
+        <w:t>. Add a fair comparison under the plan or narrow the claim to the existing baseline; record any new analysis as such.</w:t>
       </w:r>
     </w:p>
     <w:p>
       <w:pPr>
-        <w:spacing w:line="336" w:lineRule="auto" w:after="180"/>
-      </w:pPr>
-      <w:r>
-        <w:rPr>
-          <w:b w:val="0"/>
-        </w:rPr>
-        <w:t xml:space="preserve">Next connection: Independent reproduction check. Preserve the current case record and retrieve its </w:t>
-      </w:r>
-      <w:r>
-        <w:rPr>
-          <w:b/>
-        </w:rPr>
-        <w:t>evidence</w:t>
-      </w:r>
-      <w:r>
-        <w:rPr>
-          <w:b w:val="0"/>
-        </w:rPr>
-        <w:t xml:space="preserve"> boundary before moving on.</w:t>
+        <w:pStyle w:val="Heading2"/>
+      </w:pPr>
+      <w:r>
+        <w:t>W3 Audit the limit</w:t>
       </w:r>
     </w:p>
     <w:p>
@@ -3867,15 +4228,649 @@
         <w:rPr>
           <w:b w:val="0"/>
         </w:rPr>
-        <w:t>Retain the project ledger and assess a changed case after support. Check the relevant prerequisite before carrying this component forward.</w:t>
+        <w:t xml:space="preserve">A report omits this qualification: Agreement with a reviewer is not required, but a disagreement needs explicit reasoning and </w:t>
+      </w:r>
+      <w:r>
+        <w:rPr>
+          <w:b/>
+        </w:rPr>
+        <w:t>evidence</w:t>
+      </w:r>
+      <w:r>
+        <w:rPr>
+          <w:b w:val="0"/>
+        </w:rPr>
+        <w:t>.</w:t>
       </w:r>
     </w:p>
     <w:p>
       <w:pPr>
+        <w:spacing w:line="336" w:lineRule="auto" w:after="180"/>
+      </w:pPr>
+      <w:r>
+        <w:rPr>
+          <w:b w:val="0"/>
+        </w:rPr>
+        <w:t>Explain how omitting it could change a reader's interpretation, and write an accurate replacement.</w:t>
+      </w:r>
+    </w:p>
+    <w:p>
+      <w:pPr>
+        <w:spacing w:line="336" w:lineRule="auto" w:after="180"/>
+      </w:pPr>
+      <w:r>
+        <w:rPr>
+          <w:b w:val="0"/>
+        </w:rPr>
+        <w:t xml:space="preserve">Teacher explanation: Agreement with a reviewer is not required, but a disagreement needs explicit reasoning and </w:t>
+      </w:r>
+      <w:r>
+        <w:rPr>
+          <w:b/>
+        </w:rPr>
+        <w:t>evidence</w:t>
+      </w:r>
+      <w:r>
+        <w:rPr>
+          <w:b w:val="0"/>
+        </w:rPr>
+        <w:t>.</w:t>
+      </w:r>
+    </w:p>
+    <w:p>
+      <w:pPr>
+        <w:spacing w:line="336" w:lineRule="auto" w:after="180"/>
+      </w:pPr>
+      <w:r>
+        <w:rPr>
+          <w:b w:val="0"/>
+        </w:rPr>
+        <w:t xml:space="preserve">State the observed result separately from the unverified or out-of-scope claim; preserve the original </w:t>
+      </w:r>
+      <w:r>
+        <w:rPr>
+          <w:b/>
+        </w:rPr>
+        <w:t>evidence</w:t>
+      </w:r>
+      <w:r>
+        <w:rPr>
+          <w:b w:val="0"/>
+        </w:rPr>
+        <w:t xml:space="preserve"> rather than inventing a missing fact.</w:t>
+      </w:r>
+    </w:p>
+    <w:p>
+      <w:pPr>
+        <w:pStyle w:val="Heading2"/>
+      </w:pPr>
+      <w:r>
+        <w:t>W5 Design a revealing follow-up</w:t>
+      </w:r>
+    </w:p>
+    <w:p>
+      <w:pPr>
+        <w:spacing w:line="336" w:lineRule="auto" w:after="180"/>
+      </w:pPr>
+      <w:r>
+        <w:rPr>
+          <w:b w:val="0"/>
+        </w:rPr>
+        <w:t>For the worked scenario, propose one additional case that could reveal a failure, describe its expected outcome before running it, and explain what would need to remain fixed for a fair comparison.</w:t>
+      </w:r>
+    </w:p>
+    <w:p>
+      <w:pPr>
+        <w:spacing w:line="336" w:lineRule="auto" w:after="180"/>
+      </w:pPr>
+      <w:r>
+        <w:rPr>
+          <w:b w:val="0"/>
+        </w:rPr>
+        <w:t>Do not reuse W4 as a new final test after receiving feedback.</w:t>
+      </w:r>
+    </w:p>
+    <w:p>
+      <w:pPr>
+        <w:spacing w:line="336" w:lineRule="auto" w:after="180"/>
+      </w:pPr>
+      <w:r>
+        <w:rPr>
+          <w:b w:val="0"/>
+        </w:rPr>
+        <w:t xml:space="preserve">Teacher explanation: Accept a concrete variant of the worked </w:t>
+      </w:r>
+      <w:r>
+        <w:rPr>
+          <w:b/>
+        </w:rPr>
+        <w:t>input</w:t>
+      </w:r>
+      <w:r>
+        <w:rPr>
+          <w:b w:val="0"/>
+        </w:rPr>
+        <w:t xml:space="preserve"> or a missing/conflicting/boundary condition, with an expectation derived from the declared procedure.</w:t>
+      </w:r>
+    </w:p>
+    <w:p>
+      <w:pPr>
+        <w:spacing w:line="336" w:lineRule="auto" w:after="180"/>
+      </w:pPr>
+      <w:r>
+        <w:rPr>
+          <w:b w:val="0"/>
+        </w:rPr>
+        <w:t xml:space="preserve">Require preserved settings, original </w:t>
+      </w:r>
+      <w:r>
+        <w:rPr>
+          <w:b/>
+        </w:rPr>
+        <w:t>output</w:t>
+      </w:r>
+      <w:r>
+        <w:rPr>
+          <w:b w:val="0"/>
+        </w:rPr>
+        <w:t xml:space="preserve">s and data roles. Agreement with a reviewer is not required, but a disagreement needs explicit reasoning and </w:t>
+      </w:r>
+      <w:r>
+        <w:rPr>
+          <w:b/>
+        </w:rPr>
+        <w:t>evidence</w:t>
+      </w:r>
+      <w:r>
+        <w:rPr>
+          <w:b w:val="0"/>
+        </w:rPr>
+        <w:t>.</w:t>
+      </w:r>
+    </w:p>
+    <w:p>
+      <w:pPr>
+        <w:spacing w:line="336" w:lineRule="auto" w:after="180"/>
+      </w:pPr>
+      <w:r>
+        <w:rPr>
+          <w:b w:val="0"/>
+        </w:rPr>
+        <w:t xml:space="preserve">The new case should test this particular </w:t>
+      </w:r>
+      <w:r>
+        <w:rPr>
+          <w:b/>
+        </w:rPr>
+        <w:t>mechanism</w:t>
+      </w:r>
+      <w:r>
+        <w:rPr>
+          <w:b w:val="0"/>
+        </w:rPr>
+        <w:t xml:space="preserve"> rather than merely restate the original result.</w:t>
+      </w:r>
+    </w:p>
+    <w:p>
+      <w:pPr>
+        <w:pStyle w:val="Heading2"/>
+      </w:pPr>
+      <w:r>
+        <w:t>Earlier wording, alternatives and picture transcripts · reference / check after trying</w:t>
+      </w:r>
+    </w:p>
+    <w:p>
+      <w:pPr>
         <w:pStyle w:val="Heading3"/>
       </w:pPr>
       <w:r>
-        <w:t>Plan the delayed return</w:t>
+        <w:t>Guided and exit questions</w:t>
+      </w:r>
+    </w:p>
+    <w:p>
+      <w:pPr>
+        <w:spacing w:line="336" w:lineRule="auto" w:after="180"/>
+      </w:pPr>
+      <w:r>
+        <w:rPr>
+          <w:b w:val="0"/>
+        </w:rPr>
+        <w:t xml:space="preserve">Guided: The response lacks </w:t>
+      </w:r>
+      <w:r>
+        <w:rPr>
+          <w:b/>
+        </w:rPr>
+        <w:t>evidence</w:t>
+      </w:r>
+      <w:r>
+        <w:rPr>
+          <w:b w:val="0"/>
+        </w:rPr>
+        <w:t>. Add a fair comparison under the plan or narrow the claim to the existing baseline; record any new analysis as such.</w:t>
+      </w:r>
+    </w:p>
+    <w:p>
+      <w:pPr>
+        <w:spacing w:line="336" w:lineRule="auto" w:after="180"/>
+      </w:pPr>
+      <w:r>
+        <w:rPr>
+          <w:b w:val="0"/>
+        </w:rPr>
+        <w:t xml:space="preserve">Qualification: Agreement with a reviewer is not required, but a disagreement needs explicit reasoning and </w:t>
+      </w:r>
+      <w:r>
+        <w:rPr>
+          <w:b/>
+        </w:rPr>
+        <w:t>evidence</w:t>
+      </w:r>
+      <w:r>
+        <w:rPr>
+          <w:b w:val="0"/>
+        </w:rPr>
+        <w:t>.</w:t>
+      </w:r>
+    </w:p>
+    <w:p>
+      <w:pPr>
+        <w:spacing w:line="336" w:lineRule="auto" w:after="180"/>
+      </w:pPr>
+      <w:r>
+        <w:rPr>
+          <w:b w:val="0"/>
+        </w:rPr>
+        <w:t xml:space="preserve">Exit: accept a concrete variation with its predicted outcome and a stated condition that would challenge the </w:t>
+      </w:r>
+      <w:r>
+        <w:rPr>
+          <w:b/>
+        </w:rPr>
+        <w:t>mechanism</w:t>
+      </w:r>
+      <w:r>
+        <w:rPr>
+          <w:b w:val="0"/>
+        </w:rPr>
+        <w:t xml:space="preserve">; reject a claim resting on unmeasured </w:t>
+      </w:r>
+      <w:r>
+        <w:rPr>
+          <w:b/>
+        </w:rPr>
+        <w:t>evidence</w:t>
+      </w:r>
+      <w:r>
+        <w:rPr>
+          <w:b w:val="0"/>
+        </w:rPr>
+        <w:t>.</w:t>
+      </w:r>
+    </w:p>
+    <w:p>
+      <w:pPr>
+        <w:pStyle w:val="Heading3"/>
+      </w:pPr>
+      <w:r>
+        <w:t>W1 Explain the mechanism</w:t>
+      </w:r>
+    </w:p>
+    <w:p>
+      <w:pPr>
+        <w:pStyle w:val="Heading3"/>
+      </w:pPr>
+      <w:r>
+        <w:t>W2 Trace the worked case</w:t>
+      </w:r>
+    </w:p>
+    <w:p>
+      <w:pPr>
+        <w:pStyle w:val="Heading3"/>
+      </w:pPr>
+      <w:r>
+        <w:t>W3 Audit the limit</w:t>
+      </w:r>
+    </w:p>
+    <w:p>
+      <w:pPr>
+        <w:pStyle w:val="Heading3"/>
+      </w:pPr>
+      <w:r>
+        <w:t>W4 Apply a new case independently</w:t>
+      </w:r>
+    </w:p>
+    <w:p>
+      <w:pPr>
+        <w:spacing w:line="336" w:lineRule="auto" w:after="180"/>
+      </w:pPr>
+      <w:r>
+        <w:rPr>
+          <w:b w:val="0"/>
+        </w:rPr>
+        <w:t>Reviewer notes missing failure counts; author deletes the limitation paragraph. What is an adequate response?</w:t>
+      </w:r>
+    </w:p>
+    <w:p>
+      <w:pPr>
+        <w:spacing w:line="336" w:lineRule="auto" w:after="180"/>
+      </w:pPr>
+      <w:r>
+        <w:rPr>
+          <w:b w:val="0"/>
+        </w:rPr>
+        <w:t xml:space="preserve">Teacher explanation: Supply counts and denominators with raw </w:t>
+      </w:r>
+      <w:r>
+        <w:rPr>
+          <w:b/>
+        </w:rPr>
+        <w:t>evidence</w:t>
+      </w:r>
+      <w:r>
+        <w:rPr>
+          <w:b w:val="0"/>
+        </w:rPr>
+        <w:t xml:space="preserve">, retain the limitation and revise the claim. Deleting criticism does not resolve the </w:t>
+      </w:r>
+      <w:r>
+        <w:rPr>
+          <w:b/>
+        </w:rPr>
+        <w:t>evidence</w:t>
+      </w:r>
+      <w:r>
+        <w:rPr>
+          <w:b w:val="0"/>
+        </w:rPr>
+        <w:t xml:space="preserve"> gap.</w:t>
+      </w:r>
+    </w:p>
+    <w:p>
+      <w:pPr>
+        <w:pStyle w:val="Heading3"/>
+      </w:pPr>
+      <w:r>
+        <w:t>W5 Design a revealing follow-up</w:t>
+      </w:r>
+    </w:p>
+    <w:p>
+      <w:pPr>
+        <w:pStyle w:val="Heading3"/>
+      </w:pPr>
+      <w:r>
+        <w:t>Independent assessment and fresh retry</w:t>
+      </w:r>
+    </w:p>
+    <w:p>
+      <w:pPr>
+        <w:spacing w:line="336" w:lineRule="auto" w:after="180"/>
+      </w:pPr>
+      <w:r>
+        <w:rPr>
+          <w:b w:val="0"/>
+        </w:rPr>
+        <w:t xml:space="preserve">W4: Supply counts and denominators with raw </w:t>
+      </w:r>
+      <w:r>
+        <w:rPr>
+          <w:b/>
+        </w:rPr>
+        <w:t>evidence</w:t>
+      </w:r>
+      <w:r>
+        <w:rPr>
+          <w:b w:val="0"/>
+        </w:rPr>
+        <w:t xml:space="preserve">, retain the limitation and revise the claim. Deleting criticism does not resolve the </w:t>
+      </w:r>
+      <w:r>
+        <w:rPr>
+          <w:b/>
+        </w:rPr>
+        <w:t>evidence</w:t>
+      </w:r>
+      <w:r>
+        <w:rPr>
+          <w:b w:val="0"/>
+        </w:rPr>
+        <w:t xml:space="preserve"> gap. Require intermediate reasoning and the stated scope.</w:t>
+      </w:r>
+    </w:p>
+    <w:p>
+      <w:pPr>
+        <w:spacing w:line="336" w:lineRule="auto" w:after="180"/>
+      </w:pPr>
+      <w:r>
+        <w:rPr>
+          <w:b w:val="0"/>
+        </w:rPr>
+        <w:t>Fresh retry: Reviewer asks whether timing includes retrieval; record does not specify. Expected reasoning: State the timing boundary if recoverable from records; otherwise mark speed comparison unresolved and narrow the claim.</w:t>
+      </w:r>
+    </w:p>
+    <w:p>
+      <w:pPr>
+        <w:spacing w:line="336" w:lineRule="auto" w:after="180"/>
+      </w:pPr>
+      <w:r>
+        <w:rPr>
+          <w:b w:val="0"/>
+        </w:rPr>
+        <w:t>If students need support, record it and reassess with another new case rather than awarding independence to a copied answer.</w:t>
+      </w:r>
+    </w:p>
+    <w:p>
+      <w:pPr>
+        <w:pStyle w:val="Heading3"/>
+      </w:pPr>
+      <w:r>
+        <w:t>Assess independent transfer</w:t>
+      </w:r>
+    </w:p>
+    <w:p>
+      <w:pPr>
+        <w:pStyle w:val="Heading3"/>
+      </w:pPr>
+      <w:r>
+        <w:t>Selected case answer</w:t>
+      </w:r>
+    </w:p>
+    <w:p>
+      <w:pPr>
+        <w:pStyle w:val="Heading3"/>
+      </w:pPr>
+      <w:r>
+        <w:t>Feedback that the learner uses</w:t>
+      </w:r>
+    </w:p>
+    <w:p>
+      <w:pPr>
+        <w:pStyle w:val="Heading1"/>
+      </w:pPr>
+      <w:r>
+        <w:t>06. Connect, support and revisit research reasoning</w:t>
+      </w:r>
+    </w:p>
+    <w:p>
+      <w:r>
+        <w:t>Use saved evidence and assumptions to choose the next question.</w:t>
+      </w:r>
+    </w:p>
+    <w:p>
+      <w:pPr>
+        <w:pStyle w:val="Heading2"/>
+      </w:pPr>
+      <w:r>
+        <w:t>Project and next-week bridge</w:t>
+      </w:r>
+    </w:p>
+    <w:p>
+      <w:pPr>
+        <w:spacing w:line="336" w:lineRule="auto" w:after="180"/>
+      </w:pPr>
+      <w:r>
+        <w:rPr>
+          <w:b w:val="0"/>
+        </w:rPr>
+        <w:t xml:space="preserve">Add a labelled peer review and response </w:t>
+      </w:r>
+      <w:r>
+        <w:rPr>
+          <w:b/>
+        </w:rPr>
+        <w:t>evidence</w:t>
+      </w:r>
+      <w:r>
+        <w:rPr>
+          <w:b w:val="0"/>
+        </w:rPr>
+        <w:t xml:space="preserve"> sheet to Reproducible AI Research Study. Show how you can explain the </w:t>
+      </w:r>
+      <w:r>
+        <w:rPr>
+          <w:b/>
+        </w:rPr>
+        <w:t>mechanism</w:t>
+      </w:r>
+      <w:r>
+        <w:rPr>
+          <w:b w:val="0"/>
+        </w:rPr>
+        <w:t xml:space="preserve"> and terminology of peer review and response.</w:t>
+      </w:r>
+    </w:p>
+    <w:p>
+      <w:pPr>
+        <w:spacing w:line="336" w:lineRule="auto" w:after="180"/>
+      </w:pPr>
+      <w:r>
+        <w:rPr>
+          <w:b w:val="0"/>
+        </w:rPr>
+        <w:t xml:space="preserve">Use the supplied fictional case and keep its </w:t>
+      </w:r>
+      <w:r>
+        <w:rPr>
+          <w:b/>
+        </w:rPr>
+        <w:t>input</w:t>
+      </w:r>
+      <w:r>
+        <w:rPr>
+          <w:b w:val="0"/>
+        </w:rPr>
+        <w:t xml:space="preserve">s, intermediate steps, calculation or </w:t>
+      </w:r>
+      <w:r>
+        <w:rPr>
+          <w:b/>
+        </w:rPr>
+        <w:t>prediction</w:t>
+      </w:r>
+      <w:r>
+        <w:rPr>
+          <w:b w:val="0"/>
+        </w:rPr>
+        <w:t>, and limitation. Connect this record to last week’s record; a matching answer without a trace is insufficient.</w:t>
+      </w:r>
+    </w:p>
+    <w:p>
+      <w:pPr>
+        <w:spacing w:line="336" w:lineRule="auto" w:after="180"/>
+      </w:pPr>
+      <w:r>
+        <w:rPr>
+          <w:b w:val="0"/>
+        </w:rPr>
+        <w:t xml:space="preserve">Provide an </w:t>
+      </w:r>
+      <w:r>
+        <w:rPr>
+          <w:b/>
+        </w:rPr>
+        <w:t>input</w:t>
+      </w:r>
+      <w:r>
+        <w:rPr>
+          <w:b w:val="0"/>
+        </w:rPr>
+        <w:t>/procedure/result/limit frame and a calculator when needed. Ask students to identify the first step before completing the whole trace.</w:t>
+      </w:r>
+    </w:p>
+    <w:p>
+      <w:pPr>
+        <w:spacing w:line="336" w:lineRule="auto" w:after="180"/>
+      </w:pPr>
+      <w:r>
+        <w:rPr>
+          <w:b w:val="0"/>
+        </w:rPr>
+        <w:t xml:space="preserve">Extension: compare two concrete variants of this </w:t>
+      </w:r>
+      <w:r>
+        <w:rPr>
+          <w:b/>
+        </w:rPr>
+        <w:t>mechanism</w:t>
+      </w:r>
+      <w:r>
+        <w:rPr>
+          <w:b w:val="0"/>
+        </w:rPr>
+        <w:t xml:space="preserve"> while holding unrelated conditions fixed; report both successful and unsuccessful outcomes.</w:t>
+      </w:r>
+    </w:p>
+    <w:p>
+      <w:pPr>
+        <w:spacing w:line="336" w:lineRule="auto" w:after="180"/>
+      </w:pPr>
+      <w:r>
+        <w:rPr>
+          <w:b w:val="0"/>
+        </w:rPr>
+        <w:t xml:space="preserve">Next connection: Independent reproduction check. Preserve the current case record and retrieve its </w:t>
+      </w:r>
+      <w:r>
+        <w:rPr>
+          <w:b/>
+        </w:rPr>
+        <w:t>evidence</w:t>
+      </w:r>
+      <w:r>
+        <w:rPr>
+          <w:b w:val="0"/>
+        </w:rPr>
+        <w:t xml:space="preserve"> boundary before moving on.</w:t>
+      </w:r>
+    </w:p>
+    <w:p>
+      <w:pPr>
+        <w:spacing w:line="336" w:lineRule="auto" w:after="180"/>
+      </w:pPr>
+      <w:r>
+        <w:rPr>
+          <w:b w:val="0"/>
+        </w:rPr>
+        <w:t>Retain the project ledger and assess a changed case after support. Check the relevant prerequisite before carrying this component forward.</w:t>
+      </w:r>
+    </w:p>
+    <w:p>
+      <w:pPr>
+        <w:spacing w:line="336" w:lineRule="auto" w:after="180"/>
+      </w:pPr>
+      <w:r>
+        <w:rPr>
+          <w:b w:val="0"/>
+        </w:rPr>
+        <w:t>For the Reproducible AI Research Study, retain an annotated worked trace and the changed-case reasoning. Connect the claim to its records, units and assumptions so another investigator can challenge or reproduce it.</w:t>
+      </w:r>
+    </w:p>
+    <w:p>
+      <w:pPr>
+        <w:pStyle w:val="Heading2"/>
+      </w:pPr>
+      <w:r>
+        <w:t>Delayed return and support record</w:t>
       </w:r>
     </w:p>
     <w:p>
@@ -4092,48 +5087,60 @@
     </w:p>
     <w:p>
       <w:pPr>
-        <w:pStyle w:val="Heading3"/>
-      </w:pPr>
-      <w:r>
-        <w:t>Project evidence from this case</w:t>
+        <w:pStyle w:val="Heading2"/>
+      </w:pPr>
+      <w:r>
+        <w:t>Earlier wording, alternatives and picture transcripts · reference / check after trying</w:t>
       </w:r>
     </w:p>
     <w:p>
       <w:pPr>
-        <w:spacing w:line="336" w:lineRule="auto" w:after="180"/>
-      </w:pPr>
-      <w:r>
-        <w:rPr>
-          <w:b w:val="0"/>
-        </w:rPr>
-        <w:t>For the Reproducible AI Research Study, retain an annotated worked trace and the changed-case reasoning. Connect the claim to its records, units and assumptions so another investigator can challenge or reproduce it.</w:t>
+        <w:pStyle w:val="Heading3"/>
+      </w:pPr>
+      <w:r>
+        <w:t>Plan the delayed return</w:t>
       </w:r>
     </w:p>
     <w:p>
       <w:pPr>
-        <w:pStyle w:val="Heading1"/>
-      </w:pPr>
-      <w:r>
-        <w:t>07. Prepare, teach and assess</w:t>
+        <w:pStyle w:val="Heading3"/>
+      </w:pPr>
+      <w:r>
+        <w:t>Project evidence from this case</w:t>
       </w:r>
     </w:p>
     <w:p>
-      <w:r>
-        <w:t>Use this preparation summary alongside the detailed Peer review and response lesson; it is a checklist rather than a replacement for the full sequence.</w:t>
+      <w:pPr>
+        <w:pStyle w:val="Heading1"/>
+      </w:pPr>
+      <w:r>
+        <w:t>Reference bank and extra practice</w:t>
       </w:r>
     </w:p>
     <w:p>
       <w:pPr>
-        <w:pStyle w:val="Heading3"/>
-      </w:pPr>
-      <w:r>
-        <w:t>Teaching target</w:t>
+        <w:pStyle w:val="Heading1"/>
+      </w:pPr>
+      <w:r>
+        <w:t>07. Reference · Alternative planning checklist</w:t>
       </w:r>
     </w:p>
     <w:p>
+      <w:r>
+        <w:t>Use alongside the main route when helpful.</w:t>
+      </w:r>
+    </w:p>
+    <w:p>
+      <w:pPr>
+        <w:pStyle w:val="Heading2"/>
+      </w:pPr>
+      <w:r>
+        <w:t>Planning,assessment and project reminders</w:t>
+      </w:r>
+    </w:p>
+    <w:p>
       <w:pPr>
         <w:spacing w:line="336" w:lineRule="auto" w:after="180"/>
-        <w:shd w:fill="EDF7F3"/>
       </w:pPr>
       <w:r>
         <w:rPr>
@@ -4344,34 +5351,36 @@
     </w:p>
     <w:p>
       <w:pPr>
-        <w:pStyle w:val="Heading3"/>
-      </w:pPr>
-      <w:r>
-        <w:t>Supported practice answer</w:t>
+        <w:spacing w:line="336" w:lineRule="auto" w:after="180"/>
+      </w:pPr>
+      <w:r>
+        <w:rPr>
+          <w:b w:val="0"/>
+        </w:rPr>
+        <w:t xml:space="preserve">Reasoned practice answer: Teacher explanation: The response lacks </w:t>
+      </w:r>
+      <w:r>
+        <w:rPr>
+          <w:b/>
+        </w:rPr>
+        <w:t>evidence</w:t>
+      </w:r>
+      <w:r>
+        <w:rPr>
+          <w:b w:val="0"/>
+        </w:rPr>
+        <w:t>. Add a fair comparison under the plan or narrow the claim to the existing baseline; record any new analysis as such.</w:t>
       </w:r>
     </w:p>
     <w:p>
       <w:pPr>
         <w:spacing w:line="336" w:lineRule="auto" w:after="180"/>
-        <w:shd w:fill="F1F6FC"/>
       </w:pPr>
       <w:r>
         <w:rPr>
           <w:b w:val="0"/>
         </w:rPr>
-        <w:t xml:space="preserve">Reasoned practice answer: Teacher explanation: The response lacks </w:t>
-      </w:r>
-      <w:r>
-        <w:rPr>
-          <w:b/>
-        </w:rPr>
-        <w:t>evidence</w:t>
-      </w:r>
-      <w:r>
-        <w:rPr>
-          <w:b w:val="0"/>
-        </w:rPr>
-        <w:t>. Add a fair comparison under the plan or narrow the claim to the existing baseline; record any new analysis as such.</w:t>
+        <w:t>Check every learner before discussion: Use the worked case for Peer review and response. Proposed explanation: “The worked result establishes every future case”. Decide whether this explanation is supported.</w:t>
       </w:r>
     </w:p>
     <w:p>
@@ -4382,7 +5391,7 @@
         <w:rPr>
           <w:b w:val="0"/>
         </w:rPr>
-        <w:t>Check every learner before discussion: Use the worked case for Peer review and response. Proposed explanation: “The worked result establishes every future case”. Decide whether this explanation is supported.</w:t>
+        <w:t>Point to the step or supplied fact that decides; explain your repair if needed.</w:t>
       </w:r>
     </w:p>
     <w:p>
@@ -4393,129 +5402,81 @@
         <w:rPr>
           <w:b w:val="0"/>
         </w:rPr>
-        <w:t>Point to the step or supplied fact that decides; explain your repair if needed.</w:t>
+        <w:t xml:space="preserve">Misconception repair: Agreement with a reviewer is not required, but a disagreement needs explicit reasoning and </w:t>
+      </w:r>
+      <w:r>
+        <w:rPr>
+          <w:b/>
+        </w:rPr>
+        <w:t>evidence</w:t>
+      </w:r>
+      <w:r>
+        <w:rPr>
+          <w:b w:val="0"/>
+        </w:rPr>
+        <w:t>.</w:t>
       </w:r>
     </w:p>
     <w:p>
       <w:pPr>
-        <w:pStyle w:val="Heading3"/>
-      </w:pPr>
-      <w:r>
-        <w:t>Repair the misconception</w:t>
+        <w:spacing w:line="336" w:lineRule="auto" w:after="180"/>
+      </w:pPr>
+      <w:r>
+        <w:rPr>
+          <w:b w:val="0"/>
+        </w:rPr>
+        <w:t xml:space="preserve">Support: read the exact case aloud, enlarge the labelled picture, supply </w:t>
+      </w:r>
+      <w:r>
+        <w:rPr>
+          <w:b/>
+        </w:rPr>
+        <w:t>input</w:t>
+      </w:r>
+      <w:r>
+        <w:rPr>
+          <w:b w:val="0"/>
+        </w:rPr>
+        <w:t xml:space="preserve"> cards and model only the first deciding step. Accept a spoken explanation or drawing; retain the reasoning goal.</w:t>
       </w:r>
     </w:p>
     <w:p>
       <w:pPr>
         <w:spacing w:line="336" w:lineRule="auto" w:after="180"/>
-        <w:shd w:fill="FFF5E6"/>
       </w:pPr>
       <w:r>
         <w:rPr>
           <w:b w:val="0"/>
         </w:rPr>
-        <w:t xml:space="preserve">Misconception repair: Agreement with a reviewer is not required, but a disagreement needs explicit reasoning and </w:t>
+        <w:t xml:space="preserve">Extension: The team only changes "photos" to "plants" without revisiting analysis. Require a </w:t>
       </w:r>
       <w:r>
         <w:rPr>
           <w:b/>
         </w:rPr>
-        <w:t>evidence</w:t>
+        <w:t>prediction</w:t>
       </w:r>
       <w:r>
         <w:rPr>
           <w:b w:val="0"/>
         </w:rPr>
-        <w:t>.</w:t>
+        <w:t xml:space="preserve"> and a reason before comparing. Expected result: The substantive independence issue remains unresolved.</w:t>
       </w:r>
     </w:p>
     <w:p>
       <w:pPr>
-        <w:pStyle w:val="Heading3"/>
-      </w:pPr>
-      <w:r>
-        <w:t>Support without giving away the answer</w:t>
+        <w:spacing w:line="336" w:lineRule="auto" w:after="180"/>
+      </w:pPr>
+      <w:r>
+        <w:rPr>
+          <w:b w:val="0"/>
+        </w:rPr>
+        <w:t>Reason: Renaming records does not change their shared source objects.</w:t>
       </w:r>
     </w:p>
     <w:p>
       <w:pPr>
         <w:spacing w:line="336" w:lineRule="auto" w:after="180"/>
-        <w:shd w:fill="F1F6F8"/>
-      </w:pPr>
-      <w:r>
-        <w:rPr>
-          <w:b w:val="0"/>
-        </w:rPr>
-        <w:t xml:space="preserve">Support: read the exact case aloud, enlarge the labelled picture, supply </w:t>
-      </w:r>
-      <w:r>
-        <w:rPr>
-          <w:b/>
-        </w:rPr>
-        <w:t>input</w:t>
-      </w:r>
-      <w:r>
-        <w:rPr>
-          <w:b w:val="0"/>
-        </w:rPr>
-        <w:t xml:space="preserve"> cards and model only the first deciding step. Accept a spoken explanation or drawing; retain the reasoning goal.</w:t>
-      </w:r>
-    </w:p>
-    <w:p>
-      <w:pPr>
-        <w:pStyle w:val="Heading3"/>
-      </w:pPr>
-      <w:r>
-        <w:t>Extend the reasoning</w:t>
-      </w:r>
-    </w:p>
-    <w:p>
-      <w:pPr>
-        <w:spacing w:line="336" w:lineRule="auto" w:after="180"/>
-        <w:shd w:fill="F5F1FB"/>
-      </w:pPr>
-      <w:r>
-        <w:rPr>
-          <w:b w:val="0"/>
-        </w:rPr>
-        <w:t xml:space="preserve">Extension: The team only changes "photos" to "plants" without revisiting analysis. Require a </w:t>
-      </w:r>
-      <w:r>
-        <w:rPr>
-          <w:b/>
-        </w:rPr>
-        <w:t>prediction</w:t>
-      </w:r>
-      <w:r>
-        <w:rPr>
-          <w:b w:val="0"/>
-        </w:rPr>
-        <w:t xml:space="preserve"> and a reason before comparing. Expected result: The substantive independence issue remains unresolved.</w:t>
-      </w:r>
-    </w:p>
-    <w:p>
-      <w:pPr>
-        <w:spacing w:line="336" w:lineRule="auto" w:after="180"/>
-        <w:shd w:fill="F5F1FB"/>
-      </w:pPr>
-      <w:r>
-        <w:rPr>
-          <w:b w:val="0"/>
-        </w:rPr>
-        <w:t>Reason: Renaming records does not change their shared source objects.</w:t>
-      </w:r>
-    </w:p>
-    <w:p>
-      <w:pPr>
-        <w:pStyle w:val="Heading3"/>
-      </w:pPr>
-      <w:r>
-        <w:t>Protect the independent attempt</w:t>
-      </w:r>
-    </w:p>
-    <w:p>
-      <w:pPr>
-        <w:spacing w:line="336" w:lineRule="auto" w:after="180"/>
-        <w:shd w:fill="FFF5E6"/>
       </w:pPr>
       <w:r>
         <w:rPr>
@@ -4710,22 +5671,36 @@
     </w:tbl>
     <w:p>
       <w:pPr>
-        <w:pStyle w:val="Heading3"/>
-      </w:pPr>
-      <w:r>
-        <w:t>Project checkpoint</w:t>
+        <w:spacing w:line="336" w:lineRule="auto" w:after="180"/>
+      </w:pPr>
+      <w:r>
+        <w:rPr>
+          <w:b w:val="0"/>
+        </w:rPr>
+        <w:t xml:space="preserve">Project checkpoint: Present and defend. Demonstrate the system, explain one failure and justify the next improvement with </w:t>
+      </w:r>
+      <w:r>
+        <w:rPr>
+          <w:b/>
+        </w:rPr>
+        <w:t>evidence</w:t>
+      </w:r>
+      <w:r>
+        <w:rPr>
+          <w:b w:val="0"/>
+        </w:rPr>
+        <w:t>.</w:t>
       </w:r>
     </w:p>
     <w:p>
       <w:pPr>
         <w:spacing w:line="336" w:lineRule="auto" w:after="180"/>
-        <w:shd w:fill="EDF7F3"/>
       </w:pPr>
       <w:r>
         <w:rPr>
           <w:b w:val="0"/>
         </w:rPr>
-        <w:t xml:space="preserve">Project checkpoint: Present and defend. Demonstrate the system, explain one failure and justify the next improvement with </w:t>
+        <w:t xml:space="preserve">Use the weekly teacher answer for topic-specific reasoning. A saved progress tick is an activity record; judge mastery from the learner’s explanation and </w:t>
       </w:r>
       <w:r>
         <w:rPr>
@@ -4742,38 +5717,23 @@
     </w:p>
     <w:p>
       <w:pPr>
-        <w:spacing w:line="336" w:lineRule="auto" w:after="180"/>
-      </w:pPr>
-      <w:r>
-        <w:rPr>
-          <w:b w:val="0"/>
-        </w:rPr>
-        <w:t xml:space="preserve">Use the weekly teacher answer for topic-specific reasoning. A saved progress tick is an activity record; judge mastery from the learner’s explanation and </w:t>
-      </w:r>
-      <w:r>
-        <w:rPr>
-          <w:b/>
-        </w:rPr>
-        <w:t>evidence</w:t>
-      </w:r>
-      <w:r>
-        <w:rPr>
-          <w:b w:val="0"/>
-        </w:rPr>
-        <w:t>.</w:t>
+        <w:pStyle w:val="Heading1"/>
+      </w:pPr>
+      <w:r>
+        <w:t>08. Reference · Feedback,labs and repair paths</w:t>
       </w:r>
     </w:p>
     <w:p>
-      <w:pPr>
-        <w:pStyle w:val="Heading1"/>
-      </w:pPr>
-      <w:r>
-        <w:t>08. Use feedback, labs and repair paths</w:t>
+      <w:r>
+        <w:t>Retain the first attempt and the evidence used for a repair.</w:t>
       </w:r>
     </w:p>
     <w:p>
-      <w:r>
-        <w:t>Use feedback, earlier review and portfolios purposefully. Apply the coding routine only when this lesson has an executable lab.</w:t>
+      <w:pPr>
+        <w:pStyle w:val="Heading2"/>
+      </w:pPr>
+      <w:r>
+        <w:t>Feedback and record guidance</w:t>
       </w:r>
     </w:p>
     <w:p>
@@ -4811,40 +5771,42 @@
       </w:r>
     </w:p>
     <w:p>
-      <w:pPr>
-        <w:pStyle w:val="Heading3"/>
-      </w:pPr>
-      <w:r>
-        <w:t>For later coding lessons</w:t>
+      <w:r>
+        <w:t>This week has no code block. Use this routine when a later lesson includes an executable lab.</w:t>
       </w:r>
     </w:p>
     <w:p>
-      <w:r>
-        <w:t>This week has no code block. Use this routine when a later lesson includes an executable lab.</w:t>
+      <w:pPr>
+        <w:spacing w:line="336" w:lineRule="auto" w:after="180"/>
+      </w:pPr>
+      <w:r>
+        <w:rPr>
+          <w:b w:val="0"/>
+        </w:rPr>
+        <w:t xml:space="preserve">Ask students to predict before running code. Preserve errors and actual </w:t>
+      </w:r>
+      <w:r>
+        <w:rPr>
+          <w:b/>
+        </w:rPr>
+        <w:t>output</w:t>
+      </w:r>
+      <w:r>
+        <w:rPr>
+          <w:b w:val="0"/>
+        </w:rPr>
+        <w:t>s; collect a changed test and an explanation. The branch-boundary and indexing lessons deliberately include failure cases.</w:t>
       </w:r>
     </w:p>
     <w:p>
       <w:pPr>
         <w:spacing w:line="336" w:lineRule="auto" w:after="180"/>
-        <w:shd w:fill="F1F6F8"/>
       </w:pPr>
       <w:r>
         <w:rPr>
           <w:b w:val="0"/>
         </w:rPr>
-        <w:t xml:space="preserve">Ask students to predict before running code. Preserve errors and actual </w:t>
-      </w:r>
-      <w:r>
-        <w:rPr>
-          <w:b/>
-        </w:rPr>
-        <w:t>output</w:t>
-      </w:r>
-      <w:r>
-        <w:rPr>
-          <w:b w:val="0"/>
-        </w:rPr>
-        <w:t>s; collect a changed test and an explanation. The branch-boundary and indexing lessons deliberately include failure cases.</w:t>
+        <w:t>Use the earlier worked-explanation links to address a specific missing building block, then return to the current question. Adapt this suggestion after observing the learner; it is not an automatic diagnosis.</w:t>
       </w:r>
     </w:p>
     <w:p>
@@ -4855,71 +5817,37 @@
         <w:rPr>
           <w:b w:val="0"/>
         </w:rPr>
-        <w:t>Use the earlier worked-explanation links to address a specific missing building block, then return to the current question. Adapt this suggestion after observing the learner; it is not an automatic diagnosis.</w:t>
+        <w:t xml:space="preserve">Collect the completed-work portfolio as </w:t>
+      </w:r>
+      <w:r>
+        <w:rPr>
+          <w:b/>
+        </w:rPr>
+        <w:t>evidence</w:t>
+      </w:r>
+      <w:r>
+        <w:rPr>
+          <w:b w:val="0"/>
+        </w:rPr>
+        <w:t>. Record support separately from correctness, and assess explanation, trace/test and limitations. Progress ticks and quiz selections alone do not establish mastery.</w:t>
       </w:r>
     </w:p>
     <w:p>
       <w:pPr>
-        <w:spacing w:line="336" w:lineRule="auto" w:after="180"/>
-      </w:pPr>
-      <w:r>
-        <w:rPr>
-          <w:b w:val="0"/>
-        </w:rPr>
-        <w:t xml:space="preserve">Collect the completed-work portfolio as </w:t>
-      </w:r>
-      <w:r>
-        <w:rPr>
-          <w:b/>
-        </w:rPr>
-        <w:t>evidence</w:t>
-      </w:r>
-      <w:r>
-        <w:rPr>
-          <w:b w:val="0"/>
-        </w:rPr>
-        <w:t>. Record support separately from correctness, and assess explanation, trace/test and limitations. Progress ticks and quiz selections alone do not establish mastery.</w:t>
+        <w:pStyle w:val="Heading1"/>
+      </w:pPr>
+      <w:r>
+        <w:t>09. Reference · Teach with the six pictures</w:t>
       </w:r>
     </w:p>
     <w:p>
-      <w:pPr>
-        <w:pStyle w:val="Heading1"/>
-      </w:pPr>
-      <w:r>
-        <w:t>09. Visual concept journey</w:t>
+      <w:r>
+        <w:t>Choose one picture for a particular reasoning move.</w:t>
       </w:r>
     </w:p>
     <w:p>
-      <w:r>
-        <w:t>Show one Peer review and response graphic at a time, request a prediction and discuss its trace before the independent assessment.</w:t>
-      </w:r>
-    </w:p>
-    <w:p>
-      <w:pPr>
-        <w:spacing w:line="336" w:lineRule="auto" w:after="180"/>
-      </w:pPr>
-      <w:r>
-        <w:rPr>
-          <w:b w:val="0"/>
-        </w:rPr>
-        <w:t xml:space="preserve">Use one picture at a time. Hide a worked result before asking for a </w:t>
-      </w:r>
-      <w:r>
-        <w:rPr>
-          <w:b/>
-        </w:rPr>
-        <w:t>prediction</w:t>
-      </w:r>
-      <w:r>
-        <w:rPr>
-          <w:b w:val="0"/>
-        </w:rPr>
-        <w:t>, then reveal it for feedback. These are supported teaching cases; retain the separate independent assessment for a fresh first attempt.</w:t>
-      </w:r>
-    </w:p>
-    <w:p>
-      <w:pPr>
-        <w:pStyle w:val="Heading3"/>
+      <w:pPr>
+        <w:pStyle w:val="Heading2"/>
       </w:pPr>
       <w:r>
         <w:t>01. Peer review and response: the case</w:t>
@@ -4930,7 +5858,7 @@
         <w:drawing>
           <wp:inline xmlns:a="http://schemas.openxmlformats.org/drawingml/2006/main" xmlns:pic="http://schemas.openxmlformats.org/drawingml/2006/picture">
             <wp:extent cx="5486400" cy="2834640"/>
-            <wp:docPr id="2" name="Picture 2" descr="Respond to a reviewer with evidence. A reviewer asks why four photos of one plant were treated as four independent plants. Supplied facts: The original table contains four views of P1 and four views of P2: eight photos from two plants."/>
+            <wp:docPr id="4" name="Picture 4" descr="Respond to a reviewer with evidence. A reviewer asks why four photos of one plant were treated as four independent plants. Supplied facts: The original table contains four views of P1 and four views of P2: eight photos from two plants."/>
             <wp:cNvGraphicFramePr>
               <a:graphicFrameLocks noChangeAspect="1"/>
             </wp:cNvGraphicFramePr>
@@ -4942,7 +5870,7 @@
                     <pic:cNvPicPr/>
                   </pic:nvPicPr>
                   <pic:blipFill>
-                    <a:blip r:embed="rId10"/>
+                    <a:blip r:embed="rId12"/>
                     <a:stretch>
                       <a:fillRect/>
                     </a:stretch>
@@ -4998,7 +5926,6 @@
     <w:p>
       <w:pPr>
         <w:spacing w:line="336" w:lineRule="auto" w:after="180"/>
-        <w:shd w:fill="F5F1FB"/>
       </w:pPr>
       <w:r>
         <w:rPr>
@@ -5009,27 +5936,18 @@
     </w:p>
     <w:p>
       <w:pPr>
-        <w:pStyle w:val="Heading3"/>
-      </w:pPr>
-      <w:r>
-        <w:t>Discuss while showing the picture</w:t>
+        <w:spacing w:line="336" w:lineRule="auto" w:after="180"/>
+      </w:pPr>
+      <w:r>
+        <w:rPr>
+          <w:b w:val="0"/>
+        </w:rPr>
+        <w:t>Teacher prompt: Point to the given fact that matters most. Explain why it matters. Ask learners to describe one label or arrow in ordinary words. Use the adjacent transcript if the image is difficult to see.</w:t>
       </w:r>
     </w:p>
     <w:p>
       <w:pPr>
-        <w:spacing w:line="336" w:lineRule="auto" w:after="180"/>
-        <w:shd w:fill="F1F6F8"/>
-      </w:pPr>
-      <w:r>
-        <w:rPr>
-          <w:b w:val="0"/>
-        </w:rPr>
-        <w:t>Teacher prompt: Point to the given fact that matters most. Explain why it matters. Ask learners to describe one label or arrow in ordinary words. Use the adjacent transcript if the image is difficult to see.</w:t>
-      </w:r>
-    </w:p>
-    <w:p>
-      <w:pPr>
-        <w:pStyle w:val="Heading3"/>
+        <w:pStyle w:val="Heading2"/>
       </w:pPr>
       <w:r>
         <w:t>02. Follow the deciding steps</w:t>
@@ -5040,7 +5958,7 @@
         <w:drawing>
           <wp:inline xmlns:a="http://schemas.openxmlformats.org/drawingml/2006/main" xmlns:pic="http://schemas.openxmlformats.org/drawingml/2006/picture">
             <wp:extent cx="5486400" cy="3182112"/>
-            <wp:docPr id="3" name="Picture 3" descr="Identify the concern: The reviewer questions the unit of analysis. → Check the records: Plant identifiers confirm two plants, not eight independent plants. → Revise transparently: Correct the description and revise any analysis that assumed independence."/>
+            <wp:docPr id="5" name="Picture 5" descr="Identify the concern: The reviewer questions the unit of analysis. → Check the records: Plant identifiers confirm two plants, not eight independent plants. → Revise transparently: Correct the description and revise any analysis that assumed independence."/>
             <wp:cNvGraphicFramePr>
               <a:graphicFrameLocks noChangeAspect="1"/>
             </wp:cNvGraphicFramePr>
@@ -5052,7 +5970,7 @@
                     <pic:cNvPicPr/>
                   </pic:nvPicPr>
                   <pic:blipFill>
-                    <a:blip r:embed="rId11"/>
+                    <a:blip r:embed="rId10"/>
                     <a:stretch>
                       <a:fillRect/>
                     </a:stretch>
@@ -5085,7 +6003,6 @@
     <w:p>
       <w:pPr>
         <w:spacing w:line="336" w:lineRule="auto" w:after="180"/>
-        <w:shd w:fill="F5F1FB"/>
       </w:pPr>
       <w:r>
         <w:rPr>
@@ -5108,39 +6025,30 @@
     </w:p>
     <w:p>
       <w:pPr>
-        <w:pStyle w:val="Heading3"/>
-      </w:pPr>
-      <w:r>
-        <w:t>Discuss while showing the picture</w:t>
+        <w:spacing w:line="336" w:lineRule="auto" w:after="180"/>
+      </w:pPr>
+      <w:r>
+        <w:rPr>
+          <w:b w:val="0"/>
+        </w:rPr>
+        <w:t xml:space="preserve">Teacher prompt: Point to each numbered stage and explain which recorded </w:t>
+      </w:r>
+      <w:r>
+        <w:rPr>
+          <w:b/>
+        </w:rPr>
+        <w:t>input</w:t>
+      </w:r>
+      <w:r>
+        <w:rPr>
+          <w:b w:val="0"/>
+        </w:rPr>
+        <w:t xml:space="preserve"> it uses. Ask learners to describe one label or arrow in ordinary words. Use the adjacent transcript if the image is difficult to see.</w:t>
       </w:r>
     </w:p>
     <w:p>
       <w:pPr>
-        <w:spacing w:line="336" w:lineRule="auto" w:after="180"/>
-        <w:shd w:fill="F1F6F8"/>
-      </w:pPr>
-      <w:r>
-        <w:rPr>
-          <w:b w:val="0"/>
-        </w:rPr>
-        <w:t xml:space="preserve">Teacher prompt: Point to each numbered stage and explain which recorded </w:t>
-      </w:r>
-      <w:r>
-        <w:rPr>
-          <w:b/>
-        </w:rPr>
-        <w:t>input</w:t>
-      </w:r>
-      <w:r>
-        <w:rPr>
-          <w:b w:val="0"/>
-        </w:rPr>
-        <w:t xml:space="preserve"> it uses. Ask learners to describe one label or arrow in ordinary words. Use the adjacent transcript if the image is difficult to see.</w:t>
-      </w:r>
-    </w:p>
-    <w:p>
-      <w:pPr>
-        <w:pStyle w:val="Heading3"/>
+        <w:pStyle w:val="Heading2"/>
       </w:pPr>
       <w:r>
         <w:t>03. Peer review and response — evidence trace</w:t>
@@ -5151,7 +6059,7 @@
         <w:drawing>
           <wp:inline xmlns:a="http://schemas.openxmlformats.org/drawingml/2006/main" xmlns:pic="http://schemas.openxmlformats.org/drawingml/2006/picture">
             <wp:extent cx="5486400" cy="2996184"/>
-            <wp:docPr id="4" name="Picture 4" descr="Peer review and response — evidence trace. Reviewer asks for a fitted-line baseline; author responds that the neural network is advanced, without a comparison. | For each comment record concern, response, change location and new evidence if needed. If no new evidence exists, narrow the claim instead of promising an unperformed test. | The response lacks evidence. Add a fair comparison under the plan or narrow the claim to the existing baseline; record any new analysis as such."/>
+            <wp:docPr id="6" name="Picture 6" descr="Peer review and response — evidence trace. Reviewer asks for a fitted-line baseline; author responds that the neural network is advanced, without a comparison. | For each comment record concern, response, change location and new evidence if needed. If no new evidence exists, narrow the claim instead of promising an unperformed test. | The response lacks evidence. Add a fair comparison under the plan or narrow the claim to the existing baseline; record any new analysis as such."/>
             <wp:cNvGraphicFramePr>
               <a:graphicFrameLocks noChangeAspect="1"/>
             </wp:cNvGraphicFramePr>
@@ -5163,7 +6071,7 @@
                     <pic:cNvPicPr/>
                   </pic:nvPicPr>
                   <pic:blipFill>
-                    <a:blip r:embed="rId12"/>
+                    <a:blip r:embed="rId13"/>
                     <a:stretch>
                       <a:fillRect/>
                     </a:stretch>
@@ -5277,7 +6185,6 @@
     <w:p>
       <w:pPr>
         <w:spacing w:line="336" w:lineRule="auto" w:after="180"/>
-        <w:shd w:fill="F5F1FB"/>
       </w:pPr>
       <w:r>
         <w:rPr>
@@ -5288,27 +6195,18 @@
     </w:p>
     <w:p>
       <w:pPr>
-        <w:pStyle w:val="Heading3"/>
-      </w:pPr>
-      <w:r>
-        <w:t>Discuss while showing the picture</w:t>
+        <w:spacing w:line="336" w:lineRule="auto" w:after="180"/>
+      </w:pPr>
+      <w:r>
+        <w:rPr>
+          <w:b w:val="0"/>
+        </w:rPr>
+        <w:t>Teacher prompt: Read the labels and values. Explain the relationship the model shows. Ask learners to describe one label or arrow in ordinary words. Use the adjacent transcript if the image is difficult to see.</w:t>
       </w:r>
     </w:p>
     <w:p>
       <w:pPr>
-        <w:spacing w:line="336" w:lineRule="auto" w:after="180"/>
-        <w:shd w:fill="F1F6F8"/>
-      </w:pPr>
-      <w:r>
-        <w:rPr>
-          <w:b w:val="0"/>
-        </w:rPr>
-        <w:t>Teacher prompt: Read the labels and values. Explain the relationship the model shows. Ask learners to describe one label or arrow in ordinary words. Use the adjacent transcript if the image is difficult to see.</w:t>
-      </w:r>
-    </w:p>
-    <w:p>
-      <w:pPr>
-        <w:pStyle w:val="Heading3"/>
+        <w:pStyle w:val="Heading2"/>
       </w:pPr>
       <w:r>
         <w:t>04. Change one thing. Trace what follows.</w:t>
@@ -5319,7 +6217,7 @@
         <w:drawing>
           <wp:inline xmlns:a="http://schemas.openxmlformats.org/drawingml/2006/main" xmlns:pic="http://schemas.openxmlformats.org/drawingml/2006/picture">
             <wp:extent cx="5486400" cy="3026664"/>
-            <wp:docPr id="5" name="Picture 5" descr="Original case: Correct the description and revise any analysis that assumed independence. Changed condition: The team only changes &quot;photos&quot; to &quot;plants&quot; without revisiting analysis. Expected result: The substantive independence issue remains unresolved. Reason: Renaming records does not change their shared source objects."/>
+            <wp:docPr id="7" name="Picture 7" descr="Original case: Correct the description and revise any analysis that assumed independence. Changed condition: The team only changes &quot;photos&quot; to &quot;plants&quot; without revisiting analysis. Expected result: The substantive independence issue remains unresolved. Reason: Renaming records does not change their shared source objects."/>
             <wp:cNvGraphicFramePr>
               <a:graphicFrameLocks noChangeAspect="1"/>
             </wp:cNvGraphicFramePr>
@@ -5331,7 +6229,7 @@
                     <pic:cNvPicPr/>
                   </pic:nvPicPr>
                   <pic:blipFill>
-                    <a:blip r:embed="rId13"/>
+                    <a:blip r:embed="rId14"/>
                     <a:stretch>
                       <a:fillRect/>
                     </a:stretch>
@@ -5375,7 +6273,6 @@
     <w:p>
       <w:pPr>
         <w:spacing w:line="336" w:lineRule="auto" w:after="180"/>
-        <w:shd w:fill="F5F1FB"/>
       </w:pPr>
       <w:r>
         <w:rPr>
@@ -5386,39 +6283,29 @@
     </w:p>
     <w:p>
       <w:pPr>
-        <w:pStyle w:val="Heading3"/>
-      </w:pPr>
-      <w:r>
-        <w:t>Discuss while showing the picture</w:t>
+        <w:spacing w:line="336" w:lineRule="auto" w:after="180"/>
+      </w:pPr>
+      <w:r>
+        <w:rPr>
+          <w:b w:val="0"/>
+        </w:rPr>
+        <w:t>Teacher prompt: Predict before checking the worked changed-case result. Name what changed and what the supplied facts allow you to conclude. Ask learners to describe one label or arrow in ordinary words.</w:t>
       </w:r>
     </w:p>
     <w:p>
       <w:pPr>
         <w:spacing w:line="336" w:lineRule="auto" w:after="180"/>
-        <w:shd w:fill="F1F6F8"/>
       </w:pPr>
       <w:r>
         <w:rPr>
           <w:b w:val="0"/>
         </w:rPr>
-        <w:t>Teacher prompt: Predict before checking the worked changed-case result. Name what changed and what the supplied facts allow you to conclude. Ask learners to describe one label or arrow in ordinary words.</w:t>
+        <w:t>Use the adjacent transcript if the image is difficult to see. Changed-case reasoning: Renaming records does not change their shared source objects.</w:t>
       </w:r>
     </w:p>
     <w:p>
       <w:pPr>
-        <w:spacing w:line="336" w:lineRule="auto" w:after="180"/>
-        <w:shd w:fill="F1F6F8"/>
-      </w:pPr>
-      <w:r>
-        <w:rPr>
-          <w:b w:val="0"/>
-        </w:rPr>
-        <w:t>Use the adjacent transcript if the image is difficult to see. Changed-case reasoning: Renaming records does not change their shared source objects.</w:t>
-      </w:r>
-    </w:p>
-    <w:p>
-      <w:pPr>
-        <w:pStyle w:val="Heading3"/>
+        <w:pStyle w:val="Heading2"/>
       </w:pPr>
       <w:r>
         <w:t>05. Connect the explanation to its limit</w:t>
@@ -5429,7 +6316,7 @@
         <w:drawing>
           <wp:inline xmlns:a="http://schemas.openxmlformats.org/drawingml/2006/main" xmlns:pic="http://schemas.openxmlformats.org/drawingml/2006/picture">
             <wp:extent cx="5486400" cy="2834640"/>
-            <wp:docPr id="6" name="Picture 6" descr="Peer review should connect a criticism to the actual records and a concrete correction or reasoned response. Polite language alone cannot repair a methodological error. Limit: Two plants provide limited coverage; grouping correctly does not create more independent evidence."/>
+            <wp:docPr id="8" name="Picture 8" descr="Peer review should connect a criticism to the actual records and a concrete correction or reasoned response. Polite language alone cannot repair a methodological error. Limit: Two plants provide limited coverage; grouping correctly does not create more independent evidence."/>
             <wp:cNvGraphicFramePr>
               <a:graphicFrameLocks noChangeAspect="1"/>
             </wp:cNvGraphicFramePr>
@@ -5441,7 +6328,7 @@
                     <pic:cNvPicPr/>
                   </pic:nvPicPr>
                   <pic:blipFill>
-                    <a:blip r:embed="rId14"/>
+                    <a:blip r:embed="rId15"/>
                     <a:stretch>
                       <a:fillRect/>
                     </a:stretch>
@@ -5497,7 +6384,6 @@
     <w:p>
       <w:pPr>
         <w:spacing w:line="336" w:lineRule="auto" w:after="180"/>
-        <w:shd w:fill="F5F1FB"/>
       </w:pPr>
       <w:r>
         <w:rPr>
@@ -5508,51 +6394,41 @@
     </w:p>
     <w:p>
       <w:pPr>
-        <w:pStyle w:val="Heading3"/>
-      </w:pPr>
-      <w:r>
-        <w:t>Discuss while showing the picture</w:t>
+        <w:spacing w:line="336" w:lineRule="auto" w:after="180"/>
+      </w:pPr>
+      <w:r>
+        <w:rPr>
+          <w:b w:val="0"/>
+        </w:rPr>
+        <w:t>Teacher prompt: Explain the case, then point to a limit on the claim. Ask learners to describe one label or arrow in ordinary words. Use the adjacent transcript if the image is difficult to see.</w:t>
       </w:r>
     </w:p>
     <w:p>
       <w:pPr>
         <w:spacing w:line="336" w:lineRule="auto" w:after="180"/>
-        <w:shd w:fill="F1F6F8"/>
       </w:pPr>
       <w:r>
         <w:rPr>
           <w:b w:val="0"/>
         </w:rPr>
-        <w:t>Teacher prompt: Explain the case, then point to a limit on the claim. Ask learners to describe one label or arrow in ordinary words. Use the adjacent transcript if the image is difficult to see.</w:t>
+        <w:t xml:space="preserve">Keep the stated scope: Two plants provide limited coverage; grouping correctly does not create more independent </w:t>
+      </w:r>
+      <w:r>
+        <w:rPr>
+          <w:b/>
+        </w:rPr>
+        <w:t>evidence</w:t>
+      </w:r>
+      <w:r>
+        <w:rPr>
+          <w:b w:val="0"/>
+        </w:rPr>
+        <w:t>.</w:t>
       </w:r>
     </w:p>
     <w:p>
       <w:pPr>
-        <w:spacing w:line="336" w:lineRule="auto" w:after="180"/>
-        <w:shd w:fill="F1F6F8"/>
-      </w:pPr>
-      <w:r>
-        <w:rPr>
-          <w:b w:val="0"/>
-        </w:rPr>
-        <w:t xml:space="preserve">Keep the stated scope: Two plants provide limited coverage; grouping correctly does not create more independent </w:t>
-      </w:r>
-      <w:r>
-        <w:rPr>
-          <w:b/>
-        </w:rPr>
-        <w:t>evidence</w:t>
-      </w:r>
-      <w:r>
-        <w:rPr>
-          <w:b w:val="0"/>
-        </w:rPr>
-        <w:t>.</w:t>
-      </w:r>
-    </w:p>
-    <w:p>
-      <w:pPr>
-        <w:pStyle w:val="Heading3"/>
+        <w:pStyle w:val="Heading2"/>
       </w:pPr>
       <w:r>
         <w:t>06. Make the idea visible in your project</w:t>
@@ -5563,7 +6439,7 @@
         <w:drawing>
           <wp:inline xmlns:a="http://schemas.openxmlformats.org/drawingml/2006/main" xmlns:pic="http://schemas.openxmlformats.org/drawingml/2006/picture">
             <wp:extent cx="5486400" cy="3681984"/>
-            <wp:docPr id="7" name="Picture 7" descr="For the Reproducible AI Research Study, retain an annotated worked trace and the changed-case reasoning. Connect the claim to its records, units and assumptions so another investigator can challenge or reproduce it. Draw your input, deciding step, result and limit. Supported question: Count photos and underlying plants in the reviewer’s concern. What analysis assumption needs revision, and why does changing only the word photos to plants fail to repair it?"/>
+            <wp:docPr id="9" name="Picture 9" descr="For the Reproducible AI Research Study, retain an annotated worked trace and the changed-case reasoning. Connect the claim to its records, units and assumptions so another investigator can challenge or reproduce it. Draw your input, deciding step, result and limit. Supported question: Count photos and underlying plants in the reviewer’s concern. What analysis assumption needs revision, and why does changing only the word photos to plants fail to repair it?"/>
             <wp:cNvGraphicFramePr>
               <a:graphicFrameLocks noChangeAspect="1"/>
             </wp:cNvGraphicFramePr>
@@ -5575,7 +6451,7 @@
                     <pic:cNvPicPr/>
                   </pic:nvPicPr>
                   <pic:blipFill>
-                    <a:blip r:embed="rId15"/>
+                    <a:blip r:embed="rId16"/>
                     <a:stretch>
                       <a:fillRect/>
                     </a:stretch>
@@ -5642,7 +6518,6 @@
     <w:p>
       <w:pPr>
         <w:spacing w:line="336" w:lineRule="auto" w:after="180"/>
-        <w:shd w:fill="F5F1FB"/>
       </w:pPr>
       <w:r>
         <w:rPr>
@@ -5665,58 +6540,126 @@
     </w:p>
     <w:p>
       <w:pPr>
-        <w:pStyle w:val="Heading3"/>
-      </w:pPr>
-      <w:r>
-        <w:t>Discuss while showing the picture</w:t>
+        <w:spacing w:line="336" w:lineRule="auto" w:after="180"/>
+      </w:pPr>
+      <w:r>
+        <w:rPr>
+          <w:b w:val="0"/>
+        </w:rPr>
+        <w:t xml:space="preserve">Teacher prompt: Draw your project trace and justify the deciding step using </w:t>
+      </w:r>
+      <w:r>
+        <w:rPr>
+          <w:b/>
+        </w:rPr>
+        <w:t>evidence</w:t>
+      </w:r>
+      <w:r>
+        <w:rPr>
+          <w:b w:val="0"/>
+        </w:rPr>
+        <w:t>. Ask learners to describe one label or arrow in ordinary words. Use the adjacent transcript if the image is difficult to see.</w:t>
       </w:r>
     </w:p>
     <w:p>
       <w:pPr>
         <w:spacing w:line="336" w:lineRule="auto" w:after="180"/>
-        <w:shd w:fill="F1F6F8"/>
       </w:pPr>
       <w:r>
         <w:rPr>
           <w:b w:val="0"/>
         </w:rPr>
-        <w:t xml:space="preserve">Teacher prompt: Draw your project trace and justify the deciding step using </w:t>
-      </w:r>
-      <w:r>
-        <w:rPr>
-          <w:b/>
-        </w:rPr>
-        <w:t>evidence</w:t>
-      </w:r>
-      <w:r>
-        <w:rPr>
-          <w:b w:val="0"/>
-        </w:rPr>
-        <w:t>. Ask learners to describe one label or arrow in ordinary words. Use the adjacent transcript if the image is difficult to see.</w:t>
+        <w:t>Supported practice key: The reviewer questions the unit of analysis. Plant identifiers confirm two plants, not eight independent plants. Correct the description and revise any analysis that assumed independence.</w:t>
       </w:r>
     </w:p>
     <w:p>
       <w:pPr>
         <w:spacing w:line="336" w:lineRule="auto" w:after="180"/>
-        <w:shd w:fill="F1F6F8"/>
       </w:pPr>
       <w:r>
         <w:rPr>
           <w:b w:val="0"/>
         </w:rPr>
-        <w:t>Supported practice key: The reviewer questions the unit of analysis. Plant identifiers confirm two plants, not eight independent plants. Correct the description and revise any analysis that assumed independence.</w:t>
+        <w:t>Changed case: The substantive independence issue remains unresolved. Renaming records does not change their shared source objects.</w:t>
       </w:r>
     </w:p>
     <w:p>
       <w:pPr>
+        <w:pStyle w:val="Heading2"/>
+      </w:pPr>
+      <w:r>
+        <w:t>Earlier wording, alternatives and picture transcripts · reference / check after trying</w:t>
+      </w:r>
+    </w:p>
+    <w:p>
+      <w:pPr>
         <w:spacing w:line="336" w:lineRule="auto" w:after="180"/>
-        <w:shd w:fill="F1F6F8"/>
       </w:pPr>
       <w:r>
         <w:rPr>
           <w:b w:val="0"/>
         </w:rPr>
-        <w:t>Changed case: The substantive independence issue remains unresolved. Renaming records does not change their shared source objects.</w:t>
+        <w:t xml:space="preserve">Use one picture at a time. Hide a worked result before asking for a </w:t>
+      </w:r>
+      <w:r>
+        <w:rPr>
+          <w:b/>
+        </w:rPr>
+        <w:t>prediction</w:t>
+      </w:r>
+      <w:r>
+        <w:rPr>
+          <w:b w:val="0"/>
+        </w:rPr>
+        <w:t>, then reveal it for feedback. These are supported teaching cases; retain the separate independent assessment for a fresh first attempt.</w:t>
+      </w:r>
+    </w:p>
+    <w:p>
+      <w:pPr>
+        <w:pStyle w:val="Heading3"/>
+      </w:pPr>
+      <w:r>
+        <w:t>01. Peer review and response: the case</w:t>
+      </w:r>
+    </w:p>
+    <w:p>
+      <w:pPr>
+        <w:pStyle w:val="Heading3"/>
+      </w:pPr>
+      <w:r>
+        <w:t>02. Follow the deciding steps</w:t>
+      </w:r>
+    </w:p>
+    <w:p>
+      <w:pPr>
+        <w:pStyle w:val="Heading3"/>
+      </w:pPr>
+      <w:r>
+        <w:t>03. Peer review and response — evidence trace</w:t>
+      </w:r>
+    </w:p>
+    <w:p>
+      <w:pPr>
+        <w:pStyle w:val="Heading3"/>
+      </w:pPr>
+      <w:r>
+        <w:t>04. Change one thing. Trace what follows.</w:t>
+      </w:r>
+    </w:p>
+    <w:p>
+      <w:pPr>
+        <w:pStyle w:val="Heading3"/>
+      </w:pPr>
+      <w:r>
+        <w:t>05. Connect the explanation to its limit</w:t>
+      </w:r>
+    </w:p>
+    <w:p>
+      <w:pPr>
+        <w:pStyle w:val="Heading3"/>
+      </w:pPr>
+      <w:r>
+        <w:t>06. Make the idea visible in your project</w:t>
       </w:r>
     </w:p>
     <w:sectPr>
